--- a/TN Sâu Răng Học AI/Bài 2. Quá trình mất khoáng và tái khoáng mô cứng.docx
+++ b/TN Sâu Răng Học AI/Bài 2. Quá trình mất khoáng và tái khoáng mô cứng.docx
@@ -12,7 +12,7 @@
     </w:p>
     <w:p>
       <w:r>
-        <w:t>Bộ câu hỏi ôn tập · 87 câu · Từ nhận biết đến vận dụng lâm sàng</w:t>
+        <w:t>Bộ câu hỏi ôn tập · 120 câu · Từ nhận biết đến vận dụng lâm sàng</w:t>
       </w:r>
     </w:p>
     <w:p>
@@ -5001,6 +5001,1895 @@
       </w:pPr>
       <w:r>
         <w:t>Giải thích: Giáo trình nêu ảnh hưởng của biến động pH mạnh hơn khi lớp bề mặt bị phá vỡ; lỗ cũng dễ giữ mảng bám.</w:t>
+      </w:r>
+    </w:p>
+    <w:p>
+      <w:pPr>
+        <w:pStyle w:val="Heading1"/>
+      </w:pPr>
+      <w:r>
+        <w:t>Tình huống mở rộng</w:t>
+      </w:r>
+    </w:p>
+    <w:p>
+      <w:pPr>
+        <w:pStyle w:val="Question"/>
+      </w:pPr>
+      <w:r>
+        <w:t>Câu 88. Trong cốc nước cất, một mảnh men ban đầu nhả Ca/phosphate nhanh, sau đó chậm dần dù vẫn còn tinh thể. Cách giải thích trực tiếp nhất là gì?</w:t>
+      </w:r>
+    </w:p>
+    <w:p>
+      <w:pPr>
+        <w:pStyle w:val="Option"/>
+      </w:pPr>
+      <w:r>
+        <w:t>A. Tinh thể đã biến thành ngà</w:t>
+      </w:r>
+    </w:p>
+    <w:p>
+      <w:pPr>
+        <w:pStyle w:val="Option"/>
+      </w:pPr>
+      <w:r>
+        <w:t>B. Ion hòa tan tích lũy làm dung dịch tiến gần bão hòa</w:t>
+      </w:r>
+    </w:p>
+    <w:p>
+      <w:pPr>
+        <w:pStyle w:val="Option"/>
+      </w:pPr>
+      <w:r>
+        <w:t>C. Nước đã hết khả năng hydrat hóa hoàn toàn</w:t>
+      </w:r>
+    </w:p>
+    <w:p>
+      <w:pPr>
+        <w:pStyle w:val="Option"/>
+      </w:pPr>
+      <w:r>
+        <w:t>D. Ksp của HA tăng vô hạn theo thời gian</w:t>
+      </w:r>
+    </w:p>
+    <w:p>
+      <w:pPr>
+        <w:pStyle w:val="Answer"/>
+        <w:keepNext/>
+      </w:pPr>
+      <w:r>
+        <w:t>Đáp án: B</w:t>
+      </w:r>
+    </w:p>
+    <w:p>
+      <w:pPr>
+        <w:pStyle w:val="Answer"/>
+      </w:pPr>
+      <w:r>
+        <w:t>Giải thích: Khi sản phẩm hòa tan tích lũy, tốc độ ion quay lại tinh thể tăng; đến bão hòa, hai chiều gần cân bằng.</w:t>
+      </w:r>
+    </w:p>
+    <w:p>
+      <w:pPr>
+        <w:pStyle w:val="Question"/>
+      </w:pPr>
+      <w:r>
+        <w:t>Câu 89. Một sinh viên cho rằng canh nóng pH gần trung tính làm tan men mạnh hơn nước chanh lạnh chỉ vì nhiệt độ cao. Dữ kiện nào phản bác sát bài nhất?</w:t>
+      </w:r>
+    </w:p>
+    <w:p>
+      <w:pPr>
+        <w:pStyle w:val="Option"/>
+      </w:pPr>
+      <w:r>
+        <w:t>A. HA tan rất mạnh trong nước nóng</w:t>
+      </w:r>
+    </w:p>
+    <w:p>
+      <w:pPr>
+        <w:pStyle w:val="Option"/>
+      </w:pPr>
+      <w:r>
+        <w:t>B. Chỉ nhiệt độ quyết định trạng thái bão hòa</w:t>
+      </w:r>
+    </w:p>
+    <w:p>
+      <w:pPr>
+        <w:pStyle w:val="Option"/>
+      </w:pPr>
+      <w:r>
+        <w:t>C. HA chỉ tăng hòa tan nhẹ theo nhiệt, còn acid làm giảm độ bão hòa rõ rệt</w:t>
+      </w:r>
+    </w:p>
+    <w:p>
+      <w:pPr>
+        <w:pStyle w:val="Option"/>
+      </w:pPr>
+      <w:r>
+        <w:t>D. Acid luôn làm tăng IAP của HA</w:t>
+      </w:r>
+    </w:p>
+    <w:p>
+      <w:pPr>
+        <w:pStyle w:val="Answer"/>
+        <w:keepNext/>
+      </w:pPr>
+      <w:r>
+        <w:t>Đáp án: C</w:t>
+      </w:r>
+    </w:p>
+    <w:p>
+      <w:pPr>
+        <w:pStyle w:val="Answer"/>
+      </w:pPr>
+      <w:r>
+        <w:t>Giải thích: Giáo trình đối chiếu tác dụng nhiệt tương đối nhỏ của HA với tác dụng mạnh của pH acid lên cân bằng hòa tan.</w:t>
+      </w:r>
+    </w:p>
+    <w:p>
+      <w:pPr>
+        <w:pStyle w:val="Question"/>
+      </w:pPr>
+      <w:r>
+        <w:t>Câu 90. Trong bài toán giả định hoạt độ Ca²⁺ tăng gấp đôi, PO₄³⁻ và OH⁻ giữ nguyên. IAP của Ca₅(PO₄)₃OH đổi thế nào?</w:t>
+      </w:r>
+    </w:p>
+    <w:p>
+      <w:pPr>
+        <w:pStyle w:val="Option"/>
+      </w:pPr>
+      <w:r>
+        <w:t>A. Tăng 2 lần</w:t>
+      </w:r>
+    </w:p>
+    <w:p>
+      <w:pPr>
+        <w:pStyle w:val="Option"/>
+      </w:pPr>
+      <w:r>
+        <w:t>B. Tăng 8 lần</w:t>
+      </w:r>
+    </w:p>
+    <w:p>
+      <w:pPr>
+        <w:pStyle w:val="Option"/>
+      </w:pPr>
+      <w:r>
+        <w:t>C. Tăng 16 lần</w:t>
+      </w:r>
+    </w:p>
+    <w:p>
+      <w:pPr>
+        <w:pStyle w:val="Option"/>
+      </w:pPr>
+      <w:r>
+        <w:t>D. Tăng 32 lần</w:t>
+      </w:r>
+    </w:p>
+    <w:p>
+      <w:pPr>
+        <w:pStyle w:val="Answer"/>
+        <w:keepNext/>
+      </w:pPr>
+      <w:r>
+        <w:t>Đáp án: D</w:t>
+      </w:r>
+    </w:p>
+    <w:p>
+      <w:pPr>
+        <w:pStyle w:val="Answer"/>
+      </w:pPr>
+      <w:r>
+        <w:t>Giải thích: IAP = a(Ca²⁺)⁵ × a(PO₄³⁻)³ × a(OH⁻); tăng Ca hai lần làm IAP nhân 2⁵ = 32.</w:t>
+      </w:r>
+    </w:p>
+    <w:p>
+      <w:pPr>
+        <w:pStyle w:val="Question"/>
+      </w:pPr>
+      <w:r>
+        <w:t>Câu 91. Nếu chỉ hoạt độ PO₄³⁻ tăng gấp đôi trong mô hình Ca₅(PO₄)₃OH, IAP tăng bao nhiêu lần?</w:t>
+      </w:r>
+    </w:p>
+    <w:p>
+      <w:pPr>
+        <w:pStyle w:val="Option"/>
+      </w:pPr>
+      <w:r>
+        <w:t>A. 8 lần</w:t>
+      </w:r>
+    </w:p>
+    <w:p>
+      <w:pPr>
+        <w:pStyle w:val="Option"/>
+      </w:pPr>
+      <w:r>
+        <w:t>B. 2 lần</w:t>
+      </w:r>
+    </w:p>
+    <w:p>
+      <w:pPr>
+        <w:pStyle w:val="Option"/>
+      </w:pPr>
+      <w:r>
+        <w:t>C. 5 lần</w:t>
+      </w:r>
+    </w:p>
+    <w:p>
+      <w:pPr>
+        <w:pStyle w:val="Option"/>
+      </w:pPr>
+      <w:r>
+        <w:t>D. 32 lần</w:t>
+      </w:r>
+    </w:p>
+    <w:p>
+      <w:pPr>
+        <w:pStyle w:val="Answer"/>
+        <w:keepNext/>
+      </w:pPr>
+      <w:r>
+        <w:t>Đáp án: A</w:t>
+      </w:r>
+    </w:p>
+    <w:p>
+      <w:pPr>
+        <w:pStyle w:val="Answer"/>
+      </w:pPr>
+      <w:r>
+        <w:t>Giải thích: PO₄³⁻ có số mũ 3 trong IAP nên hệ số là 2³ = 8; đây là hoạt độ, không phải tổng phosphate đo được.</w:t>
+      </w:r>
+    </w:p>
+    <w:p>
+      <w:pPr>
+        <w:pStyle w:val="Question"/>
+      </w:pPr>
+      <w:r>
+        <w:t>Câu 92. Trong cùng mô hình, hoạt độ Ca²⁺ tăng 2 lần và PO₄³⁻ giảm một nửa, OH⁻ không đổi. IAP cuối so với đầu là bao nhiêu?</w:t>
+      </w:r>
+    </w:p>
+    <w:p>
+      <w:pPr>
+        <w:pStyle w:val="Option"/>
+      </w:pPr>
+      <w:r>
+        <w:t>A. Giảm 4 lần</w:t>
+      </w:r>
+    </w:p>
+    <w:p>
+      <w:pPr>
+        <w:pStyle w:val="Option"/>
+      </w:pPr>
+      <w:r>
+        <w:t>B. Tăng 4 lần</w:t>
+      </w:r>
+    </w:p>
+    <w:p>
+      <w:pPr>
+        <w:pStyle w:val="Option"/>
+      </w:pPr>
+      <w:r>
+        <w:t>C. Tăng 16 lần</w:t>
+      </w:r>
+    </w:p>
+    <w:p>
+      <w:pPr>
+        <w:pStyle w:val="Option"/>
+      </w:pPr>
+      <w:r>
+        <w:t>D. Không đổi</w:t>
+      </w:r>
+    </w:p>
+    <w:p>
+      <w:pPr>
+        <w:pStyle w:val="Answer"/>
+        <w:keepNext/>
+      </w:pPr>
+      <w:r>
+        <w:t>Đáp án: B</w:t>
+      </w:r>
+    </w:p>
+    <w:p>
+      <w:pPr>
+        <w:pStyle w:val="Answer"/>
+      </w:pPr>
+      <w:r>
+        <w:t>Giải thích: Hệ số IAP = 2⁵ × (1/2)³ = 32/8 = 4. Không thể chỉ nhìn một ion để đoán chiều thay đổi.</w:t>
+      </w:r>
+    </w:p>
+    <w:p>
+      <w:pPr>
+        <w:pStyle w:val="Question"/>
+      </w:pPr>
+      <w:r>
+        <w:t>Câu 93. Hai mẫu dịch có cùng tổng lượng calcium trên xét nghiệm. Ở mẫu X, nhiều Ca bị tạo phức; mẫu Y có nhiều Ca²⁺ tự do hơn. Với các yếu tố khác giống nhau, nhận định đúng là gì?</w:t>
+      </w:r>
+    </w:p>
+    <w:p>
+      <w:pPr>
+        <w:pStyle w:val="Option"/>
+      </w:pPr>
+      <w:r>
+        <w:t>A. Tổng Ca bằng nhau nên IAP chắc chắn bằng nhau</w:t>
+      </w:r>
+    </w:p>
+    <w:p>
+      <w:pPr>
+        <w:pStyle w:val="Option"/>
+      </w:pPr>
+      <w:r>
+        <w:t>B. X luôn có pH cao hơn Y</w:t>
+      </w:r>
+    </w:p>
+    <w:p>
+      <w:pPr>
+        <w:pStyle w:val="Option"/>
+      </w:pPr>
+      <w:r>
+        <w:t>C. Y có thể có IAP_HA cao hơn vì hoạt độ Ca²⁺ tự do cao hơn</w:t>
+      </w:r>
+    </w:p>
+    <w:p>
+      <w:pPr>
+        <w:pStyle w:val="Option"/>
+      </w:pPr>
+      <w:r>
+        <w:t>D. Tạo phức chỉ ảnh hưởng màu men</w:t>
+      </w:r>
+    </w:p>
+    <w:p>
+      <w:pPr>
+        <w:pStyle w:val="Answer"/>
+        <w:keepNext/>
+      </w:pPr>
+      <w:r>
+        <w:t>Đáp án: C</w:t>
+      </w:r>
+    </w:p>
+    <w:p>
+      <w:pPr>
+        <w:pStyle w:val="Answer"/>
+      </w:pPr>
+      <w:r>
+        <w:t>Giải thích: IAP dùng hoạt độ ion tự do, không đơn giản là tổng Ca; tạo phức làm giảm phần Ca²⁺ có tác dụng trong cân bằng.</w:t>
+      </w:r>
+    </w:p>
+    <w:p>
+      <w:pPr>
+        <w:pStyle w:val="Question"/>
+      </w:pPr>
+      <w:r>
+        <w:t>Câu 94. Một đề đưa Ksp theo Ca₅(PO₄)₃OH ở bảng A, nhưng IAP lại tính theo Ca₁₀(PO₄)₆(OH)₂ ở bảng B. Cách xử lý đúng là gì?</w:t>
+      </w:r>
+    </w:p>
+    <w:p>
+      <w:pPr>
+        <w:pStyle w:val="Option"/>
+      </w:pPr>
+      <w:r>
+        <w:t>A. So trực tiếp hai con số vì đều là HA</w:t>
+      </w:r>
+    </w:p>
+    <w:p>
+      <w:pPr>
+        <w:pStyle w:val="Option"/>
+      </w:pPr>
+      <w:r>
+        <w:t>B. Chỉ xét pH, bỏ toàn bộ số liệu</w:t>
+      </w:r>
+    </w:p>
+    <w:p>
+      <w:pPr>
+        <w:pStyle w:val="Option"/>
+      </w:pPr>
+      <w:r>
+        <w:t>C. Lấy trung bình hai số</w:t>
+      </w:r>
+    </w:p>
+    <w:p>
+      <w:pPr>
+        <w:pStyle w:val="Option"/>
+      </w:pPr>
+      <w:r>
+        <w:t>D. Quy về cùng công thức đơn vị và số mũ trước khi so IAP với Ksp</w:t>
+      </w:r>
+    </w:p>
+    <w:p>
+      <w:pPr>
+        <w:pStyle w:val="Answer"/>
+        <w:keepNext/>
+      </w:pPr>
+      <w:r>
+        <w:t>Đáp án: D</w:t>
+      </w:r>
+    </w:p>
+    <w:p>
+      <w:pPr>
+        <w:pStyle w:val="Answer"/>
+      </w:pPr>
+      <w:r>
+        <w:t>Giải thích: Dạng công thức gấp đôi làm các số mũ trong tích số hoạt độ gấp đôi; phải dùng cùng quy ước để so độ bão hòa.</w:t>
+      </w:r>
+    </w:p>
+    <w:p>
+      <w:pPr>
+        <w:pStyle w:val="Question"/>
+      </w:pPr>
+      <w:r>
+        <w:t>Câu 95. Hai răng cửa có màu ngà vàng nhẹ đồng đều và men trong, trong khi một răng có thêm mảng trắng đục khu trú gần nướu. Kết luận nào hợp lý nhất về màu sắc?</w:t>
+      </w:r>
+    </w:p>
+    <w:p>
+      <w:pPr>
+        <w:pStyle w:val="Option"/>
+      </w:pPr>
+      <w:r>
+        <w:t>A. Sắc vàng nhẹ có thể do ngà bên dưới; mảng trắng khu trú cần đánh giá mất khoáng</w:t>
+      </w:r>
+    </w:p>
+    <w:p>
+      <w:pPr>
+        <w:pStyle w:val="Option"/>
+      </w:pPr>
+      <w:r>
+        <w:t>B. Cả hai hiện tượng chứng minh vi khuẩn tạo sắc tố</w:t>
+      </w:r>
+    </w:p>
+    <w:p>
+      <w:pPr>
+        <w:pStyle w:val="Option"/>
+      </w:pPr>
+      <w:r>
+        <w:t>C. Sắc vàng nhẹ là dấu sâu men hoạt động chắc chắn</w:t>
+      </w:r>
+    </w:p>
+    <w:p>
+      <w:pPr>
+        <w:pStyle w:val="Option"/>
+      </w:pPr>
+      <w:r>
+        <w:t>D. Mảng trắng khu trú chứng minh ngà đã hoại tử</w:t>
+      </w:r>
+    </w:p>
+    <w:p>
+      <w:pPr>
+        <w:pStyle w:val="Answer"/>
+        <w:keepNext/>
+      </w:pPr>
+      <w:r>
+        <w:t>Đáp án: A</w:t>
+      </w:r>
+    </w:p>
+    <w:p>
+      <w:pPr>
+        <w:pStyle w:val="Answer"/>
+      </w:pPr>
+      <w:r>
+        <w:t>Giải thích: HA gần như không màu; men trong có thể cho thấy màu ngà dưới. Đốm trắng khu trú có cơ chế tán xạ do xốp và cần khám thêm.</w:t>
+      </w:r>
+    </w:p>
+    <w:p>
+      <w:pPr>
+        <w:pStyle w:val="Question"/>
+      </w:pPr>
+      <w:r>
+        <w:t>Câu 96. Một phép đo cho HA tinh khiết 430 KHN và men tự nhiên khoảng 370 KHN. Diễn giải nào phù hợp?</w:t>
+      </w:r>
+    </w:p>
+    <w:p>
+      <w:pPr>
+        <w:pStyle w:val="Option"/>
+      </w:pPr>
+      <w:r>
+        <w:t>A. Men tự nhiên là HA tinh khiết không nước</w:t>
+      </w:r>
+    </w:p>
+    <w:p>
+      <w:pPr>
+        <w:pStyle w:val="Option"/>
+      </w:pPr>
+      <w:r>
+        <w:t>B. Men sinh học có cấu trúc và thành phần phụ nên độ cứng không nhất thiết bằng HA tinh khiết</w:t>
+      </w:r>
+    </w:p>
+    <w:p>
+      <w:pPr>
+        <w:pStyle w:val="Option"/>
+      </w:pPr>
+      <w:r>
+        <w:t>C. HA luôn mềm hơn men</w:t>
+      </w:r>
+    </w:p>
+    <w:p>
+      <w:pPr>
+        <w:pStyle w:val="Option"/>
+      </w:pPr>
+      <w:r>
+        <w:t>D. Độ cứng khác nhau chứng minh HA không hiện diện trong men</w:t>
+      </w:r>
+    </w:p>
+    <w:p>
+      <w:pPr>
+        <w:pStyle w:val="Answer"/>
+        <w:keepNext/>
+      </w:pPr>
+      <w:r>
+        <w:t>Đáp án: B</w:t>
+      </w:r>
+    </w:p>
+    <w:p>
+      <w:pPr>
+        <w:pStyle w:val="Answer"/>
+      </w:pPr>
+      <w:r>
+        <w:t>Giải thích: Giáo trình nêu hai giá trị khác nhau; men còn nước, hữu cơ và ion thay thế, vì vậy không đồng nhất với tinh thể HA lý tưởng.</w:t>
+      </w:r>
+    </w:p>
+    <w:p>
+      <w:pPr>
+        <w:pStyle w:val="Question"/>
+      </w:pPr>
+      <w:r>
+        <w:t>Câu 97. Ảnh siêu vi thể sau thử acid cho thấy các khoảng rỗng xuất hiện ở lõi tinh thể apatite và lan ưu thế theo một trục. Trục nào được giáo trình nêu?</w:t>
+      </w:r>
+    </w:p>
+    <w:p>
+      <w:pPr>
+        <w:pStyle w:val="Option"/>
+      </w:pPr>
+      <w:r>
+        <w:t>A. Trục vuông góc mọi tinh thể</w:t>
+      </w:r>
+    </w:p>
+    <w:p>
+      <w:pPr>
+        <w:pStyle w:val="Option"/>
+      </w:pPr>
+      <w:r>
+        <w:t>B. Trục của ống ngà</w:t>
+      </w:r>
+    </w:p>
+    <w:p>
+      <w:pPr>
+        <w:pStyle w:val="Option"/>
+      </w:pPr>
+      <w:r>
+        <w:t>C. Trục C của tinh thể</w:t>
+      </w:r>
+    </w:p>
+    <w:p>
+      <w:pPr>
+        <w:pStyle w:val="Option"/>
+      </w:pPr>
+      <w:r>
+        <w:t>D. Trục chân răng</w:t>
+      </w:r>
+    </w:p>
+    <w:p>
+      <w:pPr>
+        <w:pStyle w:val="Answer"/>
+        <w:keepNext/>
+      </w:pPr>
+      <w:r>
+        <w:t>Đáp án: C</w:t>
+      </w:r>
+    </w:p>
+    <w:p>
+      <w:pPr>
+        <w:pStyle w:val="Answer"/>
+      </w:pPr>
+      <w:r>
+        <w:t>Giải thích: Giáo trình mô tả hòa tan không đồng hướng và tiến nhanh hơn theo trục C, góp phần tạo lỗ hổng trung tâm vi thể.</w:t>
+      </w:r>
+    </w:p>
+    <w:p>
+      <w:pPr>
+        <w:pStyle w:val="Question"/>
+      </w:pPr>
+      <w:r>
+        <w:t>Câu 98. Một bệnh nhân dùng fluoride đều đặn. Sinh viên dự đoán toàn bộ men của họ đã thành fluorapatite thuần 100%. Vì sao dự đoán này không phù hợp?</w:t>
+      </w:r>
+    </w:p>
+    <w:p>
+      <w:pPr>
+        <w:pStyle w:val="Option"/>
+      </w:pPr>
+      <w:r>
+        <w:t>A. Fluoride không thể vào mô răng dưới bất kỳ dạng nào</w:t>
+      </w:r>
+    </w:p>
+    <w:p>
+      <w:pPr>
+        <w:pStyle w:val="Option"/>
+      </w:pPr>
+      <w:r>
+        <w:t>B. Men sinh học chỉ chứa brushite</w:t>
+      </w:r>
+    </w:p>
+    <w:p>
+      <w:pPr>
+        <w:pStyle w:val="Option"/>
+      </w:pPr>
+      <w:r>
+        <w:t>C. Mọi ion carbonate đều biến mất ngay</w:t>
+      </w:r>
+    </w:p>
+    <w:p>
+      <w:pPr>
+        <w:pStyle w:val="Option"/>
+      </w:pPr>
+      <w:r>
+        <w:t>D. Men thường là apatite có nhiều ion thay thế; thay toàn bộ OH⁻ bằng F⁻ là hiếm</w:t>
+      </w:r>
+    </w:p>
+    <w:p>
+      <w:pPr>
+        <w:pStyle w:val="Answer"/>
+        <w:keepNext/>
+      </w:pPr>
+      <w:r>
+        <w:t>Đáp án: D</w:t>
+      </w:r>
+    </w:p>
+    <w:p>
+      <w:pPr>
+        <w:pStyle w:val="Answer"/>
+      </w:pPr>
+      <w:r>
+        <w:t>Giải thích: Giáo trình nhấn mạnh apatite men sinh học pha tạp; FA thuần do thay thế hoàn toàn không phải kết quả mặc định.</w:t>
+      </w:r>
+    </w:p>
+    <w:p>
+      <w:pPr>
+        <w:pStyle w:val="Question"/>
+      </w:pPr>
+      <w:r>
+        <w:t>Câu 99. Hai mẫu men có lượng khoáng tương đương, nhưng mẫu X giàu carbonate hơn. Trong cùng thử thách acid, giả thuyết nào sát cơ chế nhất?</w:t>
+      </w:r>
+    </w:p>
+    <w:p>
+      <w:pPr>
+        <w:pStyle w:val="Option"/>
+      </w:pPr>
+      <w:r>
+        <w:t>A. X có thể hòa tan dễ hơn vì carbonate làm mạng apatite kém bền</w:t>
+      </w:r>
+    </w:p>
+    <w:p>
+      <w:pPr>
+        <w:pStyle w:val="Option"/>
+      </w:pPr>
+      <w:r>
+        <w:t>B. X chắc chắn chống acid hơn nhờ carbonate</w:t>
+      </w:r>
+    </w:p>
+    <w:p>
+      <w:pPr>
+        <w:pStyle w:val="Option"/>
+      </w:pPr>
+      <w:r>
+        <w:t>C. Không thể có khác biệt khi tổng khoáng bằng nhau</w:t>
+      </w:r>
+    </w:p>
+    <w:p>
+      <w:pPr>
+        <w:pStyle w:val="Option"/>
+      </w:pPr>
+      <w:r>
+        <w:t>D. Carbonate luôn biến thành fluoride</w:t>
+      </w:r>
+    </w:p>
+    <w:p>
+      <w:pPr>
+        <w:pStyle w:val="Answer"/>
+        <w:keepNext/>
+      </w:pPr>
+      <w:r>
+        <w:t>Đáp án: A</w:t>
+      </w:r>
+    </w:p>
+    <w:p>
+      <w:pPr>
+        <w:pStyle w:val="Answer"/>
+      </w:pPr>
+      <w:r>
+        <w:t>Giải thích: Thành phần ion thay thế, không chỉ tổng lượng khoáng, ảnh hưởng độ hòa tan; carbonate làm apatite kém bền hơn.</w:t>
+      </w:r>
+    </w:p>
+    <w:p>
+      <w:pPr>
+        <w:pStyle w:val="Question"/>
+      </w:pPr>
+      <w:r>
+        <w:t>Câu 100. Trong mô hình có pH 4,1, người học khẳng định brushite chắc chắn đã kết tủa trên mọi bề mặt men. Thiếu dữ kiện nào để khẳng định có kết tủa thật?</w:t>
+      </w:r>
+    </w:p>
+    <w:p>
+      <w:pPr>
+        <w:pStyle w:val="Option"/>
+      </w:pPr>
+      <w:r>
+        <w:t>A. Chỉ lượng fluor bệnh nhân đã dùng trong tuần</w:t>
+      </w:r>
+    </w:p>
+    <w:p>
+      <w:pPr>
+        <w:pStyle w:val="Option"/>
+      </w:pPr>
+      <w:r>
+        <w:t>B. Hoạt độ Ca/phosphate và độ bão hòa của dịch đối với brushite</w:t>
+      </w:r>
+    </w:p>
+    <w:p>
+      <w:pPr>
+        <w:pStyle w:val="Option"/>
+      </w:pPr>
+      <w:r>
+        <w:t>C. Chỉ diện tích men trắng quan sát thấy</w:t>
+      </w:r>
+    </w:p>
+    <w:p>
+      <w:pPr>
+        <w:pStyle w:val="Option"/>
+      </w:pPr>
+      <w:r>
+        <w:t>D. Chỉ pH nước bọt toàn phần ở thời điểm khám</w:t>
+      </w:r>
+    </w:p>
+    <w:p>
+      <w:pPr>
+        <w:pStyle w:val="Answer"/>
+        <w:keepNext/>
+      </w:pPr>
+      <w:r>
+        <w:t>Đáp án: B</w:t>
+      </w:r>
+    </w:p>
+    <w:p>
+      <w:pPr>
+        <w:pStyle w:val="Answer"/>
+      </w:pPr>
+      <w:r>
+        <w:t>Giải thích: pH thấp làm thay đổi độ ổn định tương đối brushite/HA, nhưng kết tủa cần đủ ion và điều kiện động học phù hợp.</w:t>
+      </w:r>
+    </w:p>
+    <w:p>
+      <w:pPr>
+        <w:pStyle w:val="Question"/>
+      </w:pPr>
+      <w:r>
+        <w:t>Câu 101. Hình 2.3 mô tả nước bọt thường quá bão hòa với apatite nhưng dưới bão hòa với CaF₂. Khi đọc hình, kết luận nào đúng?</w:t>
+      </w:r>
+    </w:p>
+    <w:p>
+      <w:pPr>
+        <w:pStyle w:val="Option"/>
+      </w:pPr>
+      <w:r>
+        <w:t>A. CaF₂ là khoáng nền chủ yếu của men lành</w:t>
+      </w:r>
+    </w:p>
+    <w:p>
+      <w:pPr>
+        <w:pStyle w:val="Option"/>
+      </w:pPr>
+      <w:r>
+        <w:t>B. HA bắt buộc mất khoáng liên tục</w:t>
+      </w:r>
+    </w:p>
+    <w:p>
+      <w:pPr>
+        <w:pStyle w:val="Option"/>
+      </w:pPr>
+      <w:r>
+        <w:t>C. Không thể suy ra CaF₂ sẽ lắng đọng bền vững chỉ vì có fluoride</w:t>
+      </w:r>
+    </w:p>
+    <w:p>
+      <w:pPr>
+        <w:pStyle w:val="Option"/>
+      </w:pPr>
+      <w:r>
+        <w:t>D. Tất cả các muối calcium có cùng trạng thái bão hòa</w:t>
+      </w:r>
+    </w:p>
+    <w:p>
+      <w:pPr>
+        <w:pStyle w:val="Answer"/>
+        <w:keepNext/>
+      </w:pPr>
+      <w:r>
+        <w:t>Đáp án: C</w:t>
+      </w:r>
+    </w:p>
+    <w:p>
+      <w:pPr>
+        <w:pStyle w:val="Answer"/>
+      </w:pPr>
+      <w:r>
+        <w:t>Giải thích: Độ bão hòa phải xét riêng từng pha; quá bão hòa với HA/FA không đồng nghĩa quá bão hòa với CaF₂.</w:t>
+      </w:r>
+    </w:p>
+    <w:p>
+      <w:pPr>
+        <w:pStyle w:val="Question"/>
+      </w:pPr>
+      <w:r>
+        <w:t>Câu 102. Trong một miệng, nước bọt toàn phần pH 7,0 nhưng dịch sát mảng bám ở hố rãnh sau ăn có pH thấp và dưới bão hòa HA. Dự đoán tại hố rãnh là gì?</w:t>
+      </w:r>
+    </w:p>
+    <w:p>
+      <w:pPr>
+        <w:pStyle w:val="Option"/>
+      </w:pPr>
+      <w:r>
+        <w:t>A. pH nước bọt 7,0 loại trừ mất khoáng tại chỗ</w:t>
+      </w:r>
+    </w:p>
+    <w:p>
+      <w:pPr>
+        <w:pStyle w:val="Option"/>
+      </w:pPr>
+      <w:r>
+        <w:t>B. Chỉ ngà có thể bị ảnh hưởng</w:t>
+      </w:r>
+    </w:p>
+    <w:p>
+      <w:pPr>
+        <w:pStyle w:val="Option"/>
+      </w:pPr>
+      <w:r>
+        <w:t>C. Men sẽ tự chuyển thành brushite hoàn toàn</w:t>
+      </w:r>
+    </w:p>
+    <w:p>
+      <w:pPr>
+        <w:pStyle w:val="Option"/>
+      </w:pPr>
+      <w:r>
+        <w:t>D. Men tại chỗ vẫn có thể mất khoáng vì vi môi trường mảng bám quyết định</w:t>
+      </w:r>
+    </w:p>
+    <w:p>
+      <w:pPr>
+        <w:pStyle w:val="Answer"/>
+        <w:keepNext/>
+      </w:pPr>
+      <w:r>
+        <w:t>Đáp án: D</w:t>
+      </w:r>
+    </w:p>
+    <w:p>
+      <w:pPr>
+        <w:pStyle w:val="Answer"/>
+      </w:pPr>
+      <w:r>
+        <w:t>Giải thích: Chỉ số nước bọt toàn phần không thay thế độ bão hòa ở ranh giới men–mảng bám nơi acid được tạo ra.</w:t>
+      </w:r>
+    </w:p>
+    <w:p>
+      <w:pPr>
+        <w:pStyle w:val="Question"/>
+      </w:pPr>
+      <w:r>
+        <w:t>Câu 103. Một xoang mặt nhai cũ có ngà sẫm màu, cứng, không đau; mặt khớp cắn chức năng làm mảng bám không giữ lại. Giải thích nào phù hợp nhất với hình giáo trình?</w:t>
+      </w:r>
+    </w:p>
+    <w:p>
+      <w:pPr>
+        <w:pStyle w:val="Option"/>
+      </w:pPr>
+      <w:r>
+        <w:t>A. Có thể là sang thương bất hoạt, dù vẫn nhìn thấy mất chất cũ</w:t>
+      </w:r>
+    </w:p>
+    <w:p>
+      <w:pPr>
+        <w:pStyle w:val="Option"/>
+      </w:pPr>
+      <w:r>
+        <w:t>B. Màu sẫm luôn chứng minh sâu hoạt động</w:t>
+      </w:r>
+    </w:p>
+    <w:p>
+      <w:pPr>
+        <w:pStyle w:val="Option"/>
+      </w:pPr>
+      <w:r>
+        <w:t>C. Bất kỳ lỗ cũ nào cũng tự đầy lại men</w:t>
+      </w:r>
+    </w:p>
+    <w:p>
+      <w:pPr>
+        <w:pStyle w:val="Option"/>
+      </w:pPr>
+      <w:r>
+        <w:t>D. Không đau luôn chứng minh không từng có sâu</w:t>
+      </w:r>
+    </w:p>
+    <w:p>
+      <w:pPr>
+        <w:pStyle w:val="Answer"/>
+        <w:keepNext/>
+      </w:pPr>
+      <w:r>
+        <w:t>Đáp án: A</w:t>
+      </w:r>
+    </w:p>
+    <w:p>
+      <w:pPr>
+        <w:pStyle w:val="Answer"/>
+      </w:pPr>
+      <w:r>
+        <w:t>Giải thích: Hình 2.4 mô tả sang thương bất hoạt với ngà đậm màu cứng, không đau và mảng bám đã được loại bởi chức năng.</w:t>
+      </w:r>
+    </w:p>
+    <w:p>
+      <w:pPr>
+        <w:pStyle w:val="Question"/>
+      </w:pPr>
+      <w:r>
+        <w:t>Câu 104. Ảnh lâm sàng có một lỗ sâu nhỏ nằm giữa vùng men rộng màu phấn, mờ đục. Nhận định nào tránh đánh giá thấp tổn thương?</w:t>
+      </w:r>
+    </w:p>
+    <w:p>
+      <w:pPr>
+        <w:pStyle w:val="Option"/>
+      </w:pPr>
+      <w:r>
+        <w:t>A. Chỉ đúng diện tích lỗ mới có mất khoáng</w:t>
+      </w:r>
+    </w:p>
+    <w:p>
+      <w:pPr>
+        <w:pStyle w:val="Option"/>
+      </w:pPr>
+      <w:r>
+        <w:t>B. Vùng men phấn quanh lỗ có thể cũng là vùng mất khoáng đang hoạt động</w:t>
+      </w:r>
+    </w:p>
+    <w:p>
+      <w:pPr>
+        <w:pStyle w:val="Option"/>
+      </w:pPr>
+      <w:r>
+        <w:t>C. Màu phấn chắc chắn do tẩy trắng</w:t>
+      </w:r>
+    </w:p>
+    <w:p>
+      <w:pPr>
+        <w:pStyle w:val="Option"/>
+      </w:pPr>
+      <w:r>
+        <w:t>D. Mọi vùng mờ đục đã thủng sâu vào tủy</w:t>
+      </w:r>
+    </w:p>
+    <w:p>
+      <w:pPr>
+        <w:pStyle w:val="Answer"/>
+        <w:keepNext/>
+      </w:pPr>
+      <w:r>
+        <w:t>Đáp án: B</w:t>
+      </w:r>
+    </w:p>
+    <w:p>
+      <w:pPr>
+        <w:pStyle w:val="Answer"/>
+      </w:pPr>
+      <w:r>
+        <w:t>Giải thích: Hình 2.5 nêu lỗ sâu được bao quanh bởi khu vực khử khoáng rộng; diện tích mất khoáng có thể vượt phần đã sụp bề mặt.</w:t>
+      </w:r>
+    </w:p>
+    <w:p>
+      <w:pPr>
+        <w:pStyle w:val="Question"/>
+      </w:pPr>
+      <w:r>
+        <w:t>Câu 105. Lát cắt men có lớp ngoài liên tục dày vài chục micromet nhưng vùng ngay dưới mất khoáng nhiều. Cách đọc nào chính xác?</w:t>
+      </w:r>
+    </w:p>
+    <w:p>
+      <w:pPr>
+        <w:pStyle w:val="Option"/>
+      </w:pPr>
+      <w:r>
+        <w:t>A. Lớp ngoài liên tục chứng minh men hoàn toàn khỏe</w:t>
+      </w:r>
+    </w:p>
+    <w:p>
+      <w:pPr>
+        <w:pStyle w:val="Option"/>
+      </w:pPr>
+      <w:r>
+        <w:t>B. Mất khoáng chỉ có ở ngà</w:t>
+      </w:r>
+    </w:p>
+    <w:p>
+      <w:pPr>
+        <w:pStyle w:val="Option"/>
+      </w:pPr>
+      <w:r>
+        <w:t>C. Đây là mô hình sang thương sâu men dưới bề mặt; lớp ngoài còn không loại trừ bệnh</w:t>
+      </w:r>
+    </w:p>
+    <w:p>
+      <w:pPr>
+        <w:pStyle w:val="Option"/>
+      </w:pPr>
+      <w:r>
+        <w:t>D. Tất cả lớp ngoài chắc chắn là calcium fluoride</w:t>
+      </w:r>
+    </w:p>
+    <w:p>
+      <w:pPr>
+        <w:pStyle w:val="Answer"/>
+        <w:keepNext/>
+      </w:pPr>
+      <w:r>
+        <w:t>Đáp án: C</w:t>
+      </w:r>
+    </w:p>
+    <w:p>
+      <w:pPr>
+        <w:pStyle w:val="Answer"/>
+      </w:pPr>
+      <w:r>
+        <w:t>Giải thích: Giáo trình mô tả lớp mặt tương đối nguyên khoảng 20–50 µm trong sang thương sớm, với thân bên dưới xốp hơn.</w:t>
+      </w:r>
+    </w:p>
+    <w:p>
+      <w:pPr>
+        <w:pStyle w:val="Question"/>
+      </w:pPr>
+      <w:r>
+        <w:t>Câu 106. Cùng một đốm men, lúc ướt khó thấy hơn, sau thổi khô trở nên trắng rõ. Yếu tố nào thay đổi trực tiếp hình ảnh này?</w:t>
+      </w:r>
+    </w:p>
+    <w:p>
+      <w:pPr>
+        <w:pStyle w:val="Option"/>
+      </w:pPr>
+      <w:r>
+        <w:t>A. Nhiệt độ tủy tăng</w:t>
+      </w:r>
+    </w:p>
+    <w:p>
+      <w:pPr>
+        <w:pStyle w:val="Option"/>
+      </w:pPr>
+      <w:r>
+        <w:t>B. Vi khuẩn đổi sắc tố trong vài giây</w:t>
+      </w:r>
+    </w:p>
+    <w:p>
+      <w:pPr>
+        <w:pStyle w:val="Option"/>
+      </w:pPr>
+      <w:r>
+        <w:t>C. Carbonate biến thành fluoride khi khô</w:t>
+      </w:r>
+    </w:p>
+    <w:p>
+      <w:pPr>
+        <w:pStyle w:val="Option"/>
+      </w:pPr>
+      <w:r>
+        <w:t>D. Không khí thay nước trong lỗ xốp, làm tán xạ ánh sáng khác đi</w:t>
+      </w:r>
+    </w:p>
+    <w:p>
+      <w:pPr>
+        <w:pStyle w:val="Answer"/>
+        <w:keepNext/>
+      </w:pPr>
+      <w:r>
+        <w:t>Đáp án: D</w:t>
+      </w:r>
+    </w:p>
+    <w:p>
+      <w:pPr>
+        <w:pStyle w:val="Answer"/>
+      </w:pPr>
+      <w:r>
+        <w:t>Giải thích: Lỗ xốp do mất khoáng làm thay đổi chiết suất tương đối; làm khô thay chất trong lỗ, tăng độ tương phản trắng.</w:t>
+      </w:r>
+    </w:p>
+    <w:p>
+      <w:pPr>
+        <w:pStyle w:val="Question"/>
+      </w:pPr>
+      <w:r>
+        <w:t>Câu 107. Hai đốm trắng cùng kích thước ở hai răng. Vết X nhám, mờ dưới mảng bám; vết Y bóng và cứng sau kiểm soát mảng bám. Chỉ dấu nào giúp phân biệt hoạt động hơn màu trắng đơn thuần?</w:t>
+      </w:r>
+    </w:p>
+    <w:p>
+      <w:pPr>
+        <w:pStyle w:val="Option"/>
+      </w:pPr>
+      <w:r>
+        <w:t>A. Độ bóng, độ cứng bề mặt và sự hiện diện mảng bám</w:t>
+      </w:r>
+    </w:p>
+    <w:p>
+      <w:pPr>
+        <w:pStyle w:val="Option"/>
+      </w:pPr>
+      <w:r>
+        <w:t>B. Chỉ tỷ lệ Ca của men toàn bộ răng</w:t>
+      </w:r>
+    </w:p>
+    <w:p>
+      <w:pPr>
+        <w:pStyle w:val="Option"/>
+      </w:pPr>
+      <w:r>
+        <w:t>C. Chỉ màu trắng trên ảnh ướt</w:t>
+      </w:r>
+    </w:p>
+    <w:p>
+      <w:pPr>
+        <w:pStyle w:val="Option"/>
+      </w:pPr>
+      <w:r>
+        <w:t>D. Chỉ pH nước bọt toàn phần một lần</w:t>
+      </w:r>
+    </w:p>
+    <w:p>
+      <w:pPr>
+        <w:pStyle w:val="Answer"/>
+        <w:keepNext/>
+      </w:pPr>
+      <w:r>
+        <w:t>Đáp án: A</w:t>
+      </w:r>
+    </w:p>
+    <w:p>
+      <w:pPr>
+        <w:pStyle w:val="Answer"/>
+      </w:pPr>
+      <w:r>
+        <w:t>Giải thích: Vết trắng có thể tồn tại sau khi ngừng hoạt động; kết cấu bề mặt và nguy cơ tại chỗ giúp đánh giá hơn màu riêng lẻ.</w:t>
+      </w:r>
+    </w:p>
+    <w:p>
+      <w:pPr>
+        <w:pStyle w:val="Question"/>
+      </w:pPr>
+      <w:r>
+        <w:t>Câu 108. Men chứa rất nhiều khoáng nhưng acid vẫn có thể vào vùng dưới bề mặt khi lớp ngoài chưa thủng. Đường đi phù hợp nhất là gì?</w:t>
+      </w:r>
+    </w:p>
+    <w:p>
+      <w:pPr>
+        <w:pStyle w:val="Option"/>
+      </w:pPr>
+      <w:r>
+        <w:t>A. Mạch máu nằm trong men</w:t>
+      </w:r>
+    </w:p>
+    <w:p>
+      <w:pPr>
+        <w:pStyle w:val="Option"/>
+      </w:pPr>
+      <w:r>
+        <w:t>B. Các khoảng gian tinh thể chứa nước và đường khuếch tán vi thể</w:t>
+      </w:r>
+    </w:p>
+    <w:p>
+      <w:pPr>
+        <w:pStyle w:val="Option"/>
+      </w:pPr>
+      <w:r>
+        <w:t>C. Ống tủy thông thẳng ra toàn bộ men</w:t>
+      </w:r>
+    </w:p>
+    <w:p>
+      <w:pPr>
+        <w:pStyle w:val="Option"/>
+      </w:pPr>
+      <w:r>
+        <w:t>D. Chỉ qua lỗ sâu thấy bằng mắt</w:t>
+      </w:r>
+    </w:p>
+    <w:p>
+      <w:pPr>
+        <w:pStyle w:val="Answer"/>
+        <w:keepNext/>
+      </w:pPr>
+      <w:r>
+        <w:t>Đáp án: B</w:t>
+      </w:r>
+    </w:p>
+    <w:p>
+      <w:pPr>
+        <w:pStyle w:val="Answer"/>
+      </w:pPr>
+      <w:r>
+        <w:t>Giải thích: Men có nước trong các khoảng gian tinh thể; mất khoáng tăng độ xốp và tạo đường khuếch tán cho acid/ion.</w:t>
+      </w:r>
+    </w:p>
+    <w:p>
+      <w:pPr>
+        <w:pStyle w:val="Question"/>
+      </w:pPr>
+      <w:r>
+        <w:t>Câu 109. Trong lát cắt sâu ngà, vùng ở phía trong gần tủy xuất hiện ngà phản ứng, còn vùng ngoài có vi khuẩn phá hủy. Kết luận nào phù hợp?</w:t>
+      </w:r>
+    </w:p>
+    <w:p>
+      <w:pPr>
+        <w:pStyle w:val="Option"/>
+      </w:pPr>
+      <w:r>
+        <w:t>A. Ngà phản ứng đồng nghĩa vi khuẩn đã vào tủy</w:t>
+      </w:r>
+    </w:p>
+    <w:p>
+      <w:pPr>
+        <w:pStyle w:val="Option"/>
+      </w:pPr>
+      <w:r>
+        <w:t>B. Vùng ngoài không thể có mất khoáng</w:t>
+      </w:r>
+    </w:p>
+    <w:p>
+      <w:pPr>
+        <w:pStyle w:val="Option"/>
+      </w:pPr>
+      <w:r>
+        <w:t>C. Mô ngà có đáp ứng bảo vệ ở phía trong đồng thời tổn thương tiến triển ở phía ngoài</w:t>
+      </w:r>
+    </w:p>
+    <w:p>
+      <w:pPr>
+        <w:pStyle w:val="Option"/>
+      </w:pPr>
+      <w:r>
+        <w:t>D. Mọi vùng trong hình đều là men</w:t>
+      </w:r>
+    </w:p>
+    <w:p>
+      <w:pPr>
+        <w:pStyle w:val="Answer"/>
+        <w:keepNext/>
+      </w:pPr>
+      <w:r>
+        <w:t>Đáp án: C</w:t>
+      </w:r>
+    </w:p>
+    <w:p>
+      <w:pPr>
+        <w:pStyle w:val="Answer"/>
+      </w:pPr>
+      <w:r>
+        <w:t>Giải thích: Hình 2.8 phân biệt ngà phản ứng với vùng khử khoáng và vi khuẩn phá hủy; các vùng có thể cùng hiện diện ở vị trí khác nhau.</w:t>
+      </w:r>
+    </w:p>
+    <w:p>
+      <w:pPr>
+        <w:pStyle w:val="Question"/>
+      </w:pPr>
+      <w:r>
+        <w:t>Câu 110. Trong Hình 2.8, nhà nghiên cứu thấy vùng khoáng đã giảm nhưng chưa nhận diện vùng vi khuẩn phá hủy. Gắn nhãn nào phù hợp nhất?</w:t>
+      </w:r>
+    </w:p>
+    <w:p>
+      <w:pPr>
+        <w:pStyle w:val="Option"/>
+      </w:pPr>
+      <w:r>
+        <w:t>A. Vùng ngà phản ứng (1)</w:t>
+      </w:r>
+    </w:p>
+    <w:p>
+      <w:pPr>
+        <w:pStyle w:val="Option"/>
+      </w:pPr>
+      <w:r>
+        <w:t>B. Hướng lan ngoại vi (5)</w:t>
+      </w:r>
+    </w:p>
+    <w:p>
+      <w:pPr>
+        <w:pStyle w:val="Option"/>
+      </w:pPr>
+      <w:r>
+        <w:t>C. Vùng xơ cứng (2)</w:t>
+      </w:r>
+    </w:p>
+    <w:p>
+      <w:pPr>
+        <w:pStyle w:val="Option"/>
+      </w:pPr>
+      <w:r>
+        <w:t>D. Vùng khử khoáng (3)</w:t>
+      </w:r>
+    </w:p>
+    <w:p>
+      <w:pPr>
+        <w:pStyle w:val="Answer"/>
+        <w:keepNext/>
+      </w:pPr>
+      <w:r>
+        <w:t>Đáp án: D</w:t>
+      </w:r>
+    </w:p>
+    <w:p>
+      <w:pPr>
+        <w:pStyle w:val="Answer"/>
+      </w:pPr>
+      <w:r>
+        <w:t>Giải thích: Chú thích phân biệt vùng khử khoáng số 3 với vùng vi khuẩn xâm nhập và phá hủy số 4.</w:t>
+      </w:r>
+    </w:p>
+    <w:p>
+      <w:pPr>
+        <w:pStyle w:val="Question"/>
+      </w:pPr>
+      <w:r>
+        <w:t>Câu 111. Một ngày có ba bữa làm pH mảng bám dưới ngưỡng 12 phút mỗi bữa; ngày khác có năm lần nhấm kẹo, mỗi lần 18 phút. Theo mô hình đơn giản, tổng phút thuận lợi mất khoáng là bao nhiêu?</w:t>
+      </w:r>
+    </w:p>
+    <w:p>
+      <w:pPr>
+        <w:pStyle w:val="Option"/>
+      </w:pPr>
+      <w:r>
+        <w:t>A. 36 phút so với 90 phút</w:t>
+      </w:r>
+    </w:p>
+    <w:p>
+      <w:pPr>
+        <w:pStyle w:val="Option"/>
+      </w:pPr>
+      <w:r>
+        <w:t>B. 12 phút so với 18 phút</w:t>
+      </w:r>
+    </w:p>
+    <w:p>
+      <w:pPr>
+        <w:pStyle w:val="Option"/>
+      </w:pPr>
+      <w:r>
+        <w:t>C. 36 phút so với 18 phút</w:t>
+      </w:r>
+    </w:p>
+    <w:p>
+      <w:pPr>
+        <w:pStyle w:val="Option"/>
+      </w:pPr>
+      <w:r>
+        <w:t>D. 90 phút so với 36 phút</w:t>
+      </w:r>
+    </w:p>
+    <w:p>
+      <w:pPr>
+        <w:pStyle w:val="Answer"/>
+        <w:keepNext/>
+      </w:pPr>
+      <w:r>
+        <w:t>Đáp án: A</w:t>
+      </w:r>
+    </w:p>
+    <w:p>
+      <w:pPr>
+        <w:pStyle w:val="Answer"/>
+      </w:pPr>
+      <w:r>
+        <w:t>Giải thích: Cộng thời gian các đợt: 3×12=36, 5×18=90 phút. Đây là mô hình thời gian, không tự xác định mức mất khoáng thật.</w:t>
+      </w:r>
+    </w:p>
+    <w:p>
+      <w:pPr>
+        <w:pStyle w:val="Question"/>
+      </w:pPr>
+      <w:r>
+        <w:t>Câu 112. Hình bài học minh họa pH có thể phục hồi sau khoảng một giờ khi ngừng đường. Bác sĩ nên dùng con số đó thế nào ở bệnh nhân khô miệng?</w:t>
+      </w:r>
+    </w:p>
+    <w:p>
+      <w:pPr>
+        <w:pStyle w:val="Option"/>
+      </w:pPr>
+      <w:r>
+        <w:t>A. Xem là hằng số chính xác cho mọi lần ăn</w:t>
+      </w:r>
+    </w:p>
+    <w:p>
+      <w:pPr>
+        <w:pStyle w:val="Option"/>
+      </w:pPr>
+      <w:r>
+        <w:t>B. Xem là ví dụ; đo hoặc đánh giá riêng vì tốc độ hồi phục phụ thuộc nước bọt và mảng bám</w:t>
+      </w:r>
+    </w:p>
+    <w:p>
+      <w:pPr>
+        <w:pStyle w:val="Option"/>
+      </w:pPr>
+      <w:r>
+        <w:t>C. Kết luận mọi người khô miệng hồi phục nhanh hơn</w:t>
+      </w:r>
+    </w:p>
+    <w:p>
+      <w:pPr>
+        <w:pStyle w:val="Option"/>
+      </w:pPr>
+      <w:r>
+        <w:t>D. Bỏ qua mọi ảnh hưởng của tần suất</w:t>
+      </w:r>
+    </w:p>
+    <w:p>
+      <w:pPr>
+        <w:pStyle w:val="Answer"/>
+        <w:keepNext/>
+      </w:pPr>
+      <w:r>
+        <w:t>Đáp án: B</w:t>
+      </w:r>
+    </w:p>
+    <w:p>
+      <w:pPr>
+        <w:pStyle w:val="Answer"/>
+      </w:pPr>
+      <w:r>
+        <w:t>Giải thích: Đồ thị minh họa nguyên lý; tốc độ đệm/rửa trôi không cố định giữa các bệnh nhân.</w:t>
+      </w:r>
+    </w:p>
+    <w:p>
+      <w:pPr>
+        <w:pStyle w:val="Question"/>
+      </w:pPr>
+      <w:r>
+        <w:t>Câu 113. Người A ăn đồ ngọt lúc 8h, 12h, 18h; người B thêm các lần nhấm kẹo ngay trước khi pH kịp hồi phục. Với cùng điều kiện nước bọt, B có thể khác thế nào?</w:t>
+      </w:r>
+    </w:p>
+    <w:p>
+      <w:pPr>
+        <w:pStyle w:val="Option"/>
+      </w:pPr>
+      <w:r>
+        <w:t>A. Có thêm khoảng dài quá bão hòa giữa mọi lần ăn</w:t>
+      </w:r>
+    </w:p>
+    <w:p>
+      <w:pPr>
+        <w:pStyle w:val="Option"/>
+      </w:pPr>
+      <w:r>
+        <w:t>B. Acid biến thành khoáng</w:t>
+      </w:r>
+    </w:p>
+    <w:p>
+      <w:pPr>
+        <w:pStyle w:val="Option"/>
+      </w:pPr>
+      <w:r>
+        <w:t>C. Các đợt pH thấp chồng nhau, rút ngắn thời gian bồi khoáng</w:t>
+      </w:r>
+    </w:p>
+    <w:p>
+      <w:pPr>
+        <w:pStyle w:val="Option"/>
+      </w:pPr>
+      <w:r>
+        <w:t>D. Cả hai chắc chắn giống hệt nhau</w:t>
+      </w:r>
+    </w:p>
+    <w:p>
+      <w:pPr>
+        <w:pStyle w:val="Answer"/>
+        <w:keepNext/>
+      </w:pPr>
+      <w:r>
+        <w:t>Đáp án: C</w:t>
+      </w:r>
+    </w:p>
+    <w:p>
+      <w:pPr>
+        <w:pStyle w:val="Answer"/>
+      </w:pPr>
+      <w:r>
+        <w:t>Giải thích: Các lần tiếp xúc sát nhau có thể làm pH chưa kịp phục hồi trước đợt acid tiếp theo.</w:t>
+      </w:r>
+    </w:p>
+    <w:p>
+      <w:pPr>
+        <w:pStyle w:val="Question"/>
+      </w:pPr>
+      <w:r>
+        <w:t>Câu 114. Một xét nghiệm pH mảng bám sau glucose cho đường cong xuống thấp và hồi phục chậm. Chọn cách dùng kết quả đúng mức trong ca chưa có ảnh khám răng.</w:t>
+      </w:r>
+    </w:p>
+    <w:p>
+      <w:pPr>
+        <w:pStyle w:val="Option"/>
+      </w:pPr>
+      <w:r>
+        <w:t>A. Kết luận chắc chắn có lỗ sâu ở mọi răng</w:t>
+      </w:r>
+    </w:p>
+    <w:p>
+      <w:pPr>
+        <w:pStyle w:val="Option"/>
+      </w:pPr>
+      <w:r>
+        <w:t>B. Kết luận nguyên nhân chắc chắn là acid dạ dày</w:t>
+      </w:r>
+    </w:p>
+    <w:p>
+      <w:pPr>
+        <w:pStyle w:val="Option"/>
+      </w:pPr>
+      <w:r>
+        <w:t>C. Bỏ qua vì pH không liên quan sâu răng</w:t>
+      </w:r>
+    </w:p>
+    <w:p>
+      <w:pPr>
+        <w:pStyle w:val="Option"/>
+      </w:pPr>
+      <w:r>
+        <w:t>D. Đây là dấu thử thách acid/nguy cơ; cần khám bề mặt và bối cảnh để chẩn đoán sang thương</w:t>
+      </w:r>
+    </w:p>
+    <w:p>
+      <w:pPr>
+        <w:pStyle w:val="Answer"/>
+        <w:keepNext/>
+      </w:pPr>
+      <w:r>
+        <w:t>Đáp án: D</w:t>
+      </w:r>
+    </w:p>
+    <w:p>
+      <w:pPr>
+        <w:pStyle w:val="Answer"/>
+      </w:pPr>
+      <w:r>
+        <w:t>Giải thích: Đồ thị phản ánh đáp ứng mảng bám; nó không tự cho biết vị trí, độ sâu hay có lỗ của từng sang thương.</w:t>
+      </w:r>
+    </w:p>
+    <w:p>
+      <w:pPr>
+        <w:pStyle w:val="Question"/>
+      </w:pPr>
+      <w:r>
+        <w:t>Câu 115. Nước bọt có thể quá bão hòa với HA nhưng không phải toàn bộ calcium phosphate lập tức thành vôi răng. Cơ chế hỗ trợ nào tài liệu nhóm nêu?</w:t>
+      </w:r>
+    </w:p>
+    <w:p>
+      <w:pPr>
+        <w:pStyle w:val="Option"/>
+      </w:pPr>
+      <w:r>
+        <w:t>A. Protein nước bọt như statherin hạn chế kết tủa tự phát</w:t>
+      </w:r>
+    </w:p>
+    <w:p>
+      <w:pPr>
+        <w:pStyle w:val="Option"/>
+      </w:pPr>
+      <w:r>
+        <w:t>B. Protein nước bọt làm Ca biến mất</w:t>
+      </w:r>
+    </w:p>
+    <w:p>
+      <w:pPr>
+        <w:pStyle w:val="Option"/>
+      </w:pPr>
+      <w:r>
+        <w:t>C. Nước bọt luôn không có phosphate</w:t>
+      </w:r>
+    </w:p>
+    <w:p>
+      <w:pPr>
+        <w:pStyle w:val="Option"/>
+      </w:pPr>
+      <w:r>
+        <w:t>D. HA không thể kết tủa ở bất kỳ đâu</w:t>
+      </w:r>
+    </w:p>
+    <w:p>
+      <w:pPr>
+        <w:pStyle w:val="Answer"/>
+        <w:keepNext/>
+      </w:pPr>
+      <w:r>
+        <w:t>Đáp án: A</w:t>
+      </w:r>
+    </w:p>
+    <w:p>
+      <w:pPr>
+        <w:pStyle w:val="Answer"/>
+      </w:pPr>
+      <w:r>
+        <w:t>Giải thích: Statherin/protein giàu proline góp phần giữ ion khả dụng và điều hòa kết tủa; chúng không ngăn mọi vôi răng.</w:t>
+      </w:r>
+    </w:p>
+    <w:p>
+      <w:pPr>
+        <w:pStyle w:val="Question"/>
+      </w:pPr>
+      <w:r>
+        <w:t>Câu 116. Mẫu vôi răng trên nướu chứa chủ yếu apatite chứa fluor và HA, đôi khi có octacalcium phosphate hoặc brushite. Điều nào giải thích tốt nhất?</w:t>
+      </w:r>
+    </w:p>
+    <w:p>
+      <w:pPr>
+        <w:pStyle w:val="Option"/>
+      </w:pPr>
+      <w:r>
+        <w:t>A. Men răng đã biến hoàn toàn thành vôi</w:t>
+      </w:r>
+    </w:p>
+    <w:p>
+      <w:pPr>
+        <w:pStyle w:val="Option"/>
+      </w:pPr>
+      <w:r>
+        <w:t>B. Dịch miệng có thể quá bão hòa với apatite nên khoáng có thể lắng đọng ngoài sang thương</w:t>
+      </w:r>
+    </w:p>
+    <w:p>
+      <w:pPr>
+        <w:pStyle w:val="Option"/>
+      </w:pPr>
+      <w:r>
+        <w:t>C. Vôi răng chứng minh bệnh nhân không có nước bọt</w:t>
+      </w:r>
+    </w:p>
+    <w:p>
+      <w:pPr>
+        <w:pStyle w:val="Option"/>
+      </w:pPr>
+      <w:r>
+        <w:t>D. CaF₂ là thành phần duy nhất của vôi</w:t>
+      </w:r>
+    </w:p>
+    <w:p>
+      <w:pPr>
+        <w:pStyle w:val="Answer"/>
+        <w:keepNext/>
+      </w:pPr>
+      <w:r>
+        <w:t>Đáp án: B</w:t>
+      </w:r>
+    </w:p>
+    <w:p>
+      <w:pPr>
+        <w:pStyle w:val="Answer"/>
+      </w:pPr>
+      <w:r>
+        <w:t>Giải thích: Giáo trình liên hệ trạng thái quá bão hòa của dịch miệng với các pha apatite trong vôi răng trên nướu.</w:t>
+      </w:r>
+    </w:p>
+    <w:p>
+      <w:pPr>
+        <w:pStyle w:val="Question"/>
+      </w:pPr>
+      <w:r>
+        <w:t>Câu 117. Một mẫu dịch có tỷ số IAP_HA/Ksp_HA = 0,7 và IAP_FA/Ksp_FA = 1,3. Suy luận nào phù hợp nhất?</w:t>
+      </w:r>
+    </w:p>
+    <w:p>
+      <w:pPr>
+        <w:pStyle w:val="Option"/>
+      </w:pPr>
+      <w:r>
+        <w:t>A. HA và FA đều phải hòa tan</w:t>
+      </w:r>
+    </w:p>
+    <w:p>
+      <w:pPr>
+        <w:pStyle w:val="Option"/>
+      </w:pPr>
+      <w:r>
+        <w:t>B. HA và FA đều phải kết tủa</w:t>
+      </w:r>
+    </w:p>
+    <w:p>
+      <w:pPr>
+        <w:pStyle w:val="Option"/>
+      </w:pPr>
+      <w:r>
+        <w:t>C. HA có lực hòa tan còn pha chứa fluor có thể lắng đọng</w:t>
+      </w:r>
+    </w:p>
+    <w:p>
+      <w:pPr>
+        <w:pStyle w:val="Option"/>
+      </w:pPr>
+      <w:r>
+        <w:t>D. Không thể có hai độ bão hòa khác nhau trong một dịch</w:t>
+      </w:r>
+    </w:p>
+    <w:p>
+      <w:pPr>
+        <w:pStyle w:val="Answer"/>
+        <w:keepNext/>
+      </w:pPr>
+      <w:r>
+        <w:t>Đáp án: C</w:t>
+      </w:r>
+    </w:p>
+    <w:p>
+      <w:pPr>
+        <w:pStyle w:val="Answer"/>
+      </w:pPr>
+      <w:r>
+        <w:t>Giải thích: Tỷ số dưới 1 là chưa bão hòa; trên 1 là quá bão hòa. Trạng thái của từng pha phải xét riêng.</w:t>
+      </w:r>
+    </w:p>
+    <w:p>
+      <w:pPr>
+        <w:pStyle w:val="Question"/>
+      </w:pPr>
+      <w:r>
+        <w:t>Câu 118. Hai người đã ngừng nguồn acid. Người X có đốm trắng chưa thủng; người Y đã mất từng lớp men do trào ngược, tạo hõm nhẵn. Dự đoán phục hồi cấu trúc nào đúng nhất?</w:t>
+      </w:r>
+    </w:p>
+    <w:p>
+      <w:pPr>
+        <w:pStyle w:val="Option"/>
+      </w:pPr>
+      <w:r>
+        <w:t>A. Cả hai tự mọc lại toàn bộ men đã mất</w:t>
+      </w:r>
+    </w:p>
+    <w:p>
+      <w:pPr>
+        <w:pStyle w:val="Option"/>
+      </w:pPr>
+      <w:r>
+        <w:t>B. Y dễ tái tạo hình thể hơn vì hõm nhẵn</w:t>
+      </w:r>
+    </w:p>
+    <w:p>
+      <w:pPr>
+        <w:pStyle w:val="Option"/>
+      </w:pPr>
+      <w:r>
+        <w:t>C. X chắc chắn không thể nhận ion khoáng</w:t>
+      </w:r>
+    </w:p>
+    <w:p>
+      <w:pPr>
+        <w:pStyle w:val="Option"/>
+      </w:pPr>
+      <w:r>
+        <w:t>D. X còn tinh thể nền để tái khoáng một phần; Y không tự mọc lại lớp men đã mất</w:t>
+      </w:r>
+    </w:p>
+    <w:p>
+      <w:pPr>
+        <w:pStyle w:val="Answer"/>
+        <w:keepNext/>
+      </w:pPr>
+      <w:r>
+        <w:t>Đáp án: D</w:t>
+      </w:r>
+    </w:p>
+    <w:p>
+      <w:pPr>
+        <w:pStyle w:val="Answer"/>
+      </w:pPr>
+      <w:r>
+        <w:t>Giải thích: Tái khoáng phát triển trên tinh thể còn lại ở sang thương chưa thủng; men đã bị xói mòn mất theo lớp không tự tái tạo hình thể.</w:t>
+      </w:r>
+    </w:p>
+    <w:p>
+      <w:pPr>
+        <w:pStyle w:val="Question"/>
+      </w:pPr>
+      <w:r>
+        <w:t>Câu 119. Trong cùng quy ước công thức và điều kiện, một apatite carbonat hóa có Ksp khoảng 10⁻⁵⁵ còn HA tinh khiết khoảng 10⁻⁶⁰. Kết luận nào phù hợp?</w:t>
+      </w:r>
+    </w:p>
+    <w:p>
+      <w:pPr>
+        <w:pStyle w:val="Option"/>
+      </w:pPr>
+      <w:r>
+        <w:t>A. Apatite carbonat hóa có độ hòa tan cân bằng cao hơn</w:t>
+      </w:r>
+    </w:p>
+    <w:p>
+      <w:pPr>
+        <w:pStyle w:val="Option"/>
+      </w:pPr>
+      <w:r>
+        <w:t>B. HA tinh khiết có Ksp lớn hơn</w:t>
+      </w:r>
+    </w:p>
+    <w:p>
+      <w:pPr>
+        <w:pStyle w:val="Option"/>
+      </w:pPr>
+      <w:r>
+        <w:t>C. Hai Ksp giống nhau vì đều là apatite</w:t>
+      </w:r>
+    </w:p>
+    <w:p>
+      <w:pPr>
+        <w:pStyle w:val="Option"/>
+      </w:pPr>
+      <w:r>
+        <w:t>D. Ksp lớn hơn chứng minh khoáng không thể tan</w:t>
+      </w:r>
+    </w:p>
+    <w:p>
+      <w:pPr>
+        <w:pStyle w:val="Answer"/>
+        <w:keepNext/>
+      </w:pPr>
+      <w:r>
+        <w:t>Đáp án: A</w:t>
+      </w:r>
+    </w:p>
+    <w:p>
+      <w:pPr>
+        <w:pStyle w:val="Answer"/>
+      </w:pPr>
+      <w:r>
+        <w:t>Giải thích: Cùng quy ước, Ksp lớn hơn gợi pha dễ hòa tan hơn; không được so các Ksp dùng công thức đơn vị hay điều kiện khác nhau.</w:t>
+      </w:r>
+    </w:p>
+    <w:p>
+      <w:pPr>
+        <w:pStyle w:val="Question"/>
+      </w:pPr>
+      <w:r>
+        <w:t>Câu 120. Trong thí nghiệm calcium phosphate, tăng Mg²⁺ làm xuất hiện một pha khác thay vì chỉ HA hoặc FA. Pha nào được giáo trình dùng làm ví dụ cho tác động của magnesium?</w:t>
+      </w:r>
+    </w:p>
+    <w:p>
+      <w:pPr>
+        <w:pStyle w:val="Option"/>
+      </w:pPr>
+      <w:r>
+        <w:t>A. Calcium chloride</w:t>
+      </w:r>
+    </w:p>
+    <w:p>
+      <w:pPr>
+        <w:pStyle w:val="Option"/>
+      </w:pPr>
+      <w:r>
+        <w:t>B. Whitlockite</w:t>
+      </w:r>
+    </w:p>
+    <w:p>
+      <w:pPr>
+        <w:pStyle w:val="Option"/>
+      </w:pPr>
+      <w:r>
+        <w:t>C. Calcium fluoride</w:t>
+      </w:r>
+    </w:p>
+    <w:p>
+      <w:pPr>
+        <w:pStyle w:val="Option"/>
+      </w:pPr>
+      <w:r>
+        <w:t>D. Natri carbonate</w:t>
+      </w:r>
+    </w:p>
+    <w:p>
+      <w:pPr>
+        <w:pStyle w:val="Answer"/>
+        <w:keepNext/>
+      </w:pPr>
+      <w:r>
+        <w:t>Đáp án: B</w:t>
+      </w:r>
+    </w:p>
+    <w:p>
+      <w:pPr>
+        <w:pStyle w:val="Answer"/>
+      </w:pPr>
+      <w:r>
+        <w:t>Giải thích: Giáo trình nêu magnesium có thể góp phần tạo whitlockite; thay đổi ion môi trường làm thay đổi pha khoáng ổn định.</w:t>
       </w:r>
     </w:p>
     <w:sectPr>

--- a/TN Sâu Răng Học AI/Bài 2. Quá trình mất khoáng và tái khoáng mô cứng.docx
+++ b/TN Sâu Răng Học AI/Bài 2. Quá trình mất khoáng và tái khoáng mô cứng.docx
@@ -12,7 +12,7 @@
     </w:p>
     <w:p>
       <w:r>
-        <w:t>Bộ câu hỏi ôn tập · 120 câu · Từ nhận biết đến vận dụng lâm sàng</w:t>
+        <w:t>Đề luyện tập · 120 câu · Từ kiến thức cơ bản đến tình huống lâm sàng</w:t>
       </w:r>
     </w:p>
     <w:p>
@@ -147,7 +147,7 @@
         <w:pStyle w:val="Question"/>
       </w:pPr>
       <w:r>
-        <w:t>Câu 3. Giáo trình nêu khoáng chiếm gần 99% của men theo cách tính nào?</w:t>
+        <w:t>Câu 3. Một phân tích men răng ghi thành phần khoáng gần 99%. Tỷ lệ này thường được tính trên cơ sở nào?</w:t>
       </w:r>
     </w:p>
     <w:p>
@@ -196,7 +196,7 @@
         <w:pStyle w:val="Answer"/>
       </w:pPr>
       <w:r>
-        <w:t>Giải thích: Mốc 99% trong giáo trình là theo khối lượng khô; 96% của tài liệu nhóm dùng khối lượng men nguyên trạng.</w:t>
+        <w:t>Giải thích: Gần 99% là tỷ lệ theo khối lượng men khô. Nếu tính cả nước trong men nguyên trạng, tỷ lệ khoáng thường được ghi khoảng 96%.</w:t>
       </w:r>
     </w:p>
     <w:p>
@@ -489,7 +489,7 @@
         <w:pStyle w:val="Question"/>
       </w:pPr>
       <w:r>
-        <w:t>Câu 9. Mốc pH tới hạn xấp xỉ thường dùng cho mất khoáng men trong bài là bao nhiêu?</w:t>
+        <w:t>Câu 9. Với dịch quanh men có thành phần ion điển hình, mốc pH tới hạn ước tính thường dùng để minh họa nguy cơ mất khoáng men là khoảng bao nhiêu?</w:t>
       </w:r>
     </w:p>
     <w:p>
@@ -1002,7 +1002,7 @@
         <w:pStyle w:val="Question"/>
       </w:pPr>
       <w:r>
-        <w:t>Câu 18. Điều kiện thiết yếu để tái khoáng sang thương men theo giáo trình là gì?</w:t>
+        <w:t>Câu 18. Ở một đốm trắng men chưa tạo lỗ, cấu trúc nào là nền để khoáng lắng đọng trở lại?</w:t>
       </w:r>
     </w:p>
     <w:p>
@@ -1393,7 +1393,7 @@
         <w:pStyle w:val="Answer"/>
       </w:pPr>
       <w:r>
-        <w:t>Giải thích: Giáo trình nêu mất lớp ngoài cũng làm tăng đường vào của acid và thúc đẩy mất khoáng.</w:t>
+        <w:t>Giải thích: Lớp bề mặt còn nguyên giúp hạn chế acid xâm nhập. Bóc bỏ lớp này có thể làm mất khoáng ở vùng sâu tăng lên.</w:t>
       </w:r>
     </w:p>
     <w:p>
@@ -1637,15 +1637,15 @@
         <w:pStyle w:val="Question"/>
       </w:pPr>
       <w:r>
-        <w:t>Câu 29. Điều nào mô tả đúng quan hệ giữa pH 4,3 và mất khoáng men?</w:t>
-      </w:r>
-    </w:p>
-    <w:p>
-      <w:pPr>
-        <w:pStyle w:val="Option"/>
-      </w:pPr>
-      <w:r>
-        <w:t>A. 4,3 là mốc so ổn định brushite/HA, không phải ngưỡng duy nhất khởi phát sâu</w:t>
+        <w:t>Câu 29. Giá trị pH 4,3 có thể được dùng để so sánh sự ổn định của brushite và hydroxyapatite (HA). Nhận định nào đúng về mất khoáng men?</w:t>
+      </w:r>
+    </w:p>
+    <w:p>
+      <w:pPr>
+        <w:pStyle w:val="Option"/>
+      </w:pPr>
+      <w:r>
+        <w:t>A. Đây là mốc so sánh pha khoáng, không phải ngưỡng duy nhất bắt đầu mất khoáng men</w:t>
       </w:r>
     </w:p>
     <w:p>
@@ -1686,7 +1686,7 @@
         <w:pStyle w:val="Answer"/>
       </w:pPr>
       <w:r>
-        <w:t>Giải thích: Giáo trình dùng 4,3 cho ổn định tương đối của pha khoáng; mất khoáng HA có thể xảy ra ở pH cao hơn.</w:t>
+        <w:t>Giải thích: HA có thể mất khoáng ở pH cao hơn 4,3 nếu dịch quanh men dưới bão hòa. Ngưỡng thực tế còn phụ thuộc nồng độ ion và điều kiện tại chỗ.</w:t>
       </w:r>
     </w:p>
     <w:p>
@@ -2150,7 +2150,7 @@
         <w:pStyle w:val="Question"/>
       </w:pPr>
       <w:r>
-        <w:t>Câu 38. Trong đường cong Stephan, đoạn pH dưới mốc tới hạn gợi điều gì?</w:t>
+        <w:t>Câu 38. Trên đường cong Stephan, dịch quanh men được xác định dưới bão hòa với HA trong một khoảng sau ăn đường. Khoảng đó gợi điều gì?</w:t>
       </w:r>
     </w:p>
     <w:p>
@@ -2199,7 +2199,7 @@
         <w:pStyle w:val="Answer"/>
       </w:pPr>
       <w:r>
-        <w:t>Giải thích: Dưới ngưỡng bão hòa, HA có xu hướng hòa tan; tổng thời gian này là gợi ý nguy cơ.</w:t>
+        <w:t>Giải thích: Khi IAP thấp hơn Ksp của HA, tinh thể có xu hướng hòa tan. Thời gian dưới bão hòa là một phần của thách thức mất khoáng, không tự xác định mức mất khoáng thực tế.</w:t>
       </w:r>
     </w:p>
     <w:p>
@@ -2541,7 +2541,7 @@
         <w:pStyle w:val="Answer"/>
       </w:pPr>
       <w:r>
-        <w:t>Giải thích: Giáo trình nhấn mạnh tăng trưởng từ tinh thể nền còn sót lại.</w:t>
+        <w:t>Giải thích: Ca và phosphate lắng đọng trên các tinh thể apatite còn lại, làm chúng phát triển trở lại.</w:t>
       </w:r>
     </w:p>
     <w:p>
@@ -2826,7 +2826,7 @@
         <w:pStyle w:val="Answer"/>
       </w:pPr>
       <w:r>
-        <w:t>Giải thích: Tài liệu nhóm mô tả các protein này giúp duy trì khoáng ở dạng khả dụng trong dịch, không khẳng định chúng ngăn cao răng hoàn toàn.</w:t>
+        <w:t>Giải thích: Statherin và một số protein nước bọt hạn chế calcium phosphate kết tủa tự phát, giúp duy trì ion ở dạng khả dụng; chúng không ngăn hoàn toàn sự hình thành cao răng.</w:t>
       </w:r>
     </w:p>
     <w:p>
@@ -2834,15 +2834,15 @@
         <w:pStyle w:val="Question"/>
       </w:pPr>
       <w:r>
-        <w:t>Câu 50. Trong hình mô học ngà sâu, vùng 'trong mờ/xơ cứng' biểu thị phản ứng gì?</w:t>
-      </w:r>
-    </w:p>
-    <w:p>
-      <w:pPr>
-        <w:pStyle w:val="Option"/>
-      </w:pPr>
-      <w:r>
-        <w:t>A. Ngà xơ cứng đối phó tác nhân tấn công</w:t>
+        <w:t>Câu 50. Trên lát cắt sâu ngà, vùng ngà trong mờ hoặc xơ cứng ở phía trong tổn thương thể hiện đáp ứng nào?</w:t>
+      </w:r>
+    </w:p>
+    <w:p>
+      <w:pPr>
+        <w:pStyle w:val="Option"/>
+      </w:pPr>
+      <w:r>
+        <w:t>A. Sự xơ cứng ngà nhằm hạn chế tác nhân xâm nhập</w:t>
       </w:r>
     </w:p>
     <w:p>
@@ -2883,7 +2883,7 @@
         <w:pStyle w:val="Answer"/>
       </w:pPr>
       <w:r>
-        <w:t>Giải thích: Hình 2.8 ghi vùng xơ cứng hay trong mờ là một vùng phản ứng ở ngà.</w:t>
+        <w:t>Giải thích: Khoáng lắng đọng trong các ống ngà tạo vùng ngà xơ cứng, là một đáp ứng bảo vệ của mô ngà.</w:t>
       </w:r>
     </w:p>
     <w:p>
@@ -2956,7 +2956,7 @@
         <w:pStyle w:val="Question"/>
       </w:pPr>
       <w:r>
-        <w:t>Câu 52. Một vùng men có pH dịch mảng bám nằm giữa pH tới hạn của HA và FA. Dự đoán hợp lý nhất là gì?</w:t>
+        <w:t>Câu 52. Dịch mảng bám ở một vùng men dưới bão hòa với HA nhưng còn quá bão hòa với fluorapatite (FA). Hiện tượng nào hợp lý nhất?</w:t>
       </w:r>
     </w:p>
     <w:p>
@@ -3127,39 +3127,39 @@
         <w:pStyle w:val="Question"/>
       </w:pPr>
       <w:r>
-        <w:t>Câu 55. Một sinh viên nói 'men có 99% khoáng' còn bạn nói '96%'. Cách hòa giải đúng là gì?</w:t>
-      </w:r>
-    </w:p>
-    <w:p>
-      <w:pPr>
-        <w:pStyle w:val="Option"/>
-      </w:pPr>
-      <w:r>
-        <w:t>A. 99% theo khối lượng khô; 96% theo khối lượng men có nước trong tài liệu nhóm</w:t>
-      </w:r>
-    </w:p>
-    <w:p>
-      <w:pPr>
-        <w:pStyle w:val="Option"/>
-      </w:pPr>
-      <w:r>
-        <w:t>B. Một trong hai bắt buộc là fluoride</w:t>
-      </w:r>
-    </w:p>
-    <w:p>
-      <w:pPr>
-        <w:pStyle w:val="Option"/>
-      </w:pPr>
-      <w:r>
-        <w:t>C. 99% theo thể tích còn 96% theo số tế bào</w:t>
-      </w:r>
-    </w:p>
-    <w:p>
-      <w:pPr>
-        <w:pStyle w:val="Option"/>
-      </w:pPr>
-      <w:r>
-        <w:t>D. Không có cách nào phân biệt</w:t>
+        <w:t>Câu 55. Cùng một mẫu men, tỷ lệ khoáng tính theo khối lượng sau khi sấy khô cao hơn khi mẫu còn nước. Nguyên nhân trực tiếp là gì?</w:t>
+      </w:r>
+    </w:p>
+    <w:p>
+      <w:pPr>
+        <w:pStyle w:val="Option"/>
+      </w:pPr>
+      <w:r>
+        <w:t>A. Nước bị loại khỏi mẫu số trong phép tính tỷ lệ</w:t>
+      </w:r>
+    </w:p>
+    <w:p>
+      <w:pPr>
+        <w:pStyle w:val="Option"/>
+      </w:pPr>
+      <w:r>
+        <w:t>B. Men tự hấp thu thêm fluoride từ không khí</w:t>
+      </w:r>
+    </w:p>
+    <w:p>
+      <w:pPr>
+        <w:pStyle w:val="Option"/>
+      </w:pPr>
+      <w:r>
+        <w:t>C. Toàn bộ hydroxyapatite biến thành fluorapatite</w:t>
+      </w:r>
+    </w:p>
+    <w:p>
+      <w:pPr>
+        <w:pStyle w:val="Option"/>
+      </w:pPr>
+      <w:r>
+        <w:t>D. Calcium trong men bị hòa tan hết</w:t>
       </w:r>
     </w:p>
     <w:p>
@@ -3176,7 +3176,7 @@
         <w:pStyle w:val="Answer"/>
       </w:pPr>
       <w:r>
-        <w:t>Giải thích: Hai số có mẫu số khác nhau, nên phải nêu điều kiện đo.</w:t>
+        <w:t>Giải thích: Sấy khô làm giảm khối lượng mẫu do mất nước, trong khi lượng khoáng không tăng. Vì vậy phần trăm khoáng theo khối lượng tăng.</w:t>
       </w:r>
     </w:p>
     <w:p>
@@ -3241,7 +3241,7 @@
         <w:pStyle w:val="Question"/>
       </w:pPr>
       <w:r>
-        <w:t>Câu 57. Người bệnh chia một gói kẹo thành nhiều lần ngậm suốt ngày. Thay đổi đơn giản nào nhắm trực tiếp cơ chế của Bài 2?</w:t>
+        <w:t>Câu 57. Người bệnh chia một gói kẹo thành nhiều lần ngậm suốt ngày. Thay đổi nào trực tiếp làm giảm thời gian men tiếp xúc với môi trường acid?</w:t>
       </w:r>
     </w:p>
     <w:p>
@@ -3583,7 +3583,7 @@
         <w:pStyle w:val="Question"/>
       </w:pPr>
       <w:r>
-        <w:t>Câu 63. Một sinh viên đề nghị mài lớp ngoài của đốm trắng chưa thủng để Ca đi sâu. Phản biện nào sát giáo trình nhất?</w:t>
+        <w:t>Câu 63. Một đốm trắng chưa thủng vẫn còn lớp men bề mặt. Vì sao không nên mài lớp này chỉ để Ca²⁺ đi sâu hơn?</w:t>
       </w:r>
     </w:p>
     <w:p>
@@ -3632,7 +3632,7 @@
         <w:pStyle w:val="Answer"/>
       </w:pPr>
       <w:r>
-        <w:t>Giải thích: Lớp bề mặt có chức năng bảo vệ; loại bỏ nó không phải cách tăng tái khoáng được giáo trình khuyến khích.</w:t>
+        <w:t>Giải thích: Lớp bề mặt còn nguyên giúp bảo vệ phần men bên dưới. Mài bỏ lớp này cũng mở đường cho acid và có thể làm sang thương tiến triển.</w:t>
       </w:r>
     </w:p>
     <w:p>
@@ -3640,7 +3640,7 @@
         <w:pStyle w:val="Question"/>
       </w:pPr>
       <w:r>
-        <w:t>Câu 64. Một dung dịch có IAP = Ksp với HA. Người học kết luận 'không ion nào rời men'. Sửa câu này thế nào?</w:t>
+        <w:t>Câu 64. Một dung dịch có IAP = Ksp đối với HA. Điều nào đúng về trao đổi ion giữa tinh thể và dịch?</w:t>
       </w:r>
     </w:p>
     <w:p>
@@ -3697,7 +3697,7 @@
         <w:pStyle w:val="Question"/>
       </w:pPr>
       <w:r>
-        <w:t>Câu 65. Bệnh nhân có pH mảng bám 5,0 sau ăn ngọt. Một bạn khẳng định 'pH còn trên 4,3 nên HA được bảo vệ hoàn toàn'. Sai ở đâu?</w:t>
+        <w:t>Câu 65. Sau ăn ngọt, pH mảng bám là 5,0 và IAP của dịch đối với HA thấp hơn Ksp. Vì sao không thể cho rằng men được bảo vệ chỉ vì pH còn trên 4,3?</w:t>
       </w:r>
     </w:p>
     <w:p>
@@ -3721,7 +3721,7 @@
         <w:pStyle w:val="Option"/>
       </w:pPr>
       <w:r>
-        <w:t>C. Nhầm mốc ổn định pha brushite/HA với ngưỡng thiếu bão hòa HA</w:t>
+        <w:t>C. Đã nhầm mốc so sánh pha brushite/HA với độ bão hòa HA đo trực tiếp</w:t>
       </w:r>
     </w:p>
     <w:p>
@@ -3746,7 +3746,7 @@
         <w:pStyle w:val="Answer"/>
       </w:pPr>
       <w:r>
-        <w:t>Giải thích: HA có thể mất khoáng ở pH 5,0; 4,3 không phải ngưỡng duy nhất của sâu men.</w:t>
+        <w:t>Giải thích: IAP &lt; Ksp cho thấy dịch dưới bão hòa với HA, thuận lợi cho hòa tan. pH 4,3 không phải ngưỡng bảo vệ tuyệt đối cho mọi dịch quanh men.</w:t>
       </w:r>
     </w:p>
     <w:p>
@@ -3868,7 +3868,7 @@
         <w:pStyle w:val="Question"/>
       </w:pPr>
       <w:r>
-        <w:t>Câu 68. Ảnh cho thấy lớp mặt sang thương tương đối nguyên, thân sang thương mất khoáng rộng. Chọn diễn giải KHÔNG phù hợp.</w:t>
+        <w:t>Câu 68. Một sang thương có lớp men bề mặt còn liên tục nhưng vùng bên dưới xốp, mất khoáng rộng. Nhận định nào KHÔNG phù hợp?</w:t>
       </w:r>
     </w:p>
     <w:p>
@@ -3925,7 +3925,7 @@
         <w:pStyle w:val="Question"/>
       </w:pPr>
       <w:r>
-        <w:t>Câu 69. Trong đồ thị pH sau glucose, một người pH trở lại &gt;5,5 nhanh, người khác duy trì &lt;5,5 lâu. Nếu hỏi yếu tố trực tiếp của sâu men, nên đọc đại lượng nào?</w:t>
+        <w:t>Câu 69. Hai đường cong pH sau glucose đã được đối chiếu với độ bão hòa HA của từng người. Một người trở lại vùng bão hòa nhanh, người kia ở vùng dưới bão hòa lâu. Đại lượng nào phản ánh trực tiếp thách thức mất khoáng?</w:t>
       </w:r>
     </w:p>
     <w:p>
@@ -3949,7 +3949,7 @@
         <w:pStyle w:val="Option"/>
       </w:pPr>
       <w:r>
-        <w:t>C. Thời gian và độ sâu của các đợt pH dưới ngưỡng bão hòa</w:t>
+        <w:t>C. Thời gian và mức độ dịch dưới bão hòa đối với HA</w:t>
       </w:r>
     </w:p>
     <w:p>
@@ -3974,7 +3974,7 @@
         <w:pStyle w:val="Answer"/>
       </w:pPr>
       <w:r>
-        <w:t>Giải thích: Lực mất khoáng tích lũy phụ thuộc mức và thời gian thiếu bão hòa, không chỉ một thời điểm.</w:t>
+        <w:t>Giải thích: Xu hướng mất khoáng phụ thuộc mức độ và thời gian dịch dưới bão hòa với HA; một giá trị pH đơn lẻ chưa đủ để kết luận.</w:t>
       </w:r>
     </w:p>
     <w:p>
@@ -4153,7 +4153,7 @@
         <w:pStyle w:val="Question"/>
       </w:pPr>
       <w:r>
-        <w:t>Câu 73. Một câu hỏi cho IAP của HA tăng nhưng vẫn dưới Ksp. Chọn nhận định chính xác.</w:t>
+        <w:t>Câu 73. IAP của HA tăng nhưng vẫn thấp hơn Ksp. Nhận định nào chính xác về chiều biến đổi khoáng?</w:t>
       </w:r>
     </w:p>
     <w:p>
@@ -4324,7 +4324,7 @@
         <w:pStyle w:val="Question"/>
       </w:pPr>
       <w:r>
-        <w:t>Câu 76. Giáo trình nêu brushite có thể ổn định hơn HA khi pH rất thấp. Cách hiểu nào tránh suy diễn quá mức?</w:t>
+        <w:t>Câu 76. Ở pH rất thấp, brushite có thể ổn định hơn HA về mặt nhiệt động. Nhận định nào thận trọng nhất?</w:t>
       </w:r>
     </w:p>
     <w:p>
@@ -4609,7 +4609,7 @@
         <w:pStyle w:val="Question"/>
       </w:pPr>
       <w:r>
-        <w:t>Câu 81. Một đề cho pH giảm, nhưng dịch vẫn quá bão hòa với FA và dưới bão hòa với HA. Nếu buộc chọn dự đoán vi thể, nên chọn gì?</w:t>
+        <w:t>Câu 81. Khi pH giảm, dịch mảng bám dưới bão hòa với HA nhưng vẫn quá bão hòa với fluorapatite (FA). Dự đoán vi thể nào hợp lý nhất?</w:t>
       </w:r>
     </w:p>
     <w:p>
@@ -4894,31 +4894,31 @@
         <w:pStyle w:val="Question"/>
       </w:pPr>
       <w:r>
-        <w:t>Câu 86. Một sinh viên đọc năm nhãn Hình 2.8 như năm giai đoạn bắt buộc, luôn xảy ra tuần tự ở mọi răng. Điểm cần sửa là gì?</w:t>
-      </w:r>
-    </w:p>
-    <w:p>
-      <w:pPr>
-        <w:pStyle w:val="Option"/>
-      </w:pPr>
-      <w:r>
-        <w:t>A. Mọi nhãn chỉ nói về men khỏe</w:t>
-      </w:r>
-    </w:p>
-    <w:p>
-      <w:pPr>
-        <w:pStyle w:val="Option"/>
-      </w:pPr>
-      <w:r>
-        <w:t>B. Đó là các vùng và hướng lan trên sơ đồ tiến triển, không phải chuỗi thời gian cứng nhắc</w:t>
-      </w:r>
-    </w:p>
-    <w:p>
-      <w:pPr>
-        <w:pStyle w:val="Option"/>
-      </w:pPr>
-      <w:r>
-        <w:t>C. Hình không có vùng khử khoáng</w:t>
+        <w:t>Câu 86. Trên lát cắt sâu ngà có thể thấy ngà phản ứng, ngà xơ cứng, vùng mất khoáng, vùng bị vi khuẩn phá hủy và hướng lan của tổn thương. Nhận định nào đúng?</w:t>
+      </w:r>
+    </w:p>
+    <w:p>
+      <w:pPr>
+        <w:pStyle w:val="Option"/>
+      </w:pPr>
+      <w:r>
+        <w:t>A. Tất cả các vùng đều chỉ thuộc men khỏe</w:t>
+      </w:r>
+    </w:p>
+    <w:p>
+      <w:pPr>
+        <w:pStyle w:val="Option"/>
+      </w:pPr>
+      <w:r>
+        <w:t>B. Đây là các vùng và hướng lan có thể cùng hiện diện, không phải năm giai đoạn thời gian bắt buộc</w:t>
+      </w:r>
+    </w:p>
+    <w:p>
+      <w:pPr>
+        <w:pStyle w:val="Option"/>
+      </w:pPr>
+      <w:r>
+        <w:t>C. Ngà sâu không có vùng mất khoáng</w:t>
       </w:r>
     </w:p>
     <w:p>
@@ -4943,7 +4943,7 @@
         <w:pStyle w:val="Answer"/>
       </w:pPr>
       <w:r>
-        <w:t>Giải thích: Chú thích hình mô tả vùng ngà phản ứng/xơ cứng/khử khoáng/vi khuẩn và hướng lan; không ấn định thời điểm tuyệt đối.</w:t>
+        <w:t>Giải thích: Các vùng phản ánh những biến đổi mô học ở các vị trí khác nhau trong cùng tổn thương; không phải chuỗi thời gian cố định cho mọi răng.</w:t>
       </w:r>
     </w:p>
     <w:p>
@@ -5000,7 +5000,7 @@
         <w:pStyle w:val="Answer"/>
       </w:pPr>
       <w:r>
-        <w:t>Giải thích: Giáo trình nêu ảnh hưởng của biến động pH mạnh hơn khi lớp bề mặt bị phá vỡ; lỗ cũng dễ giữ mảng bám.</w:t>
+        <w:t>Giải thích: Khi bề mặt đã thủng, acid dễ tới vùng sâu hơn và lỗ có thể giữ mảng bám, khiến tổn thương tiếp tục tiến triển.</w:t>
       </w:r>
     </w:p>
     <w:p>
@@ -5073,7 +5073,7 @@
         <w:pStyle w:val="Question"/>
       </w:pPr>
       <w:r>
-        <w:t>Câu 89. Một sinh viên cho rằng canh nóng pH gần trung tính làm tan men mạnh hơn nước chanh lạnh chỉ vì nhiệt độ cao. Dữ kiện nào phản bác sát bài nhất?</w:t>
+        <w:t>Câu 89. Người bệnh hỏi liệu thức ăn nóng gần trung tính có làm tan men mạnh hơn nước chanh lạnh chỉ vì nhiệt độ. Nhận định nào giải thích đúng cơ chế?</w:t>
       </w:r>
     </w:p>
     <w:p>
@@ -5122,7 +5122,7 @@
         <w:pStyle w:val="Answer"/>
       </w:pPr>
       <w:r>
-        <w:t>Giải thích: Giáo trình đối chiếu tác dụng nhiệt tương đối nhỏ của HA với tác dụng mạnh của pH acid lên cân bằng hòa tan.</w:t>
+        <w:t>Giải thích: Trong tình huống này, tác động của nhiệt độ lên độ hòa tan HA nhỏ hơn tác động của acid lên cân bằng hòa tan.</w:t>
       </w:r>
     </w:p>
     <w:p>
@@ -5130,7 +5130,7 @@
         <w:pStyle w:val="Question"/>
       </w:pPr>
       <w:r>
-        <w:t>Câu 90. Trong bài toán giả định hoạt độ Ca²⁺ tăng gấp đôi, PO₄³⁻ và OH⁻ giữ nguyên. IAP của Ca₅(PO₄)₃OH đổi thế nào?</w:t>
+        <w:t>Câu 90. Nếu hoạt độ Ca²⁺ tăng gấp đôi, còn PO₄³⁻ và OH⁻ giữ nguyên, IAP của Ca₅(PO₄)₃OH thay đổi thế nào?</w:t>
       </w:r>
     </w:p>
     <w:p>
@@ -5358,7 +5358,7 @@
         <w:pStyle w:val="Question"/>
       </w:pPr>
       <w:r>
-        <w:t>Câu 94. Một đề đưa Ksp theo Ca₅(PO₄)₃OH ở bảng A, nhưng IAP lại tính theo Ca₁₀(PO₄)₆(OH)₂ ở bảng B. Cách xử lý đúng là gì?</w:t>
+        <w:t>Câu 94. Ksp của HA được viết theo Ca₅(PO₄)₃OH, còn IAP được tính theo Ca₁₀(PO₄)₆(OH)₂. Cần làm gì trước khi so sánh hai giá trị?</w:t>
       </w:r>
     </w:p>
     <w:p>
@@ -5472,7 +5472,7 @@
         <w:pStyle w:val="Question"/>
       </w:pPr>
       <w:r>
-        <w:t>Câu 96. Một phép đo cho HA tinh khiết 430 KHN và men tự nhiên khoảng 370 KHN. Diễn giải nào phù hợp?</w:t>
+        <w:t>Câu 96. Trong một thí nghiệm, tinh thể HA tinh khiết cứng hơn mẫu men tự nhiên được đo cùng phương pháp. Diễn giải nào phù hợp?</w:t>
       </w:r>
     </w:p>
     <w:p>
@@ -5521,7 +5521,7 @@
         <w:pStyle w:val="Answer"/>
       </w:pPr>
       <w:r>
-        <w:t>Giải thích: Giáo trình nêu hai giá trị khác nhau; men còn nước, hữu cơ và ion thay thế, vì vậy không đồng nhất với tinh thể HA lý tưởng.</w:t>
+        <w:t>Giải thích: Men tự nhiên còn nước, chất hữu cơ và các ion thay thế nên cấu trúc, độ cứng có thể khác tinh thể HA tinh khiết.</w:t>
       </w:r>
     </w:p>
     <w:p>
@@ -5529,39 +5529,39 @@
         <w:pStyle w:val="Question"/>
       </w:pPr>
       <w:r>
-        <w:t>Câu 97. Ảnh siêu vi thể sau thử acid cho thấy các khoảng rỗng xuất hiện ở lõi tinh thể apatite và lan ưu thế theo một trục. Trục nào được giáo trình nêu?</w:t>
-      </w:r>
-    </w:p>
-    <w:p>
-      <w:pPr>
-        <w:pStyle w:val="Option"/>
-      </w:pPr>
-      <w:r>
-        <w:t>A. Trục vuông góc mọi tinh thể</w:t>
-      </w:r>
-    </w:p>
-    <w:p>
-      <w:pPr>
-        <w:pStyle w:val="Option"/>
-      </w:pPr>
-      <w:r>
-        <w:t>B. Trục của ống ngà</w:t>
-      </w:r>
-    </w:p>
-    <w:p>
-      <w:pPr>
-        <w:pStyle w:val="Option"/>
-      </w:pPr>
-      <w:r>
-        <w:t>C. Trục C của tinh thể</w:t>
-      </w:r>
-    </w:p>
-    <w:p>
-      <w:pPr>
-        <w:pStyle w:val="Option"/>
-      </w:pPr>
-      <w:r>
-        <w:t>D. Trục chân răng</w:t>
+        <w:t>Câu 97. Một mẫu dịch quanh men đã dưới bão hòa với HA. Sau đó acid làm tăng H⁺ và giảm hoạt độ PO₄³⁻ tự do. Điều gì có khả năng xảy ra?</w:t>
+      </w:r>
+    </w:p>
+    <w:p>
+      <w:pPr>
+        <w:pStyle w:val="Option"/>
+      </w:pPr>
+      <w:r>
+        <w:t>A. HA ngừng hòa tan vì pH giảm</w:t>
+      </w:r>
+    </w:p>
+    <w:p>
+      <w:pPr>
+        <w:pStyle w:val="Option"/>
+      </w:pPr>
+      <w:r>
+        <w:t>B. Ksp của HA giảm về 0 ngay lập tức</w:t>
+      </w:r>
+    </w:p>
+    <w:p>
+      <w:pPr>
+        <w:pStyle w:val="Option"/>
+      </w:pPr>
+      <w:r>
+        <w:t>C. IAP giảm thêm, làm xu hướng hòa tan HA tăng</w:t>
+      </w:r>
+    </w:p>
+    <w:p>
+      <w:pPr>
+        <w:pStyle w:val="Option"/>
+      </w:pPr>
+      <w:r>
+        <w:t>D. Toàn bộ HA lập tức chuyển thành FA</w:t>
       </w:r>
     </w:p>
     <w:p>
@@ -5578,7 +5578,7 @@
         <w:pStyle w:val="Answer"/>
       </w:pPr>
       <w:r>
-        <w:t>Giải thích: Giáo trình mô tả hòa tan không đồng hướng và tiến nhanh hơn theo trục C, góp phần tạo lỗ hổng trung tâm vi thể.</w:t>
+        <w:t>Giải thích: H⁺ làm phosphate bị proton hóa, giảm PO₄³⁻ tự do trong IAP. Khi IAP đã dưới Ksp và tiếp tục giảm, xu hướng hòa tan HA tăng.</w:t>
       </w:r>
     </w:p>
     <w:p>
@@ -5586,7 +5586,7 @@
         <w:pStyle w:val="Question"/>
       </w:pPr>
       <w:r>
-        <w:t>Câu 98. Một bệnh nhân dùng fluoride đều đặn. Sinh viên dự đoán toàn bộ men của họ đã thành fluorapatite thuần 100%. Vì sao dự đoán này không phù hợp?</w:t>
+        <w:t>Câu 98. Một bệnh nhân dùng fluoride đều đặn. Vì sao không thể kết luận toàn bộ men của họ đã trở thành fluorapatite thuần?</w:t>
       </w:r>
     </w:p>
     <w:p>
@@ -5635,7 +5635,7 @@
         <w:pStyle w:val="Answer"/>
       </w:pPr>
       <w:r>
-        <w:t>Giải thích: Giáo trình nhấn mạnh apatite men sinh học pha tạp; FA thuần do thay thế hoàn toàn không phải kết quả mặc định.</w:t>
+        <w:t>Giải thích: Men là apatite sinh học có nhiều ion thay thế. Fluoride có thể tham gia cấu trúc khoáng, nhưng không mặc nhiên thay thế toàn bộ OH⁻ để tạo FA thuần.</w:t>
       </w:r>
     </w:p>
     <w:p>
@@ -5700,7 +5700,7 @@
         <w:pStyle w:val="Question"/>
       </w:pPr>
       <w:r>
-        <w:t>Câu 100. Trong mô hình có pH 4,1, người học khẳng định brushite chắc chắn đã kết tủa trên mọi bề mặt men. Thiếu dữ kiện nào để khẳng định có kết tủa thật?</w:t>
+        <w:t>Câu 100. Dịch quanh men có pH 4,1. Chỉ từ giá trị này, chưa thể kết luận brushite đã kết tủa vì còn thiếu dữ kiện nào?</w:t>
       </w:r>
     </w:p>
     <w:p>
@@ -5757,7 +5757,7 @@
         <w:pStyle w:val="Question"/>
       </w:pPr>
       <w:r>
-        <w:t>Câu 101. Hình 2.3 mô tả nước bọt thường quá bão hòa với apatite nhưng dưới bão hòa với CaF₂. Khi đọc hình, kết luận nào đúng?</w:t>
+        <w:t>Câu 101. Nước bọt có thể quá bão hòa với apatite nhưng dưới bão hòa với CaF₂. Kết luận nào phù hợp nhất?</w:t>
       </w:r>
     </w:p>
     <w:p>
@@ -5871,7 +5871,7 @@
         <w:pStyle w:val="Question"/>
       </w:pPr>
       <w:r>
-        <w:t>Câu 103. Một xoang mặt nhai cũ có ngà sẫm màu, cứng, không đau; mặt khớp cắn chức năng làm mảng bám không giữ lại. Giải thích nào phù hợp nhất với hình giáo trình?</w:t>
+        <w:t>Câu 103. Một xoang mặt nhai cũ có ngà sẫm màu, cứng, không đau; chức năng nhai làm mảng bám ít lưu lại. Nhận định nào phù hợp nhất về hoạt động của sang thương?</w:t>
       </w:r>
     </w:p>
     <w:p>
@@ -5920,7 +5920,7 @@
         <w:pStyle w:val="Answer"/>
       </w:pPr>
       <w:r>
-        <w:t>Giải thích: Hình 2.4 mô tả sang thương bất hoạt với ngà đậm màu cứng, không đau và mảng bám đã được loại bởi chức năng.</w:t>
+        <w:t>Giải thích: Ngà cứng, sẫm màu và ít nơi lưu giữ mảng bám gợi ý sang thương có thể đã bất hoạt, dù phần mất chất cũ vẫn còn.</w:t>
       </w:r>
     </w:p>
     <w:p>
@@ -5977,7 +5977,7 @@
         <w:pStyle w:val="Answer"/>
       </w:pPr>
       <w:r>
-        <w:t>Giải thích: Hình 2.5 nêu lỗ sâu được bao quanh bởi khu vực khử khoáng rộng; diện tích mất khoáng có thể vượt phần đã sụp bề mặt.</w:t>
+        <w:t>Giải thích: Vùng men màu phấn quanh lỗ có thể cũng đã mất khoáng; diện tích tổn thương có thể lớn hơn phần bề mặt đã sụp.</w:t>
       </w:r>
     </w:p>
     <w:p>
@@ -6034,7 +6034,7 @@
         <w:pStyle w:val="Answer"/>
       </w:pPr>
       <w:r>
-        <w:t>Giải thích: Giáo trình mô tả lớp mặt tương đối nguyên khoảng 20–50 µm trong sang thương sớm, với thân bên dưới xốp hơn.</w:t>
+        <w:t>Giải thích: Sang thương sâu men sớm có thể giữ lớp bề mặt tương đối nguyên trong khi thân tổn thương bên dưới xốp và mất khoáng hơn.</w:t>
       </w:r>
     </w:p>
     <w:p>
@@ -6245,7 +6245,7 @@
         <w:pStyle w:val="Option"/>
       </w:pPr>
       <w:r>
-        <w:t>D. Mọi vùng trong hình đều là men</w:t>
+        <w:t>D. Các vùng đó đều thuộc men răng</w:t>
       </w:r>
     </w:p>
     <w:p>
@@ -6262,7 +6262,7 @@
         <w:pStyle w:val="Answer"/>
       </w:pPr>
       <w:r>
-        <w:t>Giải thích: Hình 2.8 phân biệt ngà phản ứng với vùng khử khoáng và vi khuẩn phá hủy; các vùng có thể cùng hiện diện ở vị trí khác nhau.</w:t>
+        <w:t>Giải thích: Ngà phản ứng ở phía trong và vùng mất khoáng hoặc bị vi khuẩn phá hủy ở phía ngoài có thể cùng hiện diện trong một tổn thương.</w:t>
       </w:r>
     </w:p>
     <w:p>
@@ -6270,39 +6270,39 @@
         <w:pStyle w:val="Question"/>
       </w:pPr>
       <w:r>
-        <w:t>Câu 110. Trong Hình 2.8, nhà nghiên cứu thấy vùng khoáng đã giảm nhưng chưa nhận diện vùng vi khuẩn phá hủy. Gắn nhãn nào phù hợp nhất?</w:t>
-      </w:r>
-    </w:p>
-    <w:p>
-      <w:pPr>
-        <w:pStyle w:val="Option"/>
-      </w:pPr>
-      <w:r>
-        <w:t>A. Vùng ngà phản ứng (1)</w:t>
-      </w:r>
-    </w:p>
-    <w:p>
-      <w:pPr>
-        <w:pStyle w:val="Option"/>
-      </w:pPr>
-      <w:r>
-        <w:t>B. Hướng lan ngoại vi (5)</w:t>
-      </w:r>
-    </w:p>
-    <w:p>
-      <w:pPr>
-        <w:pStyle w:val="Option"/>
-      </w:pPr>
-      <w:r>
-        <w:t>C. Vùng xơ cứng (2)</w:t>
-      </w:r>
-    </w:p>
-    <w:p>
-      <w:pPr>
-        <w:pStyle w:val="Option"/>
-      </w:pPr>
-      <w:r>
-        <w:t>D. Vùng khử khoáng (3)</w:t>
+        <w:t>Câu 110. Trên lát cắt sâu ngà, một vùng giảm khoáng nhưng chưa thấy vi khuẩn phá hủy mô. Vùng đó được gọi là gì?</w:t>
+      </w:r>
+    </w:p>
+    <w:p>
+      <w:pPr>
+        <w:pStyle w:val="Option"/>
+      </w:pPr>
+      <w:r>
+        <w:t>A. Vùng ngà phản ứng</w:t>
+      </w:r>
+    </w:p>
+    <w:p>
+      <w:pPr>
+        <w:pStyle w:val="Option"/>
+      </w:pPr>
+      <w:r>
+        <w:t>B. Hướng lan ngoại vi</w:t>
+      </w:r>
+    </w:p>
+    <w:p>
+      <w:pPr>
+        <w:pStyle w:val="Option"/>
+      </w:pPr>
+      <w:r>
+        <w:t>C. Vùng ngà xơ cứng</w:t>
+      </w:r>
+    </w:p>
+    <w:p>
+      <w:pPr>
+        <w:pStyle w:val="Option"/>
+      </w:pPr>
+      <w:r>
+        <w:t>D. Vùng khử khoáng</w:t>
       </w:r>
     </w:p>
     <w:p>
@@ -6319,7 +6319,7 @@
         <w:pStyle w:val="Answer"/>
       </w:pPr>
       <w:r>
-        <w:t>Giải thích: Chú thích phân biệt vùng khử khoáng số 3 với vùng vi khuẩn xâm nhập và phá hủy số 4.</w:t>
+        <w:t>Giải thích: Vùng giảm khoáng phù hợp với vùng khử khoáng; đây là khái niệm khác với vùng mô đã bị vi khuẩn phá hủy.</w:t>
       </w:r>
     </w:p>
     <w:p>
@@ -6384,7 +6384,7 @@
         <w:pStyle w:val="Question"/>
       </w:pPr>
       <w:r>
-        <w:t>Câu 112. Hình bài học minh họa pH có thể phục hồi sau khoảng một giờ khi ngừng đường. Bác sĩ nên dùng con số đó thế nào ở bệnh nhân khô miệng?</w:t>
+        <w:t>Câu 112. Sau một lần ăn đường, pH mảng bám của một người phục hồi sau gần một giờ. Có thể dùng thời gian này thế nào khi đánh giá bệnh nhân khô miệng?</w:t>
       </w:r>
     </w:p>
     <w:p>
@@ -6400,7 +6400,7 @@
         <w:pStyle w:val="Option"/>
       </w:pPr>
       <w:r>
-        <w:t>B. Xem là ví dụ; đo hoặc đánh giá riêng vì tốc độ hồi phục phụ thuộc nước bọt và mảng bám</w:t>
+        <w:t>B. Chỉ xem là ví dụ; đánh giá riêng vì tốc độ hồi phục phụ thuộc nước bọt và mảng bám</w:t>
       </w:r>
     </w:p>
     <w:p>
@@ -6433,7 +6433,7 @@
         <w:pStyle w:val="Answer"/>
       </w:pPr>
       <w:r>
-        <w:t>Giải thích: Đồ thị minh họa nguyên lý; tốc độ đệm/rửa trôi không cố định giữa các bệnh nhân.</w:t>
+        <w:t>Giải thích: Khả năng đệm và rửa trôi thay đổi giữa các bệnh nhân, nhất là khi khô miệng; không thể áp một thời gian hồi phục cho tất cả.</w:t>
       </w:r>
     </w:p>
     <w:p>
@@ -6498,7 +6498,7 @@
         <w:pStyle w:val="Question"/>
       </w:pPr>
       <w:r>
-        <w:t>Câu 114. Một xét nghiệm pH mảng bám sau glucose cho đường cong xuống thấp và hồi phục chậm. Chọn cách dùng kết quả đúng mức trong ca chưa có ảnh khám răng.</w:t>
+        <w:t>Câu 114. Sau thử glucose, pH mảng bám giảm sâu và hồi phục chậm. Có thể dùng kết quả này thế nào khi chưa khám bề mặt răng?</w:t>
       </w:r>
     </w:p>
     <w:p>
@@ -6555,7 +6555,7 @@
         <w:pStyle w:val="Question"/>
       </w:pPr>
       <w:r>
-        <w:t>Câu 115. Nước bọt có thể quá bão hòa với HA nhưng không phải toàn bộ calcium phosphate lập tức thành vôi răng. Cơ chế hỗ trợ nào tài liệu nhóm nêu?</w:t>
+        <w:t>Câu 115. Nước bọt có thể quá bão hòa với HA nhưng calcium phosphate không lập tức kết tủa hết thành vôi răng. Cơ chế nào góp phần giải thích?</w:t>
       </w:r>
     </w:p>
     <w:p>
@@ -6661,7 +6661,7 @@
         <w:pStyle w:val="Answer"/>
       </w:pPr>
       <w:r>
-        <w:t>Giải thích: Giáo trình liên hệ trạng thái quá bão hòa của dịch miệng với các pha apatite trong vôi răng trên nướu.</w:t>
+        <w:t>Giải thích: Dịch miệng có thể quá bão hòa với một số pha apatite, tạo điều kiện lắng đọng khoáng tại những vị trí thích hợp.</w:t>
       </w:r>
     </w:p>
     <w:p>
@@ -6840,39 +6840,39 @@
         <w:pStyle w:val="Question"/>
       </w:pPr>
       <w:r>
-        <w:t>Câu 120. Trong thí nghiệm calcium phosphate, tăng Mg²⁺ làm xuất hiện một pha khác thay vì chỉ HA hoặc FA. Pha nào được giáo trình dùng làm ví dụ cho tác động của magnesium?</w:t>
-      </w:r>
-    </w:p>
-    <w:p>
-      <w:pPr>
-        <w:pStyle w:val="Option"/>
-      </w:pPr>
-      <w:r>
-        <w:t>A. Calcium chloride</w:t>
-      </w:r>
-    </w:p>
-    <w:p>
-      <w:pPr>
-        <w:pStyle w:val="Option"/>
-      </w:pPr>
-      <w:r>
-        <w:t>B. Whitlockite</w:t>
-      </w:r>
-    </w:p>
-    <w:p>
-      <w:pPr>
-        <w:pStyle w:val="Option"/>
-      </w:pPr>
-      <w:r>
-        <w:t>C. Calcium fluoride</w:t>
-      </w:r>
-    </w:p>
-    <w:p>
-      <w:pPr>
-        <w:pStyle w:val="Option"/>
-      </w:pPr>
-      <w:r>
-        <w:t>D. Natri carbonate</w:t>
+        <w:t>Câu 120. Hai dung dịch cùng pH và Ca/phosphate; thêm Mg²⁺ vào mẫu B làm whitlockite xuất hiện nhiều hơn. Kết luận nào đúng?</w:t>
+      </w:r>
+    </w:p>
+    <w:p>
+      <w:pPr>
+        <w:pStyle w:val="Option"/>
+      </w:pPr>
+      <w:r>
+        <w:t>A. Chỉ pH mới quyết định pha khoáng xuất hiện</w:t>
+      </w:r>
+    </w:p>
+    <w:p>
+      <w:pPr>
+        <w:pStyle w:val="Option"/>
+      </w:pPr>
+      <w:r>
+        <w:t>B. Ion phụ như Mg²⁺ có thể làm thay đổi pha khoáng hình thành</w:t>
+      </w:r>
+    </w:p>
+    <w:p>
+      <w:pPr>
+        <w:pStyle w:val="Option"/>
+      </w:pPr>
+      <w:r>
+        <w:t>C. Mg²⁺ làm mọi muối calcium biến mất</w:t>
+      </w:r>
+    </w:p>
+    <w:p>
+      <w:pPr>
+        <w:pStyle w:val="Option"/>
+      </w:pPr>
+      <w:r>
+        <w:t>D. Fluoride là điều kiện bắt buộc để tạo whitlockite</w:t>
       </w:r>
     </w:p>
     <w:p>
@@ -6889,7 +6889,7 @@
         <w:pStyle w:val="Answer"/>
       </w:pPr>
       <w:r>
-        <w:t>Giải thích: Giáo trình nêu magnesium có thể góp phần tạo whitlockite; thay đổi ion môi trường làm thay đổi pha khoáng ổn định.</w:t>
+        <w:t>Giải thích: Chỉ khác nồng độ Mg²⁺, nên sự thay đổi pha khoáng gợi vai trò của ion này trong kết tinh.</w:t>
       </w:r>
     </w:p>
     <w:sectPr>

--- a/TN Sâu Răng Học AI/Bài 2. Quá trình mất khoáng và tái khoáng mô cứng.docx
+++ b/TN Sâu Răng Học AI/Bài 2. Quá trình mất khoáng và tái khoáng mô cứng.docx
@@ -7,7 +7,7 @@
         <w:pStyle w:val="Title"/>
       </w:pPr>
       <w:r>
-        <w:t>Bài 2. Quá trình mất khoáng và tái khoáng mô cứng</w:t>
+        <w:t>Bài 2 Quá trình mất khoáng và tái khoáng mô cứng</w:t>
       </w:r>
     </w:p>
     <w:p>
@@ -49,23 +49,23 @@
         <w:pStyle w:val="Option"/>
       </w:pPr>
       <w:r>
-        <w:t>B. Calcium carbonate</w:t>
-      </w:r>
-    </w:p>
-    <w:p>
-      <w:pPr>
-        <w:pStyle w:val="Option"/>
-      </w:pPr>
-      <w:r>
-        <w:t>C. Natri chloride</w:t>
-      </w:r>
-    </w:p>
-    <w:p>
-      <w:pPr>
-        <w:pStyle w:val="Option"/>
-      </w:pPr>
-      <w:r>
-        <w:t>D. Brushite</w:t>
+        <w:t>B. Octacalcium phosphate</w:t>
+      </w:r>
+    </w:p>
+    <w:p>
+      <w:pPr>
+        <w:pStyle w:val="Option"/>
+      </w:pPr>
+      <w:r>
+        <w:t>C. Dicalcium phosphate</w:t>
+      </w:r>
+    </w:p>
+    <w:p>
+      <w:pPr>
+        <w:pStyle w:val="Option"/>
+      </w:pPr>
+      <w:r>
+        <w:t>D. Tricalcium phosphate</w:t>
       </w:r>
     </w:p>
     <w:p>
@@ -82,7 +82,7 @@
         <w:pStyle w:val="Answer"/>
       </w:pPr>
       <w:r>
-        <w:t>Giải thích: Apatite giống hydroxyapatite là khoáng chính của men; các pha khác chỉ là thành phần hoặc dạng khoáng khác.</w:t>
+        <w:t>Giải thích: Men chủ yếu chứa apatite sinh học gần với hydroxyapatite, có các ion thay thế. Các calcium phosphate khác có thể gặp trong hệ khoáng nhưng không phải nền tinh thể chính của men.</w:t>
       </w:r>
     </w:p>
     <w:p>
@@ -106,15 +106,15 @@
         <w:pStyle w:val="Option"/>
       </w:pPr>
       <w:r>
-        <w:t>B. Ca₁₀(PO₄)₆(OH)₂</w:t>
-      </w:r>
-    </w:p>
-    <w:p>
-      <w:pPr>
-        <w:pStyle w:val="Option"/>
-      </w:pPr>
-      <w:r>
-        <w:t>C. Ca₅(PO₄)₃(OH)₂</w:t>
+        <w:t>B. Ca₅(PO₄)₃(OH)₂</w:t>
+      </w:r>
+    </w:p>
+    <w:p>
+      <w:pPr>
+        <w:pStyle w:val="Option"/>
+      </w:pPr>
+      <w:r>
+        <w:t>C. Ca₁₀(PO₄)₆(OH)₂</w:t>
       </w:r>
     </w:p>
     <w:p>
@@ -131,7 +131,7 @@
         <w:keepNext/>
       </w:pPr>
       <w:r>
-        <w:t>Đáp án: B</w:t>
+        <w:t>Đáp án: C</w:t>
       </w:r>
     </w:p>
     <w:p>
@@ -139,7 +139,7 @@
         <w:pStyle w:val="Answer"/>
       </w:pPr>
       <w:r>
-        <w:t>Giải thích: Công thức HA là Ca₁₀(PO₄)₆(OH)₂; dạng Ca₅(PO₄)₃OH là nửa đơn vị tương đương.</w:t>
+        <w:t>Giải thích: HA có công thức Ca₁₀(PO₄)₆(OH)₂, tương đương hai đơn vị Ca₅(PO₄)₃OH. Thay hai OH⁻ bằng hai F⁻ cho công thức fluorapatite.</w:t>
       </w:r>
     </w:p>
     <w:p>
@@ -155,31 +155,31 @@
         <w:pStyle w:val="Option"/>
       </w:pPr>
       <w:r>
-        <w:t>A. Theo thể tích nước bọt</w:t>
-      </w:r>
-    </w:p>
-    <w:p>
-      <w:pPr>
-        <w:pStyle w:val="Option"/>
-      </w:pPr>
-      <w:r>
-        <w:t>B. Theo khối lượng toàn bộ răng</w:t>
-      </w:r>
-    </w:p>
-    <w:p>
-      <w:pPr>
-        <w:pStyle w:val="Option"/>
-      </w:pPr>
-      <w:r>
-        <w:t>C. Theo khối lượng khô của men</w:t>
-      </w:r>
-    </w:p>
-    <w:p>
-      <w:pPr>
-        <w:pStyle w:val="Option"/>
-      </w:pPr>
-      <w:r>
-        <w:t>D. Theo số lượng ion tự do</w:t>
+        <w:t>A. Thể tích tinh thể trong ngà</w:t>
+      </w:r>
+    </w:p>
+    <w:p>
+      <w:pPr>
+        <w:pStyle w:val="Option"/>
+      </w:pPr>
+      <w:r>
+        <w:t>B. Khối lượng men còn nước</w:t>
+      </w:r>
+    </w:p>
+    <w:p>
+      <w:pPr>
+        <w:pStyle w:val="Option"/>
+      </w:pPr>
+      <w:r>
+        <w:t>C. Thể tích men còn nước</w:t>
+      </w:r>
+    </w:p>
+    <w:p>
+      <w:pPr>
+        <w:pStyle w:val="Option"/>
+      </w:pPr>
+      <w:r>
+        <w:t>D. Khối lượng khô của men</w:t>
       </w:r>
     </w:p>
     <w:p>
@@ -188,7 +188,7 @@
         <w:keepNext/>
       </w:pPr>
       <w:r>
-        <w:t>Đáp án: C</w:t>
+        <w:t>Đáp án: D</w:t>
       </w:r>
     </w:p>
     <w:p>
@@ -196,7 +196,7 @@
         <w:pStyle w:val="Answer"/>
       </w:pPr>
       <w:r>
-        <w:t>Giải thích: Gần 99% là tỷ lệ theo khối lượng men khô. Nếu tính cả nước trong men nguyên trạng, tỷ lệ khoáng thường được ghi khoảng 96%.</w:t>
+        <w:t>Giải thích: Tỷ lệ gần 99% thường tính theo khối lượng khô. Tính trên men nguyên trạng có nước cho giá trị thấp hơn, thường khoảng 96% khối lượng.</w:t>
       </w:r>
     </w:p>
     <w:p>
@@ -212,31 +212,31 @@
         <w:pStyle w:val="Option"/>
       </w:pPr>
       <w:r>
-        <w:t>A. Ion lắng đọng vào men</w:t>
-      </w:r>
-    </w:p>
-    <w:p>
-      <w:pPr>
-        <w:pStyle w:val="Option"/>
-      </w:pPr>
-      <w:r>
-        <w:t>B. Không có trao đổi ion</w:t>
-      </w:r>
-    </w:p>
-    <w:p>
-      <w:pPr>
-        <w:pStyle w:val="Option"/>
-      </w:pPr>
-      <w:r>
-        <w:t>C. Fluoride biến mất hoàn toàn</w:t>
-      </w:r>
-    </w:p>
-    <w:p>
-      <w:pPr>
-        <w:pStyle w:val="Option"/>
-      </w:pPr>
-      <w:r>
-        <w:t>D. Hydroxyapatite hòa tan</w:t>
+        <w:t>A. Khoáng chuyển sang xơ cứng</w:t>
+      </w:r>
+    </w:p>
+    <w:p>
+      <w:pPr>
+        <w:pStyle w:val="Option"/>
+      </w:pPr>
+      <w:r>
+        <w:t>B. Khoáng có xu hướng kết tủa</w:t>
+      </w:r>
+    </w:p>
+    <w:p>
+      <w:pPr>
+        <w:pStyle w:val="Option"/>
+      </w:pPr>
+      <w:r>
+        <w:t>C. Khoáng ở cân bằng động</w:t>
+      </w:r>
+    </w:p>
+    <w:p>
+      <w:pPr>
+        <w:pStyle w:val="Option"/>
+      </w:pPr>
+      <w:r>
+        <w:t>D. Khoáng có xu hướng hòa tan</w:t>
       </w:r>
     </w:p>
     <w:p>
@@ -253,7 +253,7 @@
         <w:pStyle w:val="Answer"/>
       </w:pPr>
       <w:r>
-        <w:t>Giải thích: Dịch thiếu ion so với cân bằng sẽ nhận ion từ khoáng răng, gây mất khoáng.</w:t>
+        <w:t>Giải thích: Dưới bão hòa nghĩa là IAP nhỏ hơn Ksp của HA, thuận lợi cho khoáng hòa tan. Kết tủa cần quá bão hòa; cân bằng động tương ứng với IAP bằng Ksp.</w:t>
       </w:r>
     </w:p>
     <w:p>
@@ -269,31 +269,31 @@
         <w:pStyle w:val="Option"/>
       </w:pPr>
       <w:r>
-        <w:t>A. 5Ca²⁺, 3PO₄³⁻ và OH⁻</w:t>
-      </w:r>
-    </w:p>
-    <w:p>
-      <w:pPr>
-        <w:pStyle w:val="Option"/>
-      </w:pPr>
-      <w:r>
-        <w:t>B. Ca²⁺, 3PO₄³⁻ và OH⁻</w:t>
-      </w:r>
-    </w:p>
-    <w:p>
-      <w:pPr>
-        <w:pStyle w:val="Option"/>
-      </w:pPr>
-      <w:r>
-        <w:t>C. 5Ca²⁺, 2PO₄³⁻ và OH⁻</w:t>
-      </w:r>
-    </w:p>
-    <w:p>
-      <w:pPr>
-        <w:pStyle w:val="Option"/>
-      </w:pPr>
-      <w:r>
-        <w:t>D. 5Ca²⁺, 3PO₄³⁻ và 2OH⁻</w:t>
+        <w:t>A. 5Ca²⁺, 2PO₄³⁻ và OH⁻</w:t>
+      </w:r>
+    </w:p>
+    <w:p>
+      <w:pPr>
+        <w:pStyle w:val="Option"/>
+      </w:pPr>
+      <w:r>
+        <w:t>B. 5Ca²⁺, 3PO₄³⁻ và 2OH⁻</w:t>
+      </w:r>
+    </w:p>
+    <w:p>
+      <w:pPr>
+        <w:pStyle w:val="Option"/>
+      </w:pPr>
+      <w:r>
+        <w:t>C. 5Ca²⁺, 3PO₄³⁻ và OH⁻</w:t>
+      </w:r>
+    </w:p>
+    <w:p>
+      <w:pPr>
+        <w:pStyle w:val="Option"/>
+      </w:pPr>
+      <w:r>
+        <w:t>D. Ca²⁺, 3PO₄³⁻ và OH⁻</w:t>
       </w:r>
     </w:p>
     <w:p>
@@ -302,7 +302,7 @@
         <w:keepNext/>
       </w:pPr>
       <w:r>
-        <w:t>Đáp án: A</w:t>
+        <w:t>Đáp án: C</w:t>
       </w:r>
     </w:p>
     <w:p>
@@ -310,7 +310,7 @@
         <w:pStyle w:val="Answer"/>
       </w:pPr>
       <w:r>
-        <w:t>Giải thích: Hệ số của Ca, phosphate và OH lần lượt là 5, 3, 1.</w:t>
+        <w:t>Giải thích: Hệ số 5:3:1 bảo toàn số nguyên tử và điện tích của đơn vị Ca₅(PO₄)₃OH. Khi dùng công thức gấp đôi, cả ba hệ số cũng phải gấp đôi.</w:t>
       </w:r>
     </w:p>
     <w:p>
@@ -326,31 +326,31 @@
         <w:pStyle w:val="Option"/>
       </w:pPr>
       <w:r>
-        <w:t>A. Dung dịch chắc chắn gây mất khoáng mạnh</w:t>
-      </w:r>
-    </w:p>
-    <w:p>
-      <w:pPr>
-        <w:pStyle w:val="Option"/>
-      </w:pPr>
-      <w:r>
-        <w:t>B. Dung dịch ở trạng thái bão hòa với pha đó</w:t>
-      </w:r>
-    </w:p>
-    <w:p>
-      <w:pPr>
-        <w:pStyle w:val="Option"/>
-      </w:pPr>
-      <w:r>
-        <w:t>C. Tất cả tinh thể đã tan</w:t>
-      </w:r>
-    </w:p>
-    <w:p>
-      <w:pPr>
-        <w:pStyle w:val="Option"/>
-      </w:pPr>
-      <w:r>
-        <w:t>D. Không còn ion di chuyển</w:t>
+        <w:t>A. Quá bão hòa với pha đó</w:t>
+      </w:r>
+    </w:p>
+    <w:p>
+      <w:pPr>
+        <w:pStyle w:val="Option"/>
+      </w:pPr>
+      <w:r>
+        <w:t>B. Dưới bão hòa với pha đó</w:t>
+      </w:r>
+    </w:p>
+    <w:p>
+      <w:pPr>
+        <w:pStyle w:val="Option"/>
+      </w:pPr>
+      <w:r>
+        <w:t>C. Bão hòa với pha khoáng đó</w:t>
+      </w:r>
+    </w:p>
+    <w:p>
+      <w:pPr>
+        <w:pStyle w:val="Option"/>
+      </w:pPr>
+      <w:r>
+        <w:t>D. Bão hòa với mọi pha khoáng</w:t>
       </w:r>
     </w:p>
     <w:p>
@@ -359,7 +359,7 @@
         <w:keepNext/>
       </w:pPr>
       <w:r>
-        <w:t>Đáp án: B</w:t>
+        <w:t>Đáp án: C</w:t>
       </w:r>
     </w:p>
     <w:p>
@@ -367,7 +367,7 @@
         <w:pStyle w:val="Answer"/>
       </w:pPr>
       <w:r>
-        <w:t>Giải thích: Bão hòa là cân bằng động: ion vẫn trao đổi, nhưng tổng khoáng gần như không đổi.</w:t>
+        <w:t>Giải thích: IAP bằng Ksp xác định trạng thái bão hòa đối với pha đang xét. Không thể suy từ HA sang FA hay các calcium phosphate khác vì mỗi pha có cân bằng riêng.</w:t>
       </w:r>
     </w:p>
     <w:p>
@@ -383,31 +383,31 @@
         <w:pStyle w:val="Option"/>
       </w:pPr>
       <w:r>
-        <w:t>A. OH⁻</w:t>
-      </w:r>
-    </w:p>
-    <w:p>
-      <w:pPr>
-        <w:pStyle w:val="Option"/>
-      </w:pPr>
-      <w:r>
-        <w:t>B. PO₄³⁻</w:t>
-      </w:r>
-    </w:p>
-    <w:p>
-      <w:pPr>
-        <w:pStyle w:val="Option"/>
-      </w:pPr>
-      <w:r>
-        <w:t>C. H⁺</w:t>
-      </w:r>
-    </w:p>
-    <w:p>
-      <w:pPr>
-        <w:pStyle w:val="Option"/>
-      </w:pPr>
-      <w:r>
-        <w:t>D. F⁻</w:t>
+        <w:t>A. HCO₃⁻</w:t>
+      </w:r>
+    </w:p>
+    <w:p>
+      <w:pPr>
+        <w:pStyle w:val="Option"/>
+      </w:pPr>
+      <w:r>
+        <w:t>B. OH⁻</w:t>
+      </w:r>
+    </w:p>
+    <w:p>
+      <w:pPr>
+        <w:pStyle w:val="Option"/>
+      </w:pPr>
+      <w:r>
+        <w:t>C. PO₄³⁻</w:t>
+      </w:r>
+    </w:p>
+    <w:p>
+      <w:pPr>
+        <w:pStyle w:val="Option"/>
+      </w:pPr>
+      <w:r>
+        <w:t>D. H⁺</w:t>
       </w:r>
     </w:p>
     <w:p>
@@ -416,7 +416,7 @@
         <w:keepNext/>
       </w:pPr>
       <w:r>
-        <w:t>Đáp án: C</w:t>
+        <w:t>Đáp án: D</w:t>
       </w:r>
     </w:p>
     <w:p>
@@ -424,7 +424,7 @@
         <w:pStyle w:val="Answer"/>
       </w:pPr>
       <w:r>
-        <w:t>Giải thích: pH giảm phản ánh tăng hoạt độ H⁺, làm thay đổi cân bằng apatite.</w:t>
+        <w:t>Giải thích: Acid làm tăng hoạt độ H⁺ và giảm pH. OH⁻ giảm, còn phosphate chuyển dần sang các dạng được proton hóa.</w:t>
       </w:r>
     </w:p>
     <w:p>
@@ -440,31 +440,31 @@
         <w:pStyle w:val="Option"/>
       </w:pPr>
       <w:r>
-        <w:t>A. Tăng vô hạn</w:t>
-      </w:r>
-    </w:p>
-    <w:p>
-      <w:pPr>
-        <w:pStyle w:val="Option"/>
-      </w:pPr>
-      <w:r>
-        <w:t>B. Không đổi</w:t>
-      </w:r>
-    </w:p>
-    <w:p>
-      <w:pPr>
-        <w:pStyle w:val="Option"/>
-      </w:pPr>
-      <w:r>
-        <w:t>C. Bằng 0 trong mọi trường hợp</w:t>
-      </w:r>
-    </w:p>
-    <w:p>
-      <w:pPr>
-        <w:pStyle w:val="Option"/>
-      </w:pPr>
-      <w:r>
-        <w:t>D. Giảm</w:t>
+        <w:t>A. Không đổi vì số nguyên tử giữ nguyên</w:t>
+      </w:r>
+    </w:p>
+    <w:p>
+      <w:pPr>
+        <w:pStyle w:val="Option"/>
+      </w:pPr>
+      <w:r>
+        <w:t>B. Giảm vì ion tự do bị tiêu thụ</w:t>
+      </w:r>
+    </w:p>
+    <w:p>
+      <w:pPr>
+        <w:pStyle w:val="Option"/>
+      </w:pPr>
+      <w:r>
+        <w:t>C. Tăng vì tổng phosphate tăng</w:t>
+      </w:r>
+    </w:p>
+    <w:p>
+      <w:pPr>
+        <w:pStyle w:val="Option"/>
+      </w:pPr>
+      <w:r>
+        <w:t>D. Tăng vì khoáng chưa kịp hòa tan</w:t>
       </w:r>
     </w:p>
     <w:p>
@@ -473,7 +473,7 @@
         <w:keepNext/>
       </w:pPr>
       <w:r>
-        <w:t>Đáp án: D</w:t>
+        <w:t>Đáp án: B</w:t>
       </w:r>
     </w:p>
     <w:p>
@@ -481,7 +481,7 @@
         <w:pStyle w:val="Answer"/>
       </w:pPr>
       <w:r>
-        <w:t>Giải thích: Các ion sản phẩm tự do của HA giảm hoạt độ nên IAP giảm.</w:t>
+        <w:t>Giải thích: H⁺ tiêu thụ OH⁻ và proton hóa PO₄³⁻, làm IAP giảm nếu các yếu tố khác không bù lại. Bảo toàn tổng phosphate không có nghĩa hoạt độ PO₄³⁻ tự do được giữ nguyên.</w:t>
       </w:r>
     </w:p>
     <w:p>
@@ -497,31 +497,31 @@
         <w:pStyle w:val="Option"/>
       </w:pPr>
       <w:r>
-        <w:t>A. 5,5</w:t>
-      </w:r>
-    </w:p>
-    <w:p>
-      <w:pPr>
-        <w:pStyle w:val="Option"/>
-      </w:pPr>
-      <w:r>
-        <w:t>B. 7,4</w:t>
-      </w:r>
-    </w:p>
-    <w:p>
-      <w:pPr>
-        <w:pStyle w:val="Option"/>
-      </w:pPr>
-      <w:r>
-        <w:t>C. 9,0</w:t>
-      </w:r>
-    </w:p>
-    <w:p>
-      <w:pPr>
-        <w:pStyle w:val="Option"/>
-      </w:pPr>
-      <w:r>
-        <w:t>D. 2,0</w:t>
+        <w:t>A. Khoảng 5,5</w:t>
+      </w:r>
+    </w:p>
+    <w:p>
+      <w:pPr>
+        <w:pStyle w:val="Option"/>
+      </w:pPr>
+      <w:r>
+        <w:t>B. Khoảng 7,0</w:t>
+      </w:r>
+    </w:p>
+    <w:p>
+      <w:pPr>
+        <w:pStyle w:val="Option"/>
+      </w:pPr>
+      <w:r>
+        <w:t>C. Khoảng 4,3</w:t>
+      </w:r>
+    </w:p>
+    <w:p>
+      <w:pPr>
+        <w:pStyle w:val="Option"/>
+      </w:pPr>
+      <w:r>
+        <w:t>D. Khoảng 6,7</w:t>
       </w:r>
     </w:p>
     <w:p>
@@ -538,7 +538,7 @@
         <w:pStyle w:val="Answer"/>
       </w:pPr>
       <w:r>
-        <w:t>Giải thích: Khoảng 5,5 là mốc kinh điển cho HA/men trong điều kiện thường; giá trị thực phụ thuộc dịch quanh răng.</w:t>
+        <w:t>Giải thích: Khoảng 5,5 là mốc minh họa thường dùng cho men trong một số điều kiện dịch miệng. pH tới hạn thực tế phụ thuộc hoạt độ Ca/phosphate và pha khoáng; 4,3 không phải ngưỡng bảo vệ chung cho men.</w:t>
       </w:r>
     </w:p>
     <w:p>
@@ -554,31 +554,31 @@
         <w:pStyle w:val="Option"/>
       </w:pPr>
       <w:r>
-        <w:t>A. HA tan nhanh hơn do giảm IAP</w:t>
-      </w:r>
-    </w:p>
-    <w:p>
-      <w:pPr>
-        <w:pStyle w:val="Option"/>
-      </w:pPr>
-      <w:r>
-        <w:t>B. HA ít tan hơn do hiệu ứng ion chung</w:t>
-      </w:r>
-    </w:p>
-    <w:p>
-      <w:pPr>
-        <w:pStyle w:val="Option"/>
-      </w:pPr>
-      <w:r>
-        <w:t>C. pH luôn giảm xuống 0</w:t>
-      </w:r>
-    </w:p>
-    <w:p>
-      <w:pPr>
-        <w:pStyle w:val="Option"/>
-      </w:pPr>
-      <w:r>
-        <w:t>D. Men biến thành ngà</w:t>
+        <w:t>A. Tăng lực hòa tan do Ksp tăng</w:t>
+      </w:r>
+    </w:p>
+    <w:p>
+      <w:pPr>
+        <w:pStyle w:val="Option"/>
+      </w:pPr>
+      <w:r>
+        <w:t>B. Giảm lực hòa tan do IAP tăng</w:t>
+      </w:r>
+    </w:p>
+    <w:p>
+      <w:pPr>
+        <w:pStyle w:val="Option"/>
+      </w:pPr>
+      <w:r>
+        <w:t>C. Tăng lực hòa tan do IAP giảm</w:t>
+      </w:r>
+    </w:p>
+    <w:p>
+      <w:pPr>
+        <w:pStyle w:val="Option"/>
+      </w:pPr>
+      <w:r>
+        <w:t>D. Giảm lực hòa tan do Ksp giảm</w:t>
       </w:r>
     </w:p>
     <w:p>
@@ -595,7 +595,7 @@
         <w:pStyle w:val="Answer"/>
       </w:pPr>
       <w:r>
-        <w:t>Giải thích: Tăng ion chung làm IAP tăng, giảm lực kéo hòa tan.</w:t>
+        <w:t>Giải thích: Ca²⁺ là ion chung nên thêm Ca²⁺ tự do làm tăng IAP khi các yếu tố khác giữ nguyên. Ở cùng nhiệt độ và cùng pha, sự thêm ion không tự làm đổi Ksp.</w:t>
       </w:r>
     </w:p>
     <w:p>
@@ -611,31 +611,31 @@
         <w:pStyle w:val="Option"/>
       </w:pPr>
       <w:r>
-        <w:t>A. Tạo thêm OH⁻</w:t>
-      </w:r>
-    </w:p>
-    <w:p>
-      <w:pPr>
-        <w:pStyle w:val="Option"/>
-      </w:pPr>
-      <w:r>
-        <w:t>B. Tạo fluorapatite</w:t>
-      </w:r>
-    </w:p>
-    <w:p>
-      <w:pPr>
-        <w:pStyle w:val="Option"/>
-      </w:pPr>
-      <w:r>
-        <w:t>C. Gắn Ca²⁺ tự do</w:t>
-      </w:r>
-    </w:p>
-    <w:p>
-      <w:pPr>
-        <w:pStyle w:val="Option"/>
-      </w:pPr>
-      <w:r>
-        <w:t>D. Tăng tiết nước bọt</w:t>
+        <w:t>A. Bổ sung PO₄³⁻ vào dung dịch</w:t>
+      </w:r>
+    </w:p>
+    <w:p>
+      <w:pPr>
+        <w:pStyle w:val="Option"/>
+      </w:pPr>
+      <w:r>
+        <w:t>B. Tạo phức với OH⁻ tự do</w:t>
+      </w:r>
+    </w:p>
+    <w:p>
+      <w:pPr>
+        <w:pStyle w:val="Option"/>
+      </w:pPr>
+      <w:r>
+        <w:t>C. Tạo phức với Ca²⁺ tự do</w:t>
+      </w:r>
+    </w:p>
+    <w:p>
+      <w:pPr>
+        <w:pStyle w:val="Option"/>
+      </w:pPr>
+      <w:r>
+        <w:t>D. Thay OH⁻ trong mạng apatite</w:t>
       </w:r>
     </w:p>
     <w:p>
@@ -652,7 +652,7 @@
         <w:pStyle w:val="Answer"/>
       </w:pPr>
       <w:r>
-        <w:t>Giải thích: EDTA tạo phức với Ca²⁺, làm giảm hoạt độ Ca²⁺ và IAP.</w:t>
+        <w:t>Giải thích: EDTA làm giảm hoạt độ Ca²⁺ tự do nhờ tạo phức, do đó giảm IAP và thuận lợi hòa tan HA. Đây là cơ chế lấy ion khỏi dung dịch, khác cơ chế F⁻ thay OH⁻ trong mạng apatite.</w:t>
       </w:r>
     </w:p>
     <w:p>
@@ -676,7 +676,7 @@
         <w:pStyle w:val="Option"/>
       </w:pPr>
       <w:r>
-        <w:t>B. Chloride</w:t>
+        <w:t>B. Phosphate</w:t>
       </w:r>
     </w:p>
     <w:p>
@@ -709,7 +709,7 @@
         <w:pStyle w:val="Answer"/>
       </w:pPr>
       <w:r>
-        <w:t>Giải thích: Carbonate làm lưới apatite sinh học kém bền trước acid.</w:t>
+        <w:t>Giải thích: Carbonate thay thế trong apatite thường làm mạng tinh thể kém bền với acid. Fluoride có xu hướng giảm độ hòa tan của apatite chứa fluor.</w:t>
       </w:r>
     </w:p>
     <w:p>
@@ -725,7 +725,7 @@
         <w:pStyle w:val="Option"/>
       </w:pPr>
       <w:r>
-        <w:t>A. OH⁻</w:t>
+        <w:t>A. CO₃²⁻</w:t>
       </w:r>
     </w:p>
     <w:p>
@@ -741,15 +741,15 @@
         <w:pStyle w:val="Option"/>
       </w:pPr>
       <w:r>
-        <w:t>C. PO₄³⁻</w:t>
-      </w:r>
-    </w:p>
-    <w:p>
-      <w:pPr>
-        <w:pStyle w:val="Option"/>
-      </w:pPr>
-      <w:r>
-        <w:t>D. Na⁺</w:t>
+        <w:t>C. OH⁻</w:t>
+      </w:r>
+    </w:p>
+    <w:p>
+      <w:pPr>
+        <w:pStyle w:val="Option"/>
+      </w:pPr>
+      <w:r>
+        <w:t>D. PO₄³⁻</w:t>
       </w:r>
     </w:p>
     <w:p>
@@ -758,7 +758,7 @@
         <w:keepNext/>
       </w:pPr>
       <w:r>
-        <w:t>Đáp án: A</w:t>
+        <w:t>Đáp án: C</w:t>
       </w:r>
     </w:p>
     <w:p>
@@ -766,7 +766,7 @@
         <w:pStyle w:val="Answer"/>
       </w:pPr>
       <w:r>
-        <w:t>Giải thích: F⁻ có thể thay thế OH⁻, tạo apatite chứa fluor ít tan hơn.</w:t>
+        <w:t>Giải thích: F⁻ có thể thay thế OH⁻ trong apatite. Đây là thay thế anion ở vị trí hydroxyl, không phải thay Ca²⁺ hay toàn bộ nhóm phosphate.</w:t>
       </w:r>
     </w:p>
     <w:p>
@@ -782,31 +782,31 @@
         <w:pStyle w:val="Option"/>
       </w:pPr>
       <w:r>
-        <w:t>A. Luôn không có Ca và phosphate</w:t>
-      </w:r>
-    </w:p>
-    <w:p>
-      <w:pPr>
-        <w:pStyle w:val="Option"/>
-      </w:pPr>
-      <w:r>
-        <w:t>B. Thường quá bão hòa</w:t>
-      </w:r>
-    </w:p>
-    <w:p>
-      <w:pPr>
-        <w:pStyle w:val="Option"/>
-      </w:pPr>
-      <w:r>
-        <w:t>C. Luôn pH dưới 4</w:t>
-      </w:r>
-    </w:p>
-    <w:p>
-      <w:pPr>
-        <w:pStyle w:val="Option"/>
-      </w:pPr>
-      <w:r>
-        <w:t>D. Không ảnh hưởng men</w:t>
+        <w:t>A. Chỉ đạt bão hòa khi có đường trong thức ăn</w:t>
+      </w:r>
+    </w:p>
+    <w:p>
+      <w:pPr>
+        <w:pStyle w:val="Option"/>
+      </w:pPr>
+      <w:r>
+        <w:t>B. Thường dưới bão hòa với các pha apatite</w:t>
+      </w:r>
+    </w:p>
+    <w:p>
+      <w:pPr>
+        <w:pStyle w:val="Option"/>
+      </w:pPr>
+      <w:r>
+        <w:t>C. Ở điều kiện sinh lý, thường quá bão hòa với apatite</w:t>
+      </w:r>
+    </w:p>
+    <w:p>
+      <w:pPr>
+        <w:pStyle w:val="Option"/>
+      </w:pPr>
+      <w:r>
+        <w:t>D. Bão hòa đồng thời với mọi loại muối calcium</w:t>
       </w:r>
     </w:p>
     <w:p>
@@ -815,7 +815,7 @@
         <w:keepNext/>
       </w:pPr>
       <w:r>
-        <w:t>Đáp án: B</w:t>
+        <w:t>Đáp án: C</w:t>
       </w:r>
     </w:p>
     <w:p>
@@ -823,7 +823,7 @@
         <w:pStyle w:val="Answer"/>
       </w:pPr>
       <w:r>
-        <w:t>Giải thích: Dịch miệng thường cung cấp ion và có xu hướng bảo vệ apatite khi ở trạng thái quá bão hòa.</w:t>
+        <w:t>Giải thích: Nước bọt sinh lý thường có Ca/phosphate và quá bão hòa với một số pha apatite. Trạng thái này không áp dụng cho mọi muối calcium hoặc mọi vi môi trường mảng bám sau ăn.</w:t>
       </w:r>
     </w:p>
     <w:p>
@@ -839,31 +839,31 @@
         <w:pStyle w:val="Option"/>
       </w:pPr>
       <w:r>
-        <w:t>A. Chỉ ở tủy</w:t>
-      </w:r>
-    </w:p>
-    <w:p>
-      <w:pPr>
-        <w:pStyle w:val="Option"/>
-      </w:pPr>
-      <w:r>
-        <w:t>B. Chỉ ở lớp xi măng</w:t>
-      </w:r>
-    </w:p>
-    <w:p>
-      <w:pPr>
-        <w:pStyle w:val="Option"/>
-      </w:pPr>
-      <w:r>
-        <w:t>C. Dưới bề mặt men</w:t>
-      </w:r>
-    </w:p>
-    <w:p>
-      <w:pPr>
-        <w:pStyle w:val="Option"/>
-      </w:pPr>
-      <w:r>
-        <w:t>D. Đồng đều toàn bộ răng</w:t>
+        <w:t>A. Lớp ngoài bị hòa tan trực tiếp từng lớp</w:t>
+      </w:r>
+    </w:p>
+    <w:p>
+      <w:pPr>
+        <w:pStyle w:val="Option"/>
+      </w:pPr>
+      <w:r>
+        <w:t>B. Thân tổn thương nằm dưới lớp men bề mặt</w:t>
+      </w:r>
+    </w:p>
+    <w:p>
+      <w:pPr>
+        <w:pStyle w:val="Option"/>
+      </w:pPr>
+      <w:r>
+        <w:t>C. Ranh giới men ngà ngay từ khi khởi đầu</w:t>
+      </w:r>
+    </w:p>
+    <w:p>
+      <w:pPr>
+        <w:pStyle w:val="Option"/>
+      </w:pPr>
+      <w:r>
+        <w:t>D. Toàn bộ chiều dày men với mức như nhau</w:t>
       </w:r>
     </w:p>
     <w:p>
@@ -872,7 +872,7 @@
         <w:keepNext/>
       </w:pPr>
       <w:r>
-        <w:t>Đáp án: C</w:t>
+        <w:t>Đáp án: B</w:t>
       </w:r>
     </w:p>
     <w:p>
@@ -880,7 +880,7 @@
         <w:pStyle w:val="Answer"/>
       </w:pPr>
       <w:r>
-        <w:t>Giải thích: Thân sang thương dưới bề mặt xốp hơn, trong khi lớp ngoài có thể còn tương đối nguyên.</w:t>
+        <w:t>Giải thích: Sâu men sớm điển hình mất khoáng mạnh ở thân tổn thương dưới một lớp ngoài tương đối nguyên. Mất mô trực tiếp từ bề mặt từng lớp gợi cơ chế xói mòn hơn.</w:t>
       </w:r>
     </w:p>
     <w:p>
@@ -896,31 +896,31 @@
         <w:pStyle w:val="Option"/>
       </w:pPr>
       <w:r>
-        <w:t>A. Do men có thêm sắc tố đỏ</w:t>
-      </w:r>
-    </w:p>
-    <w:p>
-      <w:pPr>
-        <w:pStyle w:val="Option"/>
-      </w:pPr>
-      <w:r>
-        <w:t>B. Do lớp ngà bị nhuộm xanh</w:t>
-      </w:r>
-    </w:p>
-    <w:p>
-      <w:pPr>
-        <w:pStyle w:val="Option"/>
-      </w:pPr>
-      <w:r>
-        <w:t>C. Do vi khuẩn tạo khoáng mới</w:t>
-      </w:r>
-    </w:p>
-    <w:p>
-      <w:pPr>
-        <w:pStyle w:val="Option"/>
-      </w:pPr>
-      <w:r>
-        <w:t>D. Do độ xốp làm tán xạ ánh sáng</w:t>
+        <w:t>A. Độ xốp tăng làm tán xạ ánh sáng</w:t>
+      </w:r>
+    </w:p>
+    <w:p>
+      <w:pPr>
+        <w:pStyle w:val="Option"/>
+      </w:pPr>
+      <w:r>
+        <w:t>B. Ngà xơ cứng phản chiếu qua men</w:t>
+      </w:r>
+    </w:p>
+    <w:p>
+      <w:pPr>
+        <w:pStyle w:val="Option"/>
+      </w:pPr>
+      <w:r>
+        <w:t>C. Protein bề mặt tạo sắc tố trắng</w:t>
+      </w:r>
+    </w:p>
+    <w:p>
+      <w:pPr>
+        <w:pStyle w:val="Option"/>
+      </w:pPr>
+      <w:r>
+        <w:t>D. Độ dày men tăng che màu ngà</w:t>
       </w:r>
     </w:p>
     <w:p>
@@ -929,7 +929,7 @@
         <w:keepNext/>
       </w:pPr>
       <w:r>
-        <w:t>Đáp án: D</w:t>
+        <w:t>Đáp án: A</w:t>
       </w:r>
     </w:p>
     <w:p>
@@ -937,7 +937,7 @@
         <w:pStyle w:val="Answer"/>
       </w:pPr>
       <w:r>
-        <w:t>Giải thích: Mất khoáng làm tăng khoảng gian tinh thể, thay đổi cách ánh sáng đi qua men.</w:t>
+        <w:t>Giải thích: Mất khoáng tạo các khoảng xốp, làm thay đổi chiết suất và tán xạ ánh sáng. Làm khô khiến không khí thay nước trong các khoảng này nên vết trắng rõ hơn, không phải do sinh thêm sắc tố.</w:t>
       </w:r>
     </w:p>
     <w:p>
@@ -953,31 +953,31 @@
         <w:pStyle w:val="Option"/>
       </w:pPr>
       <w:r>
-        <w:t>A. HA mất khoáng, lớp bề mặt chứa fluor tương đối được bảo vệ</w:t>
-      </w:r>
-    </w:p>
-    <w:p>
-      <w:pPr>
-        <w:pStyle w:val="Option"/>
-      </w:pPr>
-      <w:r>
-        <w:t>B. FA luôn tan trước HA</w:t>
-      </w:r>
-    </w:p>
-    <w:p>
-      <w:pPr>
-        <w:pStyle w:val="Option"/>
-      </w:pPr>
-      <w:r>
-        <w:t>C. Tất cả men biến mất ngay</w:t>
-      </w:r>
-    </w:p>
-    <w:p>
-      <w:pPr>
-        <w:pStyle w:val="Option"/>
-      </w:pPr>
-      <w:r>
-        <w:t>D. Không còn trao đổi ion</w:t>
+        <w:t>A. HA có thể tan còn FA thuận lợi lắng đọng</w:t>
+      </w:r>
+    </w:p>
+    <w:p>
+      <w:pPr>
+        <w:pStyle w:val="Option"/>
+      </w:pPr>
+      <w:r>
+        <w:t>B. Cả HA và FA đều ở cân bằng động</w:t>
+      </w:r>
+    </w:p>
+    <w:p>
+      <w:pPr>
+        <w:pStyle w:val="Option"/>
+      </w:pPr>
+      <w:r>
+        <w:t>C. Cả HA và FA đều có lực hòa tan</w:t>
+      </w:r>
+    </w:p>
+    <w:p>
+      <w:pPr>
+        <w:pStyle w:val="Option"/>
+      </w:pPr>
+      <w:r>
+        <w:t>D. HA thuận lợi lắng đọng còn FA có thể tan</w:t>
       </w:r>
     </w:p>
     <w:p>
@@ -994,7 +994,7 @@
         <w:pStyle w:val="Answer"/>
       </w:pPr>
       <w:r>
-        <w:t>Giải thích: FA ít tan hơn, nên bề mặt có thể còn nguyên trong khi vùng sâu hơn mất khoáng.</w:t>
+        <w:t>Giải thích: Phải xét riêng tỷ số IAP/Ksp cho mỗi pha: dưới 1 thuận lợi hòa tan, trên 1 thuận lợi lắng đọng. Quá bão hòa với FA không có nghĩa HA cũng được bảo vệ trong dịch đó.</w:t>
       </w:r>
     </w:p>
     <w:p>
@@ -1010,31 +1010,31 @@
         <w:pStyle w:val="Option"/>
       </w:pPr>
       <w:r>
-        <w:t>A. Mất hết tinh thể cũ</w:t>
-      </w:r>
-    </w:p>
-    <w:p>
-      <w:pPr>
-        <w:pStyle w:val="Option"/>
-      </w:pPr>
-      <w:r>
-        <w:t>B. Còn tinh thể apatite bị mất khoáng một phần</w:t>
-      </w:r>
-    </w:p>
-    <w:p>
-      <w:pPr>
-        <w:pStyle w:val="Option"/>
-      </w:pPr>
-      <w:r>
-        <w:t>C. Luôn có lỗ sâu lớn</w:t>
-      </w:r>
-    </w:p>
-    <w:p>
-      <w:pPr>
-        <w:pStyle w:val="Option"/>
-      </w:pPr>
-      <w:r>
-        <w:t>D. Dịch miệng rất acid</w:t>
+        <w:t>A. Các đám vi khuẩn đã bị bất hoạt</w:t>
+      </w:r>
+    </w:p>
+    <w:p>
+      <w:pPr>
+        <w:pStyle w:val="Option"/>
+      </w:pPr>
+      <w:r>
+        <w:t>B. Các tinh thể apatite còn sót lại</w:t>
+      </w:r>
+    </w:p>
+    <w:p>
+      <w:pPr>
+        <w:pStyle w:val="Option"/>
+      </w:pPr>
+      <w:r>
+        <w:t>C. Các tế bào tạo men ở bề mặt răng</w:t>
+      </w:r>
+    </w:p>
+    <w:p>
+      <w:pPr>
+        <w:pStyle w:val="Option"/>
+      </w:pPr>
+      <w:r>
+        <w:t>D. Các sợi collagen trong men trưởng thành</w:t>
       </w:r>
     </w:p>
     <w:p>
@@ -1051,7 +1051,7 @@
         <w:pStyle w:val="Answer"/>
       </w:pPr>
       <w:r>
-        <w:t>Giải thích: Tái khoáng chủ yếu là tinh thể còn lại phát triển, không phải tạo mới hoàn toàn trong xoang rỗng.</w:t>
+        <w:t>Giải thích: Ca/phosphate có thể bồi đắp lên tinh thể apatite còn lại trong tổn thương chưa tạo lỗ. Men trưởng thành không có tế bào tạo men ở bề mặt để mọc lại mô đã mất.</w:t>
       </w:r>
     </w:p>
     <w:p>
@@ -1067,31 +1067,31 @@
         <w:pStyle w:val="Option"/>
       </w:pPr>
       <w:r>
-        <w:t>A. Luôn tăng pH mảng bám</w:t>
-      </w:r>
-    </w:p>
-    <w:p>
-      <w:pPr>
-        <w:pStyle w:val="Option"/>
-      </w:pPr>
-      <w:r>
-        <w:t>B. Làm nước bọt không còn Ca</w:t>
-      </w:r>
-    </w:p>
-    <w:p>
-      <w:pPr>
-        <w:pStyle w:val="Option"/>
-      </w:pPr>
-      <w:r>
-        <w:t>C. Tạo nhiều đợt pH giảm và giảm thời gian hồi phục</w:t>
-      </w:r>
-    </w:p>
-    <w:p>
-      <w:pPr>
-        <w:pStyle w:val="Option"/>
-      </w:pPr>
-      <w:r>
-        <w:t>D. Chỉ làm răng đổi màu</w:t>
+        <w:t>A. Giảm lượng Ca của toàn bộ men ngay sau ăn</w:t>
+      </w:r>
+    </w:p>
+    <w:p>
+      <w:pPr>
+        <w:pStyle w:val="Option"/>
+      </w:pPr>
+      <w:r>
+        <w:t>B. Tăng số đợt acid và giảm thời gian hồi phục</w:t>
+      </w:r>
+    </w:p>
+    <w:p>
+      <w:pPr>
+        <w:pStyle w:val="Option"/>
+      </w:pPr>
+      <w:r>
+        <w:t>C. Giảm độ tan HA trong dịch quanh mảng bám</w:t>
+      </w:r>
+    </w:p>
+    <w:p>
+      <w:pPr>
+        <w:pStyle w:val="Option"/>
+      </w:pPr>
+      <w:r>
+        <w:t>D. Tăng lượng acid bằng nhau ở mọi lần ăn</w:t>
       </w:r>
     </w:p>
     <w:p>
@@ -1100,7 +1100,7 @@
         <w:keepNext/>
       </w:pPr>
       <w:r>
-        <w:t>Đáp án: C</w:t>
+        <w:t>Đáp án: B</w:t>
       </w:r>
     </w:p>
     <w:p>
@@ -1108,7 +1108,7 @@
         <w:pStyle w:val="Answer"/>
       </w:pPr>
       <w:r>
-        <w:t>Giải thích: Tần suất đường làm lặp các đợt acid, kéo dài tổng thời gian thuận lợi cho mất khoáng.</w:t>
+        <w:t>Giải thích: Tiếp xúc đường nhiều lần tạo các đợt sinh acid nối tiếp và rút ngắn thời gian hồi phục. Tổng lượng đường quan trọng nhưng không thay thế được thông tin về tần suất tiếp xúc.</w:t>
       </w:r>
     </w:p>
     <w:p>
@@ -1124,31 +1124,31 @@
         <w:pStyle w:val="Option"/>
       </w:pPr>
       <w:r>
-        <w:t>A. Acid dạ dày tiếp xúc trực tiếp</w:t>
-      </w:r>
-    </w:p>
-    <w:p>
-      <w:pPr>
-        <w:pStyle w:val="Option"/>
-      </w:pPr>
-      <w:r>
-        <w:t>B. Acid có sẵn trong men</w:t>
-      </w:r>
-    </w:p>
-    <w:p>
-      <w:pPr>
-        <w:pStyle w:val="Option"/>
-      </w:pPr>
-      <w:r>
-        <w:t>C. Phosphate của nước bọt</w:t>
-      </w:r>
-    </w:p>
-    <w:p>
-      <w:pPr>
-        <w:pStyle w:val="Option"/>
-      </w:pPr>
-      <w:r>
-        <w:t>D. Acid do vi khuẩn chuyển hóa carbohydrate</w:t>
+        <w:t>A. Vi khuẩn lên men carbohydrate trong mảng bám</w:t>
+      </w:r>
+    </w:p>
+    <w:p>
+      <w:pPr>
+        <w:pStyle w:val="Option"/>
+      </w:pPr>
+      <w:r>
+        <w:t>B. Acid dùng xử lý men trước khi dán phục hình</w:t>
+      </w:r>
+    </w:p>
+    <w:p>
+      <w:pPr>
+        <w:pStyle w:val="Option"/>
+      </w:pPr>
+      <w:r>
+        <w:t>C. Acid hữu cơ sẵn có trong đồ uống chua</w:t>
+      </w:r>
+    </w:p>
+    <w:p>
+      <w:pPr>
+        <w:pStyle w:val="Option"/>
+      </w:pPr>
+      <w:r>
+        <w:t>D. Acid dạ dày tiếp xúc trực tiếp mặt răng</w:t>
       </w:r>
     </w:p>
     <w:p>
@@ -1157,7 +1157,7 @@
         <w:keepNext/>
       </w:pPr>
       <w:r>
-        <w:t>Đáp án: D</w:t>
+        <w:t>Đáp án: A</w:t>
       </w:r>
     </w:p>
     <w:p>
@@ -1165,7 +1165,7 @@
         <w:pStyle w:val="Answer"/>
       </w:pPr>
       <w:r>
-        <w:t>Giải thích: Sâu răng liên quan acid tại mảng bám sau lên men đường.</w:t>
+        <w:t>Giải thích: Sâu răng gắn với acid do vi khuẩn mảng bám chuyển hóa carbohydrate. Acid dạ dày và acid trong đồ uống tác động trực tiếp thuộc cơ chế xói mòn hóa học.</w:t>
       </w:r>
     </w:p>
     <w:p>
@@ -1181,31 +1181,31 @@
         <w:pStyle w:val="Option"/>
       </w:pPr>
       <w:r>
-        <w:t>A. Trào ngược acid dạ dày</w:t>
-      </w:r>
-    </w:p>
-    <w:p>
-      <w:pPr>
-        <w:pStyle w:val="Option"/>
-      </w:pPr>
-      <w:r>
-        <w:t>B. Vi khuẩn mảng bám lên men sucrose</w:t>
-      </w:r>
-    </w:p>
-    <w:p>
-      <w:pPr>
-        <w:pStyle w:val="Option"/>
-      </w:pPr>
-      <w:r>
-        <w:t>C. Mảng bám ở hố rãnh</w:t>
-      </w:r>
-    </w:p>
-    <w:p>
-      <w:pPr>
-        <w:pStyle w:val="Option"/>
-      </w:pPr>
-      <w:r>
-        <w:t>D. Vi khuẩn quanh mắc cài</w:t>
+        <w:t>A. Acid từ vi khuẩn lên men sucrose</w:t>
+      </w:r>
+    </w:p>
+    <w:p>
+      <w:pPr>
+        <w:pStyle w:val="Option"/>
+      </w:pPr>
+      <w:r>
+        <w:t>B. Acid từ màng sinh học quanh mắc cài</w:t>
+      </w:r>
+    </w:p>
+    <w:p>
+      <w:pPr>
+        <w:pStyle w:val="Option"/>
+      </w:pPr>
+      <w:r>
+        <w:t>C. Acid dạ dày tiếp xúc trực tiếp</w:t>
+      </w:r>
+    </w:p>
+    <w:p>
+      <w:pPr>
+        <w:pStyle w:val="Option"/>
+      </w:pPr>
+      <w:r>
+        <w:t>D. Acid tạo trong mảng bám hố rãnh</w:t>
       </w:r>
     </w:p>
     <w:p>
@@ -1214,7 +1214,7 @@
         <w:keepNext/>
       </w:pPr>
       <w:r>
-        <w:t>Đáp án: A</w:t>
+        <w:t>Đáp án: C</w:t>
       </w:r>
     </w:p>
     <w:p>
@@ -1222,7 +1222,7 @@
         <w:pStyle w:val="Answer"/>
       </w:pPr>
       <w:r>
-        <w:t>Giải thích: Xói mòn do acid không qua quá trình sinh acid của vi khuẩn mảng bám.</w:t>
+        <w:t>Giải thích: Acid dạ dày là nguồn acid nội sinh không cần vi khuẩn mảng bám tạo ra. Các nguồn acid còn lại đều mô tả lên men trong màng sinh học, phù hợp cơ chế sâu răng.</w:t>
       </w:r>
     </w:p>
     <w:p>
@@ -1238,31 +1238,31 @@
         <w:pStyle w:val="Option"/>
       </w:pPr>
       <w:r>
-        <w:t>A. Chắc chắn thành lỗ trong một ngày</w:t>
-      </w:r>
-    </w:p>
-    <w:p>
-      <w:pPr>
-        <w:pStyle w:val="Option"/>
-      </w:pPr>
-      <w:r>
-        <w:t>B. Có thể tái khoáng một phần</w:t>
-      </w:r>
-    </w:p>
-    <w:p>
-      <w:pPr>
-        <w:pStyle w:val="Option"/>
-      </w:pPr>
-      <w:r>
-        <w:t>C. Mất hoàn toàn mô men</w:t>
-      </w:r>
-    </w:p>
-    <w:p>
-      <w:pPr>
-        <w:pStyle w:val="Option"/>
-      </w:pPr>
-      <w:r>
-        <w:t>D. Không thể thay đổi</w:t>
+        <w:t>A. Chỉ bất hoạt khi hết màu trắng ban đầu</w:t>
+      </w:r>
+    </w:p>
+    <w:p>
+      <w:pPr>
+        <w:pStyle w:val="Option"/>
+      </w:pPr>
+      <w:r>
+        <w:t>B. Có thể nhận ion để tái khoáng một phần</w:t>
+      </w:r>
+    </w:p>
+    <w:p>
+      <w:pPr>
+        <w:pStyle w:val="Option"/>
+      </w:pPr>
+      <w:r>
+        <w:t>C. Chỉ nhận khoáng sau khi bề mặt đã thủng</w:t>
+      </w:r>
+    </w:p>
+    <w:p>
+      <w:pPr>
+        <w:pStyle w:val="Option"/>
+      </w:pPr>
+      <w:r>
+        <w:t>D. Chỉ đổi màu mà chưa có thay đổi khoáng</w:t>
       </w:r>
     </w:p>
     <w:p>
@@ -1279,7 +1279,7 @@
         <w:pStyle w:val="Answer"/>
       </w:pPr>
       <w:r>
-        <w:t>Giải thích: Tinh thể còn lại ở sang thương chưa tạo lỗ có thể nhận khoáng trở lại.</w:t>
+        <w:t>Giải thích: Bề mặt chưa tạo lỗ thường còn nền tinh thể cho tái khoáng khi môi trường thuận lợi. Bất hoạt không đòi hỏi màu trắng biến mất hoàn toàn vì vùng sâu có thể còn xốp.</w:t>
       </w:r>
     </w:p>
     <w:p>
@@ -1295,31 +1295,31 @@
         <w:pStyle w:val="Option"/>
       </w:pPr>
       <w:r>
-        <w:t>A. Mọi khoáng bề mặt bị mất</w:t>
-      </w:r>
-    </w:p>
-    <w:p>
-      <w:pPr>
-        <w:pStyle w:val="Option"/>
-      </w:pPr>
-      <w:r>
-        <w:t>B. Nước bọt không còn tồn tại</w:t>
-      </w:r>
-    </w:p>
-    <w:p>
-      <w:pPr>
-        <w:pStyle w:val="Option"/>
-      </w:pPr>
-      <w:r>
-        <w:t>C. Thân sang thương có thể chưa tái khoáng hoàn toàn</w:t>
-      </w:r>
-    </w:p>
-    <w:p>
-      <w:pPr>
-        <w:pStyle w:val="Option"/>
-      </w:pPr>
-      <w:r>
-        <w:t>D. Fluoride luôn tạo sắc tố đen</w:t>
+        <w:t>A. Toàn bộ vết trắng đã thành fluorapatite</w:t>
+      </w:r>
+    </w:p>
+    <w:p>
+      <w:pPr>
+        <w:pStyle w:val="Option"/>
+      </w:pPr>
+      <w:r>
+        <w:t>B. Ngà bên dưới đã chuyển sang màu trắng</w:t>
+      </w:r>
+    </w:p>
+    <w:p>
+      <w:pPr>
+        <w:pStyle w:val="Option"/>
+      </w:pPr>
+      <w:r>
+        <w:t>C. Lớp bề mặt vẫn liên tục sinh sắc tố trắng</w:t>
+      </w:r>
+    </w:p>
+    <w:p>
+      <w:pPr>
+        <w:pStyle w:val="Option"/>
+      </w:pPr>
+      <w:r>
+        <w:t>D. Thân tổn thương có thể vẫn còn nhiều khoảng xốp</w:t>
       </w:r>
     </w:p>
     <w:p>
@@ -1328,7 +1328,7 @@
         <w:keepNext/>
       </w:pPr>
       <w:r>
-        <w:t>Đáp án: C</w:t>
+        <w:t>Đáp án: D</w:t>
       </w:r>
     </w:p>
     <w:p>
@@ -1336,7 +1336,7 @@
         <w:pStyle w:val="Answer"/>
       </w:pPr>
       <w:r>
-        <w:t>Giải thích: Bề mặt cứng bóng có thể che vùng dưới bề mặt còn xốp, để lại sẹo trắng.</w:t>
+        <w:t>Giải thích: Bề mặt có thể cứng lại trong khi thân tổn thương chưa nhận đủ khoáng, nên vết trắng còn tồn tại. Màu trắng đơn độc không chứng minh sâu còn hoạt động hoặc men đã thành FA thuần.</w:t>
       </w:r>
     </w:p>
     <w:p>
@@ -1344,39 +1344,39 @@
         <w:pStyle w:val="Question"/>
       </w:pPr>
       <w:r>
-        <w:t>Câu 24. Có nên cố ý bóc lớp bề mặt của sang thương sớm để ion tái khoáng đi sâu hơn?</w:t>
-      </w:r>
-    </w:p>
-    <w:p>
-      <w:pPr>
-        <w:pStyle w:val="Option"/>
-      </w:pPr>
-      <w:r>
-        <w:t>A. Luôn nên</w:t>
-      </w:r>
-    </w:p>
-    <w:p>
-      <w:pPr>
-        <w:pStyle w:val="Option"/>
-      </w:pPr>
-      <w:r>
-        <w:t>B. Chỉ khi có fluoride</w:t>
-      </w:r>
-    </w:p>
-    <w:p>
-      <w:pPr>
-        <w:pStyle w:val="Option"/>
-      </w:pPr>
-      <w:r>
-        <w:t>C. Chỉ ở trẻ em</w:t>
-      </w:r>
-    </w:p>
-    <w:p>
-      <w:pPr>
-        <w:pStyle w:val="Option"/>
-      </w:pPr>
-      <w:r>
-        <w:t>D. Không nên vì acid cũng xâm nhập dễ hơn</w:t>
+        <w:t>Câu 24. Vì sao cần bảo tồn lớp bề mặt còn nguyên của một tổn thương sâu men sớm khi kiểm soát mất khoáng?</w:t>
+      </w:r>
+    </w:p>
+    <w:p>
+      <w:pPr>
+        <w:pStyle w:val="Option"/>
+      </w:pPr>
+      <w:r>
+        <w:t>A. Lớp ngoài là nơi duy nhất còn vi khuẩn</w:t>
+      </w:r>
+    </w:p>
+    <w:p>
+      <w:pPr>
+        <w:pStyle w:val="Option"/>
+      </w:pPr>
+      <w:r>
+        <w:t>B. Lớp ngoài giúp hạn chế acid vào vùng sâu</w:t>
+      </w:r>
+    </w:p>
+    <w:p>
+      <w:pPr>
+        <w:pStyle w:val="Option"/>
+      </w:pPr>
+      <w:r>
+        <w:t>C. Lớp ngoài tạo thêm men nhờ tế bào sống</w:t>
+      </w:r>
+    </w:p>
+    <w:p>
+      <w:pPr>
+        <w:pStyle w:val="Option"/>
+      </w:pPr>
+      <w:r>
+        <w:t>D. Lớp ngoài ngăn toàn bộ trao đổi khoáng</w:t>
       </w:r>
     </w:p>
     <w:p>
@@ -1385,7 +1385,7 @@
         <w:keepNext/>
       </w:pPr>
       <w:r>
-        <w:t>Đáp án: D</w:t>
+        <w:t>Đáp án: B</w:t>
       </w:r>
     </w:p>
     <w:p>
@@ -1393,7 +1393,7 @@
         <w:pStyle w:val="Answer"/>
       </w:pPr>
       <w:r>
-        <w:t>Giải thích: Lớp bề mặt còn nguyên giúp hạn chế acid xâm nhập. Bóc bỏ lớp này có thể làm mất khoáng ở vùng sâu tăng lên.</w:t>
+        <w:t>Giải thích: Lớp bề mặt tương đối nguyên giúp hạn chế tác nhân tiếp cận vùng mất khoáng. Nó vẫn cho trao đổi ion ở mức nhất định; bỏ lớp này không chỉ mở đường cho ion có lợi mà còn cho acid.</w:t>
       </w:r>
     </w:p>
     <w:p>
@@ -1417,31 +1417,31 @@
         <w:pStyle w:val="Option"/>
       </w:pPr>
       <w:r>
-        <w:t>A. Dung dịch thiếu bão hòa và tinh thể có xu hướng hòa tan</w:t>
-      </w:r>
-    </w:p>
-    <w:p>
-      <w:pPr>
-        <w:pStyle w:val="Option"/>
-      </w:pPr>
-      <w:r>
-        <w:t>B. Dung dịch quá bão hòa và chắc chắn có vôi răng</w:t>
-      </w:r>
-    </w:p>
-    <w:p>
-      <w:pPr>
-        <w:pStyle w:val="Option"/>
-      </w:pPr>
-      <w:r>
-        <w:t>C. Không còn bất kỳ trao đổi ion nào</w:t>
-      </w:r>
-    </w:p>
-    <w:p>
-      <w:pPr>
-        <w:pStyle w:val="Option"/>
-      </w:pPr>
-      <w:r>
-        <w:t>D. Khoáng tự hình thành dù không còn tinh thể nền</w:t>
+        <w:t>A. Quá bão hòa và thuận lợi kết tủa</w:t>
+      </w:r>
+    </w:p>
+    <w:p>
+      <w:pPr>
+        <w:pStyle w:val="Option"/>
+      </w:pPr>
+      <w:r>
+        <w:t>B. Bão hòa với HA nhưng chưa rõ với FA</w:t>
+      </w:r>
+    </w:p>
+    <w:p>
+      <w:pPr>
+        <w:pStyle w:val="Option"/>
+      </w:pPr>
+      <w:r>
+        <w:t>C. Dưới bão hòa và thuận lợi hòa tan</w:t>
+      </w:r>
+    </w:p>
+    <w:p>
+      <w:pPr>
+        <w:pStyle w:val="Option"/>
+      </w:pPr>
+      <w:r>
+        <w:t>D. Bão hòa và trao đổi hai chiều cân bằng</w:t>
       </w:r>
     </w:p>
     <w:p>
@@ -1450,7 +1450,7 @@
         <w:keepNext/>
       </w:pPr>
       <w:r>
-        <w:t>Đáp án: A</w:t>
+        <w:t>Đáp án: C</w:t>
       </w:r>
     </w:p>
     <w:p>
@@ -1458,7 +1458,7 @@
         <w:pStyle w:val="Answer"/>
       </w:pPr>
       <w:r>
-        <w:t>Giải thích: IAP thấp hơn Ksp là điều kiện thuận lợi cho hòa tan.</w:t>
+        <w:t>Giải thích: IAP nhỏ hơn Ksp của cùng pha xác định dưới bão hòa và lực hòa tan. Cân bằng động cần IAP bằng Ksp; chiều thuận lợi không tự cho biết tốc độ biến đổi khoáng thực tế.</w:t>
       </w:r>
     </w:p>
     <w:p>
@@ -1474,31 +1474,31 @@
         <w:pStyle w:val="Option"/>
       </w:pPr>
       <w:r>
-        <w:t>A. Tái khoáng sang mất khoáng</w:t>
-      </w:r>
-    </w:p>
-    <w:p>
-      <w:pPr>
-        <w:pStyle w:val="Option"/>
-      </w:pPr>
-      <w:r>
-        <w:t>B. Mất khoáng sang thuận lợi tái khoáng</w:t>
-      </w:r>
-    </w:p>
-    <w:p>
-      <w:pPr>
-        <w:pStyle w:val="Option"/>
-      </w:pPr>
-      <w:r>
-        <w:t>C. Xói mòn sang nhiễm khuẩn tủy</w:t>
-      </w:r>
-    </w:p>
-    <w:p>
-      <w:pPr>
-        <w:pStyle w:val="Option"/>
-      </w:pPr>
-      <w:r>
-        <w:t>D. Ngà sang men</w:t>
+        <w:t>A. Từ cân bằng động sang thiếu ion</w:t>
+      </w:r>
+    </w:p>
+    <w:p>
+      <w:pPr>
+        <w:pStyle w:val="Option"/>
+      </w:pPr>
+      <w:r>
+        <w:t>B. Từ lực hòa tan sang lực lắng đọng</w:t>
+      </w:r>
+    </w:p>
+    <w:p>
+      <w:pPr>
+        <w:pStyle w:val="Option"/>
+      </w:pPr>
+      <w:r>
+        <w:t>C. Từ lực lắng đọng sang lực hòa tan</w:t>
+      </w:r>
+    </w:p>
+    <w:p>
+      <w:pPr>
+        <w:pStyle w:val="Option"/>
+      </w:pPr>
+      <w:r>
+        <w:t>D. Từ bão hòa HA sang bão hòa mọi pha</w:t>
       </w:r>
     </w:p>
     <w:p>
@@ -1515,7 +1515,7 @@
         <w:pStyle w:val="Answer"/>
       </w:pPr>
       <w:r>
-        <w:t>Giải thích: Qua điểm bão hòa, chiều trao đổi khoáng ưu thế đảo lại.</w:t>
+        <w:t>Giải thích: IAP vượt Ksp chuyển dịch từ dưới bão hòa sang quá bão hòa đối với pha đó. Lắng đọng thực sự còn phụ thuộc nền tinh thể, khuếch tán và các yếu tố động học.</w:t>
       </w:r>
     </w:p>
     <w:p>
@@ -1531,31 +1531,31 @@
         <w:pStyle w:val="Option"/>
       </w:pPr>
       <w:r>
-        <w:t>A. CaF₂</w:t>
-      </w:r>
-    </w:p>
-    <w:p>
-      <w:pPr>
-        <w:pStyle w:val="Option"/>
-      </w:pPr>
-      <w:r>
-        <w:t>B. CaCO₃</w:t>
-      </w:r>
-    </w:p>
-    <w:p>
-      <w:pPr>
-        <w:pStyle w:val="Option"/>
-      </w:pPr>
-      <w:r>
-        <w:t>C. HPO₄²⁻/H₂PO₄⁻</w:t>
-      </w:r>
-    </w:p>
-    <w:p>
-      <w:pPr>
-        <w:pStyle w:val="Option"/>
-      </w:pPr>
-      <w:r>
-        <w:t>D. OH⁻ tự do</w:t>
+        <w:t>A. CaF⁺ rồi tiếp tục tạo CaF₂</w:t>
+      </w:r>
+    </w:p>
+    <w:p>
+      <w:pPr>
+        <w:pStyle w:val="Option"/>
+      </w:pPr>
+      <w:r>
+        <w:t>B. CaPO₄⁻ rồi tạo thêm CaHPO₄</w:t>
+      </w:r>
+    </w:p>
+    <w:p>
+      <w:pPr>
+        <w:pStyle w:val="Option"/>
+      </w:pPr>
+      <w:r>
+        <w:t>C. PO₄³⁻ rồi tiếp tục tăng OH⁻</w:t>
+      </w:r>
+    </w:p>
+    <w:p>
+      <w:pPr>
+        <w:pStyle w:val="Option"/>
+      </w:pPr>
+      <w:r>
+        <w:t>D. HPO₄²⁻ rồi tiếp tục thành H₂PO₄⁻</w:t>
       </w:r>
     </w:p>
     <w:p>
@@ -1564,7 +1564,7 @@
         <w:keepNext/>
       </w:pPr>
       <w:r>
-        <w:t>Đáp án: C</w:t>
+        <w:t>Đáp án: D</w:t>
       </w:r>
     </w:p>
     <w:p>
@@ -1572,7 +1572,7 @@
         <w:pStyle w:val="Answer"/>
       </w:pPr>
       <w:r>
-        <w:t>Giải thích: Phosphate bị proton hóa, làm giảm hoạt độ PO₄³⁻ trong công thức IAP.</w:t>
+        <w:t>Giải thích: H⁺ gắn với phosphate tạo HPO₄²⁻ rồi H₂PO₄⁻, giảm phần PO₄³⁻ tự do. Tạo phức với calcium là quá trình khác với proton hóa bằng H⁺.</w:t>
       </w:r>
     </w:p>
     <w:p>
@@ -1588,31 +1588,31 @@
         <w:pStyle w:val="Option"/>
       </w:pPr>
       <w:r>
-        <w:t>A. pH trên 5,5 nên HA bắt buộc tái khoáng</w:t>
-      </w:r>
-    </w:p>
-    <w:p>
-      <w:pPr>
-        <w:pStyle w:val="Option"/>
-      </w:pPr>
-      <w:r>
-        <w:t>B. Không thể có dung dịch như vậy</w:t>
-      </w:r>
-    </w:p>
-    <w:p>
-      <w:pPr>
-        <w:pStyle w:val="Option"/>
-      </w:pPr>
-      <w:r>
-        <w:t>C. Chỉ FA có thể tan</w:t>
-      </w:r>
-    </w:p>
-    <w:p>
-      <w:pPr>
-        <w:pStyle w:val="Option"/>
-      </w:pPr>
-      <w:r>
-        <w:t>D. HA vẫn có xu hướng hòa tan</w:t>
+        <w:t>A. HA đã chuyển sang ưu thế lắng đọng</w:t>
+      </w:r>
+    </w:p>
+    <w:p>
+      <w:pPr>
+        <w:pStyle w:val="Option"/>
+      </w:pPr>
+      <w:r>
+        <w:t>B. HA vẫn có xu hướng hòa tan trong dịch này</w:t>
+      </w:r>
+    </w:p>
+    <w:p>
+      <w:pPr>
+        <w:pStyle w:val="Option"/>
+      </w:pPr>
+      <w:r>
+        <w:t>C. HA được bảo vệ còn FA có lực hòa tan</w:t>
+      </w:r>
+    </w:p>
+    <w:p>
+      <w:pPr>
+        <w:pStyle w:val="Option"/>
+      </w:pPr>
+      <w:r>
+        <w:t>D. HA đang đạt trạng thái cân bằng động</w:t>
       </w:r>
     </w:p>
     <w:p>
@@ -1621,7 +1621,7 @@
         <w:keepNext/>
       </w:pPr>
       <w:r>
-        <w:t>Đáp án: D</w:t>
+        <w:t>Đáp án: B</w:t>
       </w:r>
     </w:p>
     <w:p>
@@ -1629,7 +1629,7 @@
         <w:pStyle w:val="Answer"/>
       </w:pPr>
       <w:r>
-        <w:t>Giải thích: Trạng thái bão hòa thực tế quan trọng hơn mốc pH 5,5 gần đúng, vì Ca/phosphate thay đổi ngưỡng.</w:t>
+        <w:t>Giải thích: Dữ kiện dưới bão hòa trực tiếp cho thấy IAP_HA nhỏ hơn Ksp_HA. Mốc 5,5 gần đúng không phủ định dữ kiện này vì thành phần Ca/phosphate có thể thay đổi pH tới hạn.</w:t>
       </w:r>
     </w:p>
     <w:p>
@@ -1645,31 +1645,31 @@
         <w:pStyle w:val="Option"/>
       </w:pPr>
       <w:r>
-        <w:t>A. Đây là mốc so sánh pha khoáng, không phải ngưỡng duy nhất bắt đầu mất khoáng men</w:t>
-      </w:r>
-    </w:p>
-    <w:p>
-      <w:pPr>
-        <w:pStyle w:val="Option"/>
-      </w:pPr>
-      <w:r>
-        <w:t>B. pH trên 4,3 thì HA không bao giờ tan</w:t>
-      </w:r>
-    </w:p>
-    <w:p>
-      <w:pPr>
-        <w:pStyle w:val="Option"/>
-      </w:pPr>
-      <w:r>
-        <w:t>C. pH 4,3 chính là pH sinh lý nước bọt</w:t>
-      </w:r>
-    </w:p>
-    <w:p>
-      <w:pPr>
-        <w:pStyle w:val="Option"/>
-      </w:pPr>
-      <w:r>
-        <w:t>D. pH 4,3 nghĩa là tất cả men đã chuyển thành FA</w:t>
+        <w:t>A. Mốc bắt đầu tái khoáng của mọi loại nước bọt</w:t>
+      </w:r>
+    </w:p>
+    <w:p>
+      <w:pPr>
+        <w:pStyle w:val="Option"/>
+      </w:pPr>
+      <w:r>
+        <w:t>B. Ngưỡng mất khoáng chung cho mọi loại men</w:t>
+      </w:r>
+    </w:p>
+    <w:p>
+      <w:pPr>
+        <w:pStyle w:val="Option"/>
+      </w:pPr>
+      <w:r>
+        <w:t>C. Ngưỡng xác định mọi đốm trắng đã tạo lỗ</w:t>
+      </w:r>
+    </w:p>
+    <w:p>
+      <w:pPr>
+        <w:pStyle w:val="Option"/>
+      </w:pPr>
+      <w:r>
+        <w:t>D. Mốc so sánh hai pha trong điều kiện xác định</w:t>
       </w:r>
     </w:p>
     <w:p>
@@ -1678,7 +1678,7 @@
         <w:keepNext/>
       </w:pPr>
       <w:r>
-        <w:t>Đáp án: A</w:t>
+        <w:t>Đáp án: D</w:t>
       </w:r>
     </w:p>
     <w:p>
@@ -1686,7 +1686,7 @@
         <w:pStyle w:val="Answer"/>
       </w:pPr>
       <w:r>
-        <w:t>Giải thích: HA có thể mất khoáng ở pH cao hơn 4,3 nếu dịch quanh men dưới bão hòa. Ngưỡng thực tế còn phụ thuộc nồng độ ion và điều kiện tại chỗ.</w:t>
+        <w:t>Giải thích: Mốc khoảng 4,3 có ý nghĩa trong một mô hình so sánh độ ổn định brushite và HA. Nó không xác định độ bão hòa HA ở mọi dịch miệng, nên không thay thế việc xét IAP/Ksp.</w:t>
       </w:r>
     </w:p>
     <w:p>
@@ -1702,31 +1702,31 @@
         <w:pStyle w:val="Option"/>
       </w:pPr>
       <w:r>
-        <w:t>A. Fluorapatite 100% tinh khiết</w:t>
-      </w:r>
-    </w:p>
-    <w:p>
-      <w:pPr>
-        <w:pStyle w:val="Option"/>
-      </w:pPr>
-      <w:r>
-        <w:t>B. Apatite có nhiều ion thay thế, gồm carbonate và fluoride</w:t>
-      </w:r>
-    </w:p>
-    <w:p>
-      <w:pPr>
-        <w:pStyle w:val="Option"/>
-      </w:pPr>
-      <w:r>
-        <w:t>C. Chỉ brushite</w:t>
-      </w:r>
-    </w:p>
-    <w:p>
-      <w:pPr>
-        <w:pStyle w:val="Option"/>
-      </w:pPr>
-      <w:r>
-        <w:t>D. Chỉ calcium fluoride</w:t>
+        <w:t>A. Hydroxyapatite thuần đồng nhất</w:t>
+      </w:r>
+    </w:p>
+    <w:p>
+      <w:pPr>
+        <w:pStyle w:val="Option"/>
+      </w:pPr>
+      <w:r>
+        <w:t>B. Apatite có nhiều ion thay thế</w:t>
+      </w:r>
+    </w:p>
+    <w:p>
+      <w:pPr>
+        <w:pStyle w:val="Option"/>
+      </w:pPr>
+      <w:r>
+        <w:t>C. Fluorapatite thuần đồng nhất</w:t>
+      </w:r>
+    </w:p>
+    <w:p>
+      <w:pPr>
+        <w:pStyle w:val="Option"/>
+      </w:pPr>
+      <w:r>
+        <w:t>D. Hỗn hợp chủ yếu là brushite</w:t>
       </w:r>
     </w:p>
     <w:p>
@@ -1743,7 +1743,7 @@
         <w:pStyle w:val="Answer"/>
       </w:pPr>
       <w:r>
-        <w:t>Giải thích: Men sinh học là apatite pha tạp, không đồng nhất với tinh thể HA/FA lý tưởng.</w:t>
+        <w:t>Giải thích: Men là apatite sinh học chứa các ion thay thế và khác tinh thể HA lý tưởng. Fluoride tham gia một phần không biến toàn bộ men thành FA thuần.</w:t>
       </w:r>
     </w:p>
     <w:p>
@@ -1759,31 +1759,31 @@
         <w:pStyle w:val="Option"/>
       </w:pPr>
       <w:r>
-        <w:t>A. Cả hai đều tăng hòa tan</w:t>
-      </w:r>
-    </w:p>
-    <w:p>
-      <w:pPr>
-        <w:pStyle w:val="Option"/>
-      </w:pPr>
-      <w:r>
-        <w:t>B. Cả hai đều loại bỏ Ca</w:t>
-      </w:r>
-    </w:p>
-    <w:p>
-      <w:pPr>
-        <w:pStyle w:val="Option"/>
-      </w:pPr>
-      <w:r>
-        <w:t>C. Carbonate tăng, fluoride giảm xu hướng hòa tan</w:t>
-      </w:r>
-    </w:p>
-    <w:p>
-      <w:pPr>
-        <w:pStyle w:val="Option"/>
-      </w:pPr>
-      <w:r>
-        <w:t>D. Carbonate giảm, fluoride tăng xu hướng hòa tan</w:t>
+        <w:t>A. Cả hai ion đều làm tăng độ hòa tan của apatite</w:t>
+      </w:r>
+    </w:p>
+    <w:p>
+      <w:pPr>
+        <w:pStyle w:val="Option"/>
+      </w:pPr>
+      <w:r>
+        <w:t>B. Carbonate làm giảm, fluoride làm tăng độ hòa tan</w:t>
+      </w:r>
+    </w:p>
+    <w:p>
+      <w:pPr>
+        <w:pStyle w:val="Option"/>
+      </w:pPr>
+      <w:r>
+        <w:t>C. Carbonate làm tăng, fluoride làm giảm độ hòa tan</w:t>
+      </w:r>
+    </w:p>
+    <w:p>
+      <w:pPr>
+        <w:pStyle w:val="Option"/>
+      </w:pPr>
+      <w:r>
+        <w:t>D. Cả hai ion đều làm giảm độ hòa tan của apatite</w:t>
       </w:r>
     </w:p>
     <w:p>
@@ -1800,7 +1800,7 @@
         <w:pStyle w:val="Answer"/>
       </w:pPr>
       <w:r>
-        <w:t>Giải thích: Carbonate làm mạng kém bền, fluoride làm apatite chứa fluor ít tan hơn.</w:t>
+        <w:t>Giải thích: Trong apatite sinh học, carbonate thường làm mạng kém bền còn fluoride có xu hướng làm khoáng ít tan hơn. Cần phân biệt tác động của từng ion thay vì gộp mọi thay thế ion thành một hiệu ứng.</w:t>
       </w:r>
     </w:p>
     <w:p>
@@ -1816,31 +1816,31 @@
         <w:pStyle w:val="Option"/>
       </w:pPr>
       <w:r>
-        <w:t>A. Tăng cung cấp Ca và tăng đệm</w:t>
-      </w:r>
-    </w:p>
-    <w:p>
-      <w:pPr>
-        <w:pStyle w:val="Option"/>
-      </w:pPr>
-      <w:r>
-        <w:t>B. Chỉ đổi màu men, không ảnh hưởng pH</w:t>
-      </w:r>
-    </w:p>
-    <w:p>
-      <w:pPr>
-        <w:pStyle w:val="Option"/>
-      </w:pPr>
-      <w:r>
-        <w:t>C. Làm FA biến mất hoàn toàn</w:t>
-      </w:r>
-    </w:p>
-    <w:p>
-      <w:pPr>
-        <w:pStyle w:val="Option"/>
-      </w:pPr>
-      <w:r>
-        <w:t>D. Giảm rửa trôi, đệm acid và nguồn ion tái khoáng</w:t>
+        <w:t>A. Giảm khả năng đệm acid, rửa trôi và cung cấp ion</w:t>
+      </w:r>
+    </w:p>
+    <w:p>
+      <w:pPr>
+        <w:pStyle w:val="Option"/>
+      </w:pPr>
+      <w:r>
+        <w:t>B. Tăng pH tại chỗ nhưng tăng hoạt động ăn nhai</w:t>
+      </w:r>
+    </w:p>
+    <w:p>
+      <w:pPr>
+        <w:pStyle w:val="Option"/>
+      </w:pPr>
+      <w:r>
+        <w:t>C. Tăng cung cấp ion nhưng giảm giữ ẩm niêm mạc</w:t>
+      </w:r>
+    </w:p>
+    <w:p>
+      <w:pPr>
+        <w:pStyle w:val="Option"/>
+      </w:pPr>
+      <w:r>
+        <w:t>D. Giảm khả năng đệm nhưng tăng thanh thải đường</w:t>
       </w:r>
     </w:p>
     <w:p>
@@ -1849,7 +1849,7 @@
         <w:keepNext/>
       </w:pPr>
       <w:r>
-        <w:t>Đáp án: D</w:t>
+        <w:t>Đáp án: A</w:t>
       </w:r>
     </w:p>
     <w:p>
@@ -1857,7 +1857,7 @@
         <w:pStyle w:val="Answer"/>
       </w:pPr>
       <w:r>
-        <w:t>Giải thích: Nước bọt cung cấp Ca/P, đệm acid và làm sạch; giảm tiết làm suy cả các chức năng đó.</w:t>
+        <w:t>Giải thích: Giảm nước bọt làm yếu khả năng trung hòa và thanh thải acid, đồng thời hạn chế nguồn ion. Nước bọt tác động tới cân bằng khoáng qua nhiều cơ chế, vượt ngoài chức năng giữ ẩm.</w:t>
       </w:r>
     </w:p>
     <w:p>
@@ -1873,31 +1873,31 @@
         <w:pStyle w:val="Option"/>
       </w:pPr>
       <w:r>
-        <w:t>A. Lớp bề mặt còn tương đối nguyên, bên dưới xốp</w:t>
-      </w:r>
-    </w:p>
-    <w:p>
-      <w:pPr>
-        <w:pStyle w:val="Option"/>
-      </w:pPr>
-      <w:r>
-        <w:t>B. Mô men mất đều từ ngoài vào như bào mòn từng lớp</w:t>
-      </w:r>
-    </w:p>
-    <w:p>
-      <w:pPr>
-        <w:pStyle w:val="Option"/>
-      </w:pPr>
-      <w:r>
-        <w:t>C. Chỉ tổn thương tủy</w:t>
-      </w:r>
-    </w:p>
-    <w:p>
-      <w:pPr>
-        <w:pStyle w:val="Option"/>
-      </w:pPr>
-      <w:r>
-        <w:t>D. Men không hề mất khoáng</w:t>
+        <w:t>A. Lớp ngoài nguyên vẹn, chỉ phần ngà bên dưới giảm khoáng</w:t>
+      </w:r>
+    </w:p>
+    <w:p>
+      <w:pPr>
+        <w:pStyle w:val="Option"/>
+      </w:pPr>
+      <w:r>
+        <w:t>B. Lớp ngoài còn liên tục, thân tổn thương bên dưới xốp</w:t>
+      </w:r>
+    </w:p>
+    <w:p>
+      <w:pPr>
+        <w:pStyle w:val="Option"/>
+      </w:pPr>
+      <w:r>
+        <w:t>C. Lớp ngoài tăng khoáng, toàn bộ men cùng đặc hơn</w:t>
+      </w:r>
+    </w:p>
+    <w:p>
+      <w:pPr>
+        <w:pStyle w:val="Option"/>
+      </w:pPr>
+      <w:r>
+        <w:t>D. Lớp ngoài mất từng lớp, thân tổn thương còn đặc</w:t>
       </w:r>
     </w:p>
     <w:p>
@@ -1906,7 +1906,7 @@
         <w:keepNext/>
       </w:pPr>
       <w:r>
-        <w:t>Đáp án: A</w:t>
+        <w:t>Đáp án: B</w:t>
       </w:r>
     </w:p>
     <w:p>
@@ -1914,7 +1914,7 @@
         <w:pStyle w:val="Answer"/>
       </w:pPr>
       <w:r>
-        <w:t>Giải thích: Sâu men sớm là tổn thương dưới bề mặt gây tán xạ ánh sáng.</w:t>
+        <w:t>Giải thích: Vết trắng rõ khi làm khô và ở nơi giữ mảng bám phù hợp sâu men dưới bề mặt. Bề mặt liên tục không loại trừ mất khoáng ở bên dưới, cũng chưa đồng nghĩa đã tạo lỗ.</w:t>
       </w:r>
     </w:p>
     <w:p>
@@ -1930,31 +1930,31 @@
         <w:pStyle w:val="Option"/>
       </w:pPr>
       <w:r>
-        <w:t>A. Vì lớp ngoài không tiếp xúc acid</w:t>
-      </w:r>
-    </w:p>
-    <w:p>
-      <w:pPr>
-        <w:pStyle w:val="Option"/>
-      </w:pPr>
-      <w:r>
-        <w:t>B. Vì dịch có thể quá bão hòa với FA dù dưới bão hòa với HA</w:t>
-      </w:r>
-    </w:p>
-    <w:p>
-      <w:pPr>
-        <w:pStyle w:val="Option"/>
-      </w:pPr>
-      <w:r>
-        <w:t>C. Vì ngà tạo men mới mỗi ngày</w:t>
-      </w:r>
-    </w:p>
-    <w:p>
-      <w:pPr>
-        <w:pStyle w:val="Option"/>
-      </w:pPr>
-      <w:r>
-        <w:t>D. Vì tất cả vi khuẩn chỉ ở trong tủy</w:t>
+        <w:t>A. Tinh thể ngoài cùng có cùng độ tan với ngà</w:t>
+      </w:r>
+    </w:p>
+    <w:p>
+      <w:pPr>
+        <w:pStyle w:val="Option"/>
+      </w:pPr>
+      <w:r>
+        <w:t>B. Bề mặt được bồi khoáng và chứa pha ít tan</w:t>
+      </w:r>
+    </w:p>
+    <w:p>
+      <w:pPr>
+        <w:pStyle w:val="Option"/>
+      </w:pPr>
+      <w:r>
+        <w:t>C. Lớp ngoài hoàn toàn ngăn H⁺ khuếch tán</w:t>
+      </w:r>
+    </w:p>
+    <w:p>
+      <w:pPr>
+        <w:pStyle w:val="Option"/>
+      </w:pPr>
+      <w:r>
+        <w:t>D. Thân tổn thương tự cung cấp fluoride liên tục</w:t>
       </w:r>
     </w:p>
     <w:p>
@@ -1971,7 +1971,7 @@
         <w:pStyle w:val="Answer"/>
       </w:pPr>
       <w:r>
-        <w:t>Giải thích: Pha khoáng chứa fluor ít tan hơn và có thể được bồi đắp tại bề mặt.</w:t>
+        <w:t>Giải thích: Lớp ngoài có thể được bồi đắp bởi ion và apatite chứa fluor, giúp nó tồn tại tương đối lâu. Đây không phải một màng kín tuyệt đối; acid vẫn có thể khuếch tán và gây mất khoáng bên dưới.</w:t>
       </w:r>
     </w:p>
     <w:p>
@@ -1987,31 +1987,31 @@
         <w:pStyle w:val="Option"/>
       </w:pPr>
       <w:r>
-        <w:t>A. Giữa tủy</w:t>
-      </w:r>
-    </w:p>
-    <w:p>
-      <w:pPr>
-        <w:pStyle w:val="Option"/>
-      </w:pPr>
-      <w:r>
-        <w:t>B. Đều mọi độ sâu</w:t>
-      </w:r>
-    </w:p>
-    <w:p>
-      <w:pPr>
-        <w:pStyle w:val="Option"/>
-      </w:pPr>
-      <w:r>
-        <w:t>C. Gần bề mặt sang thương</w:t>
-      </w:r>
-    </w:p>
-    <w:p>
-      <w:pPr>
-        <w:pStyle w:val="Option"/>
-      </w:pPr>
-      <w:r>
-        <w:t>D. Chỉ ở chóp chân răng</w:t>
+        <w:t>A. Phân bố đều ở mọi lớp theo chiều sâu</w:t>
+      </w:r>
+    </w:p>
+    <w:p>
+      <w:pPr>
+        <w:pStyle w:val="Option"/>
+      </w:pPr>
+      <w:r>
+        <w:t>B. Trung tâm thân tổn thương dưới men</w:t>
+      </w:r>
+    </w:p>
+    <w:p>
+      <w:pPr>
+        <w:pStyle w:val="Option"/>
+      </w:pPr>
+      <w:r>
+        <w:t>C. Vùng sâu sát ranh giới giữa men và ngà</w:t>
+      </w:r>
+    </w:p>
+    <w:p>
+      <w:pPr>
+        <w:pStyle w:val="Option"/>
+      </w:pPr>
+      <w:r>
+        <w:t>D. Lớp men gần bề mặt của tổn thương</w:t>
       </w:r>
     </w:p>
     <w:p>
@@ -2020,7 +2020,7 @@
         <w:keepNext/>
       </w:pPr>
       <w:r>
-        <w:t>Đáp án: C</w:t>
+        <w:t>Đáp án: D</w:t>
       </w:r>
     </w:p>
     <w:p>
@@ -2028,7 +2028,7 @@
         <w:pStyle w:val="Answer"/>
       </w:pPr>
       <w:r>
-        <w:t>Giải thích: Khuếch tán vào thân sang thương hạn chế nên fluor thường tập trung ở vùng bề mặt.</w:t>
+        <w:t>Giải thích: Fluoride tiếp cận và gắn vào vùng bề mặt thuận lợi hơn vùng sâu khi khuếch tán bị hạn chế. Vì vậy, dùng fluor tại chỗ không bảo đảm nồng độ đồng đều trong toàn thân tổn thương.</w:t>
       </w:r>
     </w:p>
     <w:p>
@@ -2044,31 +2044,31 @@
         <w:pStyle w:val="Option"/>
       </w:pPr>
       <w:r>
-        <w:t>A. Không còn ảnh hưởng</w:t>
-      </w:r>
-    </w:p>
-    <w:p>
-      <w:pPr>
-        <w:pStyle w:val="Option"/>
-      </w:pPr>
-      <w:r>
-        <w:t>B. Chỉ làm tăng tái khoáng</w:t>
-      </w:r>
-    </w:p>
-    <w:p>
-      <w:pPr>
-        <w:pStyle w:val="Option"/>
-      </w:pPr>
-      <w:r>
-        <w:t>C. Làm mô tự liền tức thời</w:t>
-      </w:r>
-    </w:p>
-    <w:p>
-      <w:pPr>
-        <w:pStyle w:val="Option"/>
-      </w:pPr>
-      <w:r>
-        <w:t>D. Ảnh hưởng mạnh hơn vì đường khuếch tán mở rộng</w:t>
+        <w:t>A. Acid và sản phẩm mảng bám dễ tiếp cận vùng sâu hơn</w:t>
+      </w:r>
+    </w:p>
+    <w:p>
+      <w:pPr>
+        <w:pStyle w:val="Option"/>
+      </w:pPr>
+      <w:r>
+        <w:t>B. Mọi biến động pH tại chỗ bị lớp ngà trung hòa</w:t>
+      </w:r>
+    </w:p>
+    <w:p>
+      <w:pPr>
+        <w:pStyle w:val="Option"/>
+      </w:pPr>
+      <w:r>
+        <w:t>C. Acid bị giữ lại ở miệng lỗ nên không tới vùng sâu</w:t>
+      </w:r>
+    </w:p>
+    <w:p>
+      <w:pPr>
+        <w:pStyle w:val="Option"/>
+      </w:pPr>
+      <w:r>
+        <w:t>D. Tốc độ ion vào sâu giảm sau khi mất rào bề mặt</w:t>
       </w:r>
     </w:p>
     <w:p>
@@ -2077,7 +2077,7 @@
         <w:keepNext/>
       </w:pPr>
       <w:r>
-        <w:t>Đáp án: D</w:t>
+        <w:t>Đáp án: A</w:t>
       </w:r>
     </w:p>
     <w:p>
@@ -2085,7 +2085,7 @@
         <w:pStyle w:val="Answer"/>
       </w:pPr>
       <w:r>
-        <w:t>Giải thích: Mất lớp chắn làm acid tiếp cận vùng dưới bề mặt dễ hơn.</w:t>
+        <w:t>Giải thích: Khi bề mặt bị phá vỡ, rào khuếch tán giảm và xoang có thể giữ thêm mảng bám. Đường tiếp cận rộng hơn ảnh hưởng cả acid lẫn ion, không tự bảo đảm tái khoáng chiếm ưu thế.</w:t>
       </w:r>
     </w:p>
     <w:p>
@@ -2093,39 +2093,39 @@
         <w:pStyle w:val="Question"/>
       </w:pPr>
       <w:r>
-        <w:t>Câu 37. Hai người dùng cùng tổng lượng đường/ngày; người A dùng chung trong ba bữa, B nhấm nháp suốt ngày. Ai thường có thời gian pH thấp nhiều hơn?</w:t>
-      </w:r>
-    </w:p>
-    <w:p>
-      <w:pPr>
-        <w:pStyle w:val="Option"/>
-      </w:pPr>
-      <w:r>
-        <w:t>A. B, vì có nhiều lần acid tấn công</w:t>
-      </w:r>
-    </w:p>
-    <w:p>
-      <w:pPr>
-        <w:pStyle w:val="Option"/>
-      </w:pPr>
-      <w:r>
-        <w:t>B. A, vì mỗi bữa có nhiều đường hơn</w:t>
-      </w:r>
-    </w:p>
-    <w:p>
-      <w:pPr>
-        <w:pStyle w:val="Option"/>
-      </w:pPr>
-      <w:r>
-        <w:t>C. Bằng nhau chắc chắn</w:t>
-      </w:r>
-    </w:p>
-    <w:p>
-      <w:pPr>
-        <w:pStyle w:val="Option"/>
-      </w:pPr>
-      <w:r>
-        <w:t>D. Không ai vì đường không liên quan pH</w:t>
+        <w:t>Câu 37. Hai người có nước bọt và mảng bám tương đương, dùng cùng tổng lượng đường/ngày. A dùng trong ba bữa, B nhấm nháp suốt ngày. Ai thường có tổng thời gian pH thấp nhiều hơn?</w:t>
+      </w:r>
+    </w:p>
+    <w:p>
+      <w:pPr>
+        <w:pStyle w:val="Option"/>
+      </w:pPr>
+      <w:r>
+        <w:t>A. A, vì lượng đường mỗi lần thường nhiều hơn</w:t>
+      </w:r>
+    </w:p>
+    <w:p>
+      <w:pPr>
+        <w:pStyle w:val="Option"/>
+      </w:pPr>
+      <w:r>
+        <w:t>B. Tương đương, vì tổng lượng đường bằng nhau</w:t>
+      </w:r>
+    </w:p>
+    <w:p>
+      <w:pPr>
+        <w:pStyle w:val="Option"/>
+      </w:pPr>
+      <w:r>
+        <w:t>C. Chưa ai, vì cần có lỗ sâu mới giảm pH</w:t>
+      </w:r>
+    </w:p>
+    <w:p>
+      <w:pPr>
+        <w:pStyle w:val="Option"/>
+      </w:pPr>
+      <w:r>
+        <w:t>D. B, vì các đợt acid xuất hiện nhiều hơn</w:t>
       </w:r>
     </w:p>
     <w:p>
@@ -2134,7 +2134,7 @@
         <w:keepNext/>
       </w:pPr>
       <w:r>
-        <w:t>Đáp án: A</w:t>
+        <w:t>Đáp án: D</w:t>
       </w:r>
     </w:p>
     <w:p>
@@ -2142,7 +2142,7 @@
         <w:pStyle w:val="Answer"/>
       </w:pPr>
       <w:r>
-        <w:t>Giải thích: Tần suất tiếp xúc đường làm tăng số đợt pH giảm và rút ngắn hồi phục.</w:t>
+        <w:t>Giải thích: Với các yếu tố khác tương đương, nhấm nháp tạo nhiều đợt pH giảm và ít khoảng hồi phục hơn. Tổng lượng đường bằng nhau không đồng nghĩa lịch tiếp xúc và thời gian acid giống nhau.</w:t>
       </w:r>
     </w:p>
     <w:p>
@@ -2158,31 +2158,31 @@
         <w:pStyle w:val="Option"/>
       </w:pPr>
       <w:r>
-        <w:t>A. Thời gian chỉ có tái khoáng</w:t>
-      </w:r>
-    </w:p>
-    <w:p>
-      <w:pPr>
-        <w:pStyle w:val="Option"/>
-      </w:pPr>
-      <w:r>
-        <w:t>B. Khoảng thời gian thuận lợi cho mất khoáng</w:t>
-      </w:r>
-    </w:p>
-    <w:p>
-      <w:pPr>
-        <w:pStyle w:val="Option"/>
-      </w:pPr>
-      <w:r>
-        <w:t>C. Mức men đã sụp lỗ chắc chắn</w:t>
-      </w:r>
-    </w:p>
-    <w:p>
-      <w:pPr>
-        <w:pStyle w:val="Option"/>
-      </w:pPr>
-      <w:r>
-        <w:t>D. Nồng độ fluoride của toàn răng</w:t>
+        <w:t>A. Thời gian thuận lợi cho mất khoáng</w:t>
+      </w:r>
+    </w:p>
+    <w:p>
+      <w:pPr>
+        <w:pStyle w:val="Option"/>
+      </w:pPr>
+      <w:r>
+        <w:t>B. Thời gian cần thiết để tạo lỗ sâu</w:t>
+      </w:r>
+    </w:p>
+    <w:p>
+      <w:pPr>
+        <w:pStyle w:val="Option"/>
+      </w:pPr>
+      <w:r>
+        <w:t>C. Độ sâu tổn thương đã vào tới ngà</w:t>
+      </w:r>
+    </w:p>
+    <w:p>
+      <w:pPr>
+        <w:pStyle w:val="Option"/>
+      </w:pPr>
+      <w:r>
+        <w:t>D. Khối lượng men đã mất chính xác</w:t>
       </w:r>
     </w:p>
     <w:p>
@@ -2191,7 +2191,7 @@
         <w:keepNext/>
       </w:pPr>
       <w:r>
-        <w:t>Đáp án: B</w:t>
+        <w:t>Đáp án: A</w:t>
       </w:r>
     </w:p>
     <w:p>
@@ -2199,7 +2199,7 @@
         <w:pStyle w:val="Answer"/>
       </w:pPr>
       <w:r>
-        <w:t>Giải thích: Khi IAP thấp hơn Ksp của HA, tinh thể có xu hướng hòa tan. Thời gian dưới bão hòa là một phần của thách thức mất khoáng, không tự xác định mức mất khoáng thực tế.</w:t>
+        <w:t>Giải thích: Dưới bão hòa HA mô tả điều kiện nhiệt động thuận lợi hòa tan trong khoảng đó. Chỉ từ thời gian này chưa xác định được lượng khoáng mất, độ sâu hoặc việc tạo lỗ.</w:t>
       </w:r>
     </w:p>
     <w:p>
@@ -2215,31 +2215,31 @@
         <w:pStyle w:val="Option"/>
       </w:pPr>
       <w:r>
-        <w:t>A. Khoáng dưới bề mặt tăng quá mức</w:t>
-      </w:r>
-    </w:p>
-    <w:p>
-      <w:pPr>
-        <w:pStyle w:val="Option"/>
-      </w:pPr>
-      <w:r>
-        <w:t>B. Fluoride làm nứt men</w:t>
-      </w:r>
-    </w:p>
-    <w:p>
-      <w:pPr>
-        <w:pStyle w:val="Option"/>
-      </w:pPr>
-      <w:r>
-        <w:t>C. Mất khoáng dưới bề mặt làm lớp ngoài suy yếu rồi sụp</w:t>
-      </w:r>
-    </w:p>
-    <w:p>
-      <w:pPr>
-        <w:pStyle w:val="Option"/>
-      </w:pPr>
-      <w:r>
-        <w:t>D. Nước bọt kết tủa thành cao răng</w:t>
+        <w:t>A. Co ngót ngà xơ cứng kéo lớp men ngoài vào</w:t>
+      </w:r>
+    </w:p>
+    <w:p>
+      <w:pPr>
+        <w:pStyle w:val="Option"/>
+      </w:pPr>
+      <w:r>
+        <w:t>B. Bồi khoáng quá mức làm lớp ngoài nứt vỡ</w:t>
+      </w:r>
+    </w:p>
+    <w:p>
+      <w:pPr>
+        <w:pStyle w:val="Option"/>
+      </w:pPr>
+      <w:r>
+        <w:t>C. Mất nâng đỡ dưới bề mặt làm lớp ngoài sụp</w:t>
+      </w:r>
+    </w:p>
+    <w:p>
+      <w:pPr>
+        <w:pStyle w:val="Option"/>
+      </w:pPr>
+      <w:r>
+        <w:t>D. Sắc tố thấm sâu làm lớp ngoài bong từng mảng</w:t>
       </w:r>
     </w:p>
     <w:p>
@@ -2256,7 +2256,7 @@
         <w:pStyle w:val="Answer"/>
       </w:pPr>
       <w:r>
-        <w:t>Giải thích: Thân sang thương mất khoáng kéo dài không còn nâng đỡ lớp men bề mặt.</w:t>
+        <w:t>Giải thích: Mất khoáng kéo dài làm thân tổn thương xốp và suy yếu cấu trúc nâng đỡ bề mặt. Lỗ sâu xuất hiện khi bề mặt mất tính liên tục, không phải chỉ do vết trắng đổi màu.</w:t>
       </w:r>
     </w:p>
     <w:p>
@@ -2272,31 +2272,31 @@
         <w:pStyle w:val="Option"/>
       </w:pPr>
       <w:r>
-        <w:t>A. Vì màu trắng chứng minh còn hoạt động mạnh</w:t>
-      </w:r>
-    </w:p>
-    <w:p>
-      <w:pPr>
-        <w:pStyle w:val="Option"/>
-      </w:pPr>
-      <w:r>
-        <w:t>B. Vì men đã thành ngà</w:t>
-      </w:r>
-    </w:p>
-    <w:p>
-      <w:pPr>
-        <w:pStyle w:val="Option"/>
-      </w:pPr>
-      <w:r>
-        <w:t>C. Vì fluoride nhuộm men trắng</w:t>
-      </w:r>
-    </w:p>
-    <w:p>
-      <w:pPr>
-        <w:pStyle w:val="Option"/>
-      </w:pPr>
-      <w:r>
-        <w:t>D. Vì bề mặt tái khoáng nhưng thân sang thương còn xốp</w:t>
+        <w:t>A. Bề mặt tiếp tục mềm vì fluoride tích tụ ở vùng sâu</w:t>
+      </w:r>
+    </w:p>
+    <w:p>
+      <w:pPr>
+        <w:pStyle w:val="Option"/>
+      </w:pPr>
+      <w:r>
+        <w:t>B. Toàn bộ tổn thương chỉ là nhiễm sắc tố từ bên ngoài</w:t>
+      </w:r>
+    </w:p>
+    <w:p>
+      <w:pPr>
+        <w:pStyle w:val="Option"/>
+      </w:pPr>
+      <w:r>
+        <w:t>C. Bề mặt đã cứng lại nhưng thân tổn thương còn xốp</w:t>
+      </w:r>
+    </w:p>
+    <w:p>
+      <w:pPr>
+        <w:pStyle w:val="Option"/>
+      </w:pPr>
+      <w:r>
+        <w:t>D. Toàn thân đã đủ khoáng nhưng màu ngà đã thay đổi</w:t>
       </w:r>
     </w:p>
     <w:p>
@@ -2305,7 +2305,7 @@
         <w:keepNext/>
       </w:pPr>
       <w:r>
-        <w:t>Đáp án: D</w:t>
+        <w:t>Đáp án: C</w:t>
       </w:r>
     </w:p>
     <w:p>
@@ -2313,7 +2313,7 @@
         <w:pStyle w:val="Answer"/>
       </w:pPr>
       <w:r>
-        <w:t>Giải thích: Tái khoáng bề mặt không nhất thiết phục hồi hoàn toàn vùng sâu.</w:t>
+        <w:t>Giải thích: Bề mặt bóng cứng sau kiểm soát mảng bám gợi bất hoạt hoặc tái khoáng. Màu trắng có thể còn do độ xốp ở vùng sâu, nên không dùng màu đơn độc để kết luận hoạt động.</w:t>
       </w:r>
     </w:p>
     <w:p>
@@ -2329,31 +2329,31 @@
         <w:pStyle w:val="Option"/>
       </w:pPr>
       <w:r>
-        <w:t>A. Xói mòn do acid nội sinh</w:t>
-      </w:r>
-    </w:p>
-    <w:p>
-      <w:pPr>
-        <w:pStyle w:val="Option"/>
-      </w:pPr>
-      <w:r>
-        <w:t>B. Sâu răng do đường ở mảng bám</w:t>
-      </w:r>
-    </w:p>
-    <w:p>
-      <w:pPr>
-        <w:pStyle w:val="Option"/>
-      </w:pPr>
-      <w:r>
-        <w:t>C. Chỉ nhiễm fluor</w:t>
-      </w:r>
-    </w:p>
-    <w:p>
-      <w:pPr>
-        <w:pStyle w:val="Option"/>
-      </w:pPr>
-      <w:r>
-        <w:t>D. Tái khoáng quá mức</w:t>
+        <w:t>A. Sâu răng do acid mảng bám</w:t>
+      </w:r>
+    </w:p>
+    <w:p>
+      <w:pPr>
+        <w:pStyle w:val="Option"/>
+      </w:pPr>
+      <w:r>
+        <w:t>B. Mòn răng do tiếp xúc nhai</w:t>
+      </w:r>
+    </w:p>
+    <w:p>
+      <w:pPr>
+        <w:pStyle w:val="Option"/>
+      </w:pPr>
+      <w:r>
+        <w:t>C. Mài mòn do lực chải răng</w:t>
+      </w:r>
+    </w:p>
+    <w:p>
+      <w:pPr>
+        <w:pStyle w:val="Option"/>
+      </w:pPr>
+      <w:r>
+        <w:t>D. Xói mòn do acid nội sinh</w:t>
       </w:r>
     </w:p>
     <w:p>
@@ -2362,7 +2362,7 @@
         <w:keepNext/>
       </w:pPr>
       <w:r>
-        <w:t>Đáp án: A</w:t>
+        <w:t>Đáp án: D</w:t>
       </w:r>
     </w:p>
     <w:p>
@@ -2370,7 +2370,7 @@
         <w:pStyle w:val="Answer"/>
       </w:pPr>
       <w:r>
-        <w:t>Giải thích: Trào ngược đưa acid không do vi khuẩn lên răng; hình thái nhẵn rộng phù hợp xói mòn.</w:t>
+        <w:t>Giải thích: Trào ngược cung cấp acid trực tiếp và hõm nông nhẵn rộng gợi xói mòn. Sâu răng thường gắn với vùng giữ mảng bám, còn mòn cơ học cần kiểu tiếp xúc hoặc thói quen phù hợp.</w:t>
       </w:r>
     </w:p>
     <w:p>
@@ -2386,31 +2386,31 @@
         <w:pStyle w:val="Option"/>
       </w:pPr>
       <w:r>
-        <w:t>A. Xói mòn do acid dạ dày</w:t>
-      </w:r>
-    </w:p>
-    <w:p>
-      <w:pPr>
-        <w:pStyle w:val="Option"/>
-      </w:pPr>
-      <w:r>
-        <w:t>B. Sâu răng do acid tại mảng bám</w:t>
-      </w:r>
-    </w:p>
-    <w:p>
-      <w:pPr>
-        <w:pStyle w:val="Option"/>
-      </w:pPr>
-      <w:r>
-        <w:t>C. Mòn cơ học đơn thuần</w:t>
-      </w:r>
-    </w:p>
-    <w:p>
-      <w:pPr>
-        <w:pStyle w:val="Option"/>
-      </w:pPr>
-      <w:r>
-        <w:t>D. Răng bình thường chắc chắn</w:t>
+        <w:t>A. Xói mòn do acid đồ uống</w:t>
+      </w:r>
+    </w:p>
+    <w:p>
+      <w:pPr>
+        <w:pStyle w:val="Option"/>
+      </w:pPr>
+      <w:r>
+        <w:t>B. Thiểu sản men trong tạo răng</w:t>
+      </w:r>
+    </w:p>
+    <w:p>
+      <w:pPr>
+        <w:pStyle w:val="Option"/>
+      </w:pPr>
+      <w:r>
+        <w:t>C. Sâu răng do acid mảng bám</w:t>
+      </w:r>
+    </w:p>
+    <w:p>
+      <w:pPr>
+        <w:pStyle w:val="Option"/>
+      </w:pPr>
+      <w:r>
+        <w:t>D. Mài mòn do lực chải răng</w:t>
       </w:r>
     </w:p>
     <w:p>
@@ -2419,7 +2419,7 @@
         <w:keepNext/>
       </w:pPr>
       <w:r>
-        <w:t>Đáp án: B</w:t>
+        <w:t>Đáp án: C</w:t>
       </w:r>
     </w:p>
     <w:p>
@@ -2427,7 +2427,7 @@
         <w:pStyle w:val="Answer"/>
       </w:pPr>
       <w:r>
-        <w:t>Giải thích: Vị trí giữ mảng bám và đường lặp lại gợi acid do vi khuẩn.</w:t>
+        <w:t>Giải thích: Vết trắng mờ ở vùng giữ mảng bám cùng ăn đường thường xuyên phù hợp sâu men sớm. Thiểu sản là khuyết tật hình thành răng; cần tiền sử từ khi mọc và hình thái khác để ưu tiên chẩn đoán đó.</w:t>
       </w:r>
     </w:p>
     <w:p>
@@ -2443,31 +2443,31 @@
         <w:pStyle w:val="Option"/>
       </w:pPr>
       <w:r>
-        <w:t>A. Có thể hỗ trợ giảm mất khoáng ở bờ</w:t>
-      </w:r>
-    </w:p>
-    <w:p>
-      <w:pPr>
-        <w:pStyle w:val="Option"/>
-      </w:pPr>
-      <w:r>
-        <w:t>B. Có thể kết hợp kiểm soát nguy cơ</w:t>
-      </w:r>
-    </w:p>
-    <w:p>
-      <w:pPr>
-        <w:pStyle w:val="Option"/>
-      </w:pPr>
-      <w:r>
-        <w:t>C. Tự tái tạo đầy đủ hình dạng xoang</w:t>
-      </w:r>
-    </w:p>
-    <w:p>
-      <w:pPr>
-        <w:pStyle w:val="Option"/>
-      </w:pPr>
-      <w:r>
-        <w:t>D. Có thể làm khoáng bề mặt ít tan hơn</w:t>
+        <w:t>A. Hỗ trợ kiểm soát tổn thương còn lại</w:t>
+      </w:r>
+    </w:p>
+    <w:p>
+      <w:pPr>
+        <w:pStyle w:val="Option"/>
+      </w:pPr>
+      <w:r>
+        <w:t>B. Tăng sức bền acid của khoáng bề mặt</w:t>
+      </w:r>
+    </w:p>
+    <w:p>
+      <w:pPr>
+        <w:pStyle w:val="Option"/>
+      </w:pPr>
+      <w:r>
+        <w:t>C. Khôi phục đầy đủ hình thể xoang</w:t>
+      </w:r>
+    </w:p>
+    <w:p>
+      <w:pPr>
+        <w:pStyle w:val="Option"/>
+      </w:pPr>
+      <w:r>
+        <w:t>D. Giảm hòa tan khoáng ở bờ xoang</w:t>
       </w:r>
     </w:p>
     <w:p>
@@ -2484,7 +2484,7 @@
         <w:pStyle w:val="Answer"/>
       </w:pPr>
       <w:r>
-        <w:t>Giải thích: Tái khoáng không dựng lại hoàn toàn cấu trúc đã sụp thành lỗ.</w:t>
+        <w:t>Giải thích: Fluoride hỗ trợ bảo tồn và bồi khoáng mô còn lại nhưng không dựng lại phần cấu trúc đã mất thành xoang. Vì vậy, lợi ích chống mất khoáng không đồng nghĩa lấp đầy được lỗ sâu.</w:t>
       </w:r>
     </w:p>
     <w:p>
@@ -2500,31 +2500,31 @@
         <w:pStyle w:val="Option"/>
       </w:pPr>
       <w:r>
-        <w:t>A. Biến vi khuẩn thành Ca</w:t>
-      </w:r>
-    </w:p>
-    <w:p>
-      <w:pPr>
-        <w:pStyle w:val="Option"/>
-      </w:pPr>
-      <w:r>
-        <w:t>B. Tạo men mới từ tế bào tủy</w:t>
-      </w:r>
-    </w:p>
-    <w:p>
-      <w:pPr>
-        <w:pStyle w:val="Option"/>
-      </w:pPr>
-      <w:r>
-        <w:t>C. Thay toàn bộ men thành brushite</w:t>
-      </w:r>
-    </w:p>
-    <w:p>
-      <w:pPr>
-        <w:pStyle w:val="Option"/>
-      </w:pPr>
-      <w:r>
-        <w:t>D. Ion lắng đọng lên tinh thể apatite còn lại</w:t>
+        <w:t>A. Thay thân tổn thương bằng lớp ngà phản ứng</w:t>
+      </w:r>
+    </w:p>
+    <w:p>
+      <w:pPr>
+        <w:pStyle w:val="Option"/>
+      </w:pPr>
+      <w:r>
+        <w:t>B. Lắng khoáng chủ yếu trên mảng bám ngoài men</w:t>
+      </w:r>
+    </w:p>
+    <w:p>
+      <w:pPr>
+        <w:pStyle w:val="Option"/>
+      </w:pPr>
+      <w:r>
+        <w:t>C. Ca/phosphate bồi lên các tinh thể apatite còn lại</w:t>
+      </w:r>
+    </w:p>
+    <w:p>
+      <w:pPr>
+        <w:pStyle w:val="Option"/>
+      </w:pPr>
+      <w:r>
+        <w:t>D. Nguyên bào men mới tiết chất nền ở mặt ngoài</w:t>
       </w:r>
     </w:p>
     <w:p>
@@ -2533,7 +2533,7 @@
         <w:keepNext/>
       </w:pPr>
       <w:r>
-        <w:t>Đáp án: D</w:t>
+        <w:t>Đáp án: C</w:t>
       </w:r>
     </w:p>
     <w:p>
@@ -2541,7 +2541,7 @@
         <w:pStyle w:val="Answer"/>
       </w:pPr>
       <w:r>
-        <w:t>Giải thích: Ca và phosphate lắng đọng trên các tinh thể apatite còn lại, làm chúng phát triển trở lại.</w:t>
+        <w:t>Giải thích: Tái khoáng men chủ yếu là tinh thể còn lại nhận thêm Ca/phosphate và phát triển. Khoáng hóa mảng bám tạo cao răng, khác với phục hồi khoáng bên trong tổn thương men.</w:t>
       </w:r>
     </w:p>
     <w:p>
@@ -2557,31 +2557,31 @@
         <w:pStyle w:val="Option"/>
       </w:pPr>
       <w:r>
-        <w:t>A. Ion khoáng có thể bồi đắp lên tinh thể còn lại</w:t>
-      </w:r>
-    </w:p>
-    <w:p>
-      <w:pPr>
-        <w:pStyle w:val="Option"/>
-      </w:pPr>
-      <w:r>
-        <w:t>B. Tất cả tổn thương có lỗ tự biến mất</w:t>
-      </w:r>
-    </w:p>
-    <w:p>
-      <w:pPr>
-        <w:pStyle w:val="Option"/>
-      </w:pPr>
-      <w:r>
-        <w:t>C. Men chắc chắn không còn vi khuẩn</w:t>
-      </w:r>
-    </w:p>
-    <w:p>
-      <w:pPr>
-        <w:pStyle w:val="Option"/>
-      </w:pPr>
-      <w:r>
-        <w:t>D. Acid tăng thêm</w:t>
+        <w:t>A. Có lực thúc đẩy bồi khoáng trên tinh thể còn lại</w:t>
+      </w:r>
+    </w:p>
+    <w:p>
+      <w:pPr>
+        <w:pStyle w:val="Option"/>
+      </w:pPr>
+      <w:r>
+        <w:t>B. Có lượng khoáng tăng tỷ lệ thuận ngay với pH</w:t>
+      </w:r>
+    </w:p>
+    <w:p>
+      <w:pPr>
+        <w:pStyle w:val="Option"/>
+      </w:pPr>
+      <w:r>
+        <w:t>C. Có bằng chứng toàn thân tổn thương đã lành</w:t>
+      </w:r>
+    </w:p>
+    <w:p>
+      <w:pPr>
+        <w:pStyle w:val="Option"/>
+      </w:pPr>
+      <w:r>
+        <w:t>D. Có tốc độ bồi khoáng bằng nhau ở mọi lớp</w:t>
       </w:r>
     </w:p>
     <w:p>
@@ -2598,7 +2598,7 @@
         <w:pStyle w:val="Answer"/>
       </w:pPr>
       <w:r>
-        <w:t>Giải thích: Quá bão hòa tạo lực nhiệt động thuận lợi cho tái khoáng, nhưng kết quả còn phụ thuộc đường khuếch tán và nền tinh thể.</w:t>
+        <w:t>Giải thích: Quá bão hòa tạo điều kiện nhiệt động thuận lợi cho bồi khoáng. Tốc độ và mức phục hồi còn phụ thuộc khuếch tán, tinh thể nền và chất điều hòa kết tinh.</w:t>
       </w:r>
     </w:p>
     <w:p>
@@ -2614,31 +2614,31 @@
         <w:pStyle w:val="Option"/>
       </w:pPr>
       <w:r>
-        <w:t>A. Sâu răng luôn mất từng lớp bề mặt trước</w:t>
-      </w:r>
-    </w:p>
-    <w:p>
-      <w:pPr>
-        <w:pStyle w:val="Option"/>
-      </w:pPr>
-      <w:r>
-        <w:t>B. Sâu răng thường có vùng dưới bề mặt xốp với lớp ngoài tương đối nguyên</w:t>
-      </w:r>
-    </w:p>
-    <w:p>
-      <w:pPr>
-        <w:pStyle w:val="Option"/>
-      </w:pPr>
-      <w:r>
-        <w:t>C. Xói mòn luôn do vi khuẩn</w:t>
-      </w:r>
-    </w:p>
-    <w:p>
-      <w:pPr>
-        <w:pStyle w:val="Option"/>
-      </w:pPr>
-      <w:r>
-        <w:t>D. Hai loại không thể phân biệt theo cơ chế</w:t>
+        <w:t>A. Sâu sớm thường mất từng lớp ngoài liên tục</w:t>
+      </w:r>
+    </w:p>
+    <w:p>
+      <w:pPr>
+        <w:pStyle w:val="Option"/>
+      </w:pPr>
+      <w:r>
+        <w:t>B. Sâu sớm thường mất khoáng dưới bề mặt</w:t>
+      </w:r>
+    </w:p>
+    <w:p>
+      <w:pPr>
+        <w:pStyle w:val="Option"/>
+      </w:pPr>
+      <w:r>
+        <w:t>C. Xói mòn cần acid từ vi khuẩn lên men</w:t>
+      </w:r>
+    </w:p>
+    <w:p>
+      <w:pPr>
+        <w:pStyle w:val="Option"/>
+      </w:pPr>
+      <w:r>
+        <w:t>D. Xói mòn chỉ làm đổi màu khoáng bề mặt</w:t>
       </w:r>
     </w:p>
     <w:p>
@@ -2655,7 +2655,7 @@
         <w:pStyle w:val="Answer"/>
       </w:pPr>
       <w:r>
-        <w:t>Giải thích: Sâu răng có mô hình dưới bề mặt; xói mòn do acid trực tiếp có thể làm mất mô từng lớp.</w:t>
+        <w:t>Giải thích: Sâu men sớm thường có thân tổn thương xốp dưới lớp ngoài tương đối nguyên. Xói mòn do acid không qua vi khuẩn có thể gây mềm và mất mô trực tiếp từ bề mặt.</w:t>
       </w:r>
     </w:p>
     <w:p>
@@ -2671,31 +2671,31 @@
         <w:pStyle w:val="Option"/>
       </w:pPr>
       <w:r>
-        <w:t>A. pH mà mọi vi khuẩn chết</w:t>
-      </w:r>
-    </w:p>
-    <w:p>
-      <w:pPr>
-        <w:pStyle w:val="Option"/>
-      </w:pPr>
-      <w:r>
-        <w:t>B. pH mà fluoride hoàn toàn biến mất</w:t>
-      </w:r>
-    </w:p>
-    <w:p>
-      <w:pPr>
-        <w:pStyle w:val="Option"/>
-      </w:pPr>
-      <w:r>
-        <w:t>C. pH tại đó dịch vừa bão hòa với khoáng đang xét</w:t>
-      </w:r>
-    </w:p>
-    <w:p>
-      <w:pPr>
-        <w:pStyle w:val="Option"/>
-      </w:pPr>
-      <w:r>
-        <w:t>D. pH của nước cất</w:t>
+        <w:t>A. pH tại đó fluoride bắt đầu tham gia vào men</w:t>
+      </w:r>
+    </w:p>
+    <w:p>
+      <w:pPr>
+        <w:pStyle w:val="Option"/>
+      </w:pPr>
+      <w:r>
+        <w:t>B. pH tại đó nước bọt hết khả năng đệm acid</w:t>
+      </w:r>
+    </w:p>
+    <w:p>
+      <w:pPr>
+        <w:pStyle w:val="Option"/>
+      </w:pPr>
+      <w:r>
+        <w:t>C. pH tại đó các vi khuẩn ngừng lên men đường</w:t>
+      </w:r>
+    </w:p>
+    <w:p>
+      <w:pPr>
+        <w:pStyle w:val="Option"/>
+      </w:pPr>
+      <w:r>
+        <w:t>D. pH tại đó dịch vừa bão hòa với pha khoáng đang xét</w:t>
       </w:r>
     </w:p>
     <w:p>
@@ -2704,7 +2704,7 @@
         <w:keepNext/>
       </w:pPr>
       <w:r>
-        <w:t>Đáp án: C</w:t>
+        <w:t>Đáp án: D</w:t>
       </w:r>
     </w:p>
     <w:p>
@@ -2712,7 +2712,7 @@
         <w:pStyle w:val="Answer"/>
       </w:pPr>
       <w:r>
-        <w:t>Giải thích: Nó là ranh giới bão hòa phụ thuộc thành phần dịch và pha khoáng.</w:t>
+        <w:t>Giải thích: pH tới hạn là điểm IAP bằng Ksp đối với một pha và thành phần dịch xác định. Nó khác ngưỡng hoạt động của vi khuẩn hay khả năng đệm của nước bọt.</w:t>
       </w:r>
     </w:p>
     <w:p>
@@ -2728,31 +2728,31 @@
         <w:pStyle w:val="Option"/>
       </w:pPr>
       <w:r>
-        <w:t>A. Cung cấp sắc tố</w:t>
-      </w:r>
-    </w:p>
-    <w:p>
-      <w:pPr>
-        <w:pStyle w:val="Option"/>
-      </w:pPr>
-      <w:r>
-        <w:t>B. Tăng bám mảng bám</w:t>
-      </w:r>
-    </w:p>
-    <w:p>
-      <w:pPr>
-        <w:pStyle w:val="Option"/>
-      </w:pPr>
-      <w:r>
-        <w:t>C. Làm bề mặt luôn dưới bão hòa</w:t>
-      </w:r>
-    </w:p>
-    <w:p>
-      <w:pPr>
-        <w:pStyle w:val="Option"/>
-      </w:pPr>
-      <w:r>
-        <w:t>D. Hệ đệm bicarbonate/phosphate</w:t>
+        <w:t>A. Hệ đệm bicarbonate và phosphate tiêu thụ H⁺</w:t>
+      </w:r>
+    </w:p>
+    <w:p>
+      <w:pPr>
+        <w:pStyle w:val="Option"/>
+      </w:pPr>
+      <w:r>
+        <w:t>B. Tăng Ca²⁺ tự do do các tuyến nước bọt cung cấp</w:t>
+      </w:r>
+    </w:p>
+    <w:p>
+      <w:pPr>
+        <w:pStyle w:val="Option"/>
+      </w:pPr>
+      <w:r>
+        <w:t>C. Tạo phức calcium bởi protein trong nước bọt</w:t>
+      </w:r>
+    </w:p>
+    <w:p>
+      <w:pPr>
+        <w:pStyle w:val="Option"/>
+      </w:pPr>
+      <w:r>
+        <w:t>D. Thay OH⁻ bằng F⁻ trong mạng tinh thể của men</w:t>
       </w:r>
     </w:p>
     <w:p>
@@ -2761,7 +2761,7 @@
         <w:keepNext/>
       </w:pPr>
       <w:r>
-        <w:t>Đáp án: D</w:t>
+        <w:t>Đáp án: A</w:t>
       </w:r>
     </w:p>
     <w:p>
@@ -2769,7 +2769,7 @@
         <w:pStyle w:val="Answer"/>
       </w:pPr>
       <w:r>
-        <w:t>Giải thích: Hệ đệm tiêu thụ acid, góp phần nâng pH; nước bọt còn rửa trôi và cấp ion.</w:t>
+        <w:t>Giải thích: Hệ đệm tiêu thụ H⁺, góp phần đưa pH phục hồi sau acid. Cung cấp calcium hay thay thế ion trong tinh thể có lợi cho khoáng nhưng không phải cơ chế đệm trực tiếp được hỏi.</w:t>
       </w:r>
     </w:p>
     <w:p>
@@ -2785,31 +2785,31 @@
         <w:pStyle w:val="Option"/>
       </w:pPr>
       <w:r>
-        <w:t>A. Làm pH luôn dưới 4</w:t>
-      </w:r>
-    </w:p>
-    <w:p>
-      <w:pPr>
-        <w:pStyle w:val="Option"/>
-      </w:pPr>
-      <w:r>
-        <w:t>B. Biến men thành ngà</w:t>
-      </w:r>
-    </w:p>
-    <w:p>
-      <w:pPr>
-        <w:pStyle w:val="Option"/>
-      </w:pPr>
-      <w:r>
-        <w:t>C. Tạo acid từ sucrose</w:t>
-      </w:r>
-    </w:p>
-    <w:p>
-      <w:pPr>
-        <w:pStyle w:val="Option"/>
-      </w:pPr>
-      <w:r>
-        <w:t>D. Hạn chế kết tủa calcium phosphate tự phát</w:t>
+        <w:t>A. Trung hòa acid chủ yếu bằng kết hợp với calcium</w:t>
+      </w:r>
+    </w:p>
+    <w:p>
+      <w:pPr>
+        <w:pStyle w:val="Option"/>
+      </w:pPr>
+      <w:r>
+        <w:t>B. Hạn chế sự kết tủa calcium phosphate tự phát</w:t>
+      </w:r>
+    </w:p>
+    <w:p>
+      <w:pPr>
+        <w:pStyle w:val="Option"/>
+      </w:pPr>
+      <w:r>
+        <w:t>C. Giữ calcium hòa tan chỉ bằng cách nâng pH</w:t>
+      </w:r>
+    </w:p>
+    <w:p>
+      <w:pPr>
+        <w:pStyle w:val="Option"/>
+      </w:pPr>
+      <w:r>
+        <w:t>D. Tăng lắng đọng mọi ion calcium lên mảng bám</w:t>
       </w:r>
     </w:p>
     <w:p>
@@ -2818,7 +2818,7 @@
         <w:keepNext/>
       </w:pPr>
       <w:r>
-        <w:t>Đáp án: D</w:t>
+        <w:t>Đáp án: B</w:t>
       </w:r>
     </w:p>
     <w:p>
@@ -2826,7 +2826,7 @@
         <w:pStyle w:val="Answer"/>
       </w:pPr>
       <w:r>
-        <w:t>Giải thích: Statherin và một số protein nước bọt hạn chế calcium phosphate kết tủa tự phát, giúp duy trì ion ở dạng khả dụng; chúng không ngăn hoàn toàn sự hình thành cao răng.</w:t>
+        <w:t>Giải thích: Statherin cùng một số protein khác giúp điều hòa kết tủa, duy trì khả năng mang ion của nước bọt. Vai trò đó không đồng nghĩa ngăn mọi cao răng hoặc thay thế hệ đệm acid.</w:t>
       </w:r>
     </w:p>
     <w:p>
@@ -2842,31 +2842,31 @@
         <w:pStyle w:val="Option"/>
       </w:pPr>
       <w:r>
-        <w:t>A. Sự xơ cứng ngà nhằm hạn chế tác nhân xâm nhập</w:t>
-      </w:r>
-    </w:p>
-    <w:p>
-      <w:pPr>
-        <w:pStyle w:val="Option"/>
-      </w:pPr>
-      <w:r>
-        <w:t>B. Men mới tạo từ ngà</w:t>
-      </w:r>
-    </w:p>
-    <w:p>
-      <w:pPr>
-        <w:pStyle w:val="Option"/>
-      </w:pPr>
-      <w:r>
-        <w:t>C. Chỉ lớp vi khuẩn ngoài cùng</w:t>
-      </w:r>
-    </w:p>
-    <w:p>
-      <w:pPr>
-        <w:pStyle w:val="Option"/>
-      </w:pPr>
-      <w:r>
-        <w:t>D. Vùng tủy đã hoại tử chắc chắn</w:t>
+        <w:t>A. Lắng khoáng làm bít dần lòng các ống ngà</w:t>
+      </w:r>
+    </w:p>
+    <w:p>
+      <w:pPr>
+        <w:pStyle w:val="Option"/>
+      </w:pPr>
+      <w:r>
+        <w:t>B. Tạo ngà phản ứng ngay trên bề mặt men</w:t>
+      </w:r>
+    </w:p>
+    <w:p>
+      <w:pPr>
+        <w:pStyle w:val="Option"/>
+      </w:pPr>
+      <w:r>
+        <w:t>C. Collagen bị acid phân hủy ở phía trong</w:t>
+      </w:r>
+    </w:p>
+    <w:p>
+      <w:pPr>
+        <w:pStyle w:val="Option"/>
+      </w:pPr>
+      <w:r>
+        <w:t>D. Vi khuẩn lấp đầy lòng những ống ngà này</w:t>
       </w:r>
     </w:p>
     <w:p>
@@ -2883,7 +2883,7 @@
         <w:pStyle w:val="Answer"/>
       </w:pPr>
       <w:r>
-        <w:t>Giải thích: Khoáng lắng đọng trong các ống ngà tạo vùng ngà xơ cứng, là một đáp ứng bảo vệ của mô ngà.</w:t>
+        <w:t>Giải thích: Lắng đọng khoáng trong ống ngà làm ngà xơ cứng và giảm đường xâm nhập. Đây là đáp ứng khác với vùng ngà ngoài đã bị vi khuẩn phá hủy hoặc ngà phản ứng được tạo phía tủy.</w:t>
       </w:r>
     </w:p>
     <w:p>
@@ -2907,31 +2907,31 @@
         <w:pStyle w:val="Option"/>
       </w:pPr>
       <w:r>
-        <w:t>A. Nhiều đợt pH thấp làm mất khoáng dưới bề mặt vượt tái khoáng</w:t>
-      </w:r>
-    </w:p>
-    <w:p>
-      <w:pPr>
-        <w:pStyle w:val="Option"/>
-      </w:pPr>
-      <w:r>
-        <w:t>B. Fluoride chắc chắn làm tan toàn bộ men</w:t>
-      </w:r>
-    </w:p>
-    <w:p>
-      <w:pPr>
-        <w:pStyle w:val="Option"/>
-      </w:pPr>
-      <w:r>
-        <w:t>C. Men bị mất do acid dạ dày từng lớp</w:t>
-      </w:r>
-    </w:p>
-    <w:p>
-      <w:pPr>
-        <w:pStyle w:val="Option"/>
-      </w:pPr>
-      <w:r>
-        <w:t>D. Nước bọt bình thường loại trừ sâu răng</w:t>
+        <w:t>A. Acid lặp lại gây mất khoáng dưới bề mặt</w:t>
+      </w:r>
+    </w:p>
+    <w:p>
+      <w:pPr>
+        <w:pStyle w:val="Option"/>
+      </w:pPr>
+      <w:r>
+        <w:t>B. Lực mắc cài trực tiếp mài mỏng men đều</w:t>
+      </w:r>
+    </w:p>
+    <w:p>
+      <w:pPr>
+        <w:pStyle w:val="Option"/>
+      </w:pPr>
+      <w:r>
+        <w:t>C. Acid dạ dày làm mất men từng lớp tại chỗ</w:t>
+      </w:r>
+    </w:p>
+    <w:p>
+      <w:pPr>
+        <w:pStyle w:val="Option"/>
+      </w:pPr>
+      <w:r>
+        <w:t>D. Fluoride tạo vết trắng từ khi hình thành men</w:t>
       </w:r>
     </w:p>
     <w:p>
@@ -2948,7 +2948,7 @@
         <w:pStyle w:val="Answer"/>
       </w:pPr>
       <w:r>
-        <w:t>Giải thích: Vị trí giữ mảng bám và ăn đường thường xuyên gây acid lặp lại; đốm trắng còn nguyên mặt là sâu men sớm.</w:t>
+        <w:t>Giải thích: Vết trắng xuất hiện quanh nơi giữ mảng bám, kết hợp ăn ngọt nhiều lần, phù hợp mất khoáng tại chỗ. Nhiễm fluor là biến đổi trong lúc hình thành men, không giải thích tốt vị trí quanh mắc cài mới này.</w:t>
       </w:r>
     </w:p>
     <w:p>
@@ -2956,39 +2956,39 @@
         <w:pStyle w:val="Question"/>
       </w:pPr>
       <w:r>
-        <w:t>Câu 52. Dịch mảng bám ở một vùng men dưới bão hòa với HA nhưng còn quá bão hòa với fluorapatite (FA). Hiện tượng nào hợp lý nhất?</w:t>
-      </w:r>
-    </w:p>
-    <w:p>
-      <w:pPr>
-        <w:pStyle w:val="Option"/>
-      </w:pPr>
-      <w:r>
-        <w:t>A. Cả hai pha chắc chắn tan như nhau</w:t>
-      </w:r>
-    </w:p>
-    <w:p>
-      <w:pPr>
-        <w:pStyle w:val="Option"/>
-      </w:pPr>
-      <w:r>
-        <w:t>B. HA có thể tan trong khi khoáng chứa fluor bề mặt còn tương đối bền</w:t>
-      </w:r>
-    </w:p>
-    <w:p>
-      <w:pPr>
-        <w:pStyle w:val="Option"/>
-      </w:pPr>
-      <w:r>
-        <w:t>C. FA tan trước HA</w:t>
-      </w:r>
-    </w:p>
-    <w:p>
-      <w:pPr>
-        <w:pStyle w:val="Option"/>
-      </w:pPr>
-      <w:r>
-        <w:t>D. Không thể có sang thương dưới bề mặt</w:t>
+        <w:t>Câu 52. Hai mẫu apatite có cùng tỷ số IAP/Ksp = 0,6; một mẫu có rào khuếch tán dày hơn. Kết luận nào đúng về nhiệt động học?</w:t>
+      </w:r>
+    </w:p>
+    <w:p>
+      <w:pPr>
+        <w:pStyle w:val="Option"/>
+      </w:pPr>
+      <w:r>
+        <w:t>A. Mẫu ít cản khuếch tán phải có lực nhiệt động lớn hơn</w:t>
+      </w:r>
+    </w:p>
+    <w:p>
+      <w:pPr>
+        <w:pStyle w:val="Option"/>
+      </w:pPr>
+      <w:r>
+        <w:t>B. Hai mẫu phải mất cùng lượng khoáng trong mỗi phút</w:t>
+      </w:r>
+    </w:p>
+    <w:p>
+      <w:pPr>
+        <w:pStyle w:val="Option"/>
+      </w:pPr>
+      <w:r>
+        <w:t>C. Cả hai mẫu đều có lực nhiệt động thúc đẩy hòa tan</w:t>
+      </w:r>
+    </w:p>
+    <w:p>
+      <w:pPr>
+        <w:pStyle w:val="Option"/>
+      </w:pPr>
+      <w:r>
+        <w:t>D. Mẫu có rào dày hơn đã chuyển sang trạng thái bão hòa</w:t>
       </w:r>
     </w:p>
     <w:p>
@@ -2997,7 +2997,7 @@
         <w:keepNext/>
       </w:pPr>
       <w:r>
-        <w:t>Đáp án: B</w:t>
+        <w:t>Đáp án: C</w:t>
       </w:r>
     </w:p>
     <w:p>
@@ -3005,7 +3005,7 @@
         <w:pStyle w:val="Answer"/>
       </w:pPr>
       <w:r>
-        <w:t>Giải thích: Do FA ít tan hơn, dịch có thể dưới bão hòa với HA nhưng còn quá bão hòa với FA.</w:t>
+        <w:t>Giải thích: IAP/Ksp bằng 0,6 xác định lực hòa tan ở cả hai mẫu. Rào khuếch tán có thể làm khác tốc độ trao đổi, nên cùng trạng thái bão hòa không bảo đảm cùng lượng khoáng mất.</w:t>
       </w:r>
     </w:p>
     <w:p>
@@ -3021,31 +3021,31 @@
         <w:pStyle w:val="Option"/>
       </w:pPr>
       <w:r>
-        <w:t>A. IAP tăng và HA kết tủa mạnh</w:t>
-      </w:r>
-    </w:p>
-    <w:p>
-      <w:pPr>
-        <w:pStyle w:val="Option"/>
-      </w:pPr>
-      <w:r>
-        <w:t>B. Ksp của HA biến mất</w:t>
-      </w:r>
-    </w:p>
-    <w:p>
-      <w:pPr>
-        <w:pStyle w:val="Option"/>
-      </w:pPr>
-      <w:r>
-        <w:t>C. IAP giảm, dịch có thể thành dưới bão hòa</w:t>
-      </w:r>
-    </w:p>
-    <w:p>
-      <w:pPr>
-        <w:pStyle w:val="Option"/>
-      </w:pPr>
-      <w:r>
-        <w:t>D. OH⁻ tăng gấp 10 lần chắc chắn</w:t>
+        <w:t>A. Ksp giảm bằng đúng mức giảm calcium</w:t>
+      </w:r>
+    </w:p>
+    <w:p>
+      <w:pPr>
+        <w:pStyle w:val="Option"/>
+      </w:pPr>
+      <w:r>
+        <w:t>B. IAP tăng và dịch trở thành quá bão hòa</w:t>
+      </w:r>
+    </w:p>
+    <w:p>
+      <w:pPr>
+        <w:pStyle w:val="Option"/>
+      </w:pPr>
+      <w:r>
+        <w:t>C. Ksp tăng do calcium bị giữ trong phức</w:t>
+      </w:r>
+    </w:p>
+    <w:p>
+      <w:pPr>
+        <w:pStyle w:val="Option"/>
+      </w:pPr>
+      <w:r>
+        <w:t>D. IAP giảm và dịch trở thành dưới bão hòa</w:t>
       </w:r>
     </w:p>
     <w:p>
@@ -3054,7 +3054,7 @@
         <w:keepNext/>
       </w:pPr>
       <w:r>
-        <w:t>Đáp án: C</w:t>
+        <w:t>Đáp án: D</w:t>
       </w:r>
     </w:p>
     <w:p>
@@ -3062,7 +3062,7 @@
         <w:pStyle w:val="Answer"/>
       </w:pPr>
       <w:r>
-        <w:t>Giải thích: IAP chứa hoạt độ Ca²⁺ lũy thừa 5, nên giảm Ca tự do làm giảm độ bão hòa.</w:t>
+        <w:t>Giải thích: Giảm Ca²⁺ tự do làm IAP giảm khi pH và phosphate giữ nguyên. Nếu khởi đầu IAP bằng Ksp, dịch sẽ dưới bão hòa; Ksp không thay đổi chỉ vì thêm chất tạo phức ở cùng điều kiện nhiệt độ.</w:t>
       </w:r>
     </w:p>
     <w:p>
@@ -3070,39 +3070,39 @@
         <w:pStyle w:val="Question"/>
       </w:pPr>
       <w:r>
-        <w:t>Câu 54. Hai mẫu dịch có cùng pH 5,6; mẫu X giàu Ca/phosphate hơn Y. Phát biểu nào an toàn nhất?</w:t>
-      </w:r>
-    </w:p>
-    <w:p>
-      <w:pPr>
-        <w:pStyle w:val="Option"/>
-      </w:pPr>
-      <w:r>
-        <w:t>A. X và Y chắc chắn cùng độ bão hòa</w:t>
-      </w:r>
-    </w:p>
-    <w:p>
-      <w:pPr>
-        <w:pStyle w:val="Option"/>
-      </w:pPr>
-      <w:r>
-        <w:t>B. Y chắc chắn tái khoáng hơn X</w:t>
-      </w:r>
-    </w:p>
-    <w:p>
-      <w:pPr>
-        <w:pStyle w:val="Option"/>
-      </w:pPr>
-      <w:r>
-        <w:t>C. pH một mình xác định tuyệt đối chiều trao đổi</w:t>
-      </w:r>
-    </w:p>
-    <w:p>
-      <w:pPr>
-        <w:pStyle w:val="Option"/>
-      </w:pPr>
-      <w:r>
-        <w:t>D. X có thể bão hòa HA hơn Y</w:t>
+        <w:t>Câu 54. Hai mẫu dịch ở cùng nhiệt độ, cùng pH 5,6; X có hoạt độ Ca²⁺ và PO₄³⁻ tự do cao hơn Y. Nhận định nào đúng?</w:t>
+      </w:r>
+    </w:p>
+    <w:p>
+      <w:pPr>
+        <w:pStyle w:val="Option"/>
+      </w:pPr>
+      <w:r>
+        <w:t>A. Y có IAP_HA cao hơn X</w:t>
+      </w:r>
+    </w:p>
+    <w:p>
+      <w:pPr>
+        <w:pStyle w:val="Option"/>
+      </w:pPr>
+      <w:r>
+        <w:t>B. X có IAP_HA cao hơn Y</w:t>
+      </w:r>
+    </w:p>
+    <w:p>
+      <w:pPr>
+        <w:pStyle w:val="Option"/>
+      </w:pPr>
+      <w:r>
+        <w:t>C. X có Ksp_HA cao hơn Y</w:t>
+      </w:r>
+    </w:p>
+    <w:p>
+      <w:pPr>
+        <w:pStyle w:val="Option"/>
+      </w:pPr>
+      <w:r>
+        <w:t>D. X và Y có IAP_HA bằng nhau</w:t>
       </w:r>
     </w:p>
     <w:p>
@@ -3111,7 +3111,7 @@
         <w:keepNext/>
       </w:pPr>
       <w:r>
-        <w:t>Đáp án: D</w:t>
+        <w:t>Đáp án: B</w:t>
       </w:r>
     </w:p>
     <w:p>
@@ -3119,7 +3119,7 @@
         <w:pStyle w:val="Answer"/>
       </w:pPr>
       <w:r>
-        <w:t>Giải thích: Ở cùng pH, ion Ca/phosphate nhiều hơn có thể nâng IAP; cần biết hoạt độ thực để kết luận chắc.</w:t>
+        <w:t>Giải thích: Ở cùng pH và cùng điều kiện nhiệt độ, hoạt độ Ca²⁺ cùng PO₄³⁻ cao hơn làm IAP tăng. Điều này không tự cho biết mẫu X đã vượt Ksp hay chưa.</w:t>
       </w:r>
     </w:p>
     <w:p>
@@ -3135,31 +3135,31 @@
         <w:pStyle w:val="Option"/>
       </w:pPr>
       <w:r>
-        <w:t>A. Nước bị loại khỏi mẫu số trong phép tính tỷ lệ</w:t>
-      </w:r>
-    </w:p>
-    <w:p>
-      <w:pPr>
-        <w:pStyle w:val="Option"/>
-      </w:pPr>
-      <w:r>
-        <w:t>B. Men tự hấp thu thêm fluoride từ không khí</w:t>
-      </w:r>
-    </w:p>
-    <w:p>
-      <w:pPr>
-        <w:pStyle w:val="Option"/>
-      </w:pPr>
-      <w:r>
-        <w:t>C. Toàn bộ hydroxyapatite biến thành fluorapatite</w:t>
-      </w:r>
-    </w:p>
-    <w:p>
-      <w:pPr>
-        <w:pStyle w:val="Option"/>
-      </w:pPr>
-      <w:r>
-        <w:t>D. Calcium trong men bị hòa tan hết</w:t>
+        <w:t>A. Mất nước làm tỷ lệ theo khối lượng và thể tích bằng nhau</w:t>
+      </w:r>
+    </w:p>
+    <w:p>
+      <w:pPr>
+        <w:pStyle w:val="Option"/>
+      </w:pPr>
+      <w:r>
+        <w:t>B. Sấy chuyển phần hữu cơ thành calcium phosphate</w:t>
+      </w:r>
+    </w:p>
+    <w:p>
+      <w:pPr>
+        <w:pStyle w:val="Option"/>
+      </w:pPr>
+      <w:r>
+        <w:t>C. Nước bị loại nên tổng khối lượng ở mẫu số giảm</w:t>
+      </w:r>
+    </w:p>
+    <w:p>
+      <w:pPr>
+        <w:pStyle w:val="Option"/>
+      </w:pPr>
+      <w:r>
+        <w:t>D. Sấy làm tăng khối lượng khoáng ở tử số</w:t>
       </w:r>
     </w:p>
     <w:p>
@@ -3168,7 +3168,7 @@
         <w:keepNext/>
       </w:pPr>
       <w:r>
-        <w:t>Đáp án: A</w:t>
+        <w:t>Đáp án: C</w:t>
       </w:r>
     </w:p>
     <w:p>
@@ -3176,7 +3176,7 @@
         <w:pStyle w:val="Answer"/>
       </w:pPr>
       <w:r>
-        <w:t>Giải thích: Sấy khô làm giảm khối lượng mẫu do mất nước, trong khi lượng khoáng không tăng. Vì vậy phần trăm khoáng theo khối lượng tăng.</w:t>
+        <w:t>Giải thích: Nếu lượng khoáng giữ nguyên, loại nước làm tổng khối lượng mẫu giảm nên phần trăm khoáng tăng. Sự thay đổi cơ sở tính không chứng minh mẫu có thêm khoáng hay chất hữu cơ chuyển thành khoáng.</w:t>
       </w:r>
     </w:p>
     <w:p>
@@ -3184,39 +3184,39 @@
         <w:pStyle w:val="Question"/>
       </w:pPr>
       <w:r>
-        <w:t>Câu 56. Biểu đồ pH cho hai người sau cùng lượng sucrose: người X pH xuống 5,0 trong 15 phút rồi hồi phục; người Y xuống 4,8 trong 55 phút. Nếu các yếu tố khác giống nhau, ai chịu thử thách mất khoáng lớn hơn?</w:t>
-      </w:r>
-    </w:p>
-    <w:p>
-      <w:pPr>
-        <w:pStyle w:val="Option"/>
-      </w:pPr>
-      <w:r>
-        <w:t>A. X vì pH thấp ít hơn</w:t>
-      </w:r>
-    </w:p>
-    <w:p>
-      <w:pPr>
-        <w:pStyle w:val="Option"/>
-      </w:pPr>
-      <w:r>
-        <w:t>B. Y vì pH thấp sâu và lâu hơn</w:t>
-      </w:r>
-    </w:p>
-    <w:p>
-      <w:pPr>
-        <w:pStyle w:val="Option"/>
-      </w:pPr>
-      <w:r>
-        <w:t>C. Bằng nhau vì cùng lượng đường</w:t>
-      </w:r>
-    </w:p>
-    <w:p>
-      <w:pPr>
-        <w:pStyle w:val="Option"/>
-      </w:pPr>
-      <w:r>
-        <w:t>D. Không ai vì 5,5 không có ý nghĩa</w:t>
+        <w:t>Câu 56. Hai người có pH tới hạn men khoảng 5,5 và các yếu tố khác tương đương. Sau cùng lượng sucrose, X ở pH 5,0 trong 15 phút; Y ở pH 4,8 trong 55 phút. Ai chịu thử thách mất khoáng lớn hơn?</w:t>
+      </w:r>
+    </w:p>
+    <w:p>
+      <w:pPr>
+        <w:pStyle w:val="Option"/>
+      </w:pPr>
+      <w:r>
+        <w:t>A. Hai người bằng nhau vì dùng cùng lượng sucrose</w:t>
+      </w:r>
+    </w:p>
+    <w:p>
+      <w:pPr>
+        <w:pStyle w:val="Option"/>
+      </w:pPr>
+      <w:r>
+        <w:t>B. Không người nào vì cần pH dưới 4,3 mới mất khoáng</w:t>
+      </w:r>
+    </w:p>
+    <w:p>
+      <w:pPr>
+        <w:pStyle w:val="Option"/>
+      </w:pPr>
+      <w:r>
+        <w:t>C. X, vì phục hồi nhanh làm lượng khoáng mất tăng</w:t>
+      </w:r>
+    </w:p>
+    <w:p>
+      <w:pPr>
+        <w:pStyle w:val="Option"/>
+      </w:pPr>
+      <w:r>
+        <w:t>D. Y, vì dịch dưới bão hòa ở mức sâu hơn và lâu hơn</w:t>
       </w:r>
     </w:p>
     <w:p>
@@ -3225,7 +3225,7 @@
         <w:keepNext/>
       </w:pPr>
       <w:r>
-        <w:t>Đáp án: B</w:t>
+        <w:t>Đáp án: D</w:t>
       </w:r>
     </w:p>
     <w:p>
@@ -3233,7 +3233,7 @@
         <w:pStyle w:val="Answer"/>
       </w:pPr>
       <w:r>
-        <w:t>Giải thích: Mức độ và thời gian dưới pH tới hạn đều góp phần tăng lực mất khoáng.</w:t>
+        <w:t>Giải thích: Trong mô hình có cùng pH tới hạn, mức giảm pH sâu hơn và thời gian kéo dài làm thử thách mất khoáng lớn hơn. Kết quả là so sánh nguy cơ hóa học, chưa phải lượng mô mất hoặc chẩn đoán lỗ sâu.</w:t>
       </w:r>
     </w:p>
     <w:p>
@@ -3249,31 +3249,31 @@
         <w:pStyle w:val="Option"/>
       </w:pPr>
       <w:r>
-        <w:t>A. Tăng số lần ăn để quen acid</w:t>
-      </w:r>
-    </w:p>
-    <w:p>
-      <w:pPr>
-        <w:pStyle w:val="Option"/>
-      </w:pPr>
-      <w:r>
-        <w:t>B. Chỉ đổi kẹo sang nước acid</w:t>
-      </w:r>
-    </w:p>
-    <w:p>
-      <w:pPr>
-        <w:pStyle w:val="Option"/>
-      </w:pPr>
-      <w:r>
-        <w:t>C. Giảm số lần tiếp xúc đường, tránh nhấm nháp liên tục</w:t>
-      </w:r>
-    </w:p>
-    <w:p>
-      <w:pPr>
-        <w:pStyle w:val="Option"/>
-      </w:pPr>
-      <w:r>
-        <w:t>D. Cạo bỏ mọi đốm trắng</w:t>
+        <w:t>A. Giảm số lần tiếp xúc riêng lẻ, gộp đường vào bữa chính</w:t>
+      </w:r>
+    </w:p>
+    <w:p>
+      <w:pPr>
+        <w:pStyle w:val="Option"/>
+      </w:pPr>
+      <w:r>
+        <w:t>B. Giữ cách ăn và chuyển sang nước trái cây chua</w:t>
+      </w:r>
+    </w:p>
+    <w:p>
+      <w:pPr>
+        <w:pStyle w:val="Option"/>
+      </w:pPr>
+      <w:r>
+        <w:t>C. Giảm lượng mỗi lần nhưng tăng số lần ngậm kẹo</w:t>
+      </w:r>
+    </w:p>
+    <w:p>
+      <w:pPr>
+        <w:pStyle w:val="Option"/>
+      </w:pPr>
+      <w:r>
+        <w:t>D. Giữ số lần ăn và chỉ súc nước vào cuối ngày</w:t>
       </w:r>
     </w:p>
     <w:p>
@@ -3282,7 +3282,7 @@
         <w:keepNext/>
       </w:pPr>
       <w:r>
-        <w:t>Đáp án: C</w:t>
+        <w:t>Đáp án: A</w:t>
       </w:r>
     </w:p>
     <w:p>
@@ -3290,7 +3290,7 @@
         <w:pStyle w:val="Answer"/>
       </w:pPr>
       <w:r>
-        <w:t>Giải thích: Giảm tần suất giúp pH có khoảng hồi phục và tạo điều kiện tái khoáng.</w:t>
+        <w:t>Giải thích: Giảm các lần tiếp xúc riêng lẻ giúp có khoảng để acid được thanh thải và pH hồi phục. Chia nhỏ nhưng ngậm thường xuyên vẫn duy trì thử thách acid, còn nước quả chua có thể thêm nguồn acid trực tiếp.</w:t>
       </w:r>
     </w:p>
     <w:p>
@@ -3306,31 +3306,31 @@
         <w:pStyle w:val="Option"/>
       </w:pPr>
       <w:r>
-        <w:t>A. Sâu răng do vi khuẩn là chắc chắn</w:t>
-      </w:r>
-    </w:p>
-    <w:p>
-      <w:pPr>
-        <w:pStyle w:val="Option"/>
-      </w:pPr>
-      <w:r>
-        <w:t>B. Sâu men dưới bề mặt hoạt động</w:t>
-      </w:r>
-    </w:p>
-    <w:p>
-      <w:pPr>
-        <w:pStyle w:val="Option"/>
-      </w:pPr>
-      <w:r>
-        <w:t>C. Tái khoáng bề mặt</w:t>
-      </w:r>
-    </w:p>
-    <w:p>
-      <w:pPr>
-        <w:pStyle w:val="Option"/>
-      </w:pPr>
-      <w:r>
-        <w:t>D. Xói mòn do acid nội sinh</w:t>
+        <w:t>A. Xói mòn do acid nội sinh</w:t>
+      </w:r>
+    </w:p>
+    <w:p>
+      <w:pPr>
+        <w:pStyle w:val="Option"/>
+      </w:pPr>
+      <w:r>
+        <w:t>B. Sâu men do acid mảng bám</w:t>
+      </w:r>
+    </w:p>
+    <w:p>
+      <w:pPr>
+        <w:pStyle w:val="Option"/>
+      </w:pPr>
+      <w:r>
+        <w:t>C. Mòn khớp cắn do nghiến răng</w:t>
+      </w:r>
+    </w:p>
+    <w:p>
+      <w:pPr>
+        <w:pStyle w:val="Option"/>
+      </w:pPr>
+      <w:r>
+        <w:t>D. Mài mòn do lực chải răng</w:t>
       </w:r>
     </w:p>
     <w:p>
@@ -3339,7 +3339,7 @@
         <w:keepNext/>
       </w:pPr>
       <w:r>
-        <w:t>Đáp án: D</w:t>
+        <w:t>Đáp án: A</w:t>
       </w:r>
     </w:p>
     <w:p>
@@ -3347,7 +3347,7 @@
         <w:pStyle w:val="Answer"/>
       </w:pPr>
       <w:r>
-        <w:t>Giải thích: Nguồn acid dạ dày và dạng mất mô trơn rộng nghiêng về xói mòn.</w:t>
+        <w:t>Giải thích: Trào ngược cùng vị trí mặt trong răng trước và hõm nhẵn rộng phù hợp xói mòn acid nội sinh. Nghiến răng thường tạo diện mòn tương ứng ở mặt tiếp xúc, còn sâu răng cần đánh giá vùng giữ mảng bám.</w:t>
       </w:r>
     </w:p>
     <w:p>
@@ -3363,31 +3363,31 @@
         <w:pStyle w:val="Option"/>
       </w:pPr>
       <w:r>
-        <w:t>A. Hai cơ chế có thể cùng tồn tại trên một người</w:t>
-      </w:r>
-    </w:p>
-    <w:p>
-      <w:pPr>
-        <w:pStyle w:val="Option"/>
-      </w:pPr>
-      <w:r>
-        <w:t>B. Cả hai chắc chắn là sâu răng</w:t>
-      </w:r>
-    </w:p>
-    <w:p>
-      <w:pPr>
-        <w:pStyle w:val="Option"/>
-      </w:pPr>
-      <w:r>
-        <w:t>C. Cả hai chắc chắn là xói mòn</w:t>
-      </w:r>
-    </w:p>
-    <w:p>
-      <w:pPr>
-        <w:pStyle w:val="Option"/>
-      </w:pPr>
-      <w:r>
-        <w:t>D. Không thể liên hệ nguồn acid với hình thái</w:t>
+        <w:t>A. Cả hai phù hợp nhất với sâu do mảng bám</w:t>
+      </w:r>
+    </w:p>
+    <w:p>
+      <w:pPr>
+        <w:pStyle w:val="Option"/>
+      </w:pPr>
+      <w:r>
+        <w:t>B. Sâu răng và xói mòn có thể cùng hiện diện</w:t>
+      </w:r>
+    </w:p>
+    <w:p>
+      <w:pPr>
+        <w:pStyle w:val="Option"/>
+      </w:pPr>
+      <w:r>
+        <w:t>C. Chỉ cơ chế xuất hiện đầu tiên có giá trị</w:t>
+      </w:r>
+    </w:p>
+    <w:p>
+      <w:pPr>
+        <w:pStyle w:val="Option"/>
+      </w:pPr>
+      <w:r>
+        <w:t>D. Cả hai phù hợp nhất với xói mòn đồ uống</w:t>
       </w:r>
     </w:p>
     <w:p>
@@ -3396,7 +3396,7 @@
         <w:keepNext/>
       </w:pPr>
       <w:r>
-        <w:t>Đáp án: A</w:t>
+        <w:t>Đáp án: B</w:t>
       </w:r>
     </w:p>
     <w:p>
@@ -3404,7 +3404,7 @@
         <w:pStyle w:val="Answer"/>
       </w:pPr>
       <w:r>
-        <w:t>Giải thích: Mảng bám/đường gợi sâu, acid trực tiếp và hõm nhẵn gợi xói mòn; chúng không loại trừ nhau.</w:t>
+        <w:t>Giải thích: Hai hình thái gợi hai nguồn acid khác nhau: acid tại mảng bám và acid trực tiếp từ đồ uống. Có một cơ chế không loại trừ cơ chế còn lại trên cùng người bệnh.</w:t>
       </w:r>
     </w:p>
     <w:p>
@@ -3420,31 +3420,31 @@
         <w:pStyle w:val="Option"/>
       </w:pPr>
       <w:r>
-        <w:t>A. Tổn thương chắc chắn đang lan nhanh</w:t>
-      </w:r>
-    </w:p>
-    <w:p>
-      <w:pPr>
-        <w:pStyle w:val="Option"/>
-      </w:pPr>
-      <w:r>
-        <w:t>B. Có thể đã ngừng hoạt động dù thân sang thương chưa phục hồi hoàn toàn</w:t>
-      </w:r>
-    </w:p>
-    <w:p>
-      <w:pPr>
-        <w:pStyle w:val="Option"/>
-      </w:pPr>
-      <w:r>
-        <w:t>C. Men đã thành fluorapatite tinh khiết 100%</w:t>
-      </w:r>
-    </w:p>
-    <w:p>
-      <w:pPr>
-        <w:pStyle w:val="Option"/>
-      </w:pPr>
-      <w:r>
-        <w:t>D. Phải phá lớp bề mặt để chữa màu trắng</w:t>
+        <w:t>A. Có thể đã bất hoạt dù màu trắng vẫn còn tồn tại</w:t>
+      </w:r>
+    </w:p>
+    <w:p>
+      <w:pPr>
+        <w:pStyle w:val="Option"/>
+      </w:pPr>
+      <w:r>
+        <w:t>B. Màu trắng còn cho thấy acid vẫn luôn chiếm ưu thế</w:t>
+      </w:r>
+    </w:p>
+    <w:p>
+      <w:pPr>
+        <w:pStyle w:val="Option"/>
+      </w:pPr>
+      <w:r>
+        <w:t>C. Bề mặt bóng chứng minh toàn thân đã đủ khoáng</w:t>
+      </w:r>
+    </w:p>
+    <w:p>
+      <w:pPr>
+        <w:pStyle w:val="Option"/>
+      </w:pPr>
+      <w:r>
+        <w:t>D. Vết trắng kéo dài chứng tỏ lớp ngoài đã bị thủng</w:t>
       </w:r>
     </w:p>
     <w:p>
@@ -3453,7 +3453,7 @@
         <w:keepNext/>
       </w:pPr>
       <w:r>
-        <w:t>Đáp án: B</w:t>
+        <w:t>Đáp án: A</w:t>
       </w:r>
     </w:p>
     <w:p>
@@ -3461,7 +3461,7 @@
         <w:pStyle w:val="Answer"/>
       </w:pPr>
       <w:r>
-        <w:t>Giải thích: Bề mặt tái khoáng và cứng nhưng vùng dưới bề mặt vẫn có thể xốp, tạo sẹo trắng.</w:t>
+        <w:t>Giải thích: Bề mặt bóng cứng và được kiểm soát mảng bám gợi bất hoạt. Vùng dưới bề mặt có thể còn xốp, nên màu trắng tồn tại không đồng nghĩa bệnh đang tiến triển hoặc phục hồi đã hoàn toàn.</w:t>
       </w:r>
     </w:p>
     <w:p>
@@ -3477,31 +3477,31 @@
         <w:pStyle w:val="Option"/>
       </w:pPr>
       <w:r>
-        <w:t>A. Fluoride luôn làm acid tăng</w:t>
-      </w:r>
-    </w:p>
-    <w:p>
-      <w:pPr>
-        <w:pStyle w:val="Option"/>
-      </w:pPr>
-      <w:r>
-        <w:t>B. Ca/phosphate không có trong nước bọt</w:t>
-      </w:r>
-    </w:p>
-    <w:p>
-      <w:pPr>
-        <w:pStyle w:val="Option"/>
-      </w:pPr>
-      <w:r>
-        <w:t>C. Tinh thể nền và hình thể đã mất, tái khoáng không dựng lại xoang</w:t>
-      </w:r>
-    </w:p>
-    <w:p>
-      <w:pPr>
-        <w:pStyle w:val="Option"/>
-      </w:pPr>
-      <w:r>
-        <w:t>D. Không thể tác động lên khoáng bờ xoang</w:t>
+        <w:t>A. Fluoride không tác động được lên bờ xoang</w:t>
+      </w:r>
+    </w:p>
+    <w:p>
+      <w:pPr>
+        <w:pStyle w:val="Option"/>
+      </w:pPr>
+      <w:r>
+        <w:t>B. Tái khoáng không dựng lại hình thể đã mất</w:t>
+      </w:r>
+    </w:p>
+    <w:p>
+      <w:pPr>
+        <w:pStyle w:val="Option"/>
+      </w:pPr>
+      <w:r>
+        <w:t>C. Tổn thương có lỗ không còn bất kỳ tinh thể nào</w:t>
+      </w:r>
+    </w:p>
+    <w:p>
+      <w:pPr>
+        <w:pStyle w:val="Option"/>
+      </w:pPr>
+      <w:r>
+        <w:t>D. Nguồn calcium nước bọt chỉ có trước tạo lỗ</w:t>
       </w:r>
     </w:p>
     <w:p>
@@ -3510,7 +3510,7 @@
         <w:keepNext/>
       </w:pPr>
       <w:r>
-        <w:t>Đáp án: C</w:t>
+        <w:t>Đáp án: B</w:t>
       </w:r>
     </w:p>
     <w:p>
@@ -3518,7 +3518,7 @@
         <w:pStyle w:val="Answer"/>
       </w:pPr>
       <w:r>
-        <w:t>Giải thích: Tái khoáng phát triển trên tinh thể còn lại; sụp bề mặt là mất cấu trúc cần đánh giá can thiệp.</w:t>
+        <w:t>Giải thích: Phần cấu trúc đã sụp không tự được tái khoáng lấp lại thành hình thể ban đầu. Mô còn lại và bờ xoang vẫn có thể nhận tác dụng bảo vệ của fluoride, nên không được phủ nhận mọi lợi ích của fluor.</w:t>
       </w:r>
     </w:p>
     <w:p>
@@ -3534,31 +3534,31 @@
         <w:pStyle w:val="Option"/>
       </w:pPr>
       <w:r>
-        <w:t>A. Fluor không liên quan men</w:t>
-      </w:r>
-    </w:p>
-    <w:p>
-      <w:pPr>
-        <w:pStyle w:val="Option"/>
-      </w:pPr>
-      <w:r>
-        <w:t>B. Nước bọt luôn thiếu Ca</w:t>
-      </w:r>
-    </w:p>
-    <w:p>
-      <w:pPr>
-        <w:pStyle w:val="Option"/>
-      </w:pPr>
-      <w:r>
-        <w:t>C. Acid không đi qua men</w:t>
-      </w:r>
-    </w:p>
-    <w:p>
-      <w:pPr>
-        <w:pStyle w:val="Option"/>
-      </w:pPr>
-      <w:r>
-        <w:t>D. Lớp bề mặt hạn chế khuếch tán ion vào thân sang thương</w:t>
+        <w:t>A. Ion vẫn khó khuếch tán qua lớp ngoài vào thân tổn thương</w:t>
+      </w:r>
+    </w:p>
+    <w:p>
+      <w:pPr>
+        <w:pStyle w:val="Option"/>
+      </w:pPr>
+      <w:r>
+        <w:t>B. Lớp ngoài giàu fluor luôn hoàn toàn ngăn nước</w:t>
+      </w:r>
+    </w:p>
+    <w:p>
+      <w:pPr>
+        <w:pStyle w:val="Option"/>
+      </w:pPr>
+      <w:r>
+        <w:t>C. Mất khoáng sâu chỉ phụ thuộc tổng lượng fluor dùng</w:t>
+      </w:r>
+    </w:p>
+    <w:p>
+      <w:pPr>
+        <w:pStyle w:val="Option"/>
+      </w:pPr>
+      <w:r>
+        <w:t>D. Fluoride làm giảm mọi ion Ca²⁺ trong nước bọt</w:t>
       </w:r>
     </w:p>
     <w:p>
@@ -3567,7 +3567,7 @@
         <w:keepNext/>
       </w:pPr>
       <w:r>
-        <w:t>Đáp án: D</w:t>
+        <w:t>Đáp án: A</w:t>
       </w:r>
     </w:p>
     <w:p>
@@ -3575,7 +3575,7 @@
         <w:pStyle w:val="Answer"/>
       </w:pPr>
       <w:r>
-        <w:t>Giải thích: Khoáng hóa bề mặt có thể tạo rào khuếch tán, nên fluor tập trung nông hơn vùng thân.</w:t>
+        <w:t>Giải thích: Bồi khoáng bề mặt có thể hạn chế đường ion vào thân tổn thương. Vì vậy, nồng độ fluor cao ở lớp ngoài không bảo đảm vùng sâu được tái khoáng đầy đủ; rào này cũng không tuyệt đối kín.</w:t>
       </w:r>
     </w:p>
     <w:p>
@@ -3583,39 +3583,39 @@
         <w:pStyle w:val="Question"/>
       </w:pPr>
       <w:r>
-        <w:t>Câu 63. Một đốm trắng chưa thủng vẫn còn lớp men bề mặt. Vì sao không nên mài lớp này chỉ để Ca²⁺ đi sâu hơn?</w:t>
-      </w:r>
-    </w:p>
-    <w:p>
-      <w:pPr>
-        <w:pStyle w:val="Option"/>
-      </w:pPr>
-      <w:r>
-        <w:t>A. Mất lớp ngoài cũng cho acid xâm nhập dễ hơn và có thể tăng mất khoáng</w:t>
-      </w:r>
-    </w:p>
-    <w:p>
-      <w:pPr>
-        <w:pStyle w:val="Option"/>
-      </w:pPr>
-      <w:r>
-        <w:t>B. Mài bề mặt sẽ biến ngà thành men</w:t>
-      </w:r>
-    </w:p>
-    <w:p>
-      <w:pPr>
-        <w:pStyle w:val="Option"/>
-      </w:pPr>
-      <w:r>
-        <w:t>C. Bề mặt không liên quan trao đổi ion</w:t>
-      </w:r>
-    </w:p>
-    <w:p>
-      <w:pPr>
-        <w:pStyle w:val="Option"/>
-      </w:pPr>
-      <w:r>
-        <w:t>D. Mài bề mặt làm Ksp bằng 0</w:t>
+        <w:t>Câu 63. Trong tái khoáng một đốm trắng chưa tạo lỗ, cơ chế nào giúp ion từ dịch miệng tiếp cận các tinh thể còn lại?</w:t>
+      </w:r>
+    </w:p>
+    <w:p>
+      <w:pPr>
+        <w:pStyle w:val="Option"/>
+      </w:pPr>
+      <w:r>
+        <w:t>A. Chênh lệch nồng độ thúc đẩy khuếch tán ion</w:t>
+      </w:r>
+    </w:p>
+    <w:p>
+      <w:pPr>
+        <w:pStyle w:val="Option"/>
+      </w:pPr>
+      <w:r>
+        <w:t>B. Áp lực nhai đẩy ion theo một chiều vào men</w:t>
+      </w:r>
+    </w:p>
+    <w:p>
+      <w:pPr>
+        <w:pStyle w:val="Option"/>
+      </w:pPr>
+      <w:r>
+        <w:t>C. Ion chỉ thấm khi lớp men ngoài bị mất đi</w:t>
+      </w:r>
+    </w:p>
+    <w:p>
+      <w:pPr>
+        <w:pStyle w:val="Option"/>
+      </w:pPr>
+      <w:r>
+        <w:t>D. Fluoride vận chuyển calcium trực tiếp qua men</w:t>
       </w:r>
     </w:p>
     <w:p>
@@ -3632,7 +3632,7 @@
         <w:pStyle w:val="Answer"/>
       </w:pPr>
       <w:r>
-        <w:t>Giải thích: Lớp bề mặt còn nguyên giúp bảo vệ phần men bên dưới. Mài bỏ lớp này cũng mở đường cho acid và có thể làm sang thương tiến triển.</w:t>
+        <w:t>Giải thích: Ion đi qua các đường chứa nước vi thể theo gradient hóa học. Trao đổi này có thể xảy ra khi bề mặt còn nguyên, không cần áp lực nhai bơm một chiều hay fluoride chuyên chở calcium.</w:t>
       </w:r>
     </w:p>
     <w:p>
@@ -3648,31 +3648,31 @@
         <w:pStyle w:val="Option"/>
       </w:pPr>
       <w:r>
-        <w:t>A. Mọi ion chỉ đi ra, không đi vào</w:t>
-      </w:r>
-    </w:p>
-    <w:p>
-      <w:pPr>
-        <w:pStyle w:val="Option"/>
-      </w:pPr>
-      <w:r>
-        <w:t>B. Ion vẫn trao đổi hai chiều nhưng tổng lượng khoáng gần cân bằng</w:t>
-      </w:r>
-    </w:p>
-    <w:p>
-      <w:pPr>
-        <w:pStyle w:val="Option"/>
-      </w:pPr>
-      <w:r>
-        <w:t>C. Tất cả HA đổi thành FA</w:t>
-      </w:r>
-    </w:p>
-    <w:p>
-      <w:pPr>
-        <w:pStyle w:val="Option"/>
-      </w:pPr>
-      <w:r>
-        <w:t>D. Dung dịch chắc chắn rất acid</w:t>
+        <w:t>A. Ion ngừng chuyển động ở bề mặt tinh thể</w:t>
+      </w:r>
+    </w:p>
+    <w:p>
+      <w:pPr>
+        <w:pStyle w:val="Option"/>
+      </w:pPr>
+      <w:r>
+        <w:t>B. Ion chỉ rời tinh thể với tốc độ ổn định</w:t>
+      </w:r>
+    </w:p>
+    <w:p>
+      <w:pPr>
+        <w:pStyle w:val="Option"/>
+      </w:pPr>
+      <w:r>
+        <w:t>C. Trao đổi hai chiều có tốc độ cân bằng</w:t>
+      </w:r>
+    </w:p>
+    <w:p>
+      <w:pPr>
+        <w:pStyle w:val="Option"/>
+      </w:pPr>
+      <w:r>
+        <w:t>D. Ion chỉ vào tinh thể với tốc độ ổn định</w:t>
       </w:r>
     </w:p>
     <w:p>
@@ -3681,7 +3681,7 @@
         <w:keepNext/>
       </w:pPr>
       <w:r>
-        <w:t>Đáp án: B</w:t>
+        <w:t>Đáp án: C</w:t>
       </w:r>
     </w:p>
     <w:p>
@@ -3689,7 +3689,7 @@
         <w:pStyle w:val="Answer"/>
       </w:pPr>
       <w:r>
-        <w:t>Giải thích: Bão hòa là cân bằng động, không phải ngừng mọi trao đổi.</w:t>
+        <w:t>Giải thích: Bão hòa là cân bằng động với hòa tan và lắng đọng cân bằng về tổng thể. Nó không đồng nghĩa các ion đứng yên hoặc chỉ còn trao đổi một chiều.</w:t>
       </w:r>
     </w:p>
     <w:p>
@@ -3705,31 +3705,31 @@
         <w:pStyle w:val="Option"/>
       </w:pPr>
       <w:r>
-        <w:t>A. 4,3 là pH của nước bọt bình thường</w:t>
-      </w:r>
-    </w:p>
-    <w:p>
-      <w:pPr>
-        <w:pStyle w:val="Option"/>
-      </w:pPr>
-      <w:r>
-        <w:t>B. 5,0 luôn làm FA tan nhanh hơn HA</w:t>
-      </w:r>
-    </w:p>
-    <w:p>
-      <w:pPr>
-        <w:pStyle w:val="Option"/>
-      </w:pPr>
-      <w:r>
-        <w:t>C. Đã nhầm mốc so sánh pha brushite/HA với độ bão hòa HA đo trực tiếp</w:t>
-      </w:r>
-    </w:p>
-    <w:p>
-      <w:pPr>
-        <w:pStyle w:val="Option"/>
-      </w:pPr>
-      <w:r>
-        <w:t>D. Đường không liên quan acid tại mảng bám</w:t>
+        <w:t>A. Mốc 4,3 quyết định pH tới hạn của mọi men</w:t>
+      </w:r>
+    </w:p>
+    <w:p>
+      <w:pPr>
+        <w:pStyle w:val="Option"/>
+      </w:pPr>
+      <w:r>
+        <w:t>B. pH trên 4,3 đã cho biết HA đang ở quá bão hòa</w:t>
+      </w:r>
+    </w:p>
+    <w:p>
+      <w:pPr>
+        <w:pStyle w:val="Option"/>
+      </w:pPr>
+      <w:r>
+        <w:t>C. pH 5,0 cho biết FA cũng phải dưới bão hòa</w:t>
+      </w:r>
+    </w:p>
+    <w:p>
+      <w:pPr>
+        <w:pStyle w:val="Option"/>
+      </w:pPr>
+      <w:r>
+        <w:t>D. Tỷ số IAP/Ksp đã cho biết HA đang ở dưới bão hòa</w:t>
       </w:r>
     </w:p>
     <w:p>
@@ -3738,7 +3738,7 @@
         <w:keepNext/>
       </w:pPr>
       <w:r>
-        <w:t>Đáp án: C</w:t>
+        <w:t>Đáp án: D</w:t>
       </w:r>
     </w:p>
     <w:p>
@@ -3746,7 +3746,7 @@
         <w:pStyle w:val="Answer"/>
       </w:pPr>
       <w:r>
-        <w:t>Giải thích: IAP &lt; Ksp cho thấy dịch dưới bão hòa với HA, thuận lợi cho hòa tan. pH 4,3 không phải ngưỡng bảo vệ tuyệt đối cho mọi dịch quanh men.</w:t>
+        <w:t>Giải thích: IAP_HA nhỏ hơn Ksp_HA là dữ kiện trực tiếp xác định lực hòa tan HA. Mốc so sánh brushite/HA không thay thế phép so này, và cũng chưa cho phép kết luận trạng thái FA.</w:t>
       </w:r>
     </w:p>
     <w:p>
@@ -3762,31 +3762,31 @@
         <w:pStyle w:val="Option"/>
       </w:pPr>
       <w:r>
-        <w:t>A. FA bắt buộc tái khoáng vì có fluor</w:t>
-      </w:r>
-    </w:p>
-    <w:p>
-      <w:pPr>
-        <w:pStyle w:val="Option"/>
-      </w:pPr>
-      <w:r>
-        <w:t>B. HA chắc chắn không tan</w:t>
-      </w:r>
-    </w:p>
-    <w:p>
-      <w:pPr>
-        <w:pStyle w:val="Option"/>
-      </w:pPr>
-      <w:r>
-        <w:t>C. Chỉ cần pH mà không cần xét ion</w:t>
-      </w:r>
-    </w:p>
-    <w:p>
-      <w:pPr>
-        <w:pStyle w:val="Option"/>
-      </w:pPr>
-      <w:r>
-        <w:t>D. Cả hai pha đều có lực hòa tan; fluor không bảo vệ tuyệt đối</w:t>
+        <w:t>A. HA có lực hòa tan còn FA buộc phải kết tủa</w:t>
+      </w:r>
+    </w:p>
+    <w:p>
+      <w:pPr>
+        <w:pStyle w:val="Option"/>
+      </w:pPr>
+      <w:r>
+        <w:t>B. Cả HA và FA đều đang ở trạng thái cân bằng động</w:t>
+      </w:r>
+    </w:p>
+    <w:p>
+      <w:pPr>
+        <w:pStyle w:val="Option"/>
+      </w:pPr>
+      <w:r>
+        <w:t>C. FA có lực hòa tan còn HA buộc phải kết tủa</w:t>
+      </w:r>
+    </w:p>
+    <w:p>
+      <w:pPr>
+        <w:pStyle w:val="Option"/>
+      </w:pPr>
+      <w:r>
+        <w:t>D. Cả hai pha đều có lực hòa tan trong môi trường này</w:t>
       </w:r>
     </w:p>
     <w:p>
@@ -3803,7 +3803,7 @@
         <w:pStyle w:val="Answer"/>
       </w:pPr>
       <w:r>
-        <w:t>Giải thích: Ưu thế bền hơn của FA không có nghĩa FA không thể hòa tan trong mọi điều kiện.</w:t>
+        <w:t>Giải thích: Dưới bão hòa với cả hai pha tạo lực hòa tan cho cả HA và FA. FA ít tan hơn trong nhiều điều kiện không có nghĩa miễn nhiễm với mọi môi trường acid.</w:t>
       </w:r>
     </w:p>
     <w:p>
@@ -3819,31 +3819,31 @@
         <w:pStyle w:val="Option"/>
       </w:pPr>
       <w:r>
-        <w:t>A. A giảm đệm, rửa trôi và nguồn Ca/phosphate</w:t>
-      </w:r>
-    </w:p>
-    <w:p>
-      <w:pPr>
-        <w:pStyle w:val="Option"/>
-      </w:pPr>
-      <w:r>
-        <w:t>B. A có nhiều fluoride tự động</w:t>
-      </w:r>
-    </w:p>
-    <w:p>
-      <w:pPr>
-        <w:pStyle w:val="Option"/>
-      </w:pPr>
-      <w:r>
-        <w:t>C. Khô miệng làm pH luôn tăng</w:t>
-      </w:r>
-    </w:p>
-    <w:p>
-      <w:pPr>
-        <w:pStyle w:val="Option"/>
-      </w:pPr>
-      <w:r>
-        <w:t>D. Nước bọt chỉ có tác dụng bôi trơn</w:t>
+        <w:t>A. A có thể thanh thải acid chậm và cung cấp ion kém hơn</w:t>
+      </w:r>
+    </w:p>
+    <w:p>
+      <w:pPr>
+        <w:pStyle w:val="Option"/>
+      </w:pPr>
+      <w:r>
+        <w:t>B. A có thể tăng ion khả dụng trong mọi trường hợp</w:t>
+      </w:r>
+    </w:p>
+    <w:p>
+      <w:pPr>
+        <w:pStyle w:val="Option"/>
+      </w:pPr>
+      <w:r>
+        <w:t>C. A có thể giảm hòa tan nhờ bớt dịch tiếp xúc men</w:t>
+      </w:r>
+    </w:p>
+    <w:p>
+      <w:pPr>
+        <w:pStyle w:val="Option"/>
+      </w:pPr>
+      <w:r>
+        <w:t>D. A có thể tăng khả năng đệm vì lượng nước giảm</w:t>
       </w:r>
     </w:p>
     <w:p>
@@ -3860,7 +3860,7 @@
         <w:pStyle w:val="Answer"/>
       </w:pPr>
       <w:r>
-        <w:t>Giải thích: Giảm nước bọt kéo dài acid và giảm nguồn ion thuận lợi cho tái khoáng.</w:t>
+        <w:t>Giải thích: Giảm nước bọt có thể làm acid và đường lưu lâu hơn, đồng thời giảm khả năng đệm và cung cấp ion. Không thể suy rằng giảm lượng dịch giúp men bớt hòa tan hoặc tự làm tăng đệm.</w:t>
       </w:r>
     </w:p>
     <w:p>
@@ -3876,31 +3876,31 @@
         <w:pStyle w:val="Option"/>
       </w:pPr>
       <w:r>
-        <w:t>A. Có sự khuếch tán qua men</w:t>
-      </w:r>
-    </w:p>
-    <w:p>
-      <w:pPr>
-        <w:pStyle w:val="Option"/>
-      </w:pPr>
-      <w:r>
-        <w:t>B. Bề mặt nguyên vẹn chứng minh toàn bộ men bên dưới bình thường</w:t>
-      </w:r>
-    </w:p>
-    <w:p>
-      <w:pPr>
-        <w:pStyle w:val="Option"/>
-      </w:pPr>
-      <w:r>
-        <w:t>C. Pha khoáng chứa fluor có thể bền hơn ở bề mặt</w:t>
-      </w:r>
-    </w:p>
-    <w:p>
-      <w:pPr>
-        <w:pStyle w:val="Option"/>
-      </w:pPr>
-      <w:r>
-        <w:t>D. Vết trắng có thể biểu hiện tổn thương dưới bề mặt</w:t>
+        <w:t>A. Bề mặt nguyên chứng minh thân không mất khoáng</w:t>
+      </w:r>
+    </w:p>
+    <w:p>
+      <w:pPr>
+        <w:pStyle w:val="Option"/>
+      </w:pPr>
+      <w:r>
+        <w:t>B. Acid có thể khuếch tán qua lớp bề mặt còn lại</w:t>
+      </w:r>
+    </w:p>
+    <w:p>
+      <w:pPr>
+        <w:pStyle w:val="Option"/>
+      </w:pPr>
+      <w:r>
+        <w:t>C. Khoáng chứa fluor có thể góp phần giữ lớp ngoài</w:t>
+      </w:r>
+    </w:p>
+    <w:p>
+      <w:pPr>
+        <w:pStyle w:val="Option"/>
+      </w:pPr>
+      <w:r>
+        <w:t>D. Độ xốp bên dưới có thể tạo biểu hiện trắng đục</w:t>
       </w:r>
     </w:p>
     <w:p>
@@ -3909,7 +3909,7 @@
         <w:keepNext/>
       </w:pPr>
       <w:r>
-        <w:t>Đáp án: B</w:t>
+        <w:t>Đáp án: A</w:t>
       </w:r>
     </w:p>
     <w:p>
@@ -3917,7 +3917,7 @@
         <w:pStyle w:val="Answer"/>
       </w:pPr>
       <w:r>
-        <w:t>Giải thích: Bề mặt nhìn còn nguyên không loại trừ thân sang thương xốp, mất khoáng.</w:t>
+        <w:t>Giải thích: Thân tổn thương vẫn có thể mất khoáng nhiều dưới bề mặt còn liên tục. Ba nhận định còn lại đều phù hợp mô hình sâu men dưới bề mặt, nên không dùng nguyên vẹn bề mặt để loại trừ bệnh.</w:t>
       </w:r>
     </w:p>
     <w:p>
@@ -3933,31 +3933,31 @@
         <w:pStyle w:val="Option"/>
       </w:pPr>
       <w:r>
-        <w:t>A. Số lần đánh răng trong tuổi thơ</w:t>
-      </w:r>
-    </w:p>
-    <w:p>
-      <w:pPr>
-        <w:pStyle w:val="Option"/>
-      </w:pPr>
-      <w:r>
-        <w:t>B. Màu men trước ăn</w:t>
-      </w:r>
-    </w:p>
-    <w:p>
-      <w:pPr>
-        <w:pStyle w:val="Option"/>
-      </w:pPr>
-      <w:r>
-        <w:t>C. Thời gian và mức độ dịch dưới bão hòa đối với HA</w:t>
-      </w:r>
-    </w:p>
-    <w:p>
-      <w:pPr>
-        <w:pStyle w:val="Option"/>
-      </w:pPr>
-      <w:r>
-        <w:t>D. Chỉ pH ở phút đầu tiên</w:t>
+        <w:t>A. Số lần ăn đường chưa xét đáp ứng mảng bám</w:t>
+      </w:r>
+    </w:p>
+    <w:p>
+      <w:pPr>
+        <w:pStyle w:val="Option"/>
+      </w:pPr>
+      <w:r>
+        <w:t>B. Mức thiếu bão hòa HA và thời gian duy trì mức đó</w:t>
+      </w:r>
+    </w:p>
+    <w:p>
+      <w:pPr>
+        <w:pStyle w:val="Option"/>
+      </w:pPr>
+      <w:r>
+        <w:t>C. Chỉ pH thấp nhất trong cả khoảng theo dõi</w:t>
+      </w:r>
+    </w:p>
+    <w:p>
+      <w:pPr>
+        <w:pStyle w:val="Option"/>
+      </w:pPr>
+      <w:r>
+        <w:t>D. Tổng calcium trong nước bọt của từng người</w:t>
       </w:r>
     </w:p>
     <w:p>
@@ -3966,7 +3966,7 @@
         <w:keepNext/>
       </w:pPr>
       <w:r>
-        <w:t>Đáp án: C</w:t>
+        <w:t>Đáp án: B</w:t>
       </w:r>
     </w:p>
     <w:p>
@@ -3974,7 +3974,7 @@
         <w:pStyle w:val="Answer"/>
       </w:pPr>
       <w:r>
-        <w:t>Giải thích: Xu hướng mất khoáng phụ thuộc mức độ và thời gian dịch dưới bão hòa với HA; một giá trị pH đơn lẻ chưa đủ để kết luận.</w:t>
+        <w:t>Giải thích: Thử thách mất khoáng phụ thuộc cả mức thiếu bão hòa và thời gian duy trì. Chỉ một pH thấp nhất hoặc số lần ăn chưa phản ánh đầy đủ diễn biến tại mặt răng.</w:t>
       </w:r>
     </w:p>
     <w:p>
@@ -3990,31 +3990,31 @@
         <w:pStyle w:val="Option"/>
       </w:pPr>
       <w:r>
-        <w:t>A. Thêm EDTA</w:t>
-      </w:r>
-    </w:p>
-    <w:p>
-      <w:pPr>
-        <w:pStyle w:val="Option"/>
-      </w:pPr>
-      <w:r>
-        <w:t>B. Thêm acid</w:t>
-      </w:r>
-    </w:p>
-    <w:p>
-      <w:pPr>
-        <w:pStyle w:val="Option"/>
-      </w:pPr>
-      <w:r>
-        <w:t>C. Giảm Ca²⁺ tự do</w:t>
-      </w:r>
-    </w:p>
-    <w:p>
-      <w:pPr>
-        <w:pStyle w:val="Option"/>
-      </w:pPr>
-      <w:r>
-        <w:t>D. Tăng Ca²⁺ và phosphate khả dụng</w:t>
+        <w:t>A. Tăng H⁺ để proton hóa phosphate</w:t>
+      </w:r>
+    </w:p>
+    <w:p>
+      <w:pPr>
+        <w:pStyle w:val="Option"/>
+      </w:pPr>
+      <w:r>
+        <w:t>B. Pha loãng các ion ở pH không đổi</w:t>
+      </w:r>
+    </w:p>
+    <w:p>
+      <w:pPr>
+        <w:pStyle w:val="Option"/>
+      </w:pPr>
+      <w:r>
+        <w:t>C. Tăng hoạt độ Ca²⁺ và PO₄³⁻</w:t>
+      </w:r>
+    </w:p>
+    <w:p>
+      <w:pPr>
+        <w:pStyle w:val="Option"/>
+      </w:pPr>
+      <w:r>
+        <w:t>D. Giảm Ca²⁺ tự do bằng tạo phức</w:t>
       </w:r>
     </w:p>
     <w:p>
@@ -4023,7 +4023,7 @@
         <w:keepNext/>
       </w:pPr>
       <w:r>
-        <w:t>Đáp án: D</w:t>
+        <w:t>Đáp án: C</w:t>
       </w:r>
     </w:p>
     <w:p>
@@ -4031,7 +4031,7 @@
         <w:pStyle w:val="Answer"/>
       </w:pPr>
       <w:r>
-        <w:t>Giải thích: IAP dựa trên hoạt độ các ion sản phẩm; tăng Ca/phosphate có thể tăng độ bão hòa.</w:t>
+        <w:t>Giải thích: Ở cùng pha và nhiệt độ, tăng các ion sản phẩm làm IAP tăng mà không tự đổi Ksp. Tạo phức, thêm acid hoặc pha loãng ion thường làm IAP giảm trong các giả định đã nêu.</w:t>
       </w:r>
     </w:p>
     <w:p>
@@ -4039,39 +4039,39 @@
         <w:pStyle w:val="Question"/>
       </w:pPr>
       <w:r>
-        <w:t>Câu 71. Một bác sĩ thấy đốm trắng cứng bóng ở bệnh nhân đã bỏ thói quen ăn vặt. Kết luận hợp lý nhất chỉ từ dữ kiện này là gì?</w:t>
-      </w:r>
-    </w:p>
-    <w:p>
-      <w:pPr>
-        <w:pStyle w:val="Option"/>
-      </w:pPr>
-      <w:r>
-        <w:t>A. Gợi sang thương đã ngừng hoạt động; vẫn cần đánh giá trong bối cảnh</w:t>
-      </w:r>
-    </w:p>
-    <w:p>
-      <w:pPr>
-        <w:pStyle w:val="Option"/>
-      </w:pPr>
-      <w:r>
-        <w:t>B. Chắc chắn cần trám ngay</w:t>
-      </w:r>
-    </w:p>
-    <w:p>
-      <w:pPr>
-        <w:pStyle w:val="Option"/>
-      </w:pPr>
-      <w:r>
-        <w:t>C. Chắc chắn không từng mất khoáng</w:t>
-      </w:r>
-    </w:p>
-    <w:p>
-      <w:pPr>
-        <w:pStyle w:val="Option"/>
-      </w:pPr>
-      <w:r>
-        <w:t>D. Chắc chắn đã có lỗ sâu</w:t>
+        <w:t>Câu 71. Dưới một tổn thương sâu tiến triển chậm, phức hợp ngà tủy tạo thêm mô khoáng ở mặt trong ngà. Cấu trúc nào phù hợp nhất?</w:t>
+      </w:r>
+    </w:p>
+    <w:p>
+      <w:pPr>
+        <w:pStyle w:val="Option"/>
+      </w:pPr>
+      <w:r>
+        <w:t>A. Ngà phản ứng được tạo phía tủy dưới tổn thương</w:t>
+      </w:r>
+    </w:p>
+    <w:p>
+      <w:pPr>
+        <w:pStyle w:val="Option"/>
+      </w:pPr>
+      <w:r>
+        <w:t>B. Ngà xơ cứng hình thành trong lòng các ống ngà</w:t>
+      </w:r>
+    </w:p>
+    <w:p>
+      <w:pPr>
+        <w:pStyle w:val="Option"/>
+      </w:pPr>
+      <w:r>
+        <w:t>C. Ngà nhiễm khuẩn nằm ở phía ngoài tổn thương</w:t>
+      </w:r>
+    </w:p>
+    <w:p>
+      <w:pPr>
+        <w:pStyle w:val="Option"/>
+      </w:pPr>
+      <w:r>
+        <w:t>D. Ngà thứ phát sinh lý phân bố đều quanh buồng tủy</w:t>
       </w:r>
     </w:p>
     <w:p>
@@ -4088,7 +4088,7 @@
         <w:pStyle w:val="Answer"/>
       </w:pPr>
       <w:r>
-        <w:t>Giải thích: Bề mặt cứng bóng sau kiểm soát nguy cơ gợi tái khoáng/ngừng hoạt động, nhưng cần khám đầy đủ.</w:t>
+        <w:t>Giải thích: Ngà phản ứng được tạo ở phía tủy như một đáp ứng của phức hợp ngà tủy. Đây là tạo mô ngà, khác tái khoáng tinh thể men còn lại hoặc khoáng hóa mảng bám.</w:t>
       </w:r>
     </w:p>
     <w:p>
@@ -4096,39 +4096,39 @@
         <w:pStyle w:val="Question"/>
       </w:pPr>
       <w:r>
-        <w:t>Câu 72. Nếu dùng công thức HA gấp đôi Ca₁₀(PO₄)₆(OH)₂, phương trình hòa tan đúng là gì?</w:t>
-      </w:r>
-    </w:p>
-    <w:p>
-      <w:pPr>
-        <w:pStyle w:val="Option"/>
-      </w:pPr>
-      <w:r>
-        <w:t>A. → 5Ca²⁺ + 3PO₄³⁻ + OH⁻</w:t>
-      </w:r>
-    </w:p>
-    <w:p>
-      <w:pPr>
-        <w:pStyle w:val="Option"/>
-      </w:pPr>
-      <w:r>
-        <w:t>B. → 10Ca²⁺ + 6PO₄³⁻ + 2OH⁻</w:t>
-      </w:r>
-    </w:p>
-    <w:p>
-      <w:pPr>
-        <w:pStyle w:val="Option"/>
-      </w:pPr>
-      <w:r>
-        <w:t>C. → 10Ca²⁺ + 3PO₄³⁻ + OH⁻</w:t>
-      </w:r>
-    </w:p>
-    <w:p>
-      <w:pPr>
-        <w:pStyle w:val="Option"/>
-      </w:pPr>
-      <w:r>
-        <w:t>D. → Ca²⁺ + PO₄³⁻ + OH⁻</w:t>
+        <w:t>Câu 72. Khi viết hòa tan một đơn vị Ca₁₀(PO₄)₆(OH)₂, tổng sản phẩm ion đúng là gì?</w:t>
+      </w:r>
+    </w:p>
+    <w:p>
+      <w:pPr>
+        <w:pStyle w:val="Option"/>
+      </w:pPr>
+      <w:r>
+        <w:t>A. 5Ca²⁺ + 3PO₄³⁻ + OH⁻</w:t>
+      </w:r>
+    </w:p>
+    <w:p>
+      <w:pPr>
+        <w:pStyle w:val="Option"/>
+      </w:pPr>
+      <w:r>
+        <w:t>B. 10Ca²⁺ + 3PO₄³⁻ + 2OH⁻</w:t>
+      </w:r>
+    </w:p>
+    <w:p>
+      <w:pPr>
+        <w:pStyle w:val="Option"/>
+      </w:pPr>
+      <w:r>
+        <w:t>C. 5Ca²⁺ + 6PO₄³⁻ + OH⁻</w:t>
+      </w:r>
+    </w:p>
+    <w:p>
+      <w:pPr>
+        <w:pStyle w:val="Option"/>
+      </w:pPr>
+      <w:r>
+        <w:t>D. 10Ca²⁺ + 6PO₄³⁻ + 2OH⁻</w:t>
       </w:r>
     </w:p>
     <w:p>
@@ -4137,7 +4137,7 @@
         <w:keepNext/>
       </w:pPr>
       <w:r>
-        <w:t>Đáp án: B</w:t>
+        <w:t>Đáp án: D</w:t>
       </w:r>
     </w:p>
     <w:p>
@@ -4145,7 +4145,7 @@
         <w:pStyle w:val="Answer"/>
       </w:pPr>
       <w:r>
-        <w:t>Giải thích: Các hệ số của dạng gấp đôi là 10:6:2 để cân bằng vật chất và điện tích.</w:t>
+        <w:t>Giải thích: Công thức Ca₁₀(PO₄)₆(OH)₂ giải phóng 10:6:2 ion khi viết hòa tan theo một đơn vị đó. Dãy 5:3:1 chỉ phù hợp công thức nửa đơn vị Ca₅(PO₄)₃OH.</w:t>
       </w:r>
     </w:p>
     <w:p>
@@ -4161,31 +4161,31 @@
         <w:pStyle w:val="Option"/>
       </w:pPr>
       <w:r>
-        <w:t>A. Chắc chắn đã quá bão hòa</w:t>
-      </w:r>
-    </w:p>
-    <w:p>
-      <w:pPr>
-        <w:pStyle w:val="Option"/>
-      </w:pPr>
-      <w:r>
-        <w:t>B. Tái khoáng chiếm ưu thế ngay</w:t>
-      </w:r>
-    </w:p>
-    <w:p>
-      <w:pPr>
-        <w:pStyle w:val="Option"/>
-      </w:pPr>
-      <w:r>
-        <w:t>C. Vẫn dưới bão hòa, nhưng lực hòa tan đã giảm</w:t>
-      </w:r>
-    </w:p>
-    <w:p>
-      <w:pPr>
-        <w:pStyle w:val="Option"/>
-      </w:pPr>
-      <w:r>
-        <w:t>D. Ksp đổi theo IAP</w:t>
+        <w:t>A. Đã chuyển sang thuận lợi lắng đọng</w:t>
+      </w:r>
+    </w:p>
+    <w:p>
+      <w:pPr>
+        <w:pStyle w:val="Option"/>
+      </w:pPr>
+      <w:r>
+        <w:t>B. Vẫn có xu hướng hòa tan nhưng lực hòa tan giảm</w:t>
+      </w:r>
+    </w:p>
+    <w:p>
+      <w:pPr>
+        <w:pStyle w:val="Option"/>
+      </w:pPr>
+      <w:r>
+        <w:t>C. Vẫn hòa tan và lực hòa tan tăng</w:t>
+      </w:r>
+    </w:p>
+    <w:p>
+      <w:pPr>
+        <w:pStyle w:val="Option"/>
+      </w:pPr>
+      <w:r>
+        <w:t>D. Đã cân bằng vì IAP đang đi lên</w:t>
       </w:r>
     </w:p>
     <w:p>
@@ -4194,7 +4194,7 @@
         <w:keepNext/>
       </w:pPr>
       <w:r>
-        <w:t>Đáp án: C</w:t>
+        <w:t>Đáp án: B</w:t>
       </w:r>
     </w:p>
     <w:p>
@@ -4202,7 +4202,7 @@
         <w:pStyle w:val="Answer"/>
       </w:pPr>
       <w:r>
-        <w:t>Giải thích: Tăng IAP chưa đủ đảo chiều nếu nó còn thấp hơn Ksp.</w:t>
+        <w:t>Giải thích: IAP tăng làm hệ tiến gần bão hòa, nhưng còn nhỏ hơn Ksp nên lực hòa tan vẫn tồn tại. Chiều tăng của IAP không đủ để kết luận đã chuyển sang quá bão hòa.</w:t>
       </w:r>
     </w:p>
     <w:p>
@@ -4218,31 +4218,31 @@
         <w:pStyle w:val="Option"/>
       </w:pPr>
       <w:r>
-        <w:t>A. Chỉ nhìn pH nước chanh để khẳng định sâu</w:t>
-      </w:r>
-    </w:p>
-    <w:p>
-      <w:pPr>
-        <w:pStyle w:val="Option"/>
-      </w:pPr>
-      <w:r>
-        <w:t>B. Chỉ nhìn mảng bám để loại trừ xói mòn</w:t>
-      </w:r>
-    </w:p>
-    <w:p>
-      <w:pPr>
-        <w:pStyle w:val="Option"/>
-      </w:pPr>
-      <w:r>
-        <w:t>C. Mọi sang thương đều có một nguồn acid duy nhất</w:t>
-      </w:r>
-    </w:p>
-    <w:p>
-      <w:pPr>
-        <w:pStyle w:val="Option"/>
-      </w:pPr>
-      <w:r>
-        <w:t>D. Đánh giá vị trí, hình thái từng tổn thương và cả hai nguồn acid</w:t>
+        <w:t>A. Dùng nguồn acid thường gặp nhất cho mọi vị trí</w:t>
+      </w:r>
+    </w:p>
+    <w:p>
+      <w:pPr>
+        <w:pStyle w:val="Option"/>
+      </w:pPr>
+      <w:r>
+        <w:t>B. Dùng lượng mảng bám để loại trừ xói mòn</w:t>
+      </w:r>
+    </w:p>
+    <w:p>
+      <w:pPr>
+        <w:pStyle w:val="Option"/>
+      </w:pPr>
+      <w:r>
+        <w:t>C. Đánh giá từng tổn thương và hai nguồn acid</w:t>
+      </w:r>
+    </w:p>
+    <w:p>
+      <w:pPr>
+        <w:pStyle w:val="Option"/>
+      </w:pPr>
+      <w:r>
+        <w:t>D. Dùng pH nước chanh để chẩn đoán mọi mặt răng</w:t>
       </w:r>
     </w:p>
     <w:p>
@@ -4251,7 +4251,7 @@
         <w:keepNext/>
       </w:pPr>
       <w:r>
-        <w:t>Đáp án: D</w:t>
+        <w:t>Đáp án: C</w:t>
       </w:r>
     </w:p>
     <w:p>
@@ -4259,7 +4259,7 @@
         <w:pStyle w:val="Answer"/>
       </w:pPr>
       <w:r>
-        <w:t>Giải thích: Acid không do vi khuẩn và acid tại mảng bám có thể đồng thời tác động trên các mặt răng khác nhau.</w:t>
+        <w:t>Giải thích: Sâu răng và xói mòn có thể cùng tác động trên một người. Vị trí, hình thái và thói quen giúp nhận diện cơ chế ở từng mặt, còn một dữ kiện riêng lẻ dễ bỏ sót tổn thương phối hợp.</w:t>
       </w:r>
     </w:p>
     <w:p>
@@ -4275,31 +4275,31 @@
         <w:pStyle w:val="Option"/>
       </w:pPr>
       <w:r>
-        <w:t>A. Các đợt acid tại mảng bám giữ dịch thiếu bão hòa</w:t>
-      </w:r>
-    </w:p>
-    <w:p>
-      <w:pPr>
-        <w:pStyle w:val="Option"/>
-      </w:pPr>
-      <w:r>
-        <w:t>B. Tinh thể apatite còn sót lại</w:t>
-      </w:r>
-    </w:p>
-    <w:p>
-      <w:pPr>
-        <w:pStyle w:val="Option"/>
-      </w:pPr>
-      <w:r>
-        <w:t>C. pH đã hồi phục ổn định</w:t>
-      </w:r>
-    </w:p>
-    <w:p>
-      <w:pPr>
-        <w:pStyle w:val="Option"/>
-      </w:pPr>
-      <w:r>
-        <w:t>D. Giảm tần suất đường</w:t>
+        <w:t>A. Dịch quanh men đã hồi phục quá bão hòa</w:t>
+      </w:r>
+    </w:p>
+    <w:p>
+      <w:pPr>
+        <w:pStyle w:val="Option"/>
+      </w:pPr>
+      <w:r>
+        <w:t>B. Tần suất tiếp xúc với đường đã giảm</w:t>
+      </w:r>
+    </w:p>
+    <w:p>
+      <w:pPr>
+        <w:pStyle w:val="Option"/>
+      </w:pPr>
+      <w:r>
+        <w:t>C. Tinh thể nền vẫn tồn tại dưới bề mặt</w:t>
+      </w:r>
+    </w:p>
+    <w:p>
+      <w:pPr>
+        <w:pStyle w:val="Option"/>
+      </w:pPr>
+      <w:r>
+        <w:t>D. Dịch tại mảng bám còn dưới bão hòa HA</w:t>
       </w:r>
     </w:p>
     <w:p>
@@ -4308,7 +4308,7 @@
         <w:keepNext/>
       </w:pPr>
       <w:r>
-        <w:t>Đáp án: A</w:t>
+        <w:t>Đáp án: D</w:t>
       </w:r>
     </w:p>
     <w:p>
@@ -4316,7 +4316,7 @@
         <w:pStyle w:val="Answer"/>
       </w:pPr>
       <w:r>
-        <w:t>Giải thích: Mảng bám dày và acid kéo dài duy trì điều kiện mất khoáng, lấn át khả năng bồi khoáng.</w:t>
+        <w:t>Giải thích: Dù nước bọt có ion, vi môi trường acid dưới mảng bám có thể tiếp tục dưới bão hòa. Tinh thể còn lại, giảm đường và hồi phục quá bão hòa đều thuận lợi cho tái khoáng hơn.</w:t>
       </w:r>
     </w:p>
     <w:p>
@@ -4332,31 +4332,31 @@
         <w:pStyle w:val="Option"/>
       </w:pPr>
       <w:r>
-        <w:t>A. Mọi sang thương có brushite đều là sâu hoạt động</w:t>
-      </w:r>
-    </w:p>
-    <w:p>
-      <w:pPr>
-        <w:pStyle w:val="Option"/>
-      </w:pPr>
-      <w:r>
-        <w:t>B. Đó là cân bằng pha; cần điều kiện dịch để biết có kết tủa thực sự hay không</w:t>
-      </w:r>
-    </w:p>
-    <w:p>
-      <w:pPr>
-        <w:pStyle w:val="Option"/>
-      </w:pPr>
-      <w:r>
-        <w:t>C. pH 4,3 là hằng số cho mọi khoáng trong mọi người</w:t>
-      </w:r>
-    </w:p>
-    <w:p>
-      <w:pPr>
-        <w:pStyle w:val="Option"/>
-      </w:pPr>
-      <w:r>
-        <w:t>D. Brushite luôn là thành phần chính của men khỏe</w:t>
+        <w:t>A. Ưu thế pha xác định chắc tốc độ tạo lỗ</w:t>
+      </w:r>
+    </w:p>
+    <w:p>
+      <w:pPr>
+        <w:pStyle w:val="Option"/>
+      </w:pPr>
+      <w:r>
+        <w:t>B. Ưu thế pha cho thấy men đã hết fluoride</w:t>
+      </w:r>
+    </w:p>
+    <w:p>
+      <w:pPr>
+        <w:pStyle w:val="Option"/>
+      </w:pPr>
+      <w:r>
+        <w:t>C. Ưu thế pha chứng minh mọi HA đã biến đổi</w:t>
+      </w:r>
+    </w:p>
+    <w:p>
+      <w:pPr>
+        <w:pStyle w:val="Option"/>
+      </w:pPr>
+      <w:r>
+        <w:t>D. Ưu thế pha không bảo đảm có kết tủa</w:t>
       </w:r>
     </w:p>
     <w:p>
@@ -4365,7 +4365,7 @@
         <w:keepNext/>
       </w:pPr>
       <w:r>
-        <w:t>Đáp án: B</w:t>
+        <w:t>Đáp án: D</w:t>
       </w:r>
     </w:p>
     <w:p>
@@ -4373,7 +4373,7 @@
         <w:pStyle w:val="Answer"/>
       </w:pPr>
       <w:r>
-        <w:t>Giải thích: Ưu thế nhiệt động tương đối không bảo đảm brushite xuất hiện ở mọi bệnh nhân.</w:t>
+        <w:t>Giải thích: Kết tủa cần dịch đủ bão hòa đối với pha đó và động học phù hợp. So sánh độ ổn định nhiệt động không tự chứng minh hiện diện brushite hoặc tốc độ tổn thương ở bệnh nhân.</w:t>
       </w:r>
     </w:p>
     <w:p>
@@ -4381,39 +4381,39 @@
         <w:pStyle w:val="Question"/>
       </w:pPr>
       <w:r>
-        <w:t>Câu 77. Sau giai đoạn tái khoáng, lớp ngoài khoáng hóa mạnh nhưng vùng sâu vẫn trắng. Nhận định nào đúng nhất?</w:t>
-      </w:r>
-    </w:p>
-    <w:p>
-      <w:pPr>
-        <w:pStyle w:val="Option"/>
-      </w:pPr>
-      <w:r>
-        <w:t>A. Bề mặt khoáng hóa chứng minh thân sang thương đã hồi phục đủ 100%</w:t>
-      </w:r>
-    </w:p>
-    <w:p>
-      <w:pPr>
-        <w:pStyle w:val="Option"/>
-      </w:pPr>
-      <w:r>
-        <w:t>B. Fluoride làm men trở thành tủy</w:t>
-      </w:r>
-    </w:p>
-    <w:p>
-      <w:pPr>
-        <w:pStyle w:val="Option"/>
-      </w:pPr>
-      <w:r>
-        <w:t>C. Đường vào của ion sâu bị hạn chế, nên tái khoáng trong thân không hoàn toàn</w:t>
-      </w:r>
-    </w:p>
-    <w:p>
-      <w:pPr>
-        <w:pStyle w:val="Option"/>
-      </w:pPr>
-      <w:r>
-        <w:t>D. Cần loại bỏ toàn bộ lớp ngoài dù chưa có lỗ</w:t>
+        <w:t>Câu 77. Sau điều trị kiểm soát sâu men sớm, phép đo cho thấy bề mặt tăng khoáng nhanh hơn thân tổn thương. Kết luận nào đúng?</w:t>
+      </w:r>
+    </w:p>
+    <w:p>
+      <w:pPr>
+        <w:pStyle w:val="Option"/>
+      </w:pPr>
+      <w:r>
+        <w:t>A. Mọi lớp nhận cùng một lượng khoáng mỗi ngày</w:t>
+      </w:r>
+    </w:p>
+    <w:p>
+      <w:pPr>
+        <w:pStyle w:val="Option"/>
+      </w:pPr>
+      <w:r>
+        <w:t>B. Tốc độ nhận khoáng có thể khác nhau giữa các độ sâu</w:t>
+      </w:r>
+    </w:p>
+    <w:p>
+      <w:pPr>
+        <w:pStyle w:val="Option"/>
+      </w:pPr>
+      <w:r>
+        <w:t>C. Bề mặt bóng đã loại trừ các khoảng xốp bên dưới</w:t>
+      </w:r>
+    </w:p>
+    <w:p>
+      <w:pPr>
+        <w:pStyle w:val="Option"/>
+      </w:pPr>
+      <w:r>
+        <w:t>D. Nồng độ fluor ngoài đo chính xác khoáng sâu</w:t>
       </w:r>
     </w:p>
     <w:p>
@@ -4422,7 +4422,7 @@
         <w:keepNext/>
       </w:pPr>
       <w:r>
-        <w:t>Đáp án: C</w:t>
+        <w:t>Đáp án: B</w:t>
       </w:r>
     </w:p>
     <w:p>
@@ -4430,7 +4430,7 @@
         <w:pStyle w:val="Answer"/>
       </w:pPr>
       <w:r>
-        <w:t>Giải thích: Lớp ngoài có thể cản khuếch tán sâu, tạo sẹo trắng bên dưới bề mặt cứng.</w:t>
+        <w:t>Giải thích: Ion phải khuếch tán qua lớp ngoài để vào sâu, nên bồi khoáng không đồng đều theo chiều sâu. Đo bề mặt hữu ích nhưng chưa mô tả đầy đủ mức phục hồi của thân tổn thương.</w:t>
       </w:r>
     </w:p>
     <w:p>
@@ -4446,31 +4446,31 @@
         <w:pStyle w:val="Option"/>
       </w:pPr>
       <w:r>
-        <w:t>A. Ca tích tụ quá mức</w:t>
-      </w:r>
-    </w:p>
-    <w:p>
-      <w:pPr>
-        <w:pStyle w:val="Option"/>
-      </w:pPr>
-      <w:r>
-        <w:t>B. Sự đổi màu do cà phê</w:t>
-      </w:r>
-    </w:p>
-    <w:p>
-      <w:pPr>
-        <w:pStyle w:val="Option"/>
-      </w:pPr>
-      <w:r>
-        <w:t>C. Vôi răng bong</w:t>
-      </w:r>
-    </w:p>
-    <w:p>
-      <w:pPr>
-        <w:pStyle w:val="Option"/>
-      </w:pPr>
-      <w:r>
-        <w:t>D. Lớp bề mặt sụp sau mất khoáng dưới bề mặt kéo dài</w:t>
+        <w:t>A. Bề mặt đổi chiết suất do men bị làm khô</w:t>
+      </w:r>
+    </w:p>
+    <w:p>
+      <w:pPr>
+        <w:pStyle w:val="Option"/>
+      </w:pPr>
+      <w:r>
+        <w:t>B. Bề mặt nhận thêm khoáng làm giảm khoảng xốp</w:t>
+      </w:r>
+    </w:p>
+    <w:p>
+      <w:pPr>
+        <w:pStyle w:val="Option"/>
+      </w:pPr>
+      <w:r>
+        <w:t>C. Bề mặt nhuộm sắc tố nhưng cấu trúc còn nguyên</w:t>
+      </w:r>
+    </w:p>
+    <w:p>
+      <w:pPr>
+        <w:pStyle w:val="Option"/>
+      </w:pPr>
+      <w:r>
+        <w:t>D. Bề mặt mất tính liên tục do mất nâng đỡ</w:t>
       </w:r>
     </w:p>
     <w:p>
@@ -4487,7 +4487,7 @@
         <w:pStyle w:val="Answer"/>
       </w:pPr>
       <w:r>
-        <w:t>Giải thích: Lỗ sâu là mất tính toàn vẹn bề mặt khi vùng dưới không còn nâng đỡ.</w:t>
+        <w:t>Giải thích: Chuyển từ đốm trắng sang lỗ là biến đổi cấu trúc: lớp bề mặt sụp khi mô bên dưới suy yếu. Làm khô, nhiễm màu hoặc tái khoáng có thể đổi hình ảnh nhưng không tự tạo xoang.</w:t>
       </w:r>
     </w:p>
     <w:p>
@@ -4503,31 +4503,31 @@
         <w:pStyle w:val="Option"/>
       </w:pPr>
       <w:r>
-        <w:t>A. Quá bão hòa hỗ trợ phát triển tinh thể còn lại, không tạo lại đầy đủ hình thể đã mất</w:t>
-      </w:r>
-    </w:p>
-    <w:p>
-      <w:pPr>
-        <w:pStyle w:val="Option"/>
-      </w:pPr>
-      <w:r>
-        <w:t>B. IAP &gt; Ksp nghĩa là vi khuẩn biến mất</w:t>
-      </w:r>
-    </w:p>
-    <w:p>
-      <w:pPr>
-        <w:pStyle w:val="Option"/>
-      </w:pPr>
-      <w:r>
-        <w:t>C. Ksp không liên quan khoáng</w:t>
-      </w:r>
-    </w:p>
-    <w:p>
-      <w:pPr>
-        <w:pStyle w:val="Option"/>
-      </w:pPr>
-      <w:r>
-        <w:t>D. HA không tồn tại trong men</w:t>
+        <w:t>A. Cần mọi vi khuẩn biến mất trước khi có bồi khoáng</w:t>
+      </w:r>
+    </w:p>
+    <w:p>
+      <w:pPr>
+        <w:pStyle w:val="Option"/>
+      </w:pPr>
+      <w:r>
+        <w:t>B. Chỉ cần tăng calcium thì hình thể tự phục hồi</w:t>
+      </w:r>
+    </w:p>
+    <w:p>
+      <w:pPr>
+        <w:pStyle w:val="Option"/>
+      </w:pPr>
+      <w:r>
+        <w:t>C. Cần nền cấu trúc để bồi khoáng có tổ chức</w:t>
+      </w:r>
+    </w:p>
+    <w:p>
+      <w:pPr>
+        <w:pStyle w:val="Option"/>
+      </w:pPr>
+      <w:r>
+        <w:t>D. Chỉ cần tăng pH thì men sẽ tự mọc đủ</w:t>
       </w:r>
     </w:p>
     <w:p>
@@ -4536,7 +4536,7 @@
         <w:keepNext/>
       </w:pPr>
       <w:r>
-        <w:t>Đáp án: A</w:t>
+        <w:t>Đáp án: C</w:t>
       </w:r>
     </w:p>
     <w:p>
@@ -4544,7 +4544,7 @@
         <w:pStyle w:val="Answer"/>
       </w:pPr>
       <w:r>
-        <w:t>Giải thích: Điều kiện nhiệt động thuận lợi chưa đủ tái lập kiến trúc mô đã sụp.</w:t>
+        <w:t>Giải thích: Quá bão hòa hỗ trợ tinh thể còn lại phát triển nhưng không dựng lại kiến trúc đã mất. Loại trừ hoàn toàn vi khuẩn không phải điều kiện hóa học để có lắng đọng khoáng.</w:t>
       </w:r>
     </w:p>
     <w:p>
@@ -4560,31 +4560,31 @@
         <w:pStyle w:val="Option"/>
       </w:pPr>
       <w:r>
-        <w:t>A. pH tối thiểu chắc chắn cao hơn</w:t>
-      </w:r>
-    </w:p>
-    <w:p>
-      <w:pPr>
-        <w:pStyle w:val="Option"/>
-      </w:pPr>
-      <w:r>
-        <w:t>B. X có thêm các đợt pH giảm, giảm khoảng tái khoáng</w:t>
-      </w:r>
-    </w:p>
-    <w:p>
-      <w:pPr>
-        <w:pStyle w:val="Option"/>
-      </w:pPr>
-      <w:r>
-        <w:t>C. X không còn nước bọt</w:t>
-      </w:r>
-    </w:p>
-    <w:p>
-      <w:pPr>
-        <w:pStyle w:val="Option"/>
-      </w:pPr>
-      <w:r>
-        <w:t>D. Kẹo loại bỏ mảng bám</w:t>
+        <w:t>A. Lượng đường mỗi bữa quyết định số đợt giảm pH</w:t>
+      </w:r>
+    </w:p>
+    <w:p>
+      <w:pPr>
+        <w:pStyle w:val="Option"/>
+      </w:pPr>
+      <w:r>
+        <w:t>B. Khoảng thời gian để pH hồi phục bị rút ngắn</w:t>
+      </w:r>
+    </w:p>
+    <w:p>
+      <w:pPr>
+        <w:pStyle w:val="Option"/>
+      </w:pPr>
+      <w:r>
+        <w:t>C. Mức pH tối thiểu quyết định toàn bộ nguy cơ</w:t>
+      </w:r>
+    </w:p>
+    <w:p>
+      <w:pPr>
+        <w:pStyle w:val="Option"/>
+      </w:pPr>
+      <w:r>
+        <w:t>D. Số đợt acid không đổi khi có thêm ăn vặt</w:t>
       </w:r>
     </w:p>
     <w:p>
@@ -4601,7 +4601,7 @@
         <w:pStyle w:val="Answer"/>
       </w:pPr>
       <w:r>
-        <w:t>Giải thích: Đồ ngọt giữa bữa làm tăng tần suất acid dù mức pH tối thiểu từng đợt tương tự.</w:t>
+        <w:t>Giải thích: Ăn thêm kẹo tạo các đợt acid và rút ngắn khoảng hồi phục ngay cả khi pH tối thiểu tương tự. Do đó, phải đọc toàn bộ diễn biến theo thời gian thay vì chỉ so một điểm thấp nhất.</w:t>
       </w:r>
     </w:p>
     <w:p>
@@ -4609,39 +4609,39 @@
         <w:pStyle w:val="Question"/>
       </w:pPr>
       <w:r>
-        <w:t>Câu 81. Khi pH giảm, dịch mảng bám dưới bão hòa với HA nhưng vẫn quá bão hòa với fluorapatite (FA). Dự đoán vi thể nào hợp lý nhất?</w:t>
-      </w:r>
-    </w:p>
-    <w:p>
-      <w:pPr>
-        <w:pStyle w:val="Option"/>
-      </w:pPr>
-      <w:r>
-        <w:t>A. Cả hai khoáng không thể cùng tồn tại</w:t>
-      </w:r>
-    </w:p>
-    <w:p>
-      <w:pPr>
-        <w:pStyle w:val="Option"/>
-      </w:pPr>
-      <w:r>
-        <w:t>B. FA chắc chắn mất nhanh hơn HA</w:t>
-      </w:r>
-    </w:p>
-    <w:p>
-      <w:pPr>
-        <w:pStyle w:val="Option"/>
-      </w:pPr>
-      <w:r>
-        <w:t>C. HA dưới bề mặt mất khoáng, khoáng chứa fluor có thể duy trì lớp ngoài</w:t>
-      </w:r>
-    </w:p>
-    <w:p>
-      <w:pPr>
-        <w:pStyle w:val="Option"/>
-      </w:pPr>
-      <w:r>
-        <w:t>D. Lớp ngoài luôn mất trước thân</w:t>
+        <w:t>Câu 81. Trong quá trình một ion tách khỏi bề mặt HA vào nước, thuật ngữ hydrat hóa mô tả hiện tượng nào?</w:t>
+      </w:r>
+    </w:p>
+    <w:p>
+      <w:pPr>
+        <w:pStyle w:val="Option"/>
+      </w:pPr>
+      <w:r>
+        <w:t>A. F⁻ thay thế OH⁻ trong mạng tinh thể apatite</w:t>
+      </w:r>
+    </w:p>
+    <w:p>
+      <w:pPr>
+        <w:pStyle w:val="Option"/>
+      </w:pPr>
+      <w:r>
+        <w:t>B. H⁺ gắn phosphate để tạo dạng HPO₄²⁻</w:t>
+      </w:r>
+    </w:p>
+    <w:p>
+      <w:pPr>
+        <w:pStyle w:val="Option"/>
+      </w:pPr>
+      <w:r>
+        <w:t>C. Ca²⁺ liên kết với EDTA để hình thành phức</w:t>
+      </w:r>
+    </w:p>
+    <w:p>
+      <w:pPr>
+        <w:pStyle w:val="Option"/>
+      </w:pPr>
+      <w:r>
+        <w:t>D. Các phân tử nước bao quanh và ổn định ion</w:t>
       </w:r>
     </w:p>
     <w:p>
@@ -4650,7 +4650,7 @@
         <w:keepNext/>
       </w:pPr>
       <w:r>
-        <w:t>Đáp án: C</w:t>
+        <w:t>Đáp án: D</w:t>
       </w:r>
     </w:p>
     <w:p>
@@ -4658,7 +4658,7 @@
         <w:pStyle w:val="Answer"/>
       </w:pPr>
       <w:r>
-        <w:t>Giải thích: Độ bão hòa theo từng pha khác nhau giải thích sang thương dưới bề mặt.</w:t>
+        <w:t>Giải thích: Hydrat hóa là tương tác giữa ion và các phân tử nước, giúp ổn định ion trong dung dịch. Nó khác với proton hóa do H⁺ hoặc thay thế ion trong mạng apatite.</w:t>
       </w:r>
     </w:p>
     <w:p>
@@ -4674,31 +4674,31 @@
         <w:pStyle w:val="Option"/>
       </w:pPr>
       <w:r>
-        <w:t>A. Chắc chắn sâu răng hoạt động</w:t>
-      </w:r>
-    </w:p>
-    <w:p>
-      <w:pPr>
-        <w:pStyle w:val="Option"/>
-      </w:pPr>
-      <w:r>
-        <w:t>B. Chắc chắn xói mòn</w:t>
-      </w:r>
-    </w:p>
-    <w:p>
-      <w:pPr>
-        <w:pStyle w:val="Option"/>
-      </w:pPr>
-      <w:r>
-        <w:t>C. Chắc chắn men bình thường</w:t>
-      </w:r>
-    </w:p>
-    <w:p>
-      <w:pPr>
-        <w:pStyle w:val="Option"/>
-      </w:pPr>
-      <w:r>
-        <w:t>D. Chưa đủ dữ kiện để chẩn đoán từ màu trắng đơn độc</w:t>
+        <w:t>A. Chẩn đoán men bình thường vì mảng bám ít</w:t>
+      </w:r>
+    </w:p>
+    <w:p>
+      <w:pPr>
+        <w:pStyle w:val="Option"/>
+      </w:pPr>
+      <w:r>
+        <w:t>B. Chẩn đoán sâu hoạt động vì có màu trắng khu trú</w:t>
+      </w:r>
+    </w:p>
+    <w:p>
+      <w:pPr>
+        <w:pStyle w:val="Option"/>
+      </w:pPr>
+      <w:r>
+        <w:t>C. Cần khám bề mặt và hỏi diễn biến trước khi kết luận</w:t>
+      </w:r>
+    </w:p>
+    <w:p>
+      <w:pPr>
+        <w:pStyle w:val="Option"/>
+      </w:pPr>
+      <w:r>
+        <w:t>D. Chẩn đoán xói mòn vì trước đó vừa tẩy trắng</w:t>
       </w:r>
     </w:p>
     <w:p>
@@ -4707,7 +4707,7 @@
         <w:keepNext/>
       </w:pPr>
       <w:r>
-        <w:t>Đáp án: D</w:t>
+        <w:t>Đáp án: C</w:t>
       </w:r>
     </w:p>
     <w:p>
@@ -4715,7 +4715,7 @@
         <w:pStyle w:val="Answer"/>
       </w:pPr>
       <w:r>
-        <w:t>Giải thích: Màu trắng đơn độc không chứng minh nguồn acid, hoạt động hay tình trạng bề mặt; cần vị trí, mảng bám, sờ khám phù hợp.</w:t>
+        <w:t>Giải thích: Màu trắng đơn độc có thể chịu ảnh hưởng mất nước, điều trị trước đó hoặc tổn thương men. Cần khám bề mặt, vị trí và diễn biến để phân biệt, không chẩn đoán hoạt động chỉ từ màu.</w:t>
       </w:r>
     </w:p>
     <w:p>
@@ -4723,39 +4723,39 @@
         <w:pStyle w:val="Question"/>
       </w:pPr>
       <w:r>
-        <w:t>Câu 83. Một người pH mảng bám thấp ít phút sau ăn nhưng nước bọt nhanh đưa môi trường về quá bão hòa. Nhận định đúng nhất là gì?</w:t>
-      </w:r>
-    </w:p>
-    <w:p>
-      <w:pPr>
-        <w:pStyle w:val="Option"/>
-      </w:pPr>
-      <w:r>
-        <w:t>A. Có đợt mất khoáng ngắn, sau đó có cơ hội tái khoáng; kết quả dài hạn là cân bằng tích lũy</w:t>
-      </w:r>
-    </w:p>
-    <w:p>
-      <w:pPr>
-        <w:pStyle w:val="Option"/>
-      </w:pPr>
-      <w:r>
-        <w:t>B. Không có bất kỳ mất khoáng nào từng xảy ra</w:t>
-      </w:r>
-    </w:p>
-    <w:p>
-      <w:pPr>
-        <w:pStyle w:val="Option"/>
-      </w:pPr>
-      <w:r>
-        <w:t>C. Chắc chắn hình thành lỗ ngay</w:t>
-      </w:r>
-    </w:p>
-    <w:p>
-      <w:pPr>
-        <w:pStyle w:val="Option"/>
-      </w:pPr>
-      <w:r>
-        <w:t>D. Nước bọt làm acid tăng mãi</w:t>
+        <w:t>Câu 83. Sau ăn, dịch sát men dưới bão hòa với HA trong vài phút, rồi nước bọt giúp trở về quá bão hòa. Với men còn tinh thể nền, nhận định nào đúng?</w:t>
+      </w:r>
+    </w:p>
+    <w:p>
+      <w:pPr>
+        <w:pStyle w:val="Option"/>
+      </w:pPr>
+      <w:r>
+        <w:t>A. Đầu thuận lợi hòa tan, sau thuận lợi lắng đọng</w:t>
+      </w:r>
+    </w:p>
+    <w:p>
+      <w:pPr>
+        <w:pStyle w:val="Option"/>
+      </w:pPr>
+      <w:r>
+        <w:t>B. Cả hai thuận lợi hòa tan và chỉ khác tốc độ</w:t>
+      </w:r>
+    </w:p>
+    <w:p>
+      <w:pPr>
+        <w:pStyle w:val="Option"/>
+      </w:pPr>
+      <w:r>
+        <w:t>C. Cả hai thuận lợi lắng đọng và chỉ khác tốc độ</w:t>
+      </w:r>
+    </w:p>
+    <w:p>
+      <w:pPr>
+        <w:pStyle w:val="Option"/>
+      </w:pPr>
+      <w:r>
+        <w:t>D. Đầu thuận lợi lắng đọng, sau thuận lợi hòa tan</w:t>
       </w:r>
     </w:p>
     <w:p>
@@ -4772,7 +4772,7 @@
         <w:pStyle w:val="Answer"/>
       </w:pPr>
       <w:r>
-        <w:t>Giải thích: Mất và tái khoáng xen kẽ; thời gian/mức từng giai đoạn quyết định net khoáng.</w:t>
+        <w:t>Giải thích: Dưới bão hòa tạo lực hòa tan, còn quá bão hòa tạo điều kiện bồi khoáng trên tinh thể còn lại. Cân bằng khoáng dài hạn phụ thuộc lượng mất và nhận thực tế, không chỉ sự có mặt của hai giai đoạn.</w:t>
       </w:r>
     </w:p>
     <w:p>
@@ -4788,31 +4788,31 @@
         <w:pStyle w:val="Option"/>
       </w:pPr>
       <w:r>
-        <w:t>A. Ca cao bảo đảm không mất khoáng trong mọi điều kiện</w:t>
-      </w:r>
-    </w:p>
-    <w:p>
-      <w:pPr>
-        <w:pStyle w:val="Option"/>
-      </w:pPr>
-      <w:r>
-        <w:t>B. Acid có thể làm IAP giảm đủ mạnh dù có Ca, nên HA vẫn tan</w:t>
-      </w:r>
-    </w:p>
-    <w:p>
-      <w:pPr>
-        <w:pStyle w:val="Option"/>
-      </w:pPr>
-      <w:r>
-        <w:t>C. HA không phụ thuộc PO₄³⁻ hay OH⁻</w:t>
-      </w:r>
-    </w:p>
-    <w:p>
-      <w:pPr>
-        <w:pStyle w:val="Option"/>
-      </w:pPr>
-      <w:r>
-        <w:t>D. Chỉ pH 4,3 mới gây hòa tan</w:t>
+        <w:t>A. Ca cao cho thấy phép xác định IAP phải sai</w:t>
+      </w:r>
+    </w:p>
+    <w:p>
+      <w:pPr>
+        <w:pStyle w:val="Option"/>
+      </w:pPr>
+      <w:r>
+        <w:t>B. Ca cao chưa bù được tác động giảm IAP</w:t>
+      </w:r>
+    </w:p>
+    <w:p>
+      <w:pPr>
+        <w:pStyle w:val="Option"/>
+      </w:pPr>
+      <w:r>
+        <w:t>C. Ca cao chứng minh HA đang nhận thêm khoáng</w:t>
+      </w:r>
+    </w:p>
+    <w:p>
+      <w:pPr>
+        <w:pStyle w:val="Option"/>
+      </w:pPr>
+      <w:r>
+        <w:t>D. Ca cao biến mọi phosphate thành PO₄³⁻</w:t>
       </w:r>
     </w:p>
     <w:p>
@@ -4829,7 +4829,7 @@
         <w:pStyle w:val="Answer"/>
       </w:pPr>
       <w:r>
-        <w:t>Giải thích: IAP phụ thuộc nhiều ion; acid hạ OH⁻/PO₄³⁻ và có thể vượt lợi ích của Ca.</w:t>
+        <w:t>Giải thích: IAP phụ thuộc đồng thời Ca²⁺, PO₄³⁻ và OH⁻, nên chỉ biết calcium cao chưa đủ. Acid làm giảm hai ion sau có thể khiến tổng IAP vẫn dưới Ksp.</w:t>
       </w:r>
     </w:p>
     <w:p>
@@ -4845,31 +4845,31 @@
         <w:pStyle w:val="Option"/>
       </w:pPr>
       <w:r>
-        <w:t>A. Không có sâu vì nước bọt bình thường</w:t>
-      </w:r>
-    </w:p>
-    <w:p>
-      <w:pPr>
-        <w:pStyle w:val="Option"/>
-      </w:pPr>
-      <w:r>
-        <w:t>B. Đã là lỗ sâu không thể đảo chiều</w:t>
-      </w:r>
-    </w:p>
-    <w:p>
-      <w:pPr>
-        <w:pStyle w:val="Option"/>
-      </w:pPr>
-      <w:r>
-        <w:t>C. Mất khoáng tích lũy do tần suất acid; còn cơ hội kiểm soát và tái khoáng</w:t>
-      </w:r>
-    </w:p>
-    <w:p>
-      <w:pPr>
-        <w:pStyle w:val="Option"/>
-      </w:pPr>
-      <w:r>
-        <w:t>D. Chắc chắn xói mòn do acid dạ dày</w:t>
+        <w:t>A. Acid thường xuyên có thể vượt khả năng bảo vệ</w:t>
+      </w:r>
+    </w:p>
+    <w:p>
+      <w:pPr>
+        <w:pStyle w:val="Option"/>
+      </w:pPr>
+      <w:r>
+        <w:t>B. Nước bọt bình thường loại trừ mất khoáng tích lũy</w:t>
+      </w:r>
+    </w:p>
+    <w:p>
+      <w:pPr>
+        <w:pStyle w:val="Option"/>
+      </w:pPr>
+      <w:r>
+        <w:t>C. Bề mặt còn nguyên loại trừ tác động mảng bám</w:t>
+      </w:r>
+    </w:p>
+    <w:p>
+      <w:pPr>
+        <w:pStyle w:val="Option"/>
+      </w:pPr>
+      <w:r>
+        <w:t>D. Đốm trắng mới chỉ phản ánh tăng khoáng bề mặt</w:t>
       </w:r>
     </w:p>
     <w:p>
@@ -4878,7 +4878,7 @@
         <w:keepNext/>
       </w:pPr>
       <w:r>
-        <w:t>Đáp án: C</w:t>
+        <w:t>Đáp án: A</w:t>
       </w:r>
     </w:p>
     <w:p>
@@ -4886,7 +4886,7 @@
         <w:pStyle w:val="Answer"/>
       </w:pPr>
       <w:r>
-        <w:t>Giải thích: Tần suất acid có thể thắng khả năng đệm bình thường; bề mặt chưa thủng vẫn có tinh thể nền.</w:t>
+        <w:t>Giải thích: Nước bọt bình thường không bảo đảm bù lại mọi đợt acid do ăn vặt thường xuyên. Bề mặt chưa tạo lỗ vẫn có tinh thể nền, vì vậy còn cơ hội kiểm soát và tái khoáng.</w:t>
       </w:r>
     </w:p>
     <w:p>
@@ -4902,31 +4902,31 @@
         <w:pStyle w:val="Option"/>
       </w:pPr>
       <w:r>
-        <w:t>A. Tất cả các vùng đều chỉ thuộc men khỏe</w:t>
-      </w:r>
-    </w:p>
-    <w:p>
-      <w:pPr>
-        <w:pStyle w:val="Option"/>
-      </w:pPr>
-      <w:r>
-        <w:t>B. Đây là các vùng và hướng lan có thể cùng hiện diện, không phải năm giai đoạn thời gian bắt buộc</w:t>
-      </w:r>
-    </w:p>
-    <w:p>
-      <w:pPr>
-        <w:pStyle w:val="Option"/>
-      </w:pPr>
-      <w:r>
-        <w:t>C. Ngà sâu không có vùng mất khoáng</w:t>
-      </w:r>
-    </w:p>
-    <w:p>
-      <w:pPr>
-        <w:pStyle w:val="Option"/>
-      </w:pPr>
-      <w:r>
-        <w:t>D. Vi khuẩn không thể hiện diện trong sâu ngà</w:t>
+        <w:t>A. Mỗi vùng phải thay thế hoàn toàn vùng trước đó</w:t>
+      </w:r>
+    </w:p>
+    <w:p>
+      <w:pPr>
+        <w:pStyle w:val="Option"/>
+      </w:pPr>
+      <w:r>
+        <w:t>B. Vùng xơ cứng là vị trí vi khuẩn phá hủy mạnh nhất</w:t>
+      </w:r>
+    </w:p>
+    <w:p>
+      <w:pPr>
+        <w:pStyle w:val="Option"/>
+      </w:pPr>
+      <w:r>
+        <w:t>C. Những vùng khác nhau có thể đồng thời hiện diện</w:t>
+      </w:r>
+    </w:p>
+    <w:p>
+      <w:pPr>
+        <w:pStyle w:val="Option"/>
+      </w:pPr>
+      <w:r>
+        <w:t>D. Mọi vị trí tổn thương phải ở cùng một giai đoạn</w:t>
       </w:r>
     </w:p>
     <w:p>
@@ -4935,7 +4935,7 @@
         <w:keepNext/>
       </w:pPr>
       <w:r>
-        <w:t>Đáp án: B</w:t>
+        <w:t>Đáp án: C</w:t>
       </w:r>
     </w:p>
     <w:p>
@@ -4943,7 +4943,7 @@
         <w:pStyle w:val="Answer"/>
       </w:pPr>
       <w:r>
-        <w:t>Giải thích: Các vùng phản ánh những biến đổi mô học ở các vị trí khác nhau trong cùng tổn thương; không phải chuỗi thời gian cố định cho mọi răng.</w:t>
+        <w:t>Giải thích: Các vùng mô học phản ánh đáp ứng và tổn thương tại các vị trí khác nhau. Không nên đọc hình không gian thành một chuỗi thời gian bắt buộc; xơ cứng khác với vùng ngoài bị vi khuẩn phá hủy.</w:t>
       </w:r>
     </w:p>
     <w:p>
@@ -4959,31 +4959,31 @@
         <w:pStyle w:val="Option"/>
       </w:pPr>
       <w:r>
-        <w:t>A. Vì không còn acid</w:t>
-      </w:r>
-    </w:p>
-    <w:p>
-      <w:pPr>
-        <w:pStyle w:val="Option"/>
-      </w:pPr>
-      <w:r>
-        <w:t>B. Vì lớp bề mặt trở nên dày hơn chắc chắn</w:t>
-      </w:r>
-    </w:p>
-    <w:p>
-      <w:pPr>
-        <w:pStyle w:val="Option"/>
-      </w:pPr>
-      <w:r>
-        <w:t>C. Vì Ca trong nước bọt biến mất hoàn toàn</w:t>
-      </w:r>
-    </w:p>
-    <w:p>
-      <w:pPr>
-        <w:pStyle w:val="Option"/>
-      </w:pPr>
-      <w:r>
-        <w:t>D. Vì mất rào bề mặt, acid và mảng bám dễ tiếp cận vùng sâu</w:t>
+        <w:t>A. Lớp bề mặt dày hơn làm acid đi sâu nhanh</w:t>
+      </w:r>
+    </w:p>
+    <w:p>
+      <w:pPr>
+        <w:pStyle w:val="Option"/>
+      </w:pPr>
+      <w:r>
+        <w:t>B. Rào bề mặt giảm và nơi giữ mảng bám tăng</w:t>
+      </w:r>
+    </w:p>
+    <w:p>
+      <w:pPr>
+        <w:pStyle w:val="Option"/>
+      </w:pPr>
+      <w:r>
+        <w:t>C. Xoang mới làm tăng độ bão hòa với HA</w:t>
+      </w:r>
+    </w:p>
+    <w:p>
+      <w:pPr>
+        <w:pStyle w:val="Option"/>
+      </w:pPr>
+      <w:r>
+        <w:t>D. Cùng pH đồng nghĩa cùng mọi đường khuếch tán</w:t>
       </w:r>
     </w:p>
     <w:p>
@@ -4992,7 +4992,7 @@
         <w:keepNext/>
       </w:pPr>
       <w:r>
-        <w:t>Đáp án: D</w:t>
+        <w:t>Đáp án: B</w:t>
       </w:r>
     </w:p>
     <w:p>
@@ -5000,7 +5000,7 @@
         <w:pStyle w:val="Answer"/>
       </w:pPr>
       <w:r>
-        <w:t>Giải thích: Khi bề mặt đã thủng, acid dễ tới vùng sâu hơn và lỗ có thể giữ mảng bám, khiến tổn thương tiếp tục tiến triển.</w:t>
+        <w:t>Giải thích: Cùng pH mảng bám chưa đồng nghĩa môi trường sâu bên trong giống nhau. Tạo lỗ làm mất rào, tăng tiếp cận vùng sâu và có thể lưu giữ mảng bám, thuận lợi cho tiến triển.</w:t>
       </w:r>
     </w:p>
     <w:p>
@@ -5024,31 +5024,31 @@
         <w:pStyle w:val="Option"/>
       </w:pPr>
       <w:r>
-        <w:t>A. Tinh thể đã biến thành ngà</w:t>
-      </w:r>
-    </w:p>
-    <w:p>
-      <w:pPr>
-        <w:pStyle w:val="Option"/>
-      </w:pPr>
-      <w:r>
-        <w:t>B. Ion hòa tan tích lũy làm dung dịch tiến gần bão hòa</w:t>
-      </w:r>
-    </w:p>
-    <w:p>
-      <w:pPr>
-        <w:pStyle w:val="Option"/>
-      </w:pPr>
-      <w:r>
-        <w:t>C. Nước đã hết khả năng hydrat hóa hoàn toàn</w:t>
-      </w:r>
-    </w:p>
-    <w:p>
-      <w:pPr>
-        <w:pStyle w:val="Option"/>
-      </w:pPr>
-      <w:r>
-        <w:t>D. Ksp của HA tăng vô hạn theo thời gian</w:t>
+        <w:t>A. Calcium tự do mất dần do không còn phosphate</w:t>
+      </w:r>
+    </w:p>
+    <w:p>
+      <w:pPr>
+        <w:pStyle w:val="Option"/>
+      </w:pPr>
+      <w:r>
+        <w:t>B. Ksp giảm chỉ do thời gian tiếp xúc kéo dài</w:t>
+      </w:r>
+    </w:p>
+    <w:p>
+      <w:pPr>
+        <w:pStyle w:val="Option"/>
+      </w:pPr>
+      <w:r>
+        <w:t>C. Ion hòa tan tích lũy đưa dung dịch tiến gần bão hòa</w:t>
+      </w:r>
+    </w:p>
+    <w:p>
+      <w:pPr>
+        <w:pStyle w:val="Option"/>
+      </w:pPr>
+      <w:r>
+        <w:t>D. Tinh thể còn lại không còn tương tác với nước</w:t>
       </w:r>
     </w:p>
     <w:p>
@@ -5057,7 +5057,7 @@
         <w:keepNext/>
       </w:pPr>
       <w:r>
-        <w:t>Đáp án: B</w:t>
+        <w:t>Đáp án: C</w:t>
       </w:r>
     </w:p>
     <w:p>
@@ -5065,7 +5065,7 @@
         <w:pStyle w:val="Answer"/>
       </w:pPr>
       <w:r>
-        <w:t>Giải thích: Khi sản phẩm hòa tan tích lũy, tốc độ ion quay lại tinh thể tăng; đến bão hòa, hai chiều gần cân bằng.</w:t>
+        <w:t>Giải thích: HA nhả ion làm IAP tăng và lực hòa tan giảm khi dung dịch tiến gần bão hòa. Không cần giả định Ksp tự thay đổi theo thời gian hoặc mọi tương tác với nước đã ngừng.</w:t>
       </w:r>
     </w:p>
     <w:p>
@@ -5073,39 +5073,39 @@
         <w:pStyle w:val="Question"/>
       </w:pPr>
       <w:r>
-        <w:t>Câu 89. Người bệnh hỏi liệu thức ăn nóng gần trung tính có làm tan men mạnh hơn nước chanh lạnh chỉ vì nhiệt độ. Nhận định nào giải thích đúng cơ chế?</w:t>
-      </w:r>
-    </w:p>
-    <w:p>
-      <w:pPr>
-        <w:pStyle w:val="Option"/>
-      </w:pPr>
-      <w:r>
-        <w:t>A. HA tan rất mạnh trong nước nóng</w:t>
-      </w:r>
-    </w:p>
-    <w:p>
-      <w:pPr>
-        <w:pStyle w:val="Option"/>
-      </w:pPr>
-      <w:r>
-        <w:t>B. Chỉ nhiệt độ quyết định trạng thái bão hòa</w:t>
-      </w:r>
-    </w:p>
-    <w:p>
-      <w:pPr>
-        <w:pStyle w:val="Option"/>
-      </w:pPr>
-      <w:r>
-        <w:t>C. HA chỉ tăng hòa tan nhẹ theo nhiệt, còn acid làm giảm độ bão hòa rõ rệt</w:t>
-      </w:r>
-    </w:p>
-    <w:p>
-      <w:pPr>
-        <w:pStyle w:val="Option"/>
-      </w:pPr>
-      <w:r>
-        <w:t>D. Acid luôn làm tăng IAP của HA</w:t>
+        <w:t>Câu 89. Người bệnh cho rằng nước gần trung tính ấm luôn làm tan men mạnh hơn nước chanh lạnh vì nhiệt độ cao. Chưa có số liệu ion của hai mẫu; phản hồi nào đúng nhất?</w:t>
+      </w:r>
+    </w:p>
+    <w:p>
+      <w:pPr>
+        <w:pStyle w:val="Option"/>
+      </w:pPr>
+      <w:r>
+        <w:t>A. Mẫu ấm làm HA tan nhiều hơn như với muối ăn</w:t>
+      </w:r>
+    </w:p>
+    <w:p>
+      <w:pPr>
+        <w:pStyle w:val="Option"/>
+      </w:pPr>
+      <w:r>
+        <w:t>B. Mẫu acid có IAP cao hơn do hoạt độ H⁺ tăng</w:t>
+      </w:r>
+    </w:p>
+    <w:p>
+      <w:pPr>
+        <w:pStyle w:val="Option"/>
+      </w:pPr>
+      <w:r>
+        <w:t>C. Cần xét độ bão hòa và điều kiện tiếp xúc</w:t>
+      </w:r>
+    </w:p>
+    <w:p>
+      <w:pPr>
+        <w:pStyle w:val="Option"/>
+      </w:pPr>
+      <w:r>
+        <w:t>D. Nước chanh lạnh bảo vệ men nhờ hạ nhiệt độ</w:t>
       </w:r>
     </w:p>
     <w:p>
@@ -5122,7 +5122,7 @@
         <w:pStyle w:val="Answer"/>
       </w:pPr>
       <w:r>
-        <w:t>Giải thích: Trong tình huống này, tác động của nhiệt độ lên độ hòa tan HA nhỏ hơn tác động của acid lên cân bằng hòa tan.</w:t>
+        <w:t>Giải thích: Chiều trao đổi khoáng phải xét độ bão hòa; acid có thể giảm IAP qua OH⁻ và PO₄³⁻. Thí nghiệm HA trong hệ xác định ghi nhận độ hòa tan giảm khi nhiệt độ tăng, nên không áp quy tắc nước nóng làm mọi muối tan hơn cho men.</w:t>
       </w:r>
     </w:p>
     <w:p>
@@ -5138,7 +5138,7 @@
         <w:pStyle w:val="Option"/>
       </w:pPr>
       <w:r>
-        <w:t>A. Tăng 2 lần</w:t>
+        <w:t>A. Tăng 32 lần</w:t>
       </w:r>
     </w:p>
     <w:p>
@@ -5154,15 +5154,15 @@
         <w:pStyle w:val="Option"/>
       </w:pPr>
       <w:r>
-        <w:t>C. Tăng 16 lần</w:t>
-      </w:r>
-    </w:p>
-    <w:p>
-      <w:pPr>
-        <w:pStyle w:val="Option"/>
-      </w:pPr>
-      <w:r>
-        <w:t>D. Tăng 32 lần</w:t>
+        <w:t>C. Tăng 2 lần</w:t>
+      </w:r>
+    </w:p>
+    <w:p>
+      <w:pPr>
+        <w:pStyle w:val="Option"/>
+      </w:pPr>
+      <w:r>
+        <w:t>D. Tăng 16 lần</w:t>
       </w:r>
     </w:p>
     <w:p>
@@ -5171,7 +5171,7 @@
         <w:keepNext/>
       </w:pPr>
       <w:r>
-        <w:t>Đáp án: D</w:t>
+        <w:t>Đáp án: A</w:t>
       </w:r>
     </w:p>
     <w:p>
@@ -5179,7 +5179,7 @@
         <w:pStyle w:val="Answer"/>
       </w:pPr>
       <w:r>
-        <w:t>Giải thích: IAP = a(Ca²⁺)⁵ × a(PO₄³⁻)³ × a(OH⁻); tăng Ca hai lần làm IAP nhân 2⁵ = 32.</w:t>
+        <w:t>Giải thích: Trong IAP của Ca₅(PO₄)₃OH, hoạt độ Ca²⁺ được nâng lũy thừa 5. Gấp đôi Ca²⁺ làm IAP nhân 2⁵ = 32 khi các hoạt độ khác không đổi, không chỉ nhân 2.</w:t>
       </w:r>
     </w:p>
     <w:p>
@@ -5195,31 +5195,31 @@
         <w:pStyle w:val="Option"/>
       </w:pPr>
       <w:r>
-        <w:t>A. 8 lần</w:t>
-      </w:r>
-    </w:p>
-    <w:p>
-      <w:pPr>
-        <w:pStyle w:val="Option"/>
-      </w:pPr>
-      <w:r>
-        <w:t>B. 2 lần</w:t>
-      </w:r>
-    </w:p>
-    <w:p>
-      <w:pPr>
-        <w:pStyle w:val="Option"/>
-      </w:pPr>
-      <w:r>
-        <w:t>C. 5 lần</w:t>
-      </w:r>
-    </w:p>
-    <w:p>
-      <w:pPr>
-        <w:pStyle w:val="Option"/>
-      </w:pPr>
-      <w:r>
-        <w:t>D. 32 lần</w:t>
+        <w:t>A. Tăng 8 lần</w:t>
+      </w:r>
+    </w:p>
+    <w:p>
+      <w:pPr>
+        <w:pStyle w:val="Option"/>
+      </w:pPr>
+      <w:r>
+        <w:t>B. Tăng 2 lần</w:t>
+      </w:r>
+    </w:p>
+    <w:p>
+      <w:pPr>
+        <w:pStyle w:val="Option"/>
+      </w:pPr>
+      <w:r>
+        <w:t>C. Tăng 5 lần</w:t>
+      </w:r>
+    </w:p>
+    <w:p>
+      <w:pPr>
+        <w:pStyle w:val="Option"/>
+      </w:pPr>
+      <w:r>
+        <w:t>D. Tăng 32 lần</w:t>
       </w:r>
     </w:p>
     <w:p>
@@ -5236,7 +5236,7 @@
         <w:pStyle w:val="Answer"/>
       </w:pPr>
       <w:r>
-        <w:t>Giải thích: PO₄³⁻ có số mũ 3 trong IAP nên hệ số là 2³ = 8; đây là hoạt độ, không phải tổng phosphate đo được.</w:t>
+        <w:t>Giải thích: PO₄³⁻ có số mũ 3 nên gấp đôi hoạt độ làm IAP nhân 2³ = 8. Dữ kiện này là ion tự do; gấp đôi tổng phosphate không nhất thiết cho cùng hệ số.</w:t>
       </w:r>
     </w:p>
     <w:p>
@@ -5244,39 +5244,39 @@
         <w:pStyle w:val="Question"/>
       </w:pPr>
       <w:r>
-        <w:t>Câu 92. Trong cùng mô hình, hoạt độ Ca²⁺ tăng 2 lần và PO₄³⁻ giảm một nửa, OH⁻ không đổi. IAP cuối so với đầu là bao nhiêu?</w:t>
-      </w:r>
-    </w:p>
-    <w:p>
-      <w:pPr>
-        <w:pStyle w:val="Option"/>
-      </w:pPr>
-      <w:r>
-        <w:t>A. Giảm 4 lần</w:t>
-      </w:r>
-    </w:p>
-    <w:p>
-      <w:pPr>
-        <w:pStyle w:val="Option"/>
-      </w:pPr>
-      <w:r>
-        <w:t>B. Tăng 4 lần</w:t>
-      </w:r>
-    </w:p>
-    <w:p>
-      <w:pPr>
-        <w:pStyle w:val="Option"/>
-      </w:pPr>
-      <w:r>
-        <w:t>C. Tăng 16 lần</w:t>
-      </w:r>
-    </w:p>
-    <w:p>
-      <w:pPr>
-        <w:pStyle w:val="Option"/>
-      </w:pPr>
-      <w:r>
-        <w:t>D. Không đổi</w:t>
+        <w:t>Câu 92. Trong mô hình Ca₅(PO₄)₃OH, hoạt độ Ca²⁺ tăng 2 lần và PO₄³⁻ giảm một nửa, OH⁻ không đổi. IAP cuối so với đầu là bao nhiêu?</w:t>
+      </w:r>
+    </w:p>
+    <w:p>
+      <w:pPr>
+        <w:pStyle w:val="Option"/>
+      </w:pPr>
+      <w:r>
+        <w:t>A. Không thay đổi</w:t>
+      </w:r>
+    </w:p>
+    <w:p>
+      <w:pPr>
+        <w:pStyle w:val="Option"/>
+      </w:pPr>
+      <w:r>
+        <w:t>B. Giảm 4 lần</w:t>
+      </w:r>
+    </w:p>
+    <w:p>
+      <w:pPr>
+        <w:pStyle w:val="Option"/>
+      </w:pPr>
+      <w:r>
+        <w:t>C. Tăng 4 lần</w:t>
+      </w:r>
+    </w:p>
+    <w:p>
+      <w:pPr>
+        <w:pStyle w:val="Option"/>
+      </w:pPr>
+      <w:r>
+        <w:t>D. Tăng 16 lần</w:t>
       </w:r>
     </w:p>
     <w:p>
@@ -5285,7 +5285,7 @@
         <w:keepNext/>
       </w:pPr>
       <w:r>
-        <w:t>Đáp án: B</w:t>
+        <w:t>Đáp án: C</w:t>
       </w:r>
     </w:p>
     <w:p>
@@ -5293,7 +5293,7 @@
         <w:pStyle w:val="Answer"/>
       </w:pPr>
       <w:r>
-        <w:t>Giải thích: Hệ số IAP = 2⁵ × (1/2)³ = 32/8 = 4. Không thể chỉ nhìn một ion để đoán chiều thay đổi.</w:t>
+        <w:t>Giải thích: Hệ số thay đổi IAP là 2⁵ × (1/2)³ = 4, còn OH⁻ không đổi. Cần nhân ảnh hưởng của cả hai ion; không thể kết luận giảm chỉ vì phosphate giảm.</w:t>
       </w:r>
     </w:p>
     <w:p>
@@ -5309,31 +5309,31 @@
         <w:pStyle w:val="Option"/>
       </w:pPr>
       <w:r>
-        <w:t>A. Tổng Ca bằng nhau nên IAP chắc chắn bằng nhau</w:t>
-      </w:r>
-    </w:p>
-    <w:p>
-      <w:pPr>
-        <w:pStyle w:val="Option"/>
-      </w:pPr>
-      <w:r>
-        <w:t>B. X luôn có pH cao hơn Y</w:t>
-      </w:r>
-    </w:p>
-    <w:p>
-      <w:pPr>
-        <w:pStyle w:val="Option"/>
-      </w:pPr>
-      <w:r>
-        <w:t>C. Y có thể có IAP_HA cao hơn vì hoạt độ Ca²⁺ tự do cao hơn</w:t>
-      </w:r>
-    </w:p>
-    <w:p>
-      <w:pPr>
-        <w:pStyle w:val="Option"/>
-      </w:pPr>
-      <w:r>
-        <w:t>D. Tạo phức chỉ ảnh hưởng màu men</w:t>
+        <w:t>A. Y có thể có IAP_HA cao hơn</w:t>
+      </w:r>
+    </w:p>
+    <w:p>
+      <w:pPr>
+        <w:pStyle w:val="Option"/>
+      </w:pPr>
+      <w:r>
+        <w:t>B. X có IAP_HA cao hơn do nhiều phức</w:t>
+      </w:r>
+    </w:p>
+    <w:p>
+      <w:pPr>
+        <w:pStyle w:val="Option"/>
+      </w:pPr>
+      <w:r>
+        <w:t>C. X và Y có IAP_HA như nhau</w:t>
+      </w:r>
+    </w:p>
+    <w:p>
+      <w:pPr>
+        <w:pStyle w:val="Option"/>
+      </w:pPr>
+      <w:r>
+        <w:t>D. X và Y phải có Ksp_HA khác nhau</w:t>
       </w:r>
     </w:p>
     <w:p>
@@ -5342,7 +5342,7 @@
         <w:keepNext/>
       </w:pPr>
       <w:r>
-        <w:t>Đáp án: C</w:t>
+        <w:t>Đáp án: A</w:t>
       </w:r>
     </w:p>
     <w:p>
@@ -5350,7 +5350,7 @@
         <w:pStyle w:val="Answer"/>
       </w:pPr>
       <w:r>
-        <w:t>Giải thích: IAP dùng hoạt độ ion tự do, không đơn giản là tổng Ca; tạo phức làm giảm phần Ca²⁺ có tác dụng trong cân bằng.</w:t>
+        <w:t>Giải thích: IAP dùng hoạt độ ion tự do nên calcium bị tạo phức không đóng góp như Ca²⁺ tự do. Tổng Ca bằng nhau không bảo đảm IAP bằng nhau, còn Ksp của cùng pha không đổi vì mức tạo phức.</w:t>
       </w:r>
     </w:p>
     <w:p>
@@ -5366,31 +5366,31 @@
         <w:pStyle w:val="Option"/>
       </w:pPr>
       <w:r>
-        <w:t>A. So trực tiếp hai con số vì đều là HA</w:t>
-      </w:r>
-    </w:p>
-    <w:p>
-      <w:pPr>
-        <w:pStyle w:val="Option"/>
-      </w:pPr>
-      <w:r>
-        <w:t>B. Chỉ xét pH, bỏ toàn bộ số liệu</w:t>
-      </w:r>
-    </w:p>
-    <w:p>
-      <w:pPr>
-        <w:pStyle w:val="Option"/>
-      </w:pPr>
-      <w:r>
-        <w:t>C. Lấy trung bình hai số</w:t>
-      </w:r>
-    </w:p>
-    <w:p>
-      <w:pPr>
-        <w:pStyle w:val="Option"/>
-      </w:pPr>
-      <w:r>
-        <w:t>D. Quy về cùng công thức đơn vị và số mũ trước khi so IAP với Ksp</w:t>
+        <w:t>A. Quy cả hai giá trị về pH của dung dịch</w:t>
+      </w:r>
+    </w:p>
+    <w:p>
+      <w:pPr>
+        <w:pStyle w:val="Option"/>
+      </w:pPr>
+      <w:r>
+        <w:t>B. Chia cả hai con số cho tổng calcium tự do</w:t>
+      </w:r>
+    </w:p>
+    <w:p>
+      <w:pPr>
+        <w:pStyle w:val="Option"/>
+      </w:pPr>
+      <w:r>
+        <w:t>C. So trực tiếp vì đều mang tên hydroxyapatite</w:t>
+      </w:r>
+    </w:p>
+    <w:p>
+      <w:pPr>
+        <w:pStyle w:val="Option"/>
+      </w:pPr>
+      <w:r>
+        <w:t>D. Quy IAP và Ksp về cùng đơn vị công thức</w:t>
       </w:r>
     </w:p>
     <w:p>
@@ -5407,7 +5407,7 @@
         <w:pStyle w:val="Answer"/>
       </w:pPr>
       <w:r>
-        <w:t>Giải thích: Dạng công thức gấp đôi làm các số mũ trong tích số hoạt độ gấp đôi; phải dùng cùng quy ước để so độ bão hòa.</w:t>
+        <w:t>Giải thích: Công thức gấp đôi làm toàn bộ số mũ trong IAP gấp đôi, và Ksp tương ứng phải theo cùng phản ứng. So số liệu khác quy ước có thể đảo sai kết luận về độ bão hòa.</w:t>
       </w:r>
     </w:p>
     <w:p>
@@ -5423,31 +5423,31 @@
         <w:pStyle w:val="Option"/>
       </w:pPr>
       <w:r>
-        <w:t>A. Sắc vàng nhẹ có thể do ngà bên dưới; mảng trắng khu trú cần đánh giá mất khoáng</w:t>
-      </w:r>
-    </w:p>
-    <w:p>
-      <w:pPr>
-        <w:pStyle w:val="Option"/>
-      </w:pPr>
-      <w:r>
-        <w:t>B. Cả hai hiện tượng chứng minh vi khuẩn tạo sắc tố</w:t>
-      </w:r>
-    </w:p>
-    <w:p>
-      <w:pPr>
-        <w:pStyle w:val="Option"/>
-      </w:pPr>
-      <w:r>
-        <w:t>C. Sắc vàng nhẹ là dấu sâu men hoạt động chắc chắn</w:t>
-      </w:r>
-    </w:p>
-    <w:p>
-      <w:pPr>
-        <w:pStyle w:val="Option"/>
-      </w:pPr>
-      <w:r>
-        <w:t>D. Mảng trắng khu trú chứng minh ngà đã hoại tử</w:t>
+        <w:t>A. Cả sắc vàng đều và đốm trắng đều là sâu hoạt động</w:t>
+      </w:r>
+    </w:p>
+    <w:p>
+      <w:pPr>
+        <w:pStyle w:val="Option"/>
+      </w:pPr>
+      <w:r>
+        <w:t>B. Sắc ngà có thể bình thường, đốm trắng cần khám</w:t>
+      </w:r>
+    </w:p>
+    <w:p>
+      <w:pPr>
+        <w:pStyle w:val="Option"/>
+      </w:pPr>
+      <w:r>
+        <w:t>C. Cả hai màu sắc đều do vi khuẩn sinh sắc tố</w:t>
+      </w:r>
+    </w:p>
+    <w:p>
+      <w:pPr>
+        <w:pStyle w:val="Option"/>
+      </w:pPr>
+      <w:r>
+        <w:t>D. Sắc vàng là hoạt động, đốm trắng là đã bất hoạt</w:t>
       </w:r>
     </w:p>
     <w:p>
@@ -5456,7 +5456,7 @@
         <w:keepNext/>
       </w:pPr>
       <w:r>
-        <w:t>Đáp án: A</w:t>
+        <w:t>Đáp án: B</w:t>
       </w:r>
     </w:p>
     <w:p>
@@ -5464,7 +5464,7 @@
         <w:pStyle w:val="Answer"/>
       </w:pPr>
       <w:r>
-        <w:t>Giải thích: HA gần như không màu; men trong có thể cho thấy màu ngà dưới. Đốm trắng khu trú có cơ chế tán xạ do xốp và cần khám thêm.</w:t>
+        <w:t>Giải thích: Men có tính trong nên màu ngà bên dưới có thể góp phần tạo sắc răng tự nhiên. Đốm trắng khu trú có thể liên quan tán xạ do xốp, nhưng cần khám thêm thay vì gán ngay hoạt động từ màu.</w:t>
       </w:r>
     </w:p>
     <w:p>
@@ -5480,31 +5480,31 @@
         <w:pStyle w:val="Option"/>
       </w:pPr>
       <w:r>
-        <w:t>A. Men tự nhiên là HA tinh khiết không nước</w:t>
-      </w:r>
-    </w:p>
-    <w:p>
-      <w:pPr>
-        <w:pStyle w:val="Option"/>
-      </w:pPr>
-      <w:r>
-        <w:t>B. Men sinh học có cấu trúc và thành phần phụ nên độ cứng không nhất thiết bằng HA tinh khiết</w:t>
-      </w:r>
-    </w:p>
-    <w:p>
-      <w:pPr>
-        <w:pStyle w:val="Option"/>
-      </w:pPr>
-      <w:r>
-        <w:t>C. HA luôn mềm hơn men</w:t>
-      </w:r>
-    </w:p>
-    <w:p>
-      <w:pPr>
-        <w:pStyle w:val="Option"/>
-      </w:pPr>
-      <w:r>
-        <w:t>D. Độ cứng khác nhau chứng minh HA không hiện diện trong men</w:t>
+        <w:t>A. Mẫu men chắc chắn đã có sâu dưới bề mặt</w:t>
+      </w:r>
+    </w:p>
+    <w:p>
+      <w:pPr>
+        <w:pStyle w:val="Option"/>
+      </w:pPr>
+      <w:r>
+        <w:t>B. Men có độ cứng phụ thuộc duy nhất lượng HA</w:t>
+      </w:r>
+    </w:p>
+    <w:p>
+      <w:pPr>
+        <w:pStyle w:val="Option"/>
+      </w:pPr>
+      <w:r>
+        <w:t>C. Men có thành phần và vi cấu trúc khác HA thuần</w:t>
+      </w:r>
+    </w:p>
+    <w:p>
+      <w:pPr>
+        <w:pStyle w:val="Option"/>
+      </w:pPr>
+      <w:r>
+        <w:t>D. Mẫu men thiếu fluoride là nguyên nhân đã được chứng minh</w:t>
       </w:r>
     </w:p>
     <w:p>
@@ -5513,7 +5513,7 @@
         <w:keepNext/>
       </w:pPr>
       <w:r>
-        <w:t>Đáp án: B</w:t>
+        <w:t>Đáp án: C</w:t>
       </w:r>
     </w:p>
     <w:p>
@@ -5521,7 +5521,7 @@
         <w:pStyle w:val="Answer"/>
       </w:pPr>
       <w:r>
-        <w:t>Giải thích: Men tự nhiên còn nước, chất hữu cơ và các ion thay thế nên cấu trúc, độ cứng có thể khác tinh thể HA tinh khiết.</w:t>
+        <w:t>Giải thích: Men chứa nước, chất hữu cơ và các ion thay thế cùng cấu trúc tổ chức riêng. Vì vậy, khác độ cứng với HA thuần chưa xác định nguyên nhân là thiếu fluoride hay sâu răng.</w:t>
       </w:r>
     </w:p>
     <w:p>
@@ -5529,39 +5529,39 @@
         <w:pStyle w:val="Question"/>
       </w:pPr>
       <w:r>
-        <w:t>Câu 97. Một mẫu dịch quanh men đã dưới bão hòa với HA. Sau đó acid làm tăng H⁺ và giảm hoạt độ PO₄³⁻ tự do. Điều gì có khả năng xảy ra?</w:t>
-      </w:r>
-    </w:p>
-    <w:p>
-      <w:pPr>
-        <w:pStyle w:val="Option"/>
-      </w:pPr>
-      <w:r>
-        <w:t>A. HA ngừng hòa tan vì pH giảm</w:t>
-      </w:r>
-    </w:p>
-    <w:p>
-      <w:pPr>
-        <w:pStyle w:val="Option"/>
-      </w:pPr>
-      <w:r>
-        <w:t>B. Ksp của HA giảm về 0 ngay lập tức</w:t>
-      </w:r>
-    </w:p>
-    <w:p>
-      <w:pPr>
-        <w:pStyle w:val="Option"/>
-      </w:pPr>
-      <w:r>
-        <w:t>C. IAP giảm thêm, làm xu hướng hòa tan HA tăng</w:t>
-      </w:r>
-    </w:p>
-    <w:p>
-      <w:pPr>
-        <w:pStyle w:val="Option"/>
-      </w:pPr>
-      <w:r>
-        <w:t>D. Toàn bộ HA lập tức chuyển thành FA</w:t>
+        <w:t>Câu 97. Một mẫu dịch đã dưới bão hòa HA. Acid làm tăng H⁺, giảm PO₄³⁻ và OH⁻ tự do trong khi Ca²⁺ không đổi. Điều gì có khả năng xảy ra?</w:t>
+      </w:r>
+    </w:p>
+    <w:p>
+      <w:pPr>
+        <w:pStyle w:val="Option"/>
+      </w:pPr>
+      <w:r>
+        <w:t>A. HA chuyển ngay sang cân bằng động</w:t>
+      </w:r>
+    </w:p>
+    <w:p>
+      <w:pPr>
+        <w:pStyle w:val="Option"/>
+      </w:pPr>
+      <w:r>
+        <w:t>B. IAP giảm thêm, lực hòa tan tăng</w:t>
+      </w:r>
+    </w:p>
+    <w:p>
+      <w:pPr>
+        <w:pStyle w:val="Option"/>
+      </w:pPr>
+      <w:r>
+        <w:t>C. Ksp giảm bằng mức IAP bị giảm</w:t>
+      </w:r>
+    </w:p>
+    <w:p>
+      <w:pPr>
+        <w:pStyle w:val="Option"/>
+      </w:pPr>
+      <w:r>
+        <w:t>D. IAP tăng thêm, lực hòa tan giảm</w:t>
       </w:r>
     </w:p>
     <w:p>
@@ -5570,7 +5570,7 @@
         <w:keepNext/>
       </w:pPr>
       <w:r>
-        <w:t>Đáp án: C</w:t>
+        <w:t>Đáp án: B</w:t>
       </w:r>
     </w:p>
     <w:p>
@@ -5578,7 +5578,7 @@
         <w:pStyle w:val="Answer"/>
       </w:pPr>
       <w:r>
-        <w:t>Giải thích: H⁺ làm phosphate bị proton hóa, giảm PO₄³⁻ tự do trong IAP. Khi IAP đã dưới Ksp và tiếp tục giảm, xu hướng hòa tan HA tăng.</w:t>
+        <w:t>Giải thích: Proton hóa làm giảm PO₄³⁻ tự do; trong các điều kiện còn lại không bù, IAP giảm xa Ksp hơn. Khi đó lực hòa tan tăng, chứ không phải Ksp tự giảm theo để giữ cân bằng.</w:t>
       </w:r>
     </w:p>
     <w:p>
@@ -5594,31 +5594,31 @@
         <w:pStyle w:val="Option"/>
       </w:pPr>
       <w:r>
-        <w:t>A. Fluoride không thể vào mô răng dưới bất kỳ dạng nào</w:t>
-      </w:r>
-    </w:p>
-    <w:p>
-      <w:pPr>
-        <w:pStyle w:val="Option"/>
-      </w:pPr>
-      <w:r>
-        <w:t>B. Men sinh học chỉ chứa brushite</w:t>
-      </w:r>
-    </w:p>
-    <w:p>
-      <w:pPr>
-        <w:pStyle w:val="Option"/>
-      </w:pPr>
-      <w:r>
-        <w:t>C. Mọi ion carbonate đều biến mất ngay</w:t>
-      </w:r>
-    </w:p>
-    <w:p>
-      <w:pPr>
-        <w:pStyle w:val="Option"/>
-      </w:pPr>
-      <w:r>
-        <w:t>D. Men thường là apatite có nhiều ion thay thế; thay toàn bộ OH⁻ bằng F⁻ là hiếm</w:t>
+        <w:t>A. Tổng lượng fluoride dùng bằng lượng OH⁻ bị thay</w:t>
+      </w:r>
+    </w:p>
+    <w:p>
+      <w:pPr>
+        <w:pStyle w:val="Option"/>
+      </w:pPr>
+      <w:r>
+        <w:t>B. Carbonate phải biến mất trước khi fluoride tham gia</w:t>
+      </w:r>
+    </w:p>
+    <w:p>
+      <w:pPr>
+        <w:pStyle w:val="Option"/>
+      </w:pPr>
+      <w:r>
+        <w:t>C. Fluoride thường chỉ tham gia một phần mạng</w:t>
+      </w:r>
+    </w:p>
+    <w:p>
+      <w:pPr>
+        <w:pStyle w:val="Option"/>
+      </w:pPr>
+      <w:r>
+        <w:t>D. Mọi fluoride chỉ nằm ngoài và không vào tinh thể</w:t>
       </w:r>
     </w:p>
     <w:p>
@@ -5627,7 +5627,7 @@
         <w:keepNext/>
       </w:pPr>
       <w:r>
-        <w:t>Đáp án: D</w:t>
+        <w:t>Đáp án: C</w:t>
       </w:r>
     </w:p>
     <w:p>
@@ -5635,7 +5635,7 @@
         <w:pStyle w:val="Answer"/>
       </w:pPr>
       <w:r>
-        <w:t>Giải thích: Men là apatite sinh học có nhiều ion thay thế. Fluoride có thể tham gia cấu trúc khoáng, nhưng không mặc nhiên thay thế toàn bộ OH⁻ để tạo FA thuần.</w:t>
+        <w:t>Giải thích: Men tự nhiên là apatite có nhiều ion thay thế, và sự tham gia F⁻ không bảo đảm thay toàn bộ OH⁻. Liều fluor đã dùng cũng không trực tiếp bằng lượng fluor giữ lại trong mạng tinh thể.</w:t>
       </w:r>
     </w:p>
     <w:p>
@@ -5651,31 +5651,31 @@
         <w:pStyle w:val="Option"/>
       </w:pPr>
       <w:r>
-        <w:t>A. X có thể hòa tan dễ hơn vì carbonate làm mạng apatite kém bền</w:t>
-      </w:r>
-    </w:p>
-    <w:p>
-      <w:pPr>
-        <w:pStyle w:val="Option"/>
-      </w:pPr>
-      <w:r>
-        <w:t>B. X chắc chắn chống acid hơn nhờ carbonate</w:t>
-      </w:r>
-    </w:p>
-    <w:p>
-      <w:pPr>
-        <w:pStyle w:val="Option"/>
-      </w:pPr>
-      <w:r>
-        <w:t>C. Không thể có khác biệt khi tổng khoáng bằng nhau</w:t>
-      </w:r>
-    </w:p>
-    <w:p>
-      <w:pPr>
-        <w:pStyle w:val="Option"/>
-      </w:pPr>
-      <w:r>
-        <w:t>D. Carbonate luôn biến thành fluoride</w:t>
+        <w:t>A. X có thể dễ hòa tan hơn do mạng apatite kém bền</w:t>
+      </w:r>
+    </w:p>
+    <w:p>
+      <w:pPr>
+        <w:pStyle w:val="Option"/>
+      </w:pPr>
+      <w:r>
+        <w:t>B. X có thêm fluoride để bù mọi điện tích thay đổi</w:t>
+      </w:r>
+    </w:p>
+    <w:p>
+      <w:pPr>
+        <w:pStyle w:val="Option"/>
+      </w:pPr>
+      <w:r>
+        <w:t>C. Hai mẫu tan như nhau vì lượng khoáng bằng nhau</w:t>
+      </w:r>
+    </w:p>
+    <w:p>
+      <w:pPr>
+        <w:pStyle w:val="Option"/>
+      </w:pPr>
+      <w:r>
+        <w:t>D. X bền với acid hơn nhờ nhiều carbonate</w:t>
       </w:r>
     </w:p>
     <w:p>
@@ -5692,7 +5692,7 @@
         <w:pStyle w:val="Answer"/>
       </w:pPr>
       <w:r>
-        <w:t>Giải thích: Thành phần ion thay thế, không chỉ tổng lượng khoáng, ảnh hưởng độ hòa tan; carbonate làm apatite kém bền hơn.</w:t>
+        <w:t>Giải thích: Độ hòa tan chịu ảnh hưởng thành phần và cấu trúc tinh thể, không chỉ tổng lượng khoáng. Carbonate thường làm apatite dễ tan hơn; không có dữ kiện để suy lượng fluoride của X.</w:t>
       </w:r>
     </w:p>
     <w:p>
@@ -5708,31 +5708,31 @@
         <w:pStyle w:val="Option"/>
       </w:pPr>
       <w:r>
-        <w:t>A. Chỉ lượng fluor bệnh nhân đã dùng trong tuần</w:t>
-      </w:r>
-    </w:p>
-    <w:p>
-      <w:pPr>
-        <w:pStyle w:val="Option"/>
-      </w:pPr>
-      <w:r>
-        <w:t>B. Hoạt độ Ca/phosphate và độ bão hòa của dịch đối với brushite</w:t>
-      </w:r>
-    </w:p>
-    <w:p>
-      <w:pPr>
-        <w:pStyle w:val="Option"/>
-      </w:pPr>
-      <w:r>
-        <w:t>C. Chỉ diện tích men trắng quan sát thấy</w:t>
-      </w:r>
-    </w:p>
-    <w:p>
-      <w:pPr>
-        <w:pStyle w:val="Option"/>
-      </w:pPr>
-      <w:r>
-        <w:t>D. Chỉ pH nước bọt toàn phần ở thời điểm khám</w:t>
+        <w:t>A. Độ bão hòa đối với HA mà thôi</w:t>
+      </w:r>
+    </w:p>
+    <w:p>
+      <w:pPr>
+        <w:pStyle w:val="Option"/>
+      </w:pPr>
+      <w:r>
+        <w:t>B. Độ cứng bề mặt men sau làm khô</w:t>
+      </w:r>
+    </w:p>
+    <w:p>
+      <w:pPr>
+        <w:pStyle w:val="Option"/>
+      </w:pPr>
+      <w:r>
+        <w:t>C. Nồng độ fluoride trong toàn bộ men</w:t>
+      </w:r>
+    </w:p>
+    <w:p>
+      <w:pPr>
+        <w:pStyle w:val="Option"/>
+      </w:pPr>
+      <w:r>
+        <w:t>D. Độ bão hòa đối với brushite</w:t>
       </w:r>
     </w:p>
     <w:p>
@@ -5741,7 +5741,7 @@
         <w:keepNext/>
       </w:pPr>
       <w:r>
-        <w:t>Đáp án: B</w:t>
+        <w:t>Đáp án: D</w:t>
       </w:r>
     </w:p>
     <w:p>
@@ -5749,7 +5749,7 @@
         <w:pStyle w:val="Answer"/>
       </w:pPr>
       <w:r>
-        <w:t>Giải thích: pH thấp làm thay đổi độ ổn định tương đối brushite/HA, nhưng kết tủa cần đủ ion và điều kiện động học phù hợp.</w:t>
+        <w:t>Giải thích: Kết tủa brushite cần xét hoạt độ các ion và IAP/Ksp riêng của brushite, cùng điều kiện động học. pH thấp hoặc trạng thái HA không đủ để khẳng định pha brushite đã xuất hiện.</w:t>
       </w:r>
     </w:p>
     <w:p>
@@ -5765,31 +5765,31 @@
         <w:pStyle w:val="Option"/>
       </w:pPr>
       <w:r>
-        <w:t>A. CaF₂ là khoáng nền chủ yếu của men lành</w:t>
-      </w:r>
-    </w:p>
-    <w:p>
-      <w:pPr>
-        <w:pStyle w:val="Option"/>
-      </w:pPr>
-      <w:r>
-        <w:t>B. HA bắt buộc mất khoáng liên tục</w:t>
-      </w:r>
-    </w:p>
-    <w:p>
-      <w:pPr>
-        <w:pStyle w:val="Option"/>
-      </w:pPr>
-      <w:r>
-        <w:t>C. Không thể suy ra CaF₂ sẽ lắng đọng bền vững chỉ vì có fluoride</w:t>
-      </w:r>
-    </w:p>
-    <w:p>
-      <w:pPr>
-        <w:pStyle w:val="Option"/>
-      </w:pPr>
-      <w:r>
-        <w:t>D. Tất cả các muối calcium có cùng trạng thái bão hòa</w:t>
+        <w:t>A. CaF₂ và HA phải có cùng chiều trao đổi ion</w:t>
+      </w:r>
+    </w:p>
+    <w:p>
+      <w:pPr>
+        <w:pStyle w:val="Option"/>
+      </w:pPr>
+      <w:r>
+        <w:t>B. Dưới bão hòa CaF₂ đồng nghĩa HA cũng hòa tan</w:t>
+      </w:r>
+    </w:p>
+    <w:p>
+      <w:pPr>
+        <w:pStyle w:val="Option"/>
+      </w:pPr>
+      <w:r>
+        <w:t>C. Có fluoride là đủ để CaF₂ lắng đọng bền vững</w:t>
+      </w:r>
+    </w:p>
+    <w:p>
+      <w:pPr>
+        <w:pStyle w:val="Option"/>
+      </w:pPr>
+      <w:r>
+        <w:t>D. Mỗi pha phải xét một trạng thái bão hòa riêng</w:t>
       </w:r>
     </w:p>
     <w:p>
@@ -5798,7 +5798,7 @@
         <w:keepNext/>
       </w:pPr>
       <w:r>
-        <w:t>Đáp án: C</w:t>
+        <w:t>Đáp án: D</w:t>
       </w:r>
     </w:p>
     <w:p>
@@ -5806,7 +5806,7 @@
         <w:pStyle w:val="Answer"/>
       </w:pPr>
       <w:r>
-        <w:t>Giải thích: Độ bão hòa phải xét riêng từng pha; quá bão hòa với HA/FA không đồng nghĩa quá bão hòa với CaF₂.</w:t>
+        <w:t>Giải thích: IAP và Ksp phụ thuộc pha khoáng nên cùng một dịch có thể dưới bão hòa với CaF₂ nhưng quá bão hòa với apatite. Chỉ hiện diện F⁻ chưa chứng minh CaF₂ sẽ kết tủa và tồn tại bền.</w:t>
       </w:r>
     </w:p>
     <w:p>
@@ -5822,31 +5822,31 @@
         <w:pStyle w:val="Option"/>
       </w:pPr>
       <w:r>
-        <w:t>A. pH nước bọt 7,0 loại trừ mất khoáng tại chỗ</w:t>
-      </w:r>
-    </w:p>
-    <w:p>
-      <w:pPr>
-        <w:pStyle w:val="Option"/>
-      </w:pPr>
-      <w:r>
-        <w:t>B. Chỉ ngà có thể bị ảnh hưởng</w:t>
-      </w:r>
-    </w:p>
-    <w:p>
-      <w:pPr>
-        <w:pStyle w:val="Option"/>
-      </w:pPr>
-      <w:r>
-        <w:t>C. Men sẽ tự chuyển thành brushite hoàn toàn</w:t>
-      </w:r>
-    </w:p>
-    <w:p>
-      <w:pPr>
-        <w:pStyle w:val="Option"/>
-      </w:pPr>
-      <w:r>
-        <w:t>D. Men tại chỗ vẫn có thể mất khoáng vì vi môi trường mảng bám quyết định</w:t>
+        <w:t>A. Đã đủ dữ kiện khẳng định tổn thương lan tới tủy</w:t>
+      </w:r>
+    </w:p>
+    <w:p>
+      <w:pPr>
+        <w:pStyle w:val="Option"/>
+      </w:pPr>
+      <w:r>
+        <w:t>B. Dịch hố rãnh phải bão hòa như nước bọt toàn phần</w:t>
+      </w:r>
+    </w:p>
+    <w:p>
+      <w:pPr>
+        <w:pStyle w:val="Option"/>
+      </w:pPr>
+      <w:r>
+        <w:t>C. Men được bảo vệ vì pH nước bọt toàn phần là 7,0</w:t>
+      </w:r>
+    </w:p>
+    <w:p>
+      <w:pPr>
+        <w:pStyle w:val="Option"/>
+      </w:pPr>
+      <w:r>
+        <w:t>D. Có lực mất khoáng trong vi môi trường hố rãnh</w:t>
       </w:r>
     </w:p>
     <w:p>
@@ -5863,7 +5863,7 @@
         <w:pStyle w:val="Answer"/>
       </w:pPr>
       <w:r>
-        <w:t>Giải thích: Chỉ số nước bọt toàn phần không thay thế độ bão hòa ở ranh giới men–mảng bám nơi acid được tạo ra.</w:t>
+        <w:t>Giải thích: Trạng thái ngay sát mặt răng mới quyết định lực trao đổi khoáng tại vị trí đó. Nước bọt toàn phần pH trung tính không loại trừ mảng bám giữ một vi môi trường acid riêng.</w:t>
       </w:r>
     </w:p>
     <w:p>
@@ -5879,31 +5879,31 @@
         <w:pStyle w:val="Option"/>
       </w:pPr>
       <w:r>
-        <w:t>A. Có thể là sang thương bất hoạt, dù vẫn nhìn thấy mất chất cũ</w:t>
-      </w:r>
-    </w:p>
-    <w:p>
-      <w:pPr>
-        <w:pStyle w:val="Option"/>
-      </w:pPr>
-      <w:r>
-        <w:t>B. Màu sẫm luôn chứng minh sâu hoạt động</w:t>
-      </w:r>
-    </w:p>
-    <w:p>
-      <w:pPr>
-        <w:pStyle w:val="Option"/>
-      </w:pPr>
-      <w:r>
-        <w:t>C. Bất kỳ lỗ cũ nào cũng tự đầy lại men</w:t>
-      </w:r>
-    </w:p>
-    <w:p>
-      <w:pPr>
-        <w:pStyle w:val="Option"/>
-      </w:pPr>
-      <w:r>
-        <w:t>D. Không đau luôn chứng minh không từng có sâu</w:t>
+        <w:t>A. Ngà cứng, ít mảng bám gợi sang thương đã bất hoạt</w:t>
+      </w:r>
+    </w:p>
+    <w:p>
+      <w:pPr>
+        <w:pStyle w:val="Option"/>
+      </w:pPr>
+      <w:r>
+        <w:t>B. Mất mô cũ chứng tỏ nguyên nhân chỉ là xói mòn</w:t>
+      </w:r>
+    </w:p>
+    <w:p>
+      <w:pPr>
+        <w:pStyle w:val="Option"/>
+      </w:pPr>
+      <w:r>
+        <w:t>C. Ngà sẫm màu gợi sâu vẫn đang hoạt động mạnh</w:t>
+      </w:r>
+    </w:p>
+    <w:p>
+      <w:pPr>
+        <w:pStyle w:val="Option"/>
+      </w:pPr>
+      <w:r>
+        <w:t>D. Ít mảng bám chứng tỏ xoang đã phục hồi hình thể</w:t>
       </w:r>
     </w:p>
     <w:p>
@@ -5920,7 +5920,7 @@
         <w:pStyle w:val="Answer"/>
       </w:pPr>
       <w:r>
-        <w:t>Giải thích: Ngà cứng, sẫm màu và ít nơi lưu giữ mảng bám gợi ý sang thương có thể đã bất hoạt, dù phần mất chất cũ vẫn còn.</w:t>
+        <w:t>Giải thích: Ngà cứng và ít lưu giữ mảng bám ủng hộ khả năng bất hoạt, dù mất chất cũ vẫn hiện diện. Màu sẫm hay không đau riêng lẻ đều không đủ quyết định hoạt động.</w:t>
       </w:r>
     </w:p>
     <w:p>
@@ -5936,31 +5936,31 @@
         <w:pStyle w:val="Option"/>
       </w:pPr>
       <w:r>
-        <w:t>A. Chỉ đúng diện tích lỗ mới có mất khoáng</w:t>
-      </w:r>
-    </w:p>
-    <w:p>
-      <w:pPr>
-        <w:pStyle w:val="Option"/>
-      </w:pPr>
-      <w:r>
-        <w:t>B. Vùng men phấn quanh lỗ có thể cũng là vùng mất khoáng đang hoạt động</w:t>
-      </w:r>
-    </w:p>
-    <w:p>
-      <w:pPr>
-        <w:pStyle w:val="Option"/>
-      </w:pPr>
-      <w:r>
-        <w:t>C. Màu phấn chắc chắn do tẩy trắng</w:t>
-      </w:r>
-    </w:p>
-    <w:p>
-      <w:pPr>
-        <w:pStyle w:val="Option"/>
-      </w:pPr>
-      <w:r>
-        <w:t>D. Mọi vùng mờ đục đã thủng sâu vào tủy</w:t>
+        <w:t>A. Vùng trắng quanh lỗ xác định tổn thương đã tới tủy</w:t>
+      </w:r>
+    </w:p>
+    <w:p>
+      <w:pPr>
+        <w:pStyle w:val="Option"/>
+      </w:pPr>
+      <w:r>
+        <w:t>B. Kích thước lỗ phản ánh đủ toàn bộ diện mất khoáng</w:t>
+      </w:r>
+    </w:p>
+    <w:p>
+      <w:pPr>
+        <w:pStyle w:val="Option"/>
+      </w:pPr>
+      <w:r>
+        <w:t>C. Vùng phấn còn nguyên loại trừ mọi hoạt động sâu</w:t>
+      </w:r>
+    </w:p>
+    <w:p>
+      <w:pPr>
+        <w:pStyle w:val="Option"/>
+      </w:pPr>
+      <w:r>
+        <w:t>D. Vùng phấn quanh lỗ cũng cần đánh giá mất khoáng</w:t>
       </w:r>
     </w:p>
     <w:p>
@@ -5969,7 +5969,7 @@
         <w:keepNext/>
       </w:pPr>
       <w:r>
-        <w:t>Đáp án: B</w:t>
+        <w:t>Đáp án: D</w:t>
       </w:r>
     </w:p>
     <w:p>
@@ -5977,7 +5977,7 @@
         <w:pStyle w:val="Answer"/>
       </w:pPr>
       <w:r>
-        <w:t>Giải thích: Vùng men màu phấn quanh lỗ có thể cũng đã mất khoáng; diện tích tổn thương có thể lớn hơn phần bề mặt đã sụp.</w:t>
+        <w:t>Giải thích: Diện mất khoáng có thể rộng hơn lỗ nhìn thấy vì men xung quanh còn nguyên nhưng đã xốp. Màu phấn gợi tổn thương nhưng vẫn cần độ bóng, kết cấu và mảng bám để đánh giá hoạt động.</w:t>
       </w:r>
     </w:p>
     <w:p>
@@ -5993,31 +5993,31 @@
         <w:pStyle w:val="Option"/>
       </w:pPr>
       <w:r>
-        <w:t>A. Lớp ngoài liên tục chứng minh men hoàn toàn khỏe</w:t>
-      </w:r>
-    </w:p>
-    <w:p>
-      <w:pPr>
-        <w:pStyle w:val="Option"/>
-      </w:pPr>
-      <w:r>
-        <w:t>B. Mất khoáng chỉ có ở ngà</w:t>
-      </w:r>
-    </w:p>
-    <w:p>
-      <w:pPr>
-        <w:pStyle w:val="Option"/>
-      </w:pPr>
-      <w:r>
-        <w:t>C. Đây là mô hình sang thương sâu men dưới bề mặt; lớp ngoài còn không loại trừ bệnh</w:t>
-      </w:r>
-    </w:p>
-    <w:p>
-      <w:pPr>
-        <w:pStyle w:val="Option"/>
-      </w:pPr>
-      <w:r>
-        <w:t>D. Tất cả lớp ngoài chắc chắn là calcium fluoride</w:t>
+        <w:t>A. Ngà xơ cứng biểu hiện xuyên qua men lành</w:t>
+      </w:r>
+    </w:p>
+    <w:p>
+      <w:pPr>
+        <w:pStyle w:val="Option"/>
+      </w:pPr>
+      <w:r>
+        <w:t>B. Sâu men dưới bề mặt còn lớp ngoài tương đối nguyên</w:t>
+      </w:r>
+    </w:p>
+    <w:p>
+      <w:pPr>
+        <w:pStyle w:val="Option"/>
+      </w:pPr>
+      <w:r>
+        <w:t>C. Xói mòn đã lấy đi đều mọi lớp men bề mặt</w:t>
+      </w:r>
+    </w:p>
+    <w:p>
+      <w:pPr>
+        <w:pStyle w:val="Option"/>
+      </w:pPr>
+      <w:r>
+        <w:t>D. Thiểu sản men với thiếu bề dày từ khi hình thành</w:t>
       </w:r>
     </w:p>
     <w:p>
@@ -6026,7 +6026,7 @@
         <w:keepNext/>
       </w:pPr>
       <w:r>
-        <w:t>Đáp án: C</w:t>
+        <w:t>Đáp án: B</w:t>
       </w:r>
     </w:p>
     <w:p>
@@ -6034,7 +6034,7 @@
         <w:pStyle w:val="Answer"/>
       </w:pPr>
       <w:r>
-        <w:t>Giải thích: Sang thương sâu men sớm có thể giữ lớp bề mặt tương đối nguyên trong khi thân tổn thương bên dưới xốp và mất khoáng hơn.</w:t>
+        <w:t>Giải thích: Mất khoáng tập trung ngay dưới lớp ngoài liên tục phù hợp sâu men dưới bề mặt. Tính liên tục của lớp ngoài không đồng nghĩa toàn bộ men lành và không định danh riêng nó là CaF₂.</w:t>
       </w:r>
     </w:p>
     <w:p>
@@ -6050,31 +6050,31 @@
         <w:pStyle w:val="Option"/>
       </w:pPr>
       <w:r>
-        <w:t>A. Nhiệt độ tủy tăng</w:t>
-      </w:r>
-    </w:p>
-    <w:p>
-      <w:pPr>
-        <w:pStyle w:val="Option"/>
-      </w:pPr>
-      <w:r>
-        <w:t>B. Vi khuẩn đổi sắc tố trong vài giây</w:t>
-      </w:r>
-    </w:p>
-    <w:p>
-      <w:pPr>
-        <w:pStyle w:val="Option"/>
-      </w:pPr>
-      <w:r>
-        <w:t>C. Carbonate biến thành fluoride khi khô</w:t>
-      </w:r>
-    </w:p>
-    <w:p>
-      <w:pPr>
-        <w:pStyle w:val="Option"/>
-      </w:pPr>
-      <w:r>
-        <w:t>D. Không khí thay nước trong lỗ xốp, làm tán xạ ánh sáng khác đi</w:t>
+        <w:t>A. Protein nước bọt tạo lớp màu trắng cố định</w:t>
+      </w:r>
+    </w:p>
+    <w:p>
+      <w:pPr>
+        <w:pStyle w:val="Option"/>
+      </w:pPr>
+      <w:r>
+        <w:t>B. Fluoride từ không khí bám ngay lên tinh thể</w:t>
+      </w:r>
+    </w:p>
+    <w:p>
+      <w:pPr>
+        <w:pStyle w:val="Option"/>
+      </w:pPr>
+      <w:r>
+        <w:t>C. Không khí thay nước trong các khoảng xốp</w:t>
+      </w:r>
+    </w:p>
+    <w:p>
+      <w:pPr>
+        <w:pStyle w:val="Option"/>
+      </w:pPr>
+      <w:r>
+        <w:t>D. Ngà bên dưới đổi sắc do làm khô bề mặt</w:t>
       </w:r>
     </w:p>
     <w:p>
@@ -6083,7 +6083,7 @@
         <w:keepNext/>
       </w:pPr>
       <w:r>
-        <w:t>Đáp án: D</w:t>
+        <w:t>Đáp án: C</w:t>
       </w:r>
     </w:p>
     <w:p>
@@ -6091,7 +6091,7 @@
         <w:pStyle w:val="Answer"/>
       </w:pPr>
       <w:r>
-        <w:t>Giải thích: Lỗ xốp do mất khoáng làm thay đổi chiết suất tương đối; làm khô thay chất trong lỗ, tăng độ tương phản trắng.</w:t>
+        <w:t>Giải thích: Thay nước bằng không khí trong lỗ xốp làm thay đổi tương phản chiết suất, tăng biểu hiện trắng. Đây là thay đổi quang học nhanh, không cần khoáng mới hay sắc tố mới hình thành.</w:t>
       </w:r>
     </w:p>
     <w:p>
@@ -6107,31 +6107,31 @@
         <w:pStyle w:val="Option"/>
       </w:pPr>
       <w:r>
-        <w:t>A. Độ bóng, độ cứng bề mặt và sự hiện diện mảng bám</w:t>
-      </w:r>
-    </w:p>
-    <w:p>
-      <w:pPr>
-        <w:pStyle w:val="Option"/>
-      </w:pPr>
-      <w:r>
-        <w:t>B. Chỉ tỷ lệ Ca của men toàn bộ răng</w:t>
-      </w:r>
-    </w:p>
-    <w:p>
-      <w:pPr>
-        <w:pStyle w:val="Option"/>
-      </w:pPr>
-      <w:r>
-        <w:t>C. Chỉ màu trắng trên ảnh ướt</w:t>
-      </w:r>
-    </w:p>
-    <w:p>
-      <w:pPr>
-        <w:pStyle w:val="Option"/>
-      </w:pPr>
-      <w:r>
-        <w:t>D. Chỉ pH nước bọt toàn phần một lần</w:t>
+        <w:t>A. Độ bóng và kết cấu bề mặt cùng lượng mảng bám</w:t>
+      </w:r>
+    </w:p>
+    <w:p>
+      <w:pPr>
+        <w:pStyle w:val="Option"/>
+      </w:pPr>
+      <w:r>
+        <w:t>B. Tổng calcium của răng cùng độ dày lớp men</w:t>
+      </w:r>
+    </w:p>
+    <w:p>
+      <w:pPr>
+        <w:pStyle w:val="Option"/>
+      </w:pPr>
+      <w:r>
+        <w:t>C. pH nước bọt đo một lần cùng màu sắc ngà</w:t>
+      </w:r>
+    </w:p>
+    <w:p>
+      <w:pPr>
+        <w:pStyle w:val="Option"/>
+      </w:pPr>
+      <w:r>
+        <w:t>D. Mức trắng khi còn ướt và diện tích tổn thương</w:t>
       </w:r>
     </w:p>
     <w:p>
@@ -6148,7 +6148,7 @@
         <w:pStyle w:val="Answer"/>
       </w:pPr>
       <w:r>
-        <w:t>Giải thích: Vết trắng có thể tồn tại sau khi ngừng hoạt động; kết cấu bề mặt và nguy cơ tại chỗ giúp đánh giá hơn màu riêng lẻ.</w:t>
+        <w:t>Giải thích: Vết trắng có thể tồn tại ở tổn thương bất hoạt, nên độ bóng và kết cấu cùng mảng bám có giá trị phân biệt hơn. Một pH nước bọt hoặc màu ảnh không mô tả đầy đủ môi trường tại tổn thương.</w:t>
       </w:r>
     </w:p>
     <w:p>
@@ -6164,31 +6164,31 @@
         <w:pStyle w:val="Option"/>
       </w:pPr>
       <w:r>
-        <w:t>A. Mạch máu nằm trong men</w:t>
-      </w:r>
-    </w:p>
-    <w:p>
-      <w:pPr>
-        <w:pStyle w:val="Option"/>
-      </w:pPr>
-      <w:r>
-        <w:t>B. Các khoảng gian tinh thể chứa nước và đường khuếch tán vi thể</w:t>
-      </w:r>
-    </w:p>
-    <w:p>
-      <w:pPr>
-        <w:pStyle w:val="Option"/>
-      </w:pPr>
-      <w:r>
-        <w:t>C. Ống tủy thông thẳng ra toàn bộ men</w:t>
-      </w:r>
-    </w:p>
-    <w:p>
-      <w:pPr>
-        <w:pStyle w:val="Option"/>
-      </w:pPr>
-      <w:r>
-        <w:t>D. Chỉ qua lỗ sâu thấy bằng mắt</w:t>
+        <w:t>A. Mạch máu nhỏ đi giữa các trụ men trưởng thành</w:t>
+      </w:r>
+    </w:p>
+    <w:p>
+      <w:pPr>
+        <w:pStyle w:val="Option"/>
+      </w:pPr>
+      <w:r>
+        <w:t>B. Ống ngà đi xuyên qua toàn bộ men trưởng thành</w:t>
+      </w:r>
+    </w:p>
+    <w:p>
+      <w:pPr>
+        <w:pStyle w:val="Option"/>
+      </w:pPr>
+      <w:r>
+        <w:t>C. Các lỗ sâu lớn đã nhìn thấy bằng mắt thường</w:t>
+      </w:r>
+    </w:p>
+    <w:p>
+      <w:pPr>
+        <w:pStyle w:val="Option"/>
+      </w:pPr>
+      <w:r>
+        <w:t>D. Khoảng gian tinh thể và đường chứa nước vi thể</w:t>
       </w:r>
     </w:p>
     <w:p>
@@ -6197,7 +6197,7 @@
         <w:keepNext/>
       </w:pPr>
       <w:r>
-        <w:t>Đáp án: B</w:t>
+        <w:t>Đáp án: D</w:t>
       </w:r>
     </w:p>
     <w:p>
@@ -6205,7 +6205,7 @@
         <w:pStyle w:val="Answer"/>
       </w:pPr>
       <w:r>
-        <w:t>Giải thích: Men có nước trong các khoảng gian tinh thể; mất khoáng tăng độ xốp và tạo đường khuếch tán cho acid/ion.</w:t>
+        <w:t>Giải thích: Men có những khoảng chứa nước cho phép khuếch tán vi thể dù bề mặt chưa thủng. Mạch máu không nằm trong men trưởng thành, và không cần có lỗ đại thể để acid tiếp cận vùng dưới bề mặt.</w:t>
       </w:r>
     </w:p>
     <w:p>
@@ -6221,31 +6221,31 @@
         <w:pStyle w:val="Option"/>
       </w:pPr>
       <w:r>
-        <w:t>A. Ngà phản ứng đồng nghĩa vi khuẩn đã vào tủy</w:t>
-      </w:r>
-    </w:p>
-    <w:p>
-      <w:pPr>
-        <w:pStyle w:val="Option"/>
-      </w:pPr>
-      <w:r>
-        <w:t>B. Vùng ngoài không thể có mất khoáng</w:t>
-      </w:r>
-    </w:p>
-    <w:p>
-      <w:pPr>
-        <w:pStyle w:val="Option"/>
-      </w:pPr>
-      <w:r>
-        <w:t>C. Mô ngà có đáp ứng bảo vệ ở phía trong đồng thời tổn thương tiến triển ở phía ngoài</w:t>
-      </w:r>
-    </w:p>
-    <w:p>
-      <w:pPr>
-        <w:pStyle w:val="Option"/>
-      </w:pPr>
-      <w:r>
-        <w:t>D. Các vùng đó đều thuộc men răng</w:t>
+        <w:t>A. Ngà mới hình thành loại trừ mất khoáng phía ngoài</w:t>
+      </w:r>
+    </w:p>
+    <w:p>
+      <w:pPr>
+        <w:pStyle w:val="Option"/>
+      </w:pPr>
+      <w:r>
+        <w:t>B. Đáp ứng bảo vệ và tổn thương cùng hiện diện</w:t>
+      </w:r>
+    </w:p>
+    <w:p>
+      <w:pPr>
+        <w:pStyle w:val="Option"/>
+      </w:pPr>
+      <w:r>
+        <w:t>C. Ngà phản ứng chứng minh vi khuẩn đã vào tủy</w:t>
+      </w:r>
+    </w:p>
+    <w:p>
+      <w:pPr>
+        <w:pStyle w:val="Option"/>
+      </w:pPr>
+      <w:r>
+        <w:t>D. Vùng ngoài và vùng trong phải cùng mức tổn thương</w:t>
       </w:r>
     </w:p>
     <w:p>
@@ -6254,7 +6254,7 @@
         <w:keepNext/>
       </w:pPr>
       <w:r>
-        <w:t>Đáp án: C</w:t>
+        <w:t>Đáp án: B</w:t>
       </w:r>
     </w:p>
     <w:p>
@@ -6262,7 +6262,7 @@
         <w:pStyle w:val="Answer"/>
       </w:pPr>
       <w:r>
-        <w:t>Giải thích: Ngà phản ứng ở phía trong và vùng mất khoáng hoặc bị vi khuẩn phá hủy ở phía ngoài có thể cùng hiện diện trong một tổn thương.</w:t>
+        <w:t>Giải thích: Mặt trong có thể tạo ngà phản ứng trong khi mặt ngoài tiếp tục bị tác động. Đáp ứng bảo vệ không chứng minh đã hết bệnh, cũng không tự chứng minh tủy đã nhiễm khuẩn.</w:t>
       </w:r>
     </w:p>
     <w:p>
@@ -6286,7 +6286,7 @@
         <w:pStyle w:val="Option"/>
       </w:pPr>
       <w:r>
-        <w:t>B. Hướng lan ngoại vi</w:t>
+        <w:t>B. Vùng ngà bị phá hủy nhiễm khuẩn</w:t>
       </w:r>
     </w:p>
     <w:p>
@@ -6302,7 +6302,7 @@
         <w:pStyle w:val="Option"/>
       </w:pPr>
       <w:r>
-        <w:t>D. Vùng khử khoáng</w:t>
+        <w:t>D. Vùng ngà khử khoáng</w:t>
       </w:r>
     </w:p>
     <w:p>
@@ -6319,7 +6319,7 @@
         <w:pStyle w:val="Answer"/>
       </w:pPr>
       <w:r>
-        <w:t>Giải thích: Vùng giảm khoáng phù hợp với vùng khử khoáng; đây là khái niệm khác với vùng mô đã bị vi khuẩn phá hủy.</w:t>
+        <w:t>Giải thích: Giảm khoáng mà chưa thấy mô bị vi khuẩn phá hủy phù hợp vùng khử khoáng. Xơ cứng là tăng bít khoáng ống ngà, còn ngà phản ứng là mô tạo thêm phía tủy.</w:t>
       </w:r>
     </w:p>
     <w:p>
@@ -6327,39 +6327,39 @@
         <w:pStyle w:val="Question"/>
       </w:pPr>
       <w:r>
-        <w:t>Câu 111. Một ngày có ba bữa làm pH mảng bám dưới ngưỡng 12 phút mỗi bữa; ngày khác có năm lần nhấm kẹo, mỗi lần 18 phút. Theo mô hình đơn giản, tổng phút thuận lợi mất khoáng là bao nhiêu?</w:t>
-      </w:r>
-    </w:p>
-    <w:p>
-      <w:pPr>
-        <w:pStyle w:val="Option"/>
-      </w:pPr>
-      <w:r>
-        <w:t>A. 36 phút so với 90 phút</w:t>
-      </w:r>
-    </w:p>
-    <w:p>
-      <w:pPr>
-        <w:pStyle w:val="Option"/>
-      </w:pPr>
-      <w:r>
-        <w:t>B. 12 phút so với 18 phút</w:t>
-      </w:r>
-    </w:p>
-    <w:p>
-      <w:pPr>
-        <w:pStyle w:val="Option"/>
-      </w:pPr>
-      <w:r>
-        <w:t>C. 36 phút so với 18 phút</w:t>
-      </w:r>
-    </w:p>
-    <w:p>
-      <w:pPr>
-        <w:pStyle w:val="Option"/>
-      </w:pPr>
-      <w:r>
-        <w:t>D. 90 phút so với 36 phút</w:t>
+        <w:t>Câu 111. Ngày thứ nhất có ba đợt dịch dưới bão hòa HA, mỗi đợt 12 phút; ngày thứ hai có năm đợt, mỗi đợt 18 phút. Các đợt không chồng nhau. Tổng thời gian tương ứng là bao nhiêu?</w:t>
+      </w:r>
+    </w:p>
+    <w:p>
+      <w:pPr>
+        <w:pStyle w:val="Option"/>
+      </w:pPr>
+      <w:r>
+        <w:t>A. 12 phút và 18 phút</w:t>
+      </w:r>
+    </w:p>
+    <w:p>
+      <w:pPr>
+        <w:pStyle w:val="Option"/>
+      </w:pPr>
+      <w:r>
+        <w:t>B. 36 phút và 90 phút</w:t>
+      </w:r>
+    </w:p>
+    <w:p>
+      <w:pPr>
+        <w:pStyle w:val="Option"/>
+      </w:pPr>
+      <w:r>
+        <w:t>C. 36 phút và 18 phút</w:t>
+      </w:r>
+    </w:p>
+    <w:p>
+      <w:pPr>
+        <w:pStyle w:val="Option"/>
+      </w:pPr>
+      <w:r>
+        <w:t>D. 90 phút và 36 phút</w:t>
       </w:r>
     </w:p>
     <w:p>
@@ -6368,7 +6368,7 @@
         <w:keepNext/>
       </w:pPr>
       <w:r>
-        <w:t>Đáp án: A</w:t>
+        <w:t>Đáp án: B</w:t>
       </w:r>
     </w:p>
     <w:p>
@@ -6376,7 +6376,7 @@
         <w:pStyle w:val="Answer"/>
       </w:pPr>
       <w:r>
-        <w:t>Giải thích: Cộng thời gian các đợt: 3×12=36, 5×18=90 phút. Đây là mô hình thời gian, không tự xác định mức mất khoáng thật.</w:t>
+        <w:t>Giải thích: Cộng các khoảng không chồng nhau: 3 × 12 = 36 phút và 5 × 18 = 90 phút. Đây là tổng thời gian thuận lợi hòa tan; chưa đủ suy ra lượng khoáng mất chính xác.</w:t>
       </w:r>
     </w:p>
     <w:p>
@@ -6392,31 +6392,31 @@
         <w:pStyle w:val="Option"/>
       </w:pPr>
       <w:r>
-        <w:t>A. Xem là hằng số chính xác cho mọi lần ăn</w:t>
-      </w:r>
-    </w:p>
-    <w:p>
-      <w:pPr>
-        <w:pStyle w:val="Option"/>
-      </w:pPr>
-      <w:r>
-        <w:t>B. Chỉ xem là ví dụ; đánh giá riêng vì tốc độ hồi phục phụ thuộc nước bọt và mảng bám</w:t>
-      </w:r>
-    </w:p>
-    <w:p>
-      <w:pPr>
-        <w:pStyle w:val="Option"/>
-      </w:pPr>
-      <w:r>
-        <w:t>C. Kết luận mọi người khô miệng hồi phục nhanh hơn</w:t>
-      </w:r>
-    </w:p>
-    <w:p>
-      <w:pPr>
-        <w:pStyle w:val="Option"/>
-      </w:pPr>
-      <w:r>
-        <w:t>D. Bỏ qua mọi ảnh hưởng của tần suất</w:t>
+        <w:t>A. Dùng một giờ làm hằng số cho mỗi người</w:t>
+      </w:r>
+    </w:p>
+    <w:p>
+      <w:pPr>
+        <w:pStyle w:val="Option"/>
+      </w:pPr>
+      <w:r>
+        <w:t>B. Rút ngắn còn nửa giờ vì ít nước bọt</w:t>
+      </w:r>
+    </w:p>
+    <w:p>
+      <w:pPr>
+        <w:pStyle w:val="Option"/>
+      </w:pPr>
+      <w:r>
+        <w:t>C. Chỉ đo mức pH thấp nhất để thay thế</w:t>
+      </w:r>
+    </w:p>
+    <w:p>
+      <w:pPr>
+        <w:pStyle w:val="Option"/>
+      </w:pPr>
+      <w:r>
+        <w:t>D. Cần đánh giá riêng khả năng hồi phục</w:t>
       </w:r>
     </w:p>
     <w:p>
@@ -6425,7 +6425,7 @@
         <w:keepNext/>
       </w:pPr>
       <w:r>
-        <w:t>Đáp án: B</w:t>
+        <w:t>Đáp án: D</w:t>
       </w:r>
     </w:p>
     <w:p>
@@ -6433,7 +6433,7 @@
         <w:pStyle w:val="Answer"/>
       </w:pPr>
       <w:r>
-        <w:t>Giải thích: Khả năng đệm và rửa trôi thay đổi giữa các bệnh nhân, nhất là khi khô miệng; không thể áp một thời gian hồi phục cho tất cả.</w:t>
+        <w:t>Giải thích: Tốc độ hồi phục phụ thuộc tiết nước bọt, khả năng đệm, thanh thải và mảng bám. Ví dụ một giờ ở một lần thử không được áp cố định cho mọi người, nhất là người khô miệng.</w:t>
       </w:r>
     </w:p>
     <w:p>
@@ -6449,31 +6449,31 @@
         <w:pStyle w:val="Option"/>
       </w:pPr>
       <w:r>
-        <w:t>A. Có thêm khoảng dài quá bão hòa giữa mọi lần ăn</w:t>
-      </w:r>
-    </w:p>
-    <w:p>
-      <w:pPr>
-        <w:pStyle w:val="Option"/>
-      </w:pPr>
-      <w:r>
-        <w:t>B. Acid biến thành khoáng</w:t>
-      </w:r>
-    </w:p>
-    <w:p>
-      <w:pPr>
-        <w:pStyle w:val="Option"/>
-      </w:pPr>
-      <w:r>
-        <w:t>C. Các đợt pH thấp chồng nhau, rút ngắn thời gian bồi khoáng</w:t>
-      </w:r>
-    </w:p>
-    <w:p>
-      <w:pPr>
-        <w:pStyle w:val="Option"/>
-      </w:pPr>
-      <w:r>
-        <w:t>D. Cả hai chắc chắn giống hệt nhau</w:t>
+        <w:t>A. Khoảng phục hồi dài hơn nhờ số lần ăn tăng</w:t>
+      </w:r>
+    </w:p>
+    <w:p>
+      <w:pPr>
+        <w:pStyle w:val="Option"/>
+      </w:pPr>
+      <w:r>
+        <w:t>B. Tổng thời gian acid bằng nhau vì cùng ba bữa</w:t>
+      </w:r>
+    </w:p>
+    <w:p>
+      <w:pPr>
+        <w:pStyle w:val="Option"/>
+      </w:pPr>
+      <w:r>
+        <w:t>C. Các đợt acid chồng lấp, ít thời gian bồi khoáng</w:t>
+      </w:r>
+    </w:p>
+    <w:p>
+      <w:pPr>
+        <w:pStyle w:val="Option"/>
+      </w:pPr>
+      <w:r>
+        <w:t>D. Mỗi lần ăn tạo cùng thời gian bồi khoáng kéo dài</w:t>
       </w:r>
     </w:p>
     <w:p>
@@ -6490,7 +6490,7 @@
         <w:pStyle w:val="Answer"/>
       </w:pPr>
       <w:r>
-        <w:t>Giải thích: Các lần tiếp xúc sát nhau có thể làm pH chưa kịp phục hồi trước đợt acid tiếp theo.</w:t>
+        <w:t>Giải thích: Ăn thêm trước khi pH hồi phục có thể nối dài môi trường thuận lợi mất khoáng. Vì vậy, thời điểm tiếp xúc thêm có ý nghĩa bên cạnh lượng ăn trong các bữa chính.</w:t>
       </w:r>
     </w:p>
     <w:p>
@@ -6506,31 +6506,31 @@
         <w:pStyle w:val="Option"/>
       </w:pPr>
       <w:r>
-        <w:t>A. Kết luận chắc chắn có lỗ sâu ở mọi răng</w:t>
-      </w:r>
-    </w:p>
-    <w:p>
-      <w:pPr>
-        <w:pStyle w:val="Option"/>
-      </w:pPr>
-      <w:r>
-        <w:t>B. Kết luận nguyên nhân chắc chắn là acid dạ dày</w:t>
-      </w:r>
-    </w:p>
-    <w:p>
-      <w:pPr>
-        <w:pStyle w:val="Option"/>
-      </w:pPr>
-      <w:r>
-        <w:t>C. Bỏ qua vì pH không liên quan sâu răng</w:t>
-      </w:r>
-    </w:p>
-    <w:p>
-      <w:pPr>
-        <w:pStyle w:val="Option"/>
-      </w:pPr>
-      <w:r>
-        <w:t>D. Đây là dấu thử thách acid/nguy cơ; cần khám bề mặt và bối cảnh để chẩn đoán sang thương</w:t>
+        <w:t>A. Bằng chứng mọi răng đã có lỗ sâu nhìn thấy</w:t>
+      </w:r>
+    </w:p>
+    <w:p>
+      <w:pPr>
+        <w:pStyle w:val="Option"/>
+      </w:pPr>
+      <w:r>
+        <w:t>B. Dấu thử thách acid, cần khám tổn thương</w:t>
+      </w:r>
+    </w:p>
+    <w:p>
+      <w:pPr>
+        <w:pStyle w:val="Option"/>
+      </w:pPr>
+      <w:r>
+        <w:t>C. Đủ dữ kiện xác định độ sâu từng xoang</w:t>
+      </w:r>
+    </w:p>
+    <w:p>
+      <w:pPr>
+        <w:pStyle w:val="Option"/>
+      </w:pPr>
+      <w:r>
+        <w:t>D. Bằng chứng mất mô chủ yếu do trào ngược</w:t>
       </w:r>
     </w:p>
     <w:p>
@@ -6539,7 +6539,7 @@
         <w:keepNext/>
       </w:pPr>
       <w:r>
-        <w:t>Đáp án: D</w:t>
+        <w:t>Đáp án: B</w:t>
       </w:r>
     </w:p>
     <w:p>
@@ -6547,7 +6547,7 @@
         <w:pStyle w:val="Answer"/>
       </w:pPr>
       <w:r>
-        <w:t>Giải thích: Đồ thị phản ánh đáp ứng mảng bám; nó không tự cho biết vị trí, độ sâu hay có lỗ của từng sang thương.</w:t>
+        <w:t>Giải thích: Đường cong phản ánh đáp ứng acid của mảng bám và góp phần đánh giá nguy cơ. Nó không trực tiếp xác định vị trí, độ sâu hay tính liên tục của bề mặt răng.</w:t>
       </w:r>
     </w:p>
     <w:p>
@@ -6555,39 +6555,39 @@
         <w:pStyle w:val="Question"/>
       </w:pPr>
       <w:r>
-        <w:t>Câu 115. Nước bọt có thể quá bão hòa với HA nhưng calcium phosphate không lập tức kết tủa hết thành vôi răng. Cơ chế nào góp phần giải thích?</w:t>
-      </w:r>
-    </w:p>
-    <w:p>
-      <w:pPr>
-        <w:pStyle w:val="Option"/>
-      </w:pPr>
-      <w:r>
-        <w:t>A. Protein nước bọt như statherin hạn chế kết tủa tự phát</w:t>
-      </w:r>
-    </w:p>
-    <w:p>
-      <w:pPr>
-        <w:pStyle w:val="Option"/>
-      </w:pPr>
-      <w:r>
-        <w:t>B. Protein nước bọt làm Ca biến mất</w:t>
-      </w:r>
-    </w:p>
-    <w:p>
-      <w:pPr>
-        <w:pStyle w:val="Option"/>
-      </w:pPr>
-      <w:r>
-        <w:t>C. Nước bọt luôn không có phosphate</w:t>
-      </w:r>
-    </w:p>
-    <w:p>
-      <w:pPr>
-        <w:pStyle w:val="Option"/>
-      </w:pPr>
-      <w:r>
-        <w:t>D. HA không thể kết tủa ở bất kỳ đâu</w:t>
+        <w:t>Câu 115. Nước bọt quá bão hòa HA nhưng chưa có kết tủa quan sát được trong thời gian thử. Kết luận nào giải thích phù hợp?</w:t>
+      </w:r>
+    </w:p>
+    <w:p>
+      <w:pPr>
+        <w:pStyle w:val="Option"/>
+      </w:pPr>
+      <w:r>
+        <w:t>A. Protein có thể làm chậm động học kết tinh</w:t>
+      </w:r>
+    </w:p>
+    <w:p>
+      <w:pPr>
+        <w:pStyle w:val="Option"/>
+      </w:pPr>
+      <w:r>
+        <w:t>B. Quá bão hòa chỉ phản ánh calcium toàn phần</w:t>
+      </w:r>
+    </w:p>
+    <w:p>
+      <w:pPr>
+        <w:pStyle w:val="Option"/>
+      </w:pPr>
+      <w:r>
+        <w:t>C. Vượt Ksp phải tạo kết tủa quan sát được ngay</w:t>
+      </w:r>
+    </w:p>
+    <w:p>
+      <w:pPr>
+        <w:pStyle w:val="Option"/>
+      </w:pPr>
+      <w:r>
+        <w:t>D. Protein làm Ksp tăng để dịch hết quá bão hòa</w:t>
       </w:r>
     </w:p>
     <w:p>
@@ -6604,7 +6604,7 @@
         <w:pStyle w:val="Answer"/>
       </w:pPr>
       <w:r>
-        <w:t>Giải thích: Statherin/protein giàu proline góp phần giữ ion khả dụng và điều hòa kết tủa; chúng không ngăn mọi vôi răng.</w:t>
+        <w:t>Giải thích: Protein nước bọt có thể cản tạo mầm và phát triển tinh thể tự phát dù dịch quá bão hòa. Lực nhiệt động thuận lợi và tốc độ kết tinh thực tế là hai vấn đề khác nhau.</w:t>
       </w:r>
     </w:p>
     <w:p>
@@ -6612,39 +6612,39 @@
         <w:pStyle w:val="Question"/>
       </w:pPr>
       <w:r>
-        <w:t>Câu 116. Mẫu vôi răng trên nướu chứa chủ yếu apatite chứa fluor và HA, đôi khi có octacalcium phosphate hoặc brushite. Điều nào giải thích tốt nhất?</w:t>
-      </w:r>
-    </w:p>
-    <w:p>
-      <w:pPr>
-        <w:pStyle w:val="Option"/>
-      </w:pPr>
-      <w:r>
-        <w:t>A. Men răng đã biến hoàn toàn thành vôi</w:t>
-      </w:r>
-    </w:p>
-    <w:p>
-      <w:pPr>
-        <w:pStyle w:val="Option"/>
-      </w:pPr>
-      <w:r>
-        <w:t>B. Dịch miệng có thể quá bão hòa với apatite nên khoáng có thể lắng đọng ngoài sang thương</w:t>
-      </w:r>
-    </w:p>
-    <w:p>
-      <w:pPr>
-        <w:pStyle w:val="Option"/>
-      </w:pPr>
-      <w:r>
-        <w:t>C. Vôi răng chứng minh bệnh nhân không có nước bọt</w:t>
-      </w:r>
-    </w:p>
-    <w:p>
-      <w:pPr>
-        <w:pStyle w:val="Option"/>
-      </w:pPr>
-      <w:r>
-        <w:t>D. CaF₂ là thành phần duy nhất của vôi</w:t>
+        <w:t>Câu 116. Calcium phosphate có thể bồi trong đốm trắng men hoặc lắng vào mảng bám thành cao răng. Điểm phân biệt quan trọng nhất là gì?</w:t>
+      </w:r>
+    </w:p>
+    <w:p>
+      <w:pPr>
+        <w:pStyle w:val="Option"/>
+      </w:pPr>
+      <w:r>
+        <w:t>A. Khoáng bồi vào mô răng hay lắng trong mảng bám</w:t>
+      </w:r>
+    </w:p>
+    <w:p>
+      <w:pPr>
+        <w:pStyle w:val="Option"/>
+      </w:pPr>
+      <w:r>
+        <w:t>B. Mọi lắng đọng calcium phosphate đều tái khoáng men</w:t>
+      </w:r>
+    </w:p>
+    <w:p>
+      <w:pPr>
+        <w:pStyle w:val="Option"/>
+      </w:pPr>
+      <w:r>
+        <w:t>C. Chỉ có cao răng khi dịch dưới bão hòa apatite</w:t>
+      </w:r>
+    </w:p>
+    <w:p>
+      <w:pPr>
+        <w:pStyle w:val="Option"/>
+      </w:pPr>
+      <w:r>
+        <w:t>D. Có cao răng chứng minh toàn bộ men đã đủ khoáng</w:t>
       </w:r>
     </w:p>
     <w:p>
@@ -6653,7 +6653,7 @@
         <w:keepNext/>
       </w:pPr>
       <w:r>
-        <w:t>Đáp án: B</w:t>
+        <w:t>Đáp án: A</w:t>
       </w:r>
     </w:p>
     <w:p>
@@ -6661,7 +6661,7 @@
         <w:pStyle w:val="Answer"/>
       </w:pPr>
       <w:r>
-        <w:t>Giải thích: Dịch miệng có thể quá bão hòa với một số pha apatite, tạo điều kiện lắng đọng khoáng tại những vị trí thích hợp.</w:t>
+        <w:t>Giải thích: Khoáng bồi lên tinh thể còn lại trong tổn thương là tái khoáng, còn khoáng hóa mảng bám tạo cao răng. Cùng nguồn ion có thể tạo kết quả khác nhau theo vị trí, không nên đồng nhất mọi kết tủa với chữa tổn thương.</w:t>
       </w:r>
     </w:p>
     <w:p>
@@ -6677,31 +6677,31 @@
         <w:pStyle w:val="Option"/>
       </w:pPr>
       <w:r>
-        <w:t>A. HA và FA đều phải hòa tan</w:t>
-      </w:r>
-    </w:p>
-    <w:p>
-      <w:pPr>
-        <w:pStyle w:val="Option"/>
-      </w:pPr>
-      <w:r>
-        <w:t>B. HA và FA đều phải kết tủa</w:t>
-      </w:r>
-    </w:p>
-    <w:p>
-      <w:pPr>
-        <w:pStyle w:val="Option"/>
-      </w:pPr>
-      <w:r>
-        <w:t>C. HA có lực hòa tan còn pha chứa fluor có thể lắng đọng</w:t>
-      </w:r>
-    </w:p>
-    <w:p>
-      <w:pPr>
-        <w:pStyle w:val="Option"/>
-      </w:pPr>
-      <w:r>
-        <w:t>D. Không thể có hai độ bão hòa khác nhau trong một dịch</w:t>
+        <w:t>A. HA và FA cùng ở trạng thái quá bão hòa</w:t>
+      </w:r>
+    </w:p>
+    <w:p>
+      <w:pPr>
+        <w:pStyle w:val="Option"/>
+      </w:pPr>
+      <w:r>
+        <w:t>B. HA có lực hòa tan, FA có lực lắng đọng</w:t>
+      </w:r>
+    </w:p>
+    <w:p>
+      <w:pPr>
+        <w:pStyle w:val="Option"/>
+      </w:pPr>
+      <w:r>
+        <w:t>C. HA có lực lắng đọng, FA có lực hòa tan</w:t>
+      </w:r>
+    </w:p>
+    <w:p>
+      <w:pPr>
+        <w:pStyle w:val="Option"/>
+      </w:pPr>
+      <w:r>
+        <w:t>D. HA và FA cùng ở trạng thái dưới bão hòa</w:t>
       </w:r>
     </w:p>
     <w:p>
@@ -6710,7 +6710,7 @@
         <w:keepNext/>
       </w:pPr>
       <w:r>
-        <w:t>Đáp án: C</w:t>
+        <w:t>Đáp án: B</w:t>
       </w:r>
     </w:p>
     <w:p>
@@ -6718,7 +6718,7 @@
         <w:pStyle w:val="Answer"/>
       </w:pPr>
       <w:r>
-        <w:t>Giải thích: Tỷ số dưới 1 là chưa bão hòa; trên 1 là quá bão hòa. Trạng thái của từng pha phải xét riêng.</w:t>
+        <w:t>Giải thích: Tỷ số 0,7 nhỏ hơn 1 nghĩa là dưới bão hòa HA; tỷ số 1,3 lớn hơn 1 nghĩa là quá bão hòa FA. Lực lắng đọng FA không bảo đảm ngay lập tức có kết tủa vì còn điều kiện động học.</w:t>
       </w:r>
     </w:p>
     <w:p>
@@ -6734,31 +6734,31 @@
         <w:pStyle w:val="Option"/>
       </w:pPr>
       <w:r>
-        <w:t>A. Cả hai tự mọc lại toàn bộ men đã mất</w:t>
-      </w:r>
-    </w:p>
-    <w:p>
-      <w:pPr>
-        <w:pStyle w:val="Option"/>
-      </w:pPr>
-      <w:r>
-        <w:t>B. Y dễ tái tạo hình thể hơn vì hõm nhẵn</w:t>
-      </w:r>
-    </w:p>
-    <w:p>
-      <w:pPr>
-        <w:pStyle w:val="Option"/>
-      </w:pPr>
-      <w:r>
-        <w:t>C. X chắc chắn không thể nhận ion khoáng</w:t>
-      </w:r>
-    </w:p>
-    <w:p>
-      <w:pPr>
-        <w:pStyle w:val="Option"/>
-      </w:pPr>
-      <w:r>
-        <w:t>D. X còn tinh thể nền để tái khoáng một phần; Y không tự mọc lại lớp men đã mất</w:t>
+        <w:t>A. Cả hai đều mất khả năng nhận thêm ion khoáng</w:t>
+      </w:r>
+    </w:p>
+    <w:p>
+      <w:pPr>
+        <w:pStyle w:val="Option"/>
+      </w:pPr>
+      <w:r>
+        <w:t>B. Y dễ mọc lại men hơn vì bề mặt hõm đã nhẵn</w:t>
+      </w:r>
+    </w:p>
+    <w:p>
+      <w:pPr>
+        <w:pStyle w:val="Option"/>
+      </w:pPr>
+      <w:r>
+        <w:t>C. Cả hai phải tự phục hồi đầy đủ hình thể ban đầu</w:t>
+      </w:r>
+    </w:p>
+    <w:p>
+      <w:pPr>
+        <w:pStyle w:val="Option"/>
+      </w:pPr>
+      <w:r>
+        <w:t>D. X có thể bồi khoáng, Y không mọc lại phần mất</w:t>
       </w:r>
     </w:p>
     <w:p>
@@ -6775,7 +6775,7 @@
         <w:pStyle w:val="Answer"/>
       </w:pPr>
       <w:r>
-        <w:t>Giải thích: Tái khoáng phát triển trên tinh thể còn lại ở sang thương chưa thủng; men đã bị xói mòn mất theo lớp không tự tái tạo hình thể.</w:t>
+        <w:t>Giải thích: X còn nhiều tinh thể nền trong tổn thương chưa thủng nên có khả năng bồi khoáng một phần. Y có thể giảm mềm bề mặt còn lại khi hết acid, nhưng phần men đã mất không tự mọc lại thành hình thể cũ.</w:t>
       </w:r>
     </w:p>
     <w:p>
@@ -6783,39 +6783,39 @@
         <w:pStyle w:val="Question"/>
       </w:pPr>
       <w:r>
-        <w:t>Câu 119. Trong cùng quy ước công thức và điều kiện, một apatite carbonat hóa có Ksp khoảng 10⁻⁵⁵ còn HA tinh khiết khoảng 10⁻⁶⁰. Kết luận nào phù hợp?</w:t>
-      </w:r>
-    </w:p>
-    <w:p>
-      <w:pPr>
-        <w:pStyle w:val="Option"/>
-      </w:pPr>
-      <w:r>
-        <w:t>A. Apatite carbonat hóa có độ hòa tan cân bằng cao hơn</w:t>
-      </w:r>
-    </w:p>
-    <w:p>
-      <w:pPr>
-        <w:pStyle w:val="Option"/>
-      </w:pPr>
-      <w:r>
-        <w:t>B. HA tinh khiết có Ksp lớn hơn</w:t>
-      </w:r>
-    </w:p>
-    <w:p>
-      <w:pPr>
-        <w:pStyle w:val="Option"/>
-      </w:pPr>
-      <w:r>
-        <w:t>C. Hai Ksp giống nhau vì đều là apatite</w:t>
-      </w:r>
-    </w:p>
-    <w:p>
-      <w:pPr>
-        <w:pStyle w:val="Option"/>
-      </w:pPr>
-      <w:r>
-        <w:t>D. Ksp lớn hơn chứng minh khoáng không thể tan</w:t>
+        <w:t>Câu 119. Trong cùng quy ước Ca₅(PO₄)₃OH và điều kiện nhiệt độ, một ví dụ có IAP_HA = 10⁻⁶⁰ và Ksp_HA = 10⁻⁵⁹. Nhận định nào đúng?</w:t>
+      </w:r>
+    </w:p>
+    <w:p>
+      <w:pPr>
+        <w:pStyle w:val="Option"/>
+      </w:pPr>
+      <w:r>
+        <w:t>A. IAP/Ksp bằng 0,1, dịch quá bão hòa</w:t>
+      </w:r>
+    </w:p>
+    <w:p>
+      <w:pPr>
+        <w:pStyle w:val="Option"/>
+      </w:pPr>
+      <w:r>
+        <w:t>B. IAP/Ksp bằng 1, dịch vừa bão hòa</w:t>
+      </w:r>
+    </w:p>
+    <w:p>
+      <w:pPr>
+        <w:pStyle w:val="Option"/>
+      </w:pPr>
+      <w:r>
+        <w:t>C. IAP/Ksp bằng 0,1, dịch dưới bão hòa</w:t>
+      </w:r>
+    </w:p>
+    <w:p>
+      <w:pPr>
+        <w:pStyle w:val="Option"/>
+      </w:pPr>
+      <w:r>
+        <w:t>D. IAP/Ksp bằng 10, dịch quá bão hòa</w:t>
       </w:r>
     </w:p>
     <w:p>
@@ -6824,7 +6824,7 @@
         <w:keepNext/>
       </w:pPr>
       <w:r>
-        <w:t>Đáp án: A</w:t>
+        <w:t>Đáp án: C</w:t>
       </w:r>
     </w:p>
     <w:p>
@@ -6832,7 +6832,7 @@
         <w:pStyle w:val="Answer"/>
       </w:pPr>
       <w:r>
-        <w:t>Giải thích: Cùng quy ước, Ksp lớn hơn gợi pha dễ hòa tan hơn; không được so các Ksp dùng công thức đơn vị hay điều kiện khác nhau.</w:t>
+        <w:t>Giải thích: Chia 10⁻⁶⁰ cho 10⁻⁵⁹ được 10⁻¹ = 0,1 nên dịch dưới bão hòa. Khi so các lũy thừa âm, số mũ âm hơn biểu diễn số nhỏ hơn.</w:t>
       </w:r>
     </w:p>
     <w:p>
@@ -6848,31 +6848,31 @@
         <w:pStyle w:val="Option"/>
       </w:pPr>
       <w:r>
-        <w:t>A. Chỉ pH mới quyết định pha khoáng xuất hiện</w:t>
-      </w:r>
-    </w:p>
-    <w:p>
-      <w:pPr>
-        <w:pStyle w:val="Option"/>
-      </w:pPr>
-      <w:r>
-        <w:t>B. Ion phụ như Mg²⁺ có thể làm thay đổi pha khoáng hình thành</w:t>
-      </w:r>
-    </w:p>
-    <w:p>
-      <w:pPr>
-        <w:pStyle w:val="Option"/>
-      </w:pPr>
-      <w:r>
-        <w:t>C. Mg²⁺ làm mọi muối calcium biến mất</w:t>
-      </w:r>
-    </w:p>
-    <w:p>
-      <w:pPr>
-        <w:pStyle w:val="Option"/>
-      </w:pPr>
-      <w:r>
-        <w:t>D. Fluoride là điều kiện bắt buộc để tạo whitlockite</w:t>
+        <w:t>A. Whitlockite tăng chứng minh fluoride cũng tăng</w:t>
+      </w:r>
+    </w:p>
+    <w:p>
+      <w:pPr>
+        <w:pStyle w:val="Option"/>
+      </w:pPr>
+      <w:r>
+        <w:t>B. Cùng pH buộc hai mẫu tạo cùng pha khoáng</w:t>
+      </w:r>
+    </w:p>
+    <w:p>
+      <w:pPr>
+        <w:pStyle w:val="Option"/>
+      </w:pPr>
+      <w:r>
+        <w:t>C. Mg²⁺ chỉ ảnh hưởng pH và không ảnh hưởng pha</w:t>
+      </w:r>
+    </w:p>
+    <w:p>
+      <w:pPr>
+        <w:pStyle w:val="Option"/>
+      </w:pPr>
+      <w:r>
+        <w:t>D. Mg²⁺ có thể làm thay đổi pha khoáng thuận lợi kết tinh</w:t>
       </w:r>
     </w:p>
     <w:p>
@@ -6881,7 +6881,7 @@
         <w:keepNext/>
       </w:pPr>
       <w:r>
-        <w:t>Đáp án: B</w:t>
+        <w:t>Đáp án: D</w:t>
       </w:r>
     </w:p>
     <w:p>
@@ -6889,7 +6889,7 @@
         <w:pStyle w:val="Answer"/>
       </w:pPr>
       <w:r>
-        <w:t>Giải thích: Chỉ khác nồng độ Mg²⁺, nên sự thay đổi pha khoáng gợi vai trò của ion này trong kết tinh.</w:t>
+        <w:t>Giải thích: Thêm Mg²⁺ trong khi các điều kiện chính giữ nguyên có thể làm thay đổi pha khoáng thuận lợi hình thành. Kết quả không cho phép suy nồng độ fluoride hoặc cho rằng pH quyết định mọi pha.</w:t>
       </w:r>
     </w:p>
     <w:sectPr>
